--- a/Documentos/Plantilla PFM  portada STRUCTURALIA.docx
+++ b/Documentos/Plantilla PFM  portada STRUCTURALIA.docx
@@ -299,7 +299,7 @@
               </wp:anchor>
             </w:drawing>
           </mc:Choice>
-          <mc:Fallback xmlns:cx1="http://schemas.microsoft.com/office/drawing/2015/9/8/chartex" xmlns:cx2="http://schemas.microsoft.com/office/drawing/2015/10/21/chartex" xmlns:cx3="http://schemas.microsoft.com/office/drawing/2016/5/9/chartex" xmlns:cx4="http://schemas.microsoft.com/office/drawing/2016/5/10/chartex" xmlns:cx5="http://schemas.microsoft.com/office/drawing/2016/5/11/chartex" xmlns:cx6="http://schemas.microsoft.com/office/drawing/2016/5/12/chartex" xmlns:cx7="http://schemas.microsoft.com/office/drawing/2016/5/13/chartex" xmlns:cx8="http://schemas.microsoft.com/office/drawing/2016/5/14/chartex" xmlns:aink="http://schemas.microsoft.com/office/drawing/2016/ink" xmlns:am3d="http://schemas.microsoft.com/office/drawing/2017/model3d" xmlns:oel="http://schemas.microsoft.com/office/2019/extlst" xmlns:w16cex="http://schemas.microsoft.com/office/word/2018/wordml/cex" xmlns:w16cid="http://schemas.microsoft.com/office/word/2016/wordml/cid" xmlns:w16="http://schemas.microsoft.com/office/word/2018/wordml" xmlns:w16du="http://schemas.microsoft.com/office/word/2023/wordml/word16du" xmlns:w16sdtdh="http://schemas.microsoft.com/office/word/2020/wordml/sdtdatahash" xmlns:w16sdtfl="http://schemas.microsoft.com/office/word/2024/wordml/sdtformatlock">
+          <mc:Fallback xmlns:w16sdtfl="http://schemas.microsoft.com/office/word/2024/wordml/sdtformatlock" xmlns:w16sdtdh="http://schemas.microsoft.com/office/word/2020/wordml/sdtdatahash" xmlns:w16du="http://schemas.microsoft.com/office/word/2023/wordml/word16du" xmlns:w16="http://schemas.microsoft.com/office/word/2018/wordml" xmlns:w16cid="http://schemas.microsoft.com/office/word/2016/wordml/cid" xmlns:w16cex="http://schemas.microsoft.com/office/word/2018/wordml/cex" xmlns:oel="http://schemas.microsoft.com/office/2019/extlst" xmlns:am3d="http://schemas.microsoft.com/office/drawing/2017/model3d" xmlns:aink="http://schemas.microsoft.com/office/drawing/2016/ink" xmlns:cx8="http://schemas.microsoft.com/office/drawing/2016/5/14/chartex" xmlns:cx7="http://schemas.microsoft.com/office/drawing/2016/5/13/chartex" xmlns:cx6="http://schemas.microsoft.com/office/drawing/2016/5/12/chartex" xmlns:cx5="http://schemas.microsoft.com/office/drawing/2016/5/11/chartex" xmlns:cx4="http://schemas.microsoft.com/office/drawing/2016/5/10/chartex" xmlns:cx3="http://schemas.microsoft.com/office/drawing/2016/5/9/chartex" xmlns:cx2="http://schemas.microsoft.com/office/drawing/2015/10/21/chartex" xmlns:cx1="http://schemas.microsoft.com/office/drawing/2015/9/8/chartex">
             <w:pict>
               <v:rect w14:anchorId="4C829DAB" id="Rectángulo 408" o:spid="_x0000_s1026" style="position:absolute;margin-left:-.05pt;margin-top:173.95pt;width:318pt;height:3.6pt;z-index:251667456;visibility:visible;mso-wrap-style:square;mso-wrap-distance-left:9pt;mso-wrap-distance-top:0;mso-wrap-distance-right:9pt;mso-wrap-distance-bottom:0;mso-position-horizontal:absolute;mso-position-horizontal-relative:margin;mso-position-vertical:absolute;mso-position-vertical-relative:text;v-text-anchor:middle" o:gfxdata="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" fillcolor="#b0b0b0" stroked="f" strokeweight="1pt">
                 <w10:wrap anchorx="margin"/>
@@ -353,7 +353,7 @@
                     <a:blip r:embed="rId7">
                       <a:extLst>
                         <a:ext uri="{96DAC541-7B7A-43D3-8B79-37D633B846F1}">
-                          <asvg:svgBlip xmlns="" xmlns:cx1="http://schemas.microsoft.com/office/drawing/2015/9/8/chartex" xmlns:cx2="http://schemas.microsoft.com/office/drawing/2015/10/21/chartex" xmlns:cx3="http://schemas.microsoft.com/office/drawing/2016/5/9/chartex" xmlns:cx4="http://schemas.microsoft.com/office/drawing/2016/5/10/chartex" xmlns:cx5="http://schemas.microsoft.com/office/drawing/2016/5/11/chartex" xmlns:cx6="http://schemas.microsoft.com/office/drawing/2016/5/12/chartex" xmlns:cx7="http://schemas.microsoft.com/office/drawing/2016/5/13/chartex" xmlns:cx8="http://schemas.microsoft.com/office/drawing/2016/5/14/chartex" xmlns:aink="http://schemas.microsoft.com/office/drawing/2016/ink" xmlns:am3d="http://schemas.microsoft.com/office/drawing/2017/model3d" xmlns:o="urn:schemas-microsoft-com:office:office" xmlns:oel="http://schemas.microsoft.com/office/2019/extlst" xmlns:v="urn:schemas-microsoft-com:vml" xmlns:w10="urn:schemas-microsoft-com:office:word" xmlns:w="http://schemas.openxmlformats.org/wordprocessingml/2006/main" xmlns:w16cex="http://schemas.microsoft.com/office/word/2018/wordml/cex" xmlns:w16cid="http://schemas.microsoft.com/office/word/2016/wordml/cid" xmlns:w16="http://schemas.microsoft.com/office/word/2018/wordml" xmlns:w16du="http://schemas.microsoft.com/office/word/2023/wordml/word16du" xmlns:w16sdtdh="http://schemas.microsoft.com/office/word/2020/wordml/sdtdatahash" xmlns:w16sdtfl="http://schemas.microsoft.com/office/word/2024/wordml/sdtformatlock" xmlns:asvg="http://schemas.microsoft.com/office/drawing/2016/SVG/main" r:embed="rId8"/>
+                          <asvg:svgBlip xmlns:asvg="http://schemas.microsoft.com/office/drawing/2016/SVG/main" xmlns:w16sdtfl="http://schemas.microsoft.com/office/word/2024/wordml/sdtformatlock" xmlns:w16sdtdh="http://schemas.microsoft.com/office/word/2020/wordml/sdtdatahash" xmlns:w16du="http://schemas.microsoft.com/office/word/2023/wordml/word16du" xmlns:w16="http://schemas.microsoft.com/office/word/2018/wordml" xmlns:w16cid="http://schemas.microsoft.com/office/word/2016/wordml/cid" xmlns:w16cex="http://schemas.microsoft.com/office/word/2018/wordml/cex" xmlns:w="http://schemas.openxmlformats.org/wordprocessingml/2006/main" xmlns:w10="urn:schemas-microsoft-com:office:word" xmlns:v="urn:schemas-microsoft-com:vml" xmlns:oel="http://schemas.microsoft.com/office/2019/extlst" xmlns:o="urn:schemas-microsoft-com:office:office" xmlns:am3d="http://schemas.microsoft.com/office/drawing/2017/model3d" xmlns:aink="http://schemas.microsoft.com/office/drawing/2016/ink" xmlns:cx8="http://schemas.microsoft.com/office/drawing/2016/5/14/chartex" xmlns:cx7="http://schemas.microsoft.com/office/drawing/2016/5/13/chartex" xmlns:cx6="http://schemas.microsoft.com/office/drawing/2016/5/12/chartex" xmlns:cx5="http://schemas.microsoft.com/office/drawing/2016/5/11/chartex" xmlns:cx4="http://schemas.microsoft.com/office/drawing/2016/5/10/chartex" xmlns:cx3="http://schemas.microsoft.com/office/drawing/2016/5/9/chartex" xmlns:cx2="http://schemas.microsoft.com/office/drawing/2015/10/21/chartex" xmlns:cx1="http://schemas.microsoft.com/office/drawing/2015/9/8/chartex" xmlns="" r:embed="rId8"/>
                         </a:ext>
                       </a:extLst>
                     </a:blip>
@@ -621,7 +621,7 @@
               </wp:anchor>
             </w:drawing>
           </mc:Choice>
-          <mc:Fallback xmlns:cx1="http://schemas.microsoft.com/office/drawing/2015/9/8/chartex" xmlns:cx2="http://schemas.microsoft.com/office/drawing/2015/10/21/chartex" xmlns:cx3="http://schemas.microsoft.com/office/drawing/2016/5/9/chartex" xmlns:cx4="http://schemas.microsoft.com/office/drawing/2016/5/10/chartex" xmlns:cx5="http://schemas.microsoft.com/office/drawing/2016/5/11/chartex" xmlns:cx6="http://schemas.microsoft.com/office/drawing/2016/5/12/chartex" xmlns:cx7="http://schemas.microsoft.com/office/drawing/2016/5/13/chartex" xmlns:cx8="http://schemas.microsoft.com/office/drawing/2016/5/14/chartex" xmlns:aink="http://schemas.microsoft.com/office/drawing/2016/ink" xmlns:am3d="http://schemas.microsoft.com/office/drawing/2017/model3d" xmlns:oel="http://schemas.microsoft.com/office/2019/extlst" xmlns:w16cex="http://schemas.microsoft.com/office/word/2018/wordml/cex" xmlns:w16cid="http://schemas.microsoft.com/office/word/2016/wordml/cid" xmlns:w16="http://schemas.microsoft.com/office/word/2018/wordml" xmlns:w16du="http://schemas.microsoft.com/office/word/2023/wordml/word16du" xmlns:w16sdtdh="http://schemas.microsoft.com/office/word/2020/wordml/sdtdatahash" xmlns:w16sdtfl="http://schemas.microsoft.com/office/word/2024/wordml/sdtformatlock">
+          <mc:Fallback xmlns:w16sdtfl="http://schemas.microsoft.com/office/word/2024/wordml/sdtformatlock" xmlns:w16sdtdh="http://schemas.microsoft.com/office/word/2020/wordml/sdtdatahash" xmlns:w16du="http://schemas.microsoft.com/office/word/2023/wordml/word16du" xmlns:w16="http://schemas.microsoft.com/office/word/2018/wordml" xmlns:w16cid="http://schemas.microsoft.com/office/word/2016/wordml/cid" xmlns:w16cex="http://schemas.microsoft.com/office/word/2018/wordml/cex" xmlns:oel="http://schemas.microsoft.com/office/2019/extlst" xmlns:am3d="http://schemas.microsoft.com/office/drawing/2017/model3d" xmlns:aink="http://schemas.microsoft.com/office/drawing/2016/ink" xmlns:cx8="http://schemas.microsoft.com/office/drawing/2016/5/14/chartex" xmlns:cx7="http://schemas.microsoft.com/office/drawing/2016/5/13/chartex" xmlns:cx6="http://schemas.microsoft.com/office/drawing/2016/5/12/chartex" xmlns:cx5="http://schemas.microsoft.com/office/drawing/2016/5/11/chartex" xmlns:cx4="http://schemas.microsoft.com/office/drawing/2016/5/10/chartex" xmlns:cx3="http://schemas.microsoft.com/office/drawing/2016/5/9/chartex" xmlns:cx2="http://schemas.microsoft.com/office/drawing/2015/10/21/chartex" xmlns:cx1="http://schemas.microsoft.com/office/drawing/2015/9/8/chartex">
             <w:pict>
               <v:rect w14:anchorId="6E97A0CD" id="Rectangle 22" o:spid="_x0000_s1026" style="position:absolute;margin-left:0;margin-top:367.25pt;width:490.8pt;height:363.45pt;z-index:251663360;visibility:visible;mso-wrap-style:square;mso-width-percent:0;mso-height-percent:0;mso-wrap-distance-left:9pt;mso-wrap-distance-top:0;mso-wrap-distance-right:9pt;mso-wrap-distance-bottom:0;mso-position-horizontal:left;mso-position-horizontal-relative:margin;mso-position-vertical:absolute;mso-position-vertical-relative:text;mso-width-percent:0;mso-height-percent:0;mso-width-relative:margin;mso-height-relative:margin;v-text-anchor:middle" o:gfxdata="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" stroked="f" strokeweight="1pt">
                 <v:fill r:id="rId10" o:title="" recolor="t" rotate="t" type="frame"/>
@@ -734,7 +734,7 @@
               </wp:anchor>
             </w:drawing>
           </mc:Choice>
-          <mc:Fallback xmlns:cx1="http://schemas.microsoft.com/office/drawing/2015/9/8/chartex" xmlns:cx2="http://schemas.microsoft.com/office/drawing/2015/10/21/chartex" xmlns:cx3="http://schemas.microsoft.com/office/drawing/2016/5/9/chartex" xmlns:cx4="http://schemas.microsoft.com/office/drawing/2016/5/10/chartex" xmlns:cx5="http://schemas.microsoft.com/office/drawing/2016/5/11/chartex" xmlns:cx6="http://schemas.microsoft.com/office/drawing/2016/5/12/chartex" xmlns:cx7="http://schemas.microsoft.com/office/drawing/2016/5/13/chartex" xmlns:cx8="http://schemas.microsoft.com/office/drawing/2016/5/14/chartex" xmlns:aink="http://schemas.microsoft.com/office/drawing/2016/ink" xmlns:am3d="http://schemas.microsoft.com/office/drawing/2017/model3d" xmlns:oel="http://schemas.microsoft.com/office/2019/extlst" xmlns:w16cex="http://schemas.microsoft.com/office/word/2018/wordml/cex" xmlns:w16cid="http://schemas.microsoft.com/office/word/2016/wordml/cid" xmlns:w16="http://schemas.microsoft.com/office/word/2018/wordml" xmlns:w16du="http://schemas.microsoft.com/office/word/2023/wordml/word16du" xmlns:w16sdtdh="http://schemas.microsoft.com/office/word/2020/wordml/sdtdatahash" xmlns:w16sdtfl="http://schemas.microsoft.com/office/word/2024/wordml/sdtformatlock">
+          <mc:Fallback xmlns:w16sdtfl="http://schemas.microsoft.com/office/word/2024/wordml/sdtformatlock" xmlns:w16sdtdh="http://schemas.microsoft.com/office/word/2020/wordml/sdtdatahash" xmlns:w16du="http://schemas.microsoft.com/office/word/2023/wordml/word16du" xmlns:w16="http://schemas.microsoft.com/office/word/2018/wordml" xmlns:w16cid="http://schemas.microsoft.com/office/word/2016/wordml/cid" xmlns:w16cex="http://schemas.microsoft.com/office/word/2018/wordml/cex" xmlns:oel="http://schemas.microsoft.com/office/2019/extlst" xmlns:am3d="http://schemas.microsoft.com/office/drawing/2017/model3d" xmlns:aink="http://schemas.microsoft.com/office/drawing/2016/ink" xmlns:cx8="http://schemas.microsoft.com/office/drawing/2016/5/14/chartex" xmlns:cx7="http://schemas.microsoft.com/office/drawing/2016/5/13/chartex" xmlns:cx6="http://schemas.microsoft.com/office/drawing/2016/5/12/chartex" xmlns:cx5="http://schemas.microsoft.com/office/drawing/2016/5/11/chartex" xmlns:cx4="http://schemas.microsoft.com/office/drawing/2016/5/10/chartex" xmlns:cx3="http://schemas.microsoft.com/office/drawing/2016/5/9/chartex" xmlns:cx2="http://schemas.microsoft.com/office/drawing/2015/10/21/chartex" xmlns:cx1="http://schemas.microsoft.com/office/drawing/2015/9/8/chartex">
             <w:pict>
               <v:shape w14:anchorId="3CA2F0C8" id="Freeform 21" o:spid="_x0000_s1026" style="position:absolute;margin-left:44.95pt;margin-top:281.5pt;width:507.6pt;height:523.7pt;z-index:-251654144;visibility:visible;mso-wrap-style:square;mso-width-percent:0;mso-height-percent:0;mso-wrap-distance-left:9pt;mso-wrap-distance-top:0;mso-wrap-distance-right:9pt;mso-wrap-distance-bottom:0;mso-position-horizontal:absolute;mso-position-horizontal-relative:text;mso-position-vertical:absolute;mso-position-vertical-relative:text;mso-width-percent:0;mso-height-percent:0;mso-width-relative:margin;mso-height-relative:margin;v-text-anchor:middle" coordsize="1176354,2251040" o:gfxdata="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" path="m,2251041r1176355,l1176355,,,2251041xe" fillcolor="#4d4c4c" stroked="f" strokeweight=".26403mm">
                 <v:stroke joinstyle="miter"/>
@@ -857,7 +857,7 @@
               </wp:anchor>
             </w:drawing>
           </mc:Choice>
-          <mc:Fallback xmlns:cx1="http://schemas.microsoft.com/office/drawing/2015/9/8/chartex" xmlns:cx2="http://schemas.microsoft.com/office/drawing/2015/10/21/chartex" xmlns:cx3="http://schemas.microsoft.com/office/drawing/2016/5/9/chartex" xmlns:cx4="http://schemas.microsoft.com/office/drawing/2016/5/10/chartex" xmlns:cx5="http://schemas.microsoft.com/office/drawing/2016/5/11/chartex" xmlns:cx6="http://schemas.microsoft.com/office/drawing/2016/5/12/chartex" xmlns:cx7="http://schemas.microsoft.com/office/drawing/2016/5/13/chartex" xmlns:cx8="http://schemas.microsoft.com/office/drawing/2016/5/14/chartex" xmlns:aink="http://schemas.microsoft.com/office/drawing/2016/ink" xmlns:am3d="http://schemas.microsoft.com/office/drawing/2017/model3d" xmlns:oel="http://schemas.microsoft.com/office/2019/extlst" xmlns:w16cex="http://schemas.microsoft.com/office/word/2018/wordml/cex" xmlns:w16cid="http://schemas.microsoft.com/office/word/2016/wordml/cid" xmlns:w16="http://schemas.microsoft.com/office/word/2018/wordml" xmlns:w16du="http://schemas.microsoft.com/office/word/2023/wordml/word16du" xmlns:w16sdtdh="http://schemas.microsoft.com/office/word/2020/wordml/sdtdatahash" xmlns:w16sdtfl="http://schemas.microsoft.com/office/word/2024/wordml/sdtformatlock">
+          <mc:Fallback xmlns:w16sdtfl="http://schemas.microsoft.com/office/word/2024/wordml/sdtformatlock" xmlns:w16sdtdh="http://schemas.microsoft.com/office/word/2020/wordml/sdtdatahash" xmlns:w16du="http://schemas.microsoft.com/office/word/2023/wordml/word16du" xmlns:w16="http://schemas.microsoft.com/office/word/2018/wordml" xmlns:w16cid="http://schemas.microsoft.com/office/word/2016/wordml/cid" xmlns:w16cex="http://schemas.microsoft.com/office/word/2018/wordml/cex" xmlns:oel="http://schemas.microsoft.com/office/2019/extlst" xmlns:am3d="http://schemas.microsoft.com/office/drawing/2017/model3d" xmlns:aink="http://schemas.microsoft.com/office/drawing/2016/ink" xmlns:cx8="http://schemas.microsoft.com/office/drawing/2016/5/14/chartex" xmlns:cx7="http://schemas.microsoft.com/office/drawing/2016/5/13/chartex" xmlns:cx6="http://schemas.microsoft.com/office/drawing/2016/5/12/chartex" xmlns:cx5="http://schemas.microsoft.com/office/drawing/2016/5/11/chartex" xmlns:cx4="http://schemas.microsoft.com/office/drawing/2016/5/10/chartex" xmlns:cx3="http://schemas.microsoft.com/office/drawing/2016/5/9/chartex" xmlns:cx2="http://schemas.microsoft.com/office/drawing/2015/10/21/chartex" xmlns:cx1="http://schemas.microsoft.com/office/drawing/2015/9/8/chartex">
             <w:pict>
               <v:shape w14:anchorId="14504D4F" id="Freeform 18" o:spid="_x0000_s1026" style="position:absolute;margin-left:416.05pt;margin-top:174.95pt;width:467.25pt;height:656.8pt;z-index:-251656192;visibility:visible;mso-wrap-style:square;mso-wrap-distance-left:9pt;mso-wrap-distance-top:0;mso-wrap-distance-right:9pt;mso-wrap-distance-bottom:0;mso-position-horizontal:right;mso-position-horizontal-relative:margin;mso-position-vertical:absolute;mso-position-vertical-relative:text;v-text-anchor:middle" coordsize="4446427,6246497" o:gfxdata="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" path="m3125111,l1314368,3618461,,6246498r4446428,l4446428,,3125111,xe" fillcolor="#6f6f6e" stroked="f" strokeweight=".26403mm">
                 <v:stroke joinstyle="miter"/>
@@ -987,7 +987,7 @@
               </wp:anchor>
             </w:drawing>
           </mc:Choice>
-          <mc:Fallback xmlns:cx1="http://schemas.microsoft.com/office/drawing/2015/9/8/chartex" xmlns:cx2="http://schemas.microsoft.com/office/drawing/2015/10/21/chartex" xmlns:cx3="http://schemas.microsoft.com/office/drawing/2016/5/9/chartex" xmlns:cx4="http://schemas.microsoft.com/office/drawing/2016/5/10/chartex" xmlns:cx5="http://schemas.microsoft.com/office/drawing/2016/5/11/chartex" xmlns:cx6="http://schemas.microsoft.com/office/drawing/2016/5/12/chartex" xmlns:cx7="http://schemas.microsoft.com/office/drawing/2016/5/13/chartex" xmlns:cx8="http://schemas.microsoft.com/office/drawing/2016/5/14/chartex" xmlns:aink="http://schemas.microsoft.com/office/drawing/2016/ink" xmlns:am3d="http://schemas.microsoft.com/office/drawing/2017/model3d" xmlns:oel="http://schemas.microsoft.com/office/2019/extlst" xmlns:w16cex="http://schemas.microsoft.com/office/word/2018/wordml/cex" xmlns:w16cid="http://schemas.microsoft.com/office/word/2016/wordml/cid" xmlns:w16="http://schemas.microsoft.com/office/word/2018/wordml" xmlns:w16du="http://schemas.microsoft.com/office/word/2023/wordml/word16du" xmlns:w16sdtdh="http://schemas.microsoft.com/office/word/2020/wordml/sdtdatahash" xmlns:w16sdtfl="http://schemas.microsoft.com/office/word/2024/wordml/sdtformatlock">
+          <mc:Fallback xmlns:w16sdtfl="http://schemas.microsoft.com/office/word/2024/wordml/sdtformatlock" xmlns:w16sdtdh="http://schemas.microsoft.com/office/word/2020/wordml/sdtdatahash" xmlns:w16du="http://schemas.microsoft.com/office/word/2023/wordml/word16du" xmlns:w16="http://schemas.microsoft.com/office/word/2018/wordml" xmlns:w16cid="http://schemas.microsoft.com/office/word/2016/wordml/cid" xmlns:w16cex="http://schemas.microsoft.com/office/word/2018/wordml/cex" xmlns:oel="http://schemas.microsoft.com/office/2019/extlst" xmlns:am3d="http://schemas.microsoft.com/office/drawing/2017/model3d" xmlns:aink="http://schemas.microsoft.com/office/drawing/2016/ink" xmlns:cx8="http://schemas.microsoft.com/office/drawing/2016/5/14/chartex" xmlns:cx7="http://schemas.microsoft.com/office/drawing/2016/5/13/chartex" xmlns:cx6="http://schemas.microsoft.com/office/drawing/2016/5/12/chartex" xmlns:cx5="http://schemas.microsoft.com/office/drawing/2016/5/11/chartex" xmlns:cx4="http://schemas.microsoft.com/office/drawing/2016/5/10/chartex" xmlns:cx3="http://schemas.microsoft.com/office/drawing/2016/5/9/chartex" xmlns:cx2="http://schemas.microsoft.com/office/drawing/2015/10/21/chartex" xmlns:cx1="http://schemas.microsoft.com/office/drawing/2015/9/8/chartex">
             <w:pict>
               <v:shape w14:anchorId="7A465EF5" id="Freeform 19" o:spid="_x0000_s1026" style="position:absolute;margin-left:284.9pt;margin-top:-51.05pt;width:418.45pt;height:424.05pt;z-index:-251655168;visibility:visible;mso-wrap-style:square;mso-width-percent:0;mso-height-percent:0;mso-wrap-distance-left:9pt;mso-wrap-distance-top:0;mso-wrap-distance-right:9pt;mso-wrap-distance-bottom:0;mso-position-horizontal:absolute;mso-position-horizontal-relative:text;mso-position-vertical:absolute;mso-position-vertical-relative:text;mso-width-percent:0;mso-height-percent:0;mso-width-relative:margin;mso-height-relative:margin;v-text-anchor:middle" coordsize="2493007,2337491" o:gfxdata="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" path="m1171691,l,2337491r1661117,l2493007,738776,2493007,,1171691,xe" fillcolor="#b0b0b0" stroked="f" strokeweight=".26403mm">
                 <v:stroke joinstyle="miter"/>
@@ -2102,19 +2102,732 @@
         <w:spacing w:after="0" w:line="300" w:lineRule="exact"/>
         <w:rPr>
           <w:rFonts w:ascii="Calibri" w:eastAsia="Times New Roman" w:hAnsi="Calibri" w:cs="Arial"/>
+          <w:lang w:eastAsia="es-ES"/>
+        </w:rPr>
+      </w:pPr>
+      <w:r>
+        <w:rPr>
+          <w:rFonts w:ascii="Calibri" w:eastAsia="Times New Roman" w:hAnsi="Calibri" w:cs="Arial"/>
+          <w:lang w:eastAsia="es-ES"/>
+        </w:rPr>
+        <w:tab/>
+      </w:r>
+    </w:p>
+    <w:p>
+      <w:pPr>
+        <w:spacing w:after="0" w:line="300" w:lineRule="exact"/>
+        <w:rPr>
+          <w:rFonts w:ascii="Calibri" w:eastAsia="Times New Roman" w:hAnsi="Calibri" w:cs="Arial"/>
+          <w:lang w:eastAsia="es-ES"/>
+        </w:rPr>
+      </w:pPr>
+    </w:p>
+    <w:p>
+      <w:pPr>
+        <w:spacing w:after="0" w:line="300" w:lineRule="exact"/>
+        <w:rPr>
+          <w:rFonts w:ascii="Calibri" w:eastAsia="Times New Roman" w:hAnsi="Calibri" w:cs="Arial"/>
+          <w:lang w:eastAsia="es-ES"/>
+        </w:rPr>
+      </w:pPr>
+    </w:p>
+    <w:p>
+      <w:pPr>
+        <w:spacing w:after="0" w:line="300" w:lineRule="exact"/>
+        <w:rPr>
+          <w:rFonts w:ascii="Calibri" w:eastAsia="Times New Roman" w:hAnsi="Calibri" w:cs="Arial"/>
+          <w:lang w:eastAsia="es-ES"/>
+        </w:rPr>
+      </w:pPr>
+    </w:p>
+    <w:p>
+      <w:pPr>
+        <w:spacing w:after="0" w:line="300" w:lineRule="exact"/>
+        <w:rPr>
+          <w:rFonts w:ascii="Calibri" w:eastAsia="Times New Roman" w:hAnsi="Calibri" w:cs="Arial"/>
+          <w:lang w:eastAsia="es-ES"/>
+        </w:rPr>
+      </w:pPr>
+    </w:p>
+    <w:p>
+      <w:pPr>
+        <w:spacing w:after="0" w:line="300" w:lineRule="exact"/>
+        <w:rPr>
+          <w:rFonts w:ascii="Calibri" w:eastAsia="Times New Roman" w:hAnsi="Calibri" w:cs="Arial"/>
+          <w:lang w:eastAsia="es-ES"/>
+        </w:rPr>
+      </w:pPr>
+    </w:p>
+    <w:p>
+      <w:pPr>
+        <w:spacing w:after="0" w:line="300" w:lineRule="exact"/>
+        <w:rPr>
+          <w:rFonts w:ascii="Calibri" w:eastAsia="Times New Roman" w:hAnsi="Calibri" w:cs="Arial"/>
+          <w:lang w:eastAsia="es-ES"/>
+        </w:rPr>
+      </w:pPr>
+    </w:p>
+    <w:p>
+      <w:pPr>
+        <w:spacing w:after="0" w:line="300" w:lineRule="exact"/>
+        <w:rPr>
+          <w:rFonts w:ascii="Calibri" w:eastAsia="Times New Roman" w:hAnsi="Calibri" w:cs="Arial"/>
+          <w:lang w:eastAsia="es-ES"/>
+        </w:rPr>
+      </w:pPr>
+    </w:p>
+    <w:p>
+      <w:pPr>
+        <w:spacing w:after="0" w:line="300" w:lineRule="exact"/>
+        <w:rPr>
+          <w:rFonts w:ascii="Calibri" w:eastAsia="Times New Roman" w:hAnsi="Calibri" w:cs="Arial"/>
+          <w:lang w:eastAsia="es-ES"/>
+        </w:rPr>
+      </w:pPr>
+    </w:p>
+    <w:p>
+      <w:pPr>
+        <w:spacing w:after="0" w:line="300" w:lineRule="exact"/>
+        <w:rPr>
+          <w:rFonts w:ascii="Calibri" w:eastAsia="Times New Roman" w:hAnsi="Calibri" w:cs="Arial"/>
+          <w:lang w:eastAsia="es-ES"/>
+        </w:rPr>
+      </w:pPr>
+    </w:p>
+    <w:p>
+      <w:pPr>
+        <w:spacing w:before="100" w:beforeAutospacing="1" w:after="100" w:afterAutospacing="1" w:line="240" w:lineRule="auto"/>
+        <w:rPr>
+          <w:rFonts w:ascii="Times New Roman" w:eastAsia="Times New Roman" w:hAnsi="Times New Roman" w:cs="Times New Roman"/>
+          <w:sz w:val="24"/>
+          <w:szCs w:val="24"/>
+          <w:lang w:val="es-CO" w:eastAsia="es-CO"/>
+        </w:rPr>
+      </w:pPr>
+      <w:r>
+        <w:rPr>
+          <w:rFonts w:ascii="Times New Roman" w:eastAsia="Times New Roman" w:hAnsi="Times New Roman" w:cs="Times New Roman"/>
+          <w:b/>
+          <w:bCs/>
+          <w:sz w:val="24"/>
+          <w:szCs w:val="24"/>
+          <w:lang w:val="es-CO" w:eastAsia="es-CO"/>
+        </w:rPr>
+        <w:t>ÍNDICE</w:t>
+      </w:r>
+    </w:p>
+    <w:p>
+      <w:pPr>
+        <w:spacing w:before="100" w:beforeAutospacing="1" w:after="100" w:afterAutospacing="1" w:line="240" w:lineRule="auto"/>
+        <w:rPr>
+          <w:rFonts w:ascii="Times New Roman" w:eastAsia="Times New Roman" w:hAnsi="Times New Roman" w:cs="Times New Roman"/>
+          <w:sz w:val="24"/>
+          <w:szCs w:val="24"/>
+          <w:lang w:val="es-CO" w:eastAsia="es-CO"/>
+        </w:rPr>
+      </w:pPr>
+      <w:r>
+        <w:rPr>
+          <w:rFonts w:ascii="Times New Roman" w:eastAsia="Times New Roman" w:hAnsi="Times New Roman" w:cs="Times New Roman"/>
+          <w:sz w:val="24"/>
+          <w:szCs w:val="24"/>
+          <w:lang w:val="es-CO" w:eastAsia="es-CO"/>
+        </w:rPr>
+        <w:t>Resumen y palabras clave</w:t>
+      </w:r>
+      <w:r>
+        <w:rPr>
+          <w:rFonts w:ascii="Times New Roman" w:eastAsia="Times New Roman" w:hAnsi="Times New Roman" w:cs="Times New Roman"/>
+          <w:sz w:val="24"/>
+          <w:szCs w:val="24"/>
+          <w:lang w:val="es-CO" w:eastAsia="es-CO"/>
+        </w:rPr>
+        <w:br/>
+        <w:t>Introducción</w:t>
+      </w:r>
+      <w:r>
+        <w:rPr>
+          <w:rFonts w:ascii="Times New Roman" w:eastAsia="Times New Roman" w:hAnsi="Times New Roman" w:cs="Times New Roman"/>
+          <w:sz w:val="24"/>
+          <w:szCs w:val="24"/>
+          <w:lang w:val="es-CO" w:eastAsia="es-CO"/>
+        </w:rPr>
+        <w:br/>
+        <w:t>Objetivos</w:t>
+      </w:r>
+      <w:r>
+        <w:rPr>
+          <w:rFonts w:ascii="Times New Roman" w:eastAsia="Times New Roman" w:hAnsi="Times New Roman" w:cs="Times New Roman"/>
+          <w:sz w:val="24"/>
+          <w:szCs w:val="24"/>
+          <w:lang w:val="es-CO" w:eastAsia="es-CO"/>
+        </w:rPr>
+        <w:br/>
+        <w:t>Metodología</w:t>
+      </w:r>
+    </w:p>
+    <w:p>
+      <w:pPr>
+        <w:spacing w:before="100" w:beforeAutospacing="1" w:after="100" w:afterAutospacing="1" w:line="240" w:lineRule="auto"/>
+        <w:rPr>
+          <w:rFonts w:ascii="Times New Roman" w:eastAsia="Times New Roman" w:hAnsi="Times New Roman" w:cs="Times New Roman"/>
+          <w:sz w:val="24"/>
+          <w:szCs w:val="24"/>
+          <w:lang w:val="es-CO" w:eastAsia="es-CO"/>
+        </w:rPr>
+      </w:pPr>
+      <w:r>
+        <w:rPr>
+          <w:rFonts w:ascii="Times New Roman" w:eastAsia="Times New Roman" w:hAnsi="Times New Roman" w:cs="Times New Roman"/>
+          <w:b/>
+          <w:bCs/>
+          <w:sz w:val="24"/>
+          <w:szCs w:val="24"/>
+          <w:lang w:val="es-CO" w:eastAsia="es-CO"/>
+        </w:rPr>
+        <w:t>1. MARCO TEÓRICO Y ESTADO DEL ARTE</w:t>
+      </w:r>
+      <w:r>
+        <w:rPr>
+          <w:rFonts w:ascii="Times New Roman" w:eastAsia="Times New Roman" w:hAnsi="Times New Roman" w:cs="Times New Roman"/>
+          <w:sz w:val="24"/>
+          <w:szCs w:val="24"/>
+          <w:lang w:val="es-CO" w:eastAsia="es-CO"/>
+        </w:rPr>
+        <w:br/>
+        <w:t>1.1. La amenaza UAS de baja altitud</w:t>
+      </w:r>
+      <w:r>
+        <w:rPr>
+          <w:rFonts w:ascii="Times New Roman" w:eastAsia="Times New Roman" w:hAnsi="Times New Roman" w:cs="Times New Roman"/>
+          <w:sz w:val="24"/>
+          <w:szCs w:val="24"/>
+          <w:lang w:val="es-CO" w:eastAsia="es-CO"/>
+        </w:rPr>
+        <w:br/>
+        <w:t>1.1.1. Clasificación de los sistemas aéreos no tripulados</w:t>
+      </w:r>
+      <w:r>
+        <w:rPr>
+          <w:rFonts w:ascii="Times New Roman" w:eastAsia="Times New Roman" w:hAnsi="Times New Roman" w:cs="Times New Roman"/>
+          <w:sz w:val="24"/>
+          <w:szCs w:val="24"/>
+          <w:lang w:val="es-CO" w:eastAsia="es-CO"/>
+        </w:rPr>
+        <w:br/>
+        <w:t>1.1.2. Tipología de la amenaza</w:t>
+      </w:r>
+      <w:r>
+        <w:rPr>
+          <w:rFonts w:ascii="Times New Roman" w:eastAsia="Times New Roman" w:hAnsi="Times New Roman" w:cs="Times New Roman"/>
+          <w:sz w:val="24"/>
+          <w:szCs w:val="24"/>
+          <w:lang w:val="es-CO" w:eastAsia="es-CO"/>
+        </w:rPr>
+        <w:br/>
+        <w:t>1.1.3. El caso colombiano</w:t>
+      </w:r>
+      <w:r>
+        <w:rPr>
+          <w:rFonts w:ascii="Times New Roman" w:eastAsia="Times New Roman" w:hAnsi="Times New Roman" w:cs="Times New Roman"/>
+          <w:sz w:val="24"/>
+          <w:szCs w:val="24"/>
+          <w:lang w:val="es-CO" w:eastAsia="es-CO"/>
+        </w:rPr>
+        <w:br/>
+        <w:t>1.2. Sistemas C-UAS: taxonomía y defensa por capas</w:t>
+      </w:r>
+      <w:r>
+        <w:rPr>
+          <w:rFonts w:ascii="Times New Roman" w:eastAsia="Times New Roman" w:hAnsi="Times New Roman" w:cs="Times New Roman"/>
+          <w:sz w:val="24"/>
+          <w:szCs w:val="24"/>
+          <w:lang w:val="es-CO" w:eastAsia="es-CO"/>
+        </w:rPr>
+        <w:br/>
+        <w:t>1.2.1. Sistemas de detección en C-UAS</w:t>
+      </w:r>
+      <w:r>
+        <w:rPr>
+          <w:rFonts w:ascii="Times New Roman" w:eastAsia="Times New Roman" w:hAnsi="Times New Roman" w:cs="Times New Roman"/>
+          <w:sz w:val="24"/>
+          <w:szCs w:val="24"/>
+          <w:lang w:val="es-CO" w:eastAsia="es-CO"/>
+        </w:rPr>
+        <w:br/>
+        <w:t>1.2.2. Sistemas de inhibición y neutralización</w:t>
+      </w:r>
+      <w:r>
+        <w:rPr>
+          <w:rFonts w:ascii="Times New Roman" w:eastAsia="Times New Roman" w:hAnsi="Times New Roman" w:cs="Times New Roman"/>
+          <w:sz w:val="24"/>
+          <w:szCs w:val="24"/>
+          <w:lang w:val="es-CO" w:eastAsia="es-CO"/>
+        </w:rPr>
+        <w:br/>
+        <w:t>1.3. Ingeniería y comportamientos de enjambres</w:t>
+      </w:r>
+      <w:r>
+        <w:rPr>
+          <w:rFonts w:ascii="Times New Roman" w:eastAsia="Times New Roman" w:hAnsi="Times New Roman" w:cs="Times New Roman"/>
+          <w:sz w:val="24"/>
+          <w:szCs w:val="24"/>
+          <w:lang w:val="es-CO" w:eastAsia="es-CO"/>
+        </w:rPr>
+        <w:br/>
+        <w:t>1.3.1. Leyes de Reynolds y algoritmo Boids</w:t>
+      </w:r>
+      <w:r>
+        <w:rPr>
+          <w:rFonts w:ascii="Times New Roman" w:eastAsia="Times New Roman" w:hAnsi="Times New Roman" w:cs="Times New Roman"/>
+          <w:sz w:val="24"/>
+          <w:szCs w:val="24"/>
+          <w:lang w:val="es-CO" w:eastAsia="es-CO"/>
+        </w:rPr>
+        <w:br/>
+        <w:t>1.4. Control cooperativo de sistemas multiagente</w:t>
+      </w:r>
+      <w:r>
+        <w:rPr>
+          <w:rFonts w:ascii="Times New Roman" w:eastAsia="Times New Roman" w:hAnsi="Times New Roman" w:cs="Times New Roman"/>
+          <w:sz w:val="24"/>
+          <w:szCs w:val="24"/>
+          <w:lang w:val="es-CO" w:eastAsia="es-CO"/>
+        </w:rPr>
+        <w:br/>
+        <w:t>1.4.1. Control cooperativo líder-seguidor y consenso</w:t>
+      </w:r>
+      <w:r>
+        <w:rPr>
+          <w:rFonts w:ascii="Times New Roman" w:eastAsia="Times New Roman" w:hAnsi="Times New Roman" w:cs="Times New Roman"/>
+          <w:sz w:val="24"/>
+          <w:szCs w:val="24"/>
+          <w:lang w:val="es-CO" w:eastAsia="es-CO"/>
+        </w:rPr>
+        <w:br/>
+        <w:t>1.5. Síntesis: el enjambre cooperativo como capa cinética</w:t>
+      </w:r>
+    </w:p>
+    <w:p>
+      <w:pPr>
+        <w:spacing w:before="100" w:beforeAutospacing="1" w:after="100" w:afterAutospacing="1" w:line="240" w:lineRule="auto"/>
+        <w:rPr>
+          <w:rFonts w:ascii="Times New Roman" w:eastAsia="Times New Roman" w:hAnsi="Times New Roman" w:cs="Times New Roman"/>
+          <w:sz w:val="24"/>
+          <w:szCs w:val="24"/>
+          <w:lang w:val="es-CO" w:eastAsia="es-CO"/>
+        </w:rPr>
+      </w:pPr>
+      <w:r>
+        <w:rPr>
+          <w:rFonts w:ascii="Times New Roman" w:eastAsia="Times New Roman" w:hAnsi="Times New Roman" w:cs="Times New Roman"/>
+          <w:b/>
+          <w:bCs/>
+          <w:sz w:val="24"/>
+          <w:szCs w:val="24"/>
+          <w:lang w:val="es-CO" w:eastAsia="es-CO"/>
+        </w:rPr>
+        <w:t>2. MODELADO Y CONTROL COOPERATIVO LÍDER-SEGUIDOR</w:t>
+      </w:r>
+      <w:r>
+        <w:rPr>
+          <w:rFonts w:ascii="Times New Roman" w:eastAsia="Times New Roman" w:hAnsi="Times New Roman" w:cs="Times New Roman"/>
+          <w:sz w:val="24"/>
+          <w:szCs w:val="24"/>
+          <w:lang w:val="es-CO" w:eastAsia="es-CO"/>
+        </w:rPr>
+        <w:br/>
+        <w:t>2.1. Planteamiento del problema de control</w:t>
+      </w:r>
+      <w:r>
+        <w:rPr>
+          <w:rFonts w:ascii="Times New Roman" w:eastAsia="Times New Roman" w:hAnsi="Times New Roman" w:cs="Times New Roman"/>
+          <w:sz w:val="24"/>
+          <w:szCs w:val="24"/>
+          <w:lang w:val="es-CO" w:eastAsia="es-CO"/>
+        </w:rPr>
+        <w:br/>
+        <w:t>2.2. Escenario y supuestos de modelado</w:t>
+      </w:r>
+      <w:r>
+        <w:rPr>
+          <w:rFonts w:ascii="Times New Roman" w:eastAsia="Times New Roman" w:hAnsi="Times New Roman" w:cs="Times New Roman"/>
+          <w:sz w:val="24"/>
+          <w:szCs w:val="24"/>
+          <w:lang w:val="es-CO" w:eastAsia="es-CO"/>
+        </w:rPr>
+        <w:br/>
+        <w:t>2.3. Modelo del dron hostil</w:t>
+      </w:r>
+      <w:r>
+        <w:rPr>
+          <w:rFonts w:ascii="Times New Roman" w:eastAsia="Times New Roman" w:hAnsi="Times New Roman" w:cs="Times New Roman"/>
+          <w:sz w:val="24"/>
+          <w:szCs w:val="24"/>
+          <w:lang w:val="es-CO" w:eastAsia="es-CO"/>
+        </w:rPr>
+        <w:br/>
+        <w:t>2.4. Modelo del enjambre defensor</w:t>
+      </w:r>
+      <w:r>
+        <w:rPr>
+          <w:rFonts w:ascii="Times New Roman" w:eastAsia="Times New Roman" w:hAnsi="Times New Roman" w:cs="Times New Roman"/>
+          <w:sz w:val="24"/>
+          <w:szCs w:val="24"/>
+          <w:lang w:val="es-CO" w:eastAsia="es-CO"/>
+        </w:rPr>
+        <w:br/>
+        <w:t>2.5. [Título de tu sección 2.5]</w:t>
+      </w:r>
+      <w:r>
+        <w:rPr>
+          <w:rFonts w:ascii="Times New Roman" w:eastAsia="Times New Roman" w:hAnsi="Times New Roman" w:cs="Times New Roman"/>
+          <w:sz w:val="24"/>
+          <w:szCs w:val="24"/>
+          <w:lang w:val="es-CO" w:eastAsia="es-CO"/>
+        </w:rPr>
+        <w:br/>
+        <w:t>2.6. [Título de tu sección 2.6, si la tienes]</w:t>
+      </w:r>
+    </w:p>
+    <w:p>
+      <w:pPr>
+        <w:spacing w:before="100" w:beforeAutospacing="1" w:after="100" w:afterAutospacing="1" w:line="240" w:lineRule="auto"/>
+        <w:rPr>
+          <w:rFonts w:ascii="Times New Roman" w:eastAsia="Times New Roman" w:hAnsi="Times New Roman" w:cs="Times New Roman"/>
+          <w:sz w:val="24"/>
+          <w:szCs w:val="24"/>
+          <w:lang w:val="es-CO" w:eastAsia="es-CO"/>
+        </w:rPr>
+      </w:pPr>
+      <w:r>
+        <w:rPr>
+          <w:rFonts w:ascii="Times New Roman" w:eastAsia="Times New Roman" w:hAnsi="Times New Roman" w:cs="Times New Roman"/>
+          <w:b/>
+          <w:bCs/>
+          <w:sz w:val="24"/>
+          <w:szCs w:val="24"/>
+          <w:lang w:val="es-CO" w:eastAsia="es-CO"/>
+        </w:rPr>
+        <w:t>3. ARQUITECTURA DE INTEGRACIÓN Y VALIDACIÓN EN SIMULACIÓN</w:t>
+      </w:r>
+      <w:r>
+        <w:rPr>
+          <w:rFonts w:ascii="Times New Roman" w:eastAsia="Times New Roman" w:hAnsi="Times New Roman" w:cs="Times New Roman"/>
+          <w:sz w:val="24"/>
+          <w:szCs w:val="24"/>
+          <w:lang w:val="es-CO" w:eastAsia="es-CO"/>
+        </w:rPr>
+        <w:br/>
+        <w:t>3.1. Arquitectura general de la co-simulación</w:t>
+      </w:r>
+      <w:r>
+        <w:rPr>
+          <w:rFonts w:ascii="Times New Roman" w:eastAsia="Times New Roman" w:hAnsi="Times New Roman" w:cs="Times New Roman"/>
+          <w:sz w:val="24"/>
+          <w:szCs w:val="24"/>
+          <w:lang w:val="es-CO" w:eastAsia="es-CO"/>
+        </w:rPr>
+        <w:br/>
+        <w:t>3.2. Comunicación entre MATLAB y CoppeliaSim</w:t>
+      </w:r>
+      <w:r>
+        <w:rPr>
+          <w:rFonts w:ascii="Times New Roman" w:eastAsia="Times New Roman" w:hAnsi="Times New Roman" w:cs="Times New Roman"/>
+          <w:sz w:val="24"/>
+          <w:szCs w:val="24"/>
+          <w:lang w:val="es-CO" w:eastAsia="es-CO"/>
+        </w:rPr>
+        <w:br/>
+        <w:t>3.3. Construcción de la escena</w:t>
+      </w:r>
+      <w:r>
+        <w:rPr>
+          <w:rFonts w:ascii="Times New Roman" w:eastAsia="Times New Roman" w:hAnsi="Times New Roman" w:cs="Times New Roman"/>
+          <w:sz w:val="24"/>
+          <w:szCs w:val="24"/>
+          <w:lang w:val="es-CO" w:eastAsia="es-CO"/>
+        </w:rPr>
+        <w:br/>
+        <w:t>3.4. Ciclo de ejecución</w:t>
+      </w:r>
+      <w:r>
+        <w:rPr>
+          <w:rFonts w:ascii="Times New Roman" w:eastAsia="Times New Roman" w:hAnsi="Times New Roman" w:cs="Times New Roman"/>
+          <w:sz w:val="24"/>
+          <w:szCs w:val="24"/>
+          <w:lang w:val="es-CO" w:eastAsia="es-CO"/>
+        </w:rPr>
+        <w:br/>
+        <w:t>3.5. Validación del comportamiento cinemático</w:t>
+      </w:r>
+    </w:p>
+    <w:p>
+      <w:pPr>
+        <w:spacing w:before="100" w:beforeAutospacing="1" w:after="100" w:afterAutospacing="1" w:line="240" w:lineRule="auto"/>
+        <w:rPr>
+          <w:rFonts w:ascii="Times New Roman" w:eastAsia="Times New Roman" w:hAnsi="Times New Roman" w:cs="Times New Roman"/>
+          <w:sz w:val="24"/>
+          <w:szCs w:val="24"/>
+          <w:lang w:val="es-CO" w:eastAsia="es-CO"/>
+        </w:rPr>
+      </w:pPr>
+      <w:r>
+        <w:rPr>
+          <w:rFonts w:ascii="Times New Roman" w:eastAsia="Times New Roman" w:hAnsi="Times New Roman" w:cs="Times New Roman"/>
+          <w:b/>
+          <w:bCs/>
+          <w:sz w:val="24"/>
+          <w:szCs w:val="24"/>
+          <w:lang w:val="es-CO" w:eastAsia="es-CO"/>
+        </w:rPr>
+        <w:t>4. EVALUACIÓN DE DESEMPEÑO Y ANÁLISIS DE RESULTADOS</w:t>
+      </w:r>
+      <w:r>
+        <w:rPr>
+          <w:rFonts w:ascii="Times New Roman" w:eastAsia="Times New Roman" w:hAnsi="Times New Roman" w:cs="Times New Roman"/>
+          <w:sz w:val="24"/>
+          <w:szCs w:val="24"/>
+          <w:lang w:val="es-CO" w:eastAsia="es-CO"/>
+        </w:rPr>
+        <w:br/>
+        <w:t>4.1. Indicadores de desempeño</w:t>
+      </w:r>
+      <w:r>
+        <w:rPr>
+          <w:rFonts w:ascii="Times New Roman" w:eastAsia="Times New Roman" w:hAnsi="Times New Roman" w:cs="Times New Roman"/>
+          <w:sz w:val="24"/>
+          <w:szCs w:val="24"/>
+          <w:lang w:val="es-CO" w:eastAsia="es-CO"/>
+        </w:rPr>
+        <w:br/>
+        <w:t>4.2. Procedimiento de evaluación</w:t>
+      </w:r>
+      <w:r>
+        <w:rPr>
+          <w:rFonts w:ascii="Times New Roman" w:eastAsia="Times New Roman" w:hAnsi="Times New Roman" w:cs="Times New Roman"/>
+          <w:sz w:val="24"/>
+          <w:szCs w:val="24"/>
+          <w:lang w:val="es-CO" w:eastAsia="es-CO"/>
+        </w:rPr>
+        <w:br/>
+        <w:t>4.3. Resultados</w:t>
+      </w:r>
+      <w:r>
+        <w:rPr>
+          <w:rFonts w:ascii="Times New Roman" w:eastAsia="Times New Roman" w:hAnsi="Times New Roman" w:cs="Times New Roman"/>
+          <w:sz w:val="24"/>
+          <w:szCs w:val="24"/>
+          <w:lang w:val="es-CO" w:eastAsia="es-CO"/>
+        </w:rPr>
+        <w:br/>
+        <w:t>4.3.1. Efectividad de la defensa</w:t>
+      </w:r>
+      <w:r>
+        <w:rPr>
+          <w:rFonts w:ascii="Times New Roman" w:eastAsia="Times New Roman" w:hAnsi="Times New Roman" w:cs="Times New Roman"/>
+          <w:sz w:val="24"/>
+          <w:szCs w:val="24"/>
+          <w:lang w:val="es-CO" w:eastAsia="es-CO"/>
+        </w:rPr>
+        <w:br/>
+        <w:t>4.3.2. Tiempo de respuesta</w:t>
+      </w:r>
+      <w:r>
+        <w:rPr>
+          <w:rFonts w:ascii="Times New Roman" w:eastAsia="Times New Roman" w:hAnsi="Times New Roman" w:cs="Times New Roman"/>
+          <w:sz w:val="24"/>
+          <w:szCs w:val="24"/>
+          <w:lang w:val="es-CO" w:eastAsia="es-CO"/>
+        </w:rPr>
+        <w:br/>
+        <w:t>4.3.3. Seguridad entre agentes propios</w:t>
+      </w:r>
+      <w:r>
+        <w:rPr>
+          <w:rFonts w:ascii="Times New Roman" w:eastAsia="Times New Roman" w:hAnsi="Times New Roman" w:cs="Times New Roman"/>
+          <w:sz w:val="24"/>
+          <w:szCs w:val="24"/>
+          <w:lang w:val="es-CO" w:eastAsia="es-CO"/>
+        </w:rPr>
+        <w:br/>
+        <w:t>4.3.4. Análisis de sensibilidad al radio de contacto</w:t>
+      </w:r>
+      <w:r>
+        <w:rPr>
+          <w:rFonts w:ascii="Times New Roman" w:eastAsia="Times New Roman" w:hAnsi="Times New Roman" w:cs="Times New Roman"/>
+          <w:sz w:val="24"/>
+          <w:szCs w:val="24"/>
+          <w:lang w:val="es-CO" w:eastAsia="es-CO"/>
+        </w:rPr>
+        <w:br/>
+        <w:t>4.4. Discusión</w:t>
+      </w:r>
+      <w:r>
+        <w:rPr>
+          <w:rFonts w:ascii="Times New Roman" w:eastAsia="Times New Roman" w:hAnsi="Times New Roman" w:cs="Times New Roman"/>
+          <w:sz w:val="24"/>
+          <w:szCs w:val="24"/>
+          <w:lang w:val="es-CO" w:eastAsia="es-CO"/>
+        </w:rPr>
+        <w:br/>
+        <w:t>4.5. Limitaciones</w:t>
+      </w:r>
+    </w:p>
+    <w:p>
+      <w:pPr>
+        <w:spacing w:before="100" w:beforeAutospacing="1" w:after="100" w:afterAutospacing="1" w:line="240" w:lineRule="auto"/>
+        <w:rPr>
+          <w:rFonts w:ascii="Times New Roman" w:eastAsia="Times New Roman" w:hAnsi="Times New Roman" w:cs="Times New Roman"/>
+          <w:sz w:val="24"/>
+          <w:szCs w:val="24"/>
+          <w:lang w:val="es-CO" w:eastAsia="es-CO"/>
+        </w:rPr>
+      </w:pPr>
+      <w:r>
+        <w:rPr>
+          <w:rFonts w:ascii="Times New Roman" w:eastAsia="Times New Roman" w:hAnsi="Times New Roman" w:cs="Times New Roman"/>
+          <w:sz w:val="24"/>
+          <w:szCs w:val="24"/>
+          <w:lang w:val="es-CO" w:eastAsia="es-CO"/>
+        </w:rPr>
+        <w:lastRenderedPageBreak/>
+        <w:t>Conclusiones</w:t>
+      </w:r>
+      <w:r>
+        <w:rPr>
+          <w:rFonts w:ascii="Times New Roman" w:eastAsia="Times New Roman" w:hAnsi="Times New Roman" w:cs="Times New Roman"/>
+          <w:sz w:val="24"/>
+          <w:szCs w:val="24"/>
+          <w:lang w:val="es-CO" w:eastAsia="es-CO"/>
+        </w:rPr>
+        <w:br/>
+        <w:t>Posibles mejoras futuras del proyecto</w:t>
+      </w:r>
+      <w:r>
+        <w:rPr>
+          <w:rFonts w:ascii="Times New Roman" w:eastAsia="Times New Roman" w:hAnsi="Times New Roman" w:cs="Times New Roman"/>
+          <w:sz w:val="24"/>
+          <w:szCs w:val="24"/>
+          <w:lang w:val="es-CO" w:eastAsia="es-CO"/>
+        </w:rPr>
+        <w:br/>
+        <w:t>Bibliografía</w:t>
+      </w:r>
+      <w:r>
+        <w:rPr>
+          <w:rFonts w:ascii="Times New Roman" w:eastAsia="Times New Roman" w:hAnsi="Times New Roman" w:cs="Times New Roman"/>
+          <w:sz w:val="24"/>
+          <w:szCs w:val="24"/>
+          <w:lang w:val="es-CO" w:eastAsia="es-CO"/>
+        </w:rPr>
+        <w:br/>
+        <w:t>Índice de figuras</w:t>
+      </w:r>
+      <w:r>
+        <w:rPr>
+          <w:rFonts w:ascii="Times New Roman" w:eastAsia="Times New Roman" w:hAnsi="Times New Roman" w:cs="Times New Roman"/>
+          <w:sz w:val="24"/>
+          <w:szCs w:val="24"/>
+          <w:lang w:val="es-CO" w:eastAsia="es-CO"/>
+        </w:rPr>
+        <w:br/>
+        <w:t>Índice de tablas</w:t>
+      </w:r>
+      <w:r>
+        <w:rPr>
+          <w:rFonts w:ascii="Times New Roman" w:eastAsia="Times New Roman" w:hAnsi="Times New Roman" w:cs="Times New Roman"/>
+          <w:sz w:val="24"/>
+          <w:szCs w:val="24"/>
+          <w:lang w:val="es-CO" w:eastAsia="es-CO"/>
+        </w:rPr>
+        <w:br/>
+        <w:t>Anexos</w:t>
+      </w:r>
+    </w:p>
+    <w:p>
+      <w:pPr>
+        <w:spacing w:after="0" w:line="300" w:lineRule="exact"/>
+        <w:rPr>
+          <w:rFonts w:ascii="Calibri" w:eastAsia="Times New Roman" w:hAnsi="Calibri" w:cs="Arial"/>
+          <w:lang w:eastAsia="es-ES"/>
+        </w:rPr>
+      </w:pPr>
+    </w:p>
+    <w:p>
+      <w:pPr>
+        <w:spacing w:after="0" w:line="300" w:lineRule="exact"/>
+        <w:rPr>
+          <w:rFonts w:ascii="Calibri" w:eastAsia="Times New Roman" w:hAnsi="Calibri" w:cs="Arial"/>
+          <w:lang w:eastAsia="es-ES"/>
+        </w:rPr>
+      </w:pPr>
+    </w:p>
+    <w:p>
+      <w:pPr>
+        <w:spacing w:after="0" w:line="300" w:lineRule="exact"/>
+        <w:rPr>
+          <w:rFonts w:ascii="Calibri" w:eastAsia="Times New Roman" w:hAnsi="Calibri" w:cs="Arial"/>
+          <w:lang w:eastAsia="es-ES"/>
+        </w:rPr>
+      </w:pPr>
+    </w:p>
+    <w:p>
+      <w:pPr>
+        <w:spacing w:after="0" w:line="300" w:lineRule="exact"/>
+        <w:rPr>
+          <w:rFonts w:ascii="Calibri" w:eastAsia="Times New Roman" w:hAnsi="Calibri" w:cs="Arial"/>
+          <w:lang w:eastAsia="es-ES"/>
+        </w:rPr>
+      </w:pPr>
+    </w:p>
+    <w:p>
+      <w:pPr>
+        <w:spacing w:after="0" w:line="300" w:lineRule="exact"/>
+        <w:rPr>
+          <w:rFonts w:ascii="Calibri" w:eastAsia="Times New Roman" w:hAnsi="Calibri" w:cs="Arial"/>
+          <w:lang w:eastAsia="es-ES"/>
+        </w:rPr>
+      </w:pPr>
+    </w:p>
+    <w:p>
+      <w:pPr>
+        <w:spacing w:after="0" w:line="300" w:lineRule="exact"/>
+        <w:rPr>
+          <w:rFonts w:ascii="Calibri" w:eastAsia="Times New Roman" w:hAnsi="Calibri" w:cs="Arial"/>
+          <w:lang w:eastAsia="es-ES"/>
+        </w:rPr>
+      </w:pPr>
+    </w:p>
+    <w:p>
+      <w:pPr>
+        <w:spacing w:after="0" w:line="300" w:lineRule="exact"/>
+        <w:rPr>
+          <w:rFonts w:ascii="Calibri" w:eastAsia="Times New Roman" w:hAnsi="Calibri" w:cs="Arial"/>
+          <w:lang w:eastAsia="es-ES"/>
+        </w:rPr>
+      </w:pPr>
+    </w:p>
+    <w:p>
+      <w:pPr>
+        <w:spacing w:after="0" w:line="300" w:lineRule="exact"/>
+        <w:rPr>
+          <w:rFonts w:ascii="Calibri" w:eastAsia="Times New Roman" w:hAnsi="Calibri" w:cs="Arial"/>
+          <w:lang w:eastAsia="es-ES"/>
+        </w:rPr>
+      </w:pPr>
+    </w:p>
+    <w:p>
+      <w:pPr>
+        <w:spacing w:after="0" w:line="300" w:lineRule="exact"/>
+        <w:rPr>
+          <w:rFonts w:ascii="Calibri" w:eastAsia="Times New Roman" w:hAnsi="Calibri" w:cs="Arial"/>
           <w:b/>
           <w:sz w:val="28"/>
           <w:szCs w:val="28"/>
           <w:lang w:eastAsia="es-ES"/>
         </w:rPr>
       </w:pPr>
-      <w:r>
-        <w:rPr>
-          <w:rFonts w:ascii="Calibri" w:eastAsia="Times New Roman" w:hAnsi="Calibri" w:cs="Arial"/>
-          <w:lang w:eastAsia="es-ES"/>
-        </w:rPr>
-        <w:tab/>
-      </w:r>
       <w:r>
         <w:rPr>
           <w:rFonts w:ascii="Arial" w:eastAsia="Times New Roman" w:hAnsi="Arial" w:cs="Arial"/>
@@ -3194,7 +3907,13 @@
         <w:jc w:val="both"/>
       </w:pPr>
       <w:r>
-        <w:t>La evaluación se realiza sobre un escenario base en el que un enjambre de ocho UAV defensores protege un área de 20 m × 20 m frente a la incursión de un dron hostil. Las dimensiones del área se definieron buscando un equilibrio entre representatividad y costo computacional, ya que la co-simulación en tiempo real entre MATLAB y CoppeliaSim aumenta de forma considerable su carga de cálculo a medida que crece el espacio simulado. Cada corrida comprende 300 pasos de integración, y cada escenario se repite [n] veces con condiciones iniciales aleatorias para las posiciones y velocidades de los agentes, con el fin de reducir la dependencia de los resultados respecto de una configuración particular. A partir del escenario base se definen variantes en las que se modifican [parámetro o parámetros], lo que permite el análisis de sensibilidad. Los resultados se analizan mediante indicadores de tiempo de respuesta, efectividad de la neutralización y seguridad entre agentes propios, cuya definición detallada se presenta en el Capítulo 4.</w:t>
+        <w:t>La evaluación se realiza sobre un escenario base en el que un enjambre de ocho UAV defensores protege un área de 20 m × 20 m frente a la incursión de un dron hostil. Las dimensiones del área se definieron buscando un equilibrio entre representatividad y costo computacional, ya que la co-simulación en tiempo real entre MATLAB y CoppeliaSim aumenta de forma considerable su carga de cálculo a medida que crece el espacio simu</w:t>
+      </w:r>
+      <w:r>
+        <w:t>lado. Cada corrida comprende 200</w:t>
+      </w:r>
+      <w:r>
+        <w:t xml:space="preserve"> pasos de integración, y cada escenario se repite [n] veces con condiciones iniciales aleatorias para las posiciones y velocidades de los agentes, con el fin de reducir la dependencia de los resultados respecto de una configuración particular. A partir del escenario base se definen variantes en las que se modifican [parámetro o parámetros], lo que permite el análisis de sensibilidad. Los resultados se analizan mediante indicadores de tiempo de respuesta, efectividad de la neutralización y seguridad entre agentes propios, cuya definición detallada se presenta en el Capítulo 4.</w:t>
       </w:r>
     </w:p>
     <w:p>
@@ -3345,10 +4064,6 @@
     <w:p>
       <w:pPr>
         <w:pStyle w:val="Prrafodelista"/>
-        <w:numPr>
-          <w:ilvl w:val="0"/>
-          <w:numId w:val="4"/>
-        </w:numPr>
         <w:spacing w:line="240" w:lineRule="auto"/>
       </w:pPr>
     </w:p>
@@ -3973,7 +4688,23 @@
           <w:rFonts w:ascii="Calibri" w:eastAsia="Times New Roman" w:hAnsi="Calibri" w:cs="Arial"/>
           <w:lang w:eastAsia="es-ES"/>
         </w:rPr>
-        <w:t>La amenaza que motiva este trabajo se concentra en la Clase I, y en particular en sus subcategorías más ligeras. Por su tamaño, estos sistemas suelen ser portátiles, se lanzan a mano y los opera una sola persona, lo que permite emplearlos con gran rapidez (GlobalSecurity, [año]). Se trata, en su mayoría, de drones comerciales de ala rotatoria, fáciles de adquirir y de operar, que vuelan a baja altitud y presentan una firma reducida frente a los sensores convencionales de defensa aérea.</w:t>
+        <w:t>La amenaza que motiva este trabajo se concentra en la Clase I, y en particular en sus subcategorías más ligeras. Por su tamaño, estos sistemas suelen ser portátiles, se lanzan a mano y los opera una sola persona, lo que permite emplearlos con gran rapidez (GlobalSecurity, [</w:t>
+      </w:r>
+      <w:bookmarkStart w:id="1" w:name="_GoBack"/>
+      <w:r>
+        <w:rPr>
+          <w:rFonts w:ascii="Calibri" w:eastAsia="Times New Roman" w:hAnsi="Calibri" w:cs="Arial"/>
+          <w:lang w:eastAsia="es-ES"/>
+        </w:rPr>
+        <w:t>año</w:t>
+      </w:r>
+      <w:bookmarkEnd w:id="1"/>
+      <w:r>
+        <w:rPr>
+          <w:rFonts w:ascii="Calibri" w:eastAsia="Times New Roman" w:hAnsi="Calibri" w:cs="Arial"/>
+          <w:lang w:eastAsia="es-ES"/>
+        </w:rPr>
+        <w:t>]). Se trata, en su mayoría, de drones comerciales de ala rotatoria, fáciles de adquirir y de operar, que vuelan a baja altitud y presentan una firma reducida frente a los sensores convencionales de defensa aérea.</w:t>
       </w:r>
     </w:p>
     <w:p>
@@ -6488,8 +7219,6 @@
           </m:r>
         </m:oMath>
       </m:oMathPara>
-      <w:bookmarkStart w:id="1" w:name="_GoBack"/>
-      <w:bookmarkEnd w:id="1"/>
     </w:p>
     <w:p>
       <w:pPr>
@@ -8503,6 +9232,68 @@
     </w:p>
     <w:p>
       <w:pPr>
+        <w:pStyle w:val="NormalWeb"/>
+        <w:jc w:val="center"/>
+        <w:rPr>
+          <w:sz w:val="20"/>
+          <w:szCs w:val="20"/>
+        </w:rPr>
+      </w:pPr>
+      <w:r>
+        <w:rPr>
+          <w:noProof/>
+          <w:sz w:val="20"/>
+          <w:szCs w:val="20"/>
+        </w:rPr>
+        <w:lastRenderedPageBreak/>
+        <w:drawing>
+          <wp:inline distT="0" distB="0" distL="0" distR="0" wp14:anchorId="4F31B59C" wp14:editId="41110CAB">
+            <wp:extent cx="4559534" cy="2381372"/>
+            <wp:effectExtent l="0" t="0" r="0" b="0"/>
+            <wp:docPr id="20" name="Imagen 20"/>
+            <wp:cNvGraphicFramePr>
+              <a:graphicFrameLocks xmlns:a="http://schemas.openxmlformats.org/drawingml/2006/main" noChangeAspect="1"/>
+            </wp:cNvGraphicFramePr>
+            <a:graphic xmlns:a="http://schemas.openxmlformats.org/drawingml/2006/main">
+              <a:graphicData uri="http://schemas.openxmlformats.org/drawingml/2006/picture">
+                <pic:pic xmlns:pic="http://schemas.openxmlformats.org/drawingml/2006/picture">
+                  <pic:nvPicPr>
+                    <pic:cNvPr id="1" name=""/>
+                    <pic:cNvPicPr/>
+                  </pic:nvPicPr>
+                  <pic:blipFill>
+                    <a:blip r:embed="rId16"/>
+                    <a:stretch>
+                      <a:fillRect/>
+                    </a:stretch>
+                  </pic:blipFill>
+                  <pic:spPr>
+                    <a:xfrm>
+                      <a:off x="0" y="0"/>
+                      <a:ext cx="4559534" cy="2381372"/>
+                    </a:xfrm>
+                    <a:prstGeom prst="rect">
+                      <a:avLst/>
+                    </a:prstGeom>
+                  </pic:spPr>
+                </pic:pic>
+              </a:graphicData>
+            </a:graphic>
+          </wp:inline>
+        </w:drawing>
+      </w:r>
+    </w:p>
+    <w:p>
+      <w:pPr>
+        <w:pStyle w:val="NormalWeb"/>
+        <w:rPr>
+          <w:sz w:val="20"/>
+          <w:szCs w:val="20"/>
+        </w:rPr>
+      </w:pPr>
+    </w:p>
+    <w:p>
+      <w:pPr>
         <w:pStyle w:val="Prrafodelista"/>
         <w:numPr>
           <w:ilvl w:val="1"/>
@@ -8525,8 +9316,17 @@
           <w:szCs w:val="26"/>
           <w:lang w:val="pt-BR" w:eastAsia="es-ES"/>
         </w:rPr>
-        <w:lastRenderedPageBreak/>
-        <w:t>Modelo del dron hostil</w:t>
+        <w:t xml:space="preserve">Modelo </w:t>
+      </w:r>
+      <w:r>
+        <w:rPr>
+          <w:rFonts w:ascii="Calibri" w:eastAsia="Times New Roman" w:hAnsi="Calibri" w:cs="Arial"/>
+          <w:b/>
+          <w:sz w:val="26"/>
+          <w:szCs w:val="26"/>
+          <w:lang w:val="pt-BR" w:eastAsia="es-ES"/>
+        </w:rPr>
+        <w:t>de enjambre seguidor</w:t>
       </w:r>
     </w:p>
     <w:p>
@@ -9204,6 +10004,5741 @@
           <w:rFonts w:eastAsia="Arial" w:cstheme="minorHAnsi"/>
         </w:rPr>
       </w:pPr>
+    </w:p>
+    <w:p>
+      <w:pPr>
+        <w:rPr>
+          <w:rFonts w:eastAsia="Arial" w:cstheme="minorHAnsi"/>
+        </w:rPr>
+      </w:pPr>
+    </w:p>
+    <w:p>
+      <w:pPr>
+        <w:rPr>
+          <w:rFonts w:eastAsia="Arial" w:cstheme="minorHAnsi"/>
+        </w:rPr>
+      </w:pPr>
+    </w:p>
+    <w:p>
+      <w:pPr>
+        <w:rPr>
+          <w:rFonts w:eastAsia="Arial" w:cstheme="minorHAnsi"/>
+        </w:rPr>
+      </w:pPr>
+    </w:p>
+    <w:p>
+      <w:pPr>
+        <w:rPr>
+          <w:rFonts w:eastAsia="Arial" w:cstheme="minorHAnsi"/>
+        </w:rPr>
+      </w:pPr>
+    </w:p>
+    <w:p>
+      <w:pPr>
+        <w:rPr>
+          <w:rFonts w:eastAsia="Arial" w:cstheme="minorHAnsi"/>
+        </w:rPr>
+      </w:pPr>
+    </w:p>
+    <w:p>
+      <w:pPr>
+        <w:rPr>
+          <w:rFonts w:eastAsia="Arial" w:cstheme="minorHAnsi"/>
+        </w:rPr>
+      </w:pPr>
+    </w:p>
+    <w:p>
+      <w:pPr>
+        <w:pStyle w:val="Prrafodelista"/>
+        <w:numPr>
+          <w:ilvl w:val="0"/>
+          <w:numId w:val="12"/>
+        </w:numPr>
+        <w:spacing w:line="240" w:lineRule="auto"/>
+        <w:rPr>
+          <w:rFonts w:ascii="Calibri" w:eastAsia="Times New Roman" w:hAnsi="Calibri" w:cs="Arial"/>
+          <w:b/>
+          <w:sz w:val="40"/>
+          <w:szCs w:val="40"/>
+          <w:lang w:val="fr-FR" w:eastAsia="es-ES"/>
+        </w:rPr>
+      </w:pPr>
+      <w:r>
+        <w:rPr>
+          <w:rFonts w:ascii="Calibri" w:eastAsia="Times New Roman" w:hAnsi="Calibri" w:cs="Arial"/>
+          <w:b/>
+          <w:sz w:val="40"/>
+          <w:szCs w:val="40"/>
+          <w:lang w:val="fr-FR" w:eastAsia="es-ES"/>
+        </w:rPr>
+        <w:t>Arquitectura De Integración Y Validación En Simulación</w:t>
+      </w:r>
+    </w:p>
+    <w:p>
+      <w:pPr>
+        <w:pStyle w:val="NormalWeb"/>
+        <w:jc w:val="both"/>
+      </w:pPr>
+      <w:r>
+        <w:t>Este capítulo describe cómo se trasladó el modelo bidimensional del Capítulo 2 a un entorno de simulación tridimensional con dinámica de vuelo. Se presentan la arquitectura de comunicación entre MATLAB y CoppeliaSim, la construcción de la escena, el ciclo de ejecución de la co-simulación y el procedimiento de validación del comportamiento cinemático del enjambre.</w:t>
+      </w:r>
+    </w:p>
+    <w:p>
+      <w:pPr>
+        <w:pStyle w:val="Prrafodelista"/>
+        <w:numPr>
+          <w:ilvl w:val="1"/>
+          <w:numId w:val="12"/>
+        </w:numPr>
+        <w:spacing w:after="0" w:line="240" w:lineRule="auto"/>
+        <w:rPr>
+          <w:rFonts w:ascii="Calibri" w:eastAsia="Times New Roman" w:hAnsi="Calibri" w:cs="Arial"/>
+          <w:b/>
+          <w:sz w:val="26"/>
+          <w:szCs w:val="26"/>
+          <w:lang w:val="pt-BR" w:eastAsia="es-ES"/>
+        </w:rPr>
+      </w:pPr>
+      <w:r>
+        <w:rPr>
+          <w:rFonts w:ascii="Calibri" w:eastAsia="Times New Roman" w:hAnsi="Calibri" w:cs="Arial"/>
+          <w:b/>
+          <w:sz w:val="26"/>
+          <w:szCs w:val="26"/>
+          <w:lang w:val="pt-BR" w:eastAsia="es-ES"/>
+        </w:rPr>
+        <w:t>Arquitectura general de la co-simulación</w:t>
+      </w:r>
+    </w:p>
+    <w:p>
+      <w:pPr>
+        <w:pStyle w:val="NormalWeb"/>
+        <w:jc w:val="both"/>
+      </w:pPr>
+      <w:r>
+        <w:t>La co-simulación sigue una arquitectura cliente-servidor en la que cada herramienta cumple una función definida. MATLAB actúa como cliente: en cada paso calcula la posición del dron hostil según el modelo de la sección 2.3 y la posición deseada de cada defensor según el algoritmo de la sección 2.4, envía estas posiciones al simulador y registra los datos de la corrida. CoppeliaSim actúa como servidor: recibe las posiciones, simula la respuesta dinámica de cada vehículo y representa el escenario en tres dimensiones (Figura 7).</w:t>
+      </w:r>
+    </w:p>
+    <w:p>
+      <w:pPr>
+        <w:pStyle w:val="NormalWeb"/>
+        <w:jc w:val="both"/>
+      </w:pPr>
+      <w:r>
+        <w:t>Esta separación permite mantener la lógica de control en un entorno de cálculo numérico, donde es fácil de modificar y analizar, mientras el simulador aporta lo que el modelo bidimensional no incluye: la dinámica de vuelo de los cuadricópteros y su representación espacial.</w:t>
+      </w:r>
+    </w:p>
+    <w:p>
+      <w:pPr>
+        <w:pStyle w:val="NormalWeb"/>
+        <w:jc w:val="both"/>
+      </w:pPr>
+    </w:p>
+    <w:p>
+      <w:pPr>
+        <w:pStyle w:val="NormalWeb"/>
+        <w:jc w:val="both"/>
+      </w:pPr>
+      <w:r>
+        <w:rPr>
+          <w:noProof/>
+        </w:rPr>
+        <w:lastRenderedPageBreak/>
+        <w:drawing>
+          <wp:inline distT="0" distB="0" distL="0" distR="0" wp14:anchorId="56294901" wp14:editId="5E6FDF17">
+            <wp:extent cx="5400040" cy="2623185"/>
+            <wp:effectExtent l="0" t="0" r="0" b="5715"/>
+            <wp:docPr id="4" name="Imagen 4"/>
+            <wp:cNvGraphicFramePr>
+              <a:graphicFrameLocks xmlns:a="http://schemas.openxmlformats.org/drawingml/2006/main" noChangeAspect="1"/>
+            </wp:cNvGraphicFramePr>
+            <a:graphic xmlns:a="http://schemas.openxmlformats.org/drawingml/2006/main">
+              <a:graphicData uri="http://schemas.openxmlformats.org/drawingml/2006/picture">
+                <pic:pic xmlns:pic="http://schemas.openxmlformats.org/drawingml/2006/picture">
+                  <pic:nvPicPr>
+                    <pic:cNvPr id="4" name="Fig_cap3_arquitectura_cosimulacion.png"/>
+                    <pic:cNvPicPr/>
+                  </pic:nvPicPr>
+                  <pic:blipFill>
+                    <a:blip r:embed="rId17" cstate="print">
+                      <a:extLst>
+                        <a:ext uri="{28A0092B-C50C-407E-A947-70E740481C1C}">
+                          <a14:useLocalDpi xmlns:a14="http://schemas.microsoft.com/office/drawing/2010/main" val="0"/>
+                        </a:ext>
+                      </a:extLst>
+                    </a:blip>
+                    <a:stretch>
+                      <a:fillRect/>
+                    </a:stretch>
+                  </pic:blipFill>
+                  <pic:spPr>
+                    <a:xfrm>
+                      <a:off x="0" y="0"/>
+                      <a:ext cx="5400040" cy="2623185"/>
+                    </a:xfrm>
+                    <a:prstGeom prst="rect">
+                      <a:avLst/>
+                    </a:prstGeom>
+                  </pic:spPr>
+                </pic:pic>
+              </a:graphicData>
+            </a:graphic>
+          </wp:inline>
+        </w:drawing>
+      </w:r>
+    </w:p>
+    <w:p>
+      <w:pPr>
+        <w:pStyle w:val="NormalWeb"/>
+        <w:jc w:val="both"/>
+      </w:pPr>
+      <w:r>
+        <w:rPr>
+          <w:rStyle w:val="Textoennegrita"/>
+        </w:rPr>
+        <w:t>Figura 7.</w:t>
+      </w:r>
+      <w:r>
+        <w:t xml:space="preserve"> Arquitectura de la co-simulación entre MATLAB y CoppeliaSim. Elaboración propia.</w:t>
+      </w:r>
+    </w:p>
+    <w:p>
+      <w:pPr>
+        <w:pStyle w:val="NormalWeb"/>
+        <w:jc w:val="both"/>
+      </w:pPr>
+    </w:p>
+    <w:p>
+      <w:pPr>
+        <w:pStyle w:val="Prrafodelista"/>
+        <w:numPr>
+          <w:ilvl w:val="1"/>
+          <w:numId w:val="12"/>
+        </w:numPr>
+        <w:spacing w:after="0" w:line="240" w:lineRule="auto"/>
+        <w:rPr>
+          <w:rFonts w:ascii="Calibri" w:eastAsia="Times New Roman" w:hAnsi="Calibri" w:cs="Arial"/>
+          <w:b/>
+          <w:sz w:val="26"/>
+          <w:szCs w:val="26"/>
+          <w:lang w:val="pt-BR" w:eastAsia="es-ES"/>
+        </w:rPr>
+      </w:pPr>
+      <w:r>
+        <w:rPr>
+          <w:rFonts w:ascii="Calibri" w:eastAsia="Times New Roman" w:hAnsi="Calibri" w:cs="Arial"/>
+          <w:b/>
+          <w:sz w:val="26"/>
+          <w:szCs w:val="26"/>
+          <w:lang w:val="pt-BR" w:eastAsia="es-ES"/>
+        </w:rPr>
+        <w:t>Comunicación entre MATLAB y CoppeliaSim</w:t>
+      </w:r>
+    </w:p>
+    <w:p>
+      <w:pPr>
+        <w:pStyle w:val="Prrafodelista"/>
+        <w:spacing w:before="100" w:beforeAutospacing="1" w:after="100" w:afterAutospacing="1" w:line="240" w:lineRule="auto"/>
+        <w:ind w:left="400"/>
+        <w:jc w:val="both"/>
+        <w:rPr>
+          <w:rFonts w:ascii="Times New Roman" w:eastAsia="Times New Roman" w:hAnsi="Times New Roman" w:cs="Times New Roman"/>
+          <w:sz w:val="24"/>
+          <w:szCs w:val="24"/>
+          <w:lang w:val="es-CO" w:eastAsia="es-CO"/>
+        </w:rPr>
+      </w:pPr>
+      <w:r>
+        <w:rPr>
+          <w:rFonts w:ascii="Times New Roman" w:eastAsia="Times New Roman" w:hAnsi="Times New Roman" w:cs="Times New Roman"/>
+          <w:sz w:val="24"/>
+          <w:szCs w:val="24"/>
+          <w:lang w:val="es-CO" w:eastAsia="es-CO"/>
+        </w:rPr>
+        <w:t xml:space="preserve">La comunicación se implementó mediante la Remote API heredada de CoppeliaSim, sobre el sistema operativo Windows. En el lado del simulador, un script asociado a un objeto de la escena inicia el servidor de la Remote API en el puerto 19999. En el lado de MATLAB, la conexión se establece mediante tres archivos distribuidos con CoppeliaSim: </w:t>
+      </w:r>
+      <w:r>
+        <w:rPr>
+          <w:rFonts w:ascii="Times New Roman" w:eastAsia="Times New Roman" w:hAnsi="Times New Roman" w:cs="Times New Roman"/>
+          <w:i/>
+          <w:iCs/>
+          <w:sz w:val="24"/>
+          <w:szCs w:val="24"/>
+          <w:lang w:val="es-CO" w:eastAsia="es-CO"/>
+        </w:rPr>
+        <w:t>remoteApi.dll</w:t>
+      </w:r>
+      <w:r>
+        <w:rPr>
+          <w:rFonts w:ascii="Times New Roman" w:eastAsia="Times New Roman" w:hAnsi="Times New Roman" w:cs="Times New Roman"/>
+          <w:sz w:val="24"/>
+          <w:szCs w:val="24"/>
+          <w:lang w:val="es-CO" w:eastAsia="es-CO"/>
+        </w:rPr>
+        <w:t xml:space="preserve">, la biblioteca dinámica que implementa la comunicación del lado del cliente; </w:t>
+      </w:r>
+      <w:r>
+        <w:rPr>
+          <w:rFonts w:ascii="Times New Roman" w:eastAsia="Times New Roman" w:hAnsi="Times New Roman" w:cs="Times New Roman"/>
+          <w:i/>
+          <w:iCs/>
+          <w:sz w:val="24"/>
+          <w:szCs w:val="24"/>
+          <w:lang w:val="es-CO" w:eastAsia="es-CO"/>
+        </w:rPr>
+        <w:t>remApi.m</w:t>
+      </w:r>
+      <w:r>
+        <w:rPr>
+          <w:rFonts w:ascii="Times New Roman" w:eastAsia="Times New Roman" w:hAnsi="Times New Roman" w:cs="Times New Roman"/>
+          <w:sz w:val="24"/>
+          <w:szCs w:val="24"/>
+          <w:lang w:val="es-CO" w:eastAsia="es-CO"/>
+        </w:rPr>
+        <w:t xml:space="preserve">, la clase de MATLAB que expone las funciones de la API como métodos invocables, y </w:t>
+      </w:r>
+      <w:r>
+        <w:rPr>
+          <w:rFonts w:ascii="Times New Roman" w:eastAsia="Times New Roman" w:hAnsi="Times New Roman" w:cs="Times New Roman"/>
+          <w:i/>
+          <w:iCs/>
+          <w:sz w:val="24"/>
+          <w:szCs w:val="24"/>
+          <w:lang w:val="es-CO" w:eastAsia="es-CO"/>
+        </w:rPr>
+        <w:t>remoteApiProto.m</w:t>
+      </w:r>
+      <w:r>
+        <w:rPr>
+          <w:rFonts w:ascii="Times New Roman" w:eastAsia="Times New Roman" w:hAnsi="Times New Roman" w:cs="Times New Roman"/>
+          <w:sz w:val="24"/>
+          <w:szCs w:val="24"/>
+          <w:lang w:val="es-CO" w:eastAsia="es-CO"/>
+        </w:rPr>
+        <w:t>, el archivo de prototipos que permite cargar la biblioteca sin necesidad de un compilador de C (Tabla 6).</w:t>
+      </w:r>
+    </w:p>
+    <w:p>
+      <w:pPr>
+        <w:pStyle w:val="Prrafodelista"/>
+        <w:spacing w:before="100" w:beforeAutospacing="1" w:after="100" w:afterAutospacing="1" w:line="240" w:lineRule="auto"/>
+        <w:ind w:left="400"/>
+        <w:jc w:val="both"/>
+        <w:rPr>
+          <w:rFonts w:ascii="Times New Roman" w:eastAsia="Times New Roman" w:hAnsi="Times New Roman" w:cs="Times New Roman"/>
+          <w:sz w:val="24"/>
+          <w:szCs w:val="24"/>
+          <w:lang w:val="es-CO" w:eastAsia="es-CO"/>
+        </w:rPr>
+      </w:pPr>
+    </w:p>
+    <w:p>
+      <w:pPr>
+        <w:pStyle w:val="Prrafodelista"/>
+        <w:spacing w:before="100" w:beforeAutospacing="1" w:after="100" w:afterAutospacing="1" w:line="240" w:lineRule="auto"/>
+        <w:ind w:left="400"/>
+        <w:jc w:val="both"/>
+        <w:rPr>
+          <w:rFonts w:ascii="Times New Roman" w:eastAsia="Times New Roman" w:hAnsi="Times New Roman" w:cs="Times New Roman"/>
+          <w:sz w:val="24"/>
+          <w:szCs w:val="24"/>
+          <w:lang w:val="es-CO" w:eastAsia="es-CO"/>
+        </w:rPr>
+      </w:pPr>
+      <w:r>
+        <w:rPr>
+          <w:rFonts w:ascii="Times New Roman" w:eastAsia="Times New Roman" w:hAnsi="Times New Roman" w:cs="Times New Roman"/>
+          <w:sz w:val="24"/>
+          <w:szCs w:val="24"/>
+          <w:lang w:val="es-CO" w:eastAsia="es-CO"/>
+        </w:rPr>
+        <w:t>Durante el desarrollo se identificó una incompatibilidad entre versiones del simulador: las versiones recientes de CoppeliaSim sustituyeron las funciones de acceso a los objetos de la escena por una nueva interfaz de programación. Para resolverlo, el script de la escena se actualizó a las funciones de acceso de la versión empleada, manteniendo el servidor de la Remote API heredada para la comunicación con MATLAB. La versión del simulador se fijó en CoppeliaSim [versión] para garantizar la reproducibilidad de los resultados.</w:t>
+      </w:r>
+    </w:p>
+    <w:p>
+      <w:pPr>
+        <w:pStyle w:val="Prrafodelista"/>
+        <w:spacing w:before="100" w:beforeAutospacing="1" w:after="100" w:afterAutospacing="1" w:line="240" w:lineRule="auto"/>
+        <w:ind w:left="400"/>
+        <w:jc w:val="both"/>
+        <w:rPr>
+          <w:rFonts w:ascii="Times New Roman" w:eastAsia="Times New Roman" w:hAnsi="Times New Roman" w:cs="Times New Roman"/>
+          <w:sz w:val="24"/>
+          <w:szCs w:val="24"/>
+          <w:lang w:val="es-CO" w:eastAsia="es-CO"/>
+        </w:rPr>
+      </w:pPr>
+    </w:p>
+    <w:p>
+      <w:pPr>
+        <w:pStyle w:val="Prrafodelista"/>
+        <w:spacing w:before="100" w:beforeAutospacing="1" w:after="100" w:afterAutospacing="1" w:line="240" w:lineRule="auto"/>
+        <w:ind w:left="400"/>
+        <w:jc w:val="both"/>
+        <w:rPr>
+          <w:rFonts w:ascii="Times New Roman" w:eastAsia="Times New Roman" w:hAnsi="Times New Roman" w:cs="Times New Roman"/>
+          <w:sz w:val="24"/>
+          <w:szCs w:val="24"/>
+          <w:lang w:val="es-CO" w:eastAsia="es-CO"/>
+        </w:rPr>
+      </w:pPr>
+      <w:r>
+        <w:rPr>
+          <w:rFonts w:ascii="Times New Roman" w:eastAsia="Times New Roman" w:hAnsi="Times New Roman" w:cs="Times New Roman"/>
+          <w:b/>
+          <w:bCs/>
+          <w:sz w:val="24"/>
+          <w:szCs w:val="24"/>
+          <w:lang w:val="es-CO" w:eastAsia="es-CO"/>
+        </w:rPr>
+        <w:t>Tabla 6.</w:t>
+      </w:r>
+      <w:r>
+        <w:rPr>
+          <w:rFonts w:ascii="Times New Roman" w:eastAsia="Times New Roman" w:hAnsi="Times New Roman" w:cs="Times New Roman"/>
+          <w:sz w:val="24"/>
+          <w:szCs w:val="24"/>
+          <w:lang w:val="es-CO" w:eastAsia="es-CO"/>
+        </w:rPr>
+        <w:t xml:space="preserve"> Componentes de software de la co-simulación. Elaboración propia.</w:t>
+      </w:r>
+    </w:p>
+    <w:tbl>
+      <w:tblPr>
+        <w:tblStyle w:val="Tablaconcuadrcula"/>
+        <w:tblW w:w="0" w:type="auto"/>
+        <w:tblLook w:val="04A0" w:firstRow="1" w:lastRow="0" w:firstColumn="1" w:lastColumn="0" w:noHBand="0" w:noVBand="1"/>
+      </w:tblPr>
+      <w:tblGrid>
+        <w:gridCol w:w="2010"/>
+        <w:gridCol w:w="2051"/>
+        <w:gridCol w:w="4433"/>
+      </w:tblGrid>
+      <w:tr>
+        <w:tc>
+          <w:tcPr>
+            <w:tcW w:w="0" w:type="auto"/>
+            <w:hideMark/>
+          </w:tcPr>
+          <w:p>
+            <w:pPr>
+              <w:jc w:val="center"/>
+              <w:rPr>
+                <w:rFonts w:ascii="Times New Roman" w:eastAsia="Times New Roman" w:hAnsi="Times New Roman" w:cs="Times New Roman"/>
+                <w:b/>
+                <w:bCs/>
+                <w:sz w:val="24"/>
+                <w:szCs w:val="24"/>
+                <w:lang w:val="es-CO" w:eastAsia="es-CO"/>
+              </w:rPr>
+            </w:pPr>
+            <w:r>
+              <w:rPr>
+                <w:rFonts w:ascii="Times New Roman" w:eastAsia="Times New Roman" w:hAnsi="Times New Roman" w:cs="Times New Roman"/>
+                <w:b/>
+                <w:bCs/>
+                <w:sz w:val="24"/>
+                <w:szCs w:val="24"/>
+                <w:lang w:val="es-CO" w:eastAsia="es-CO"/>
+              </w:rPr>
+              <w:t>Componente</w:t>
+            </w:r>
+          </w:p>
+        </w:tc>
+        <w:tc>
+          <w:tcPr>
+            <w:tcW w:w="0" w:type="auto"/>
+            <w:hideMark/>
+          </w:tcPr>
+          <w:p>
+            <w:pPr>
+              <w:jc w:val="center"/>
+              <w:rPr>
+                <w:rFonts w:ascii="Times New Roman" w:eastAsia="Times New Roman" w:hAnsi="Times New Roman" w:cs="Times New Roman"/>
+                <w:b/>
+                <w:bCs/>
+                <w:sz w:val="24"/>
+                <w:szCs w:val="24"/>
+                <w:lang w:val="es-CO" w:eastAsia="es-CO"/>
+              </w:rPr>
+            </w:pPr>
+            <w:r>
+              <w:rPr>
+                <w:rFonts w:ascii="Times New Roman" w:eastAsia="Times New Roman" w:hAnsi="Times New Roman" w:cs="Times New Roman"/>
+                <w:b/>
+                <w:bCs/>
+                <w:sz w:val="24"/>
+                <w:szCs w:val="24"/>
+                <w:lang w:val="es-CO" w:eastAsia="es-CO"/>
+              </w:rPr>
+              <w:t>Versión</w:t>
+            </w:r>
+          </w:p>
+        </w:tc>
+        <w:tc>
+          <w:tcPr>
+            <w:tcW w:w="0" w:type="auto"/>
+            <w:hideMark/>
+          </w:tcPr>
+          <w:p>
+            <w:pPr>
+              <w:jc w:val="center"/>
+              <w:rPr>
+                <w:rFonts w:ascii="Times New Roman" w:eastAsia="Times New Roman" w:hAnsi="Times New Roman" w:cs="Times New Roman"/>
+                <w:b/>
+                <w:bCs/>
+                <w:sz w:val="24"/>
+                <w:szCs w:val="24"/>
+                <w:lang w:val="es-CO" w:eastAsia="es-CO"/>
+              </w:rPr>
+            </w:pPr>
+            <w:r>
+              <w:rPr>
+                <w:rFonts w:ascii="Times New Roman" w:eastAsia="Times New Roman" w:hAnsi="Times New Roman" w:cs="Times New Roman"/>
+                <w:b/>
+                <w:bCs/>
+                <w:sz w:val="24"/>
+                <w:szCs w:val="24"/>
+                <w:lang w:val="es-CO" w:eastAsia="es-CO"/>
+              </w:rPr>
+              <w:t>Función</w:t>
+            </w:r>
+          </w:p>
+        </w:tc>
+      </w:tr>
+      <w:tr>
+        <w:tc>
+          <w:tcPr>
+            <w:tcW w:w="0" w:type="auto"/>
+            <w:hideMark/>
+          </w:tcPr>
+          <w:p>
+            <w:pPr>
+              <w:rPr>
+                <w:rFonts w:ascii="Times New Roman" w:eastAsia="Times New Roman" w:hAnsi="Times New Roman" w:cs="Times New Roman"/>
+                <w:sz w:val="24"/>
+                <w:szCs w:val="24"/>
+                <w:lang w:val="es-CO" w:eastAsia="es-CO"/>
+              </w:rPr>
+            </w:pPr>
+            <w:r>
+              <w:rPr>
+                <w:rFonts w:ascii="Times New Roman" w:eastAsia="Times New Roman" w:hAnsi="Times New Roman" w:cs="Times New Roman"/>
+                <w:sz w:val="24"/>
+                <w:szCs w:val="24"/>
+                <w:lang w:val="es-CO" w:eastAsia="es-CO"/>
+              </w:rPr>
+              <w:t>Windows</w:t>
+            </w:r>
+          </w:p>
+        </w:tc>
+        <w:tc>
+          <w:tcPr>
+            <w:tcW w:w="0" w:type="auto"/>
+            <w:hideMark/>
+          </w:tcPr>
+          <w:p>
+            <w:pPr>
+              <w:rPr>
+                <w:rFonts w:ascii="Times New Roman" w:eastAsia="Times New Roman" w:hAnsi="Times New Roman" w:cs="Times New Roman"/>
+                <w:sz w:val="24"/>
+                <w:szCs w:val="24"/>
+                <w:lang w:val="es-CO" w:eastAsia="es-CO"/>
+              </w:rPr>
+            </w:pPr>
+            <w:r>
+              <w:rPr>
+                <w:rFonts w:ascii="Times New Roman" w:eastAsia="Times New Roman" w:hAnsi="Times New Roman" w:cs="Times New Roman"/>
+                <w:sz w:val="24"/>
+                <w:szCs w:val="24"/>
+                <w:lang w:val="es-CO" w:eastAsia="es-CO"/>
+              </w:rPr>
+              <w:t>[versión]</w:t>
+            </w:r>
+          </w:p>
+        </w:tc>
+        <w:tc>
+          <w:tcPr>
+            <w:tcW w:w="0" w:type="auto"/>
+            <w:hideMark/>
+          </w:tcPr>
+          <w:p>
+            <w:pPr>
+              <w:rPr>
+                <w:rFonts w:ascii="Times New Roman" w:eastAsia="Times New Roman" w:hAnsi="Times New Roman" w:cs="Times New Roman"/>
+                <w:sz w:val="24"/>
+                <w:szCs w:val="24"/>
+                <w:lang w:val="es-CO" w:eastAsia="es-CO"/>
+              </w:rPr>
+            </w:pPr>
+            <w:r>
+              <w:rPr>
+                <w:rFonts w:ascii="Times New Roman" w:eastAsia="Times New Roman" w:hAnsi="Times New Roman" w:cs="Times New Roman"/>
+                <w:sz w:val="24"/>
+                <w:szCs w:val="24"/>
+                <w:lang w:val="es-CO" w:eastAsia="es-CO"/>
+              </w:rPr>
+              <w:t>Sistema operativo</w:t>
+            </w:r>
+          </w:p>
+        </w:tc>
+      </w:tr>
+      <w:tr>
+        <w:tc>
+          <w:tcPr>
+            <w:tcW w:w="0" w:type="auto"/>
+            <w:hideMark/>
+          </w:tcPr>
+          <w:p>
+            <w:pPr>
+              <w:rPr>
+                <w:rFonts w:ascii="Times New Roman" w:eastAsia="Times New Roman" w:hAnsi="Times New Roman" w:cs="Times New Roman"/>
+                <w:sz w:val="24"/>
+                <w:szCs w:val="24"/>
+                <w:lang w:val="es-CO" w:eastAsia="es-CO"/>
+              </w:rPr>
+            </w:pPr>
+            <w:r>
+              <w:rPr>
+                <w:rFonts w:ascii="Times New Roman" w:eastAsia="Times New Roman" w:hAnsi="Times New Roman" w:cs="Times New Roman"/>
+                <w:sz w:val="24"/>
+                <w:szCs w:val="24"/>
+                <w:lang w:val="es-CO" w:eastAsia="es-CO"/>
+              </w:rPr>
+              <w:t>MATLAB</w:t>
+            </w:r>
+          </w:p>
+        </w:tc>
+        <w:tc>
+          <w:tcPr>
+            <w:tcW w:w="0" w:type="auto"/>
+            <w:hideMark/>
+          </w:tcPr>
+          <w:p>
+            <w:pPr>
+              <w:rPr>
+                <w:rFonts w:ascii="Times New Roman" w:eastAsia="Times New Roman" w:hAnsi="Times New Roman" w:cs="Times New Roman"/>
+                <w:sz w:val="24"/>
+                <w:szCs w:val="24"/>
+                <w:lang w:val="es-CO" w:eastAsia="es-CO"/>
+              </w:rPr>
+            </w:pPr>
+            <w:r>
+              <w:rPr>
+                <w:rFonts w:ascii="Times New Roman" w:eastAsia="Times New Roman" w:hAnsi="Times New Roman" w:cs="Times New Roman"/>
+                <w:sz w:val="24"/>
+                <w:szCs w:val="24"/>
+                <w:lang w:val="es-CO" w:eastAsia="es-CO"/>
+              </w:rPr>
+              <w:t>R2024[a/b]</w:t>
+            </w:r>
+          </w:p>
+        </w:tc>
+        <w:tc>
+          <w:tcPr>
+            <w:tcW w:w="0" w:type="auto"/>
+            <w:hideMark/>
+          </w:tcPr>
+          <w:p>
+            <w:pPr>
+              <w:rPr>
+                <w:rFonts w:ascii="Times New Roman" w:eastAsia="Times New Roman" w:hAnsi="Times New Roman" w:cs="Times New Roman"/>
+                <w:sz w:val="24"/>
+                <w:szCs w:val="24"/>
+                <w:lang w:val="es-CO" w:eastAsia="es-CO"/>
+              </w:rPr>
+            </w:pPr>
+            <w:r>
+              <w:rPr>
+                <w:rFonts w:ascii="Times New Roman" w:eastAsia="Times New Roman" w:hAnsi="Times New Roman" w:cs="Times New Roman"/>
+                <w:sz w:val="24"/>
+                <w:szCs w:val="24"/>
+                <w:lang w:val="es-CO" w:eastAsia="es-CO"/>
+              </w:rPr>
+              <w:t>Cálculo de la ley de control, cliente de la Remote API y registro de datos</w:t>
+            </w:r>
+          </w:p>
+        </w:tc>
+      </w:tr>
+      <w:tr>
+        <w:tc>
+          <w:tcPr>
+            <w:tcW w:w="0" w:type="auto"/>
+            <w:hideMark/>
+          </w:tcPr>
+          <w:p>
+            <w:pPr>
+              <w:rPr>
+                <w:rFonts w:ascii="Times New Roman" w:eastAsia="Times New Roman" w:hAnsi="Times New Roman" w:cs="Times New Roman"/>
+                <w:sz w:val="24"/>
+                <w:szCs w:val="24"/>
+                <w:lang w:val="es-CO" w:eastAsia="es-CO"/>
+              </w:rPr>
+            </w:pPr>
+            <w:r>
+              <w:rPr>
+                <w:rFonts w:ascii="Times New Roman" w:eastAsia="Times New Roman" w:hAnsi="Times New Roman" w:cs="Times New Roman"/>
+                <w:sz w:val="24"/>
+                <w:szCs w:val="24"/>
+                <w:lang w:val="es-CO" w:eastAsia="es-CO"/>
+              </w:rPr>
+              <w:t>CoppeliaSim Edu</w:t>
+            </w:r>
+          </w:p>
+        </w:tc>
+        <w:tc>
+          <w:tcPr>
+            <w:tcW w:w="0" w:type="auto"/>
+            <w:hideMark/>
+          </w:tcPr>
+          <w:p>
+            <w:pPr>
+              <w:rPr>
+                <w:rFonts w:ascii="Times New Roman" w:eastAsia="Times New Roman" w:hAnsi="Times New Roman" w:cs="Times New Roman"/>
+                <w:sz w:val="24"/>
+                <w:szCs w:val="24"/>
+                <w:lang w:val="es-CO" w:eastAsia="es-CO"/>
+              </w:rPr>
+            </w:pPr>
+            <w:r>
+              <w:rPr>
+                <w:rFonts w:ascii="Times New Roman" w:eastAsia="Times New Roman" w:hAnsi="Times New Roman" w:cs="Times New Roman"/>
+                <w:sz w:val="24"/>
+                <w:szCs w:val="24"/>
+                <w:lang w:val="es-CO" w:eastAsia="es-CO"/>
+              </w:rPr>
+              <w:t>[versión]</w:t>
+            </w:r>
+          </w:p>
+        </w:tc>
+        <w:tc>
+          <w:tcPr>
+            <w:tcW w:w="0" w:type="auto"/>
+            <w:hideMark/>
+          </w:tcPr>
+          <w:p>
+            <w:pPr>
+              <w:rPr>
+                <w:rFonts w:ascii="Times New Roman" w:eastAsia="Times New Roman" w:hAnsi="Times New Roman" w:cs="Times New Roman"/>
+                <w:sz w:val="24"/>
+                <w:szCs w:val="24"/>
+                <w:lang w:val="es-CO" w:eastAsia="es-CO"/>
+              </w:rPr>
+            </w:pPr>
+            <w:r>
+              <w:rPr>
+                <w:rFonts w:ascii="Times New Roman" w:eastAsia="Times New Roman" w:hAnsi="Times New Roman" w:cs="Times New Roman"/>
+                <w:sz w:val="24"/>
+                <w:szCs w:val="24"/>
+                <w:lang w:val="es-CO" w:eastAsia="es-CO"/>
+              </w:rPr>
+              <w:t>Simulación de dinámica y cinemática; servidor de la Remote API; motor de física Bullet 2.78</w:t>
+            </w:r>
+          </w:p>
+        </w:tc>
+      </w:tr>
+      <w:tr>
+        <w:tc>
+          <w:tcPr>
+            <w:tcW w:w="0" w:type="auto"/>
+            <w:hideMark/>
+          </w:tcPr>
+          <w:p>
+            <w:pPr>
+              <w:rPr>
+                <w:rFonts w:ascii="Times New Roman" w:eastAsia="Times New Roman" w:hAnsi="Times New Roman" w:cs="Times New Roman"/>
+                <w:sz w:val="24"/>
+                <w:szCs w:val="24"/>
+                <w:lang w:val="es-CO" w:eastAsia="es-CO"/>
+              </w:rPr>
+            </w:pPr>
+            <w:r>
+              <w:rPr>
+                <w:rFonts w:ascii="Times New Roman" w:eastAsia="Times New Roman" w:hAnsi="Times New Roman" w:cs="Times New Roman"/>
+                <w:sz w:val="24"/>
+                <w:szCs w:val="24"/>
+                <w:lang w:val="es-CO" w:eastAsia="es-CO"/>
+              </w:rPr>
+              <w:t>remoteApi.dll</w:t>
+            </w:r>
+          </w:p>
+        </w:tc>
+        <w:tc>
+          <w:tcPr>
+            <w:tcW w:w="0" w:type="auto"/>
+            <w:hideMark/>
+          </w:tcPr>
+          <w:p>
+            <w:pPr>
+              <w:rPr>
+                <w:rFonts w:ascii="Times New Roman" w:eastAsia="Times New Roman" w:hAnsi="Times New Roman" w:cs="Times New Roman"/>
+                <w:sz w:val="24"/>
+                <w:szCs w:val="24"/>
+                <w:lang w:val="es-CO" w:eastAsia="es-CO"/>
+              </w:rPr>
+            </w:pPr>
+            <w:r>
+              <w:rPr>
+                <w:rFonts w:ascii="Times New Roman" w:eastAsia="Times New Roman" w:hAnsi="Times New Roman" w:cs="Times New Roman"/>
+                <w:sz w:val="24"/>
+                <w:szCs w:val="24"/>
+                <w:lang w:val="es-CO" w:eastAsia="es-CO"/>
+              </w:rPr>
+              <w:t>Distribuida con CoppeliaSim</w:t>
+            </w:r>
+          </w:p>
+        </w:tc>
+        <w:tc>
+          <w:tcPr>
+            <w:tcW w:w="0" w:type="auto"/>
+            <w:hideMark/>
+          </w:tcPr>
+          <w:p>
+            <w:pPr>
+              <w:rPr>
+                <w:rFonts w:ascii="Times New Roman" w:eastAsia="Times New Roman" w:hAnsi="Times New Roman" w:cs="Times New Roman"/>
+                <w:sz w:val="24"/>
+                <w:szCs w:val="24"/>
+                <w:lang w:val="es-CO" w:eastAsia="es-CO"/>
+              </w:rPr>
+            </w:pPr>
+            <w:r>
+              <w:rPr>
+                <w:rFonts w:ascii="Times New Roman" w:eastAsia="Times New Roman" w:hAnsi="Times New Roman" w:cs="Times New Roman"/>
+                <w:sz w:val="24"/>
+                <w:szCs w:val="24"/>
+                <w:lang w:val="es-CO" w:eastAsia="es-CO"/>
+              </w:rPr>
+              <w:t>Biblioteca de comunicación del lado del cliente</w:t>
+            </w:r>
+          </w:p>
+        </w:tc>
+      </w:tr>
+      <w:tr>
+        <w:tc>
+          <w:tcPr>
+            <w:tcW w:w="0" w:type="auto"/>
+            <w:hideMark/>
+          </w:tcPr>
+          <w:p>
+            <w:pPr>
+              <w:rPr>
+                <w:rFonts w:ascii="Times New Roman" w:eastAsia="Times New Roman" w:hAnsi="Times New Roman" w:cs="Times New Roman"/>
+                <w:sz w:val="24"/>
+                <w:szCs w:val="24"/>
+                <w:lang w:val="es-CO" w:eastAsia="es-CO"/>
+              </w:rPr>
+            </w:pPr>
+            <w:r>
+              <w:rPr>
+                <w:rFonts w:ascii="Times New Roman" w:eastAsia="Times New Roman" w:hAnsi="Times New Roman" w:cs="Times New Roman"/>
+                <w:sz w:val="24"/>
+                <w:szCs w:val="24"/>
+                <w:lang w:val="es-CO" w:eastAsia="es-CO"/>
+              </w:rPr>
+              <w:lastRenderedPageBreak/>
+              <w:t>remApi.m</w:t>
+            </w:r>
+          </w:p>
+        </w:tc>
+        <w:tc>
+          <w:tcPr>
+            <w:tcW w:w="0" w:type="auto"/>
+            <w:hideMark/>
+          </w:tcPr>
+          <w:p>
+            <w:pPr>
+              <w:rPr>
+                <w:rFonts w:ascii="Times New Roman" w:eastAsia="Times New Roman" w:hAnsi="Times New Roman" w:cs="Times New Roman"/>
+                <w:sz w:val="24"/>
+                <w:szCs w:val="24"/>
+                <w:lang w:val="es-CO" w:eastAsia="es-CO"/>
+              </w:rPr>
+            </w:pPr>
+            <w:r>
+              <w:rPr>
+                <w:rFonts w:ascii="Times New Roman" w:eastAsia="Times New Roman" w:hAnsi="Times New Roman" w:cs="Times New Roman"/>
+                <w:sz w:val="24"/>
+                <w:szCs w:val="24"/>
+                <w:lang w:val="es-CO" w:eastAsia="es-CO"/>
+              </w:rPr>
+              <w:t>Distribuida con CoppeliaSim</w:t>
+            </w:r>
+          </w:p>
+        </w:tc>
+        <w:tc>
+          <w:tcPr>
+            <w:tcW w:w="0" w:type="auto"/>
+            <w:hideMark/>
+          </w:tcPr>
+          <w:p>
+            <w:pPr>
+              <w:rPr>
+                <w:rFonts w:ascii="Times New Roman" w:eastAsia="Times New Roman" w:hAnsi="Times New Roman" w:cs="Times New Roman"/>
+                <w:sz w:val="24"/>
+                <w:szCs w:val="24"/>
+                <w:lang w:val="es-CO" w:eastAsia="es-CO"/>
+              </w:rPr>
+            </w:pPr>
+            <w:r>
+              <w:rPr>
+                <w:rFonts w:ascii="Times New Roman" w:eastAsia="Times New Roman" w:hAnsi="Times New Roman" w:cs="Times New Roman"/>
+                <w:sz w:val="24"/>
+                <w:szCs w:val="24"/>
+                <w:lang w:val="es-CO" w:eastAsia="es-CO"/>
+              </w:rPr>
+              <w:t>Interfaz de MATLAB con la biblioteca</w:t>
+            </w:r>
+          </w:p>
+        </w:tc>
+      </w:tr>
+      <w:tr>
+        <w:tc>
+          <w:tcPr>
+            <w:tcW w:w="0" w:type="auto"/>
+            <w:hideMark/>
+          </w:tcPr>
+          <w:p>
+            <w:pPr>
+              <w:rPr>
+                <w:rFonts w:ascii="Times New Roman" w:eastAsia="Times New Roman" w:hAnsi="Times New Roman" w:cs="Times New Roman"/>
+                <w:sz w:val="24"/>
+                <w:szCs w:val="24"/>
+                <w:lang w:val="es-CO" w:eastAsia="es-CO"/>
+              </w:rPr>
+            </w:pPr>
+            <w:r>
+              <w:rPr>
+                <w:rFonts w:ascii="Times New Roman" w:eastAsia="Times New Roman" w:hAnsi="Times New Roman" w:cs="Times New Roman"/>
+                <w:sz w:val="24"/>
+                <w:szCs w:val="24"/>
+                <w:lang w:val="es-CO" w:eastAsia="es-CO"/>
+              </w:rPr>
+              <w:t>remoteApiProto.m</w:t>
+            </w:r>
+          </w:p>
+        </w:tc>
+        <w:tc>
+          <w:tcPr>
+            <w:tcW w:w="0" w:type="auto"/>
+            <w:hideMark/>
+          </w:tcPr>
+          <w:p>
+            <w:pPr>
+              <w:rPr>
+                <w:rFonts w:ascii="Times New Roman" w:eastAsia="Times New Roman" w:hAnsi="Times New Roman" w:cs="Times New Roman"/>
+                <w:sz w:val="24"/>
+                <w:szCs w:val="24"/>
+                <w:lang w:val="es-CO" w:eastAsia="es-CO"/>
+              </w:rPr>
+            </w:pPr>
+            <w:r>
+              <w:rPr>
+                <w:rFonts w:ascii="Times New Roman" w:eastAsia="Times New Roman" w:hAnsi="Times New Roman" w:cs="Times New Roman"/>
+                <w:sz w:val="24"/>
+                <w:szCs w:val="24"/>
+                <w:lang w:val="es-CO" w:eastAsia="es-CO"/>
+              </w:rPr>
+              <w:t>Distribuida con CoppeliaSim</w:t>
+            </w:r>
+          </w:p>
+        </w:tc>
+        <w:tc>
+          <w:tcPr>
+            <w:tcW w:w="0" w:type="auto"/>
+            <w:hideMark/>
+          </w:tcPr>
+          <w:p>
+            <w:pPr>
+              <w:rPr>
+                <w:rFonts w:ascii="Times New Roman" w:eastAsia="Times New Roman" w:hAnsi="Times New Roman" w:cs="Times New Roman"/>
+                <w:sz w:val="24"/>
+                <w:szCs w:val="24"/>
+                <w:lang w:val="es-CO" w:eastAsia="es-CO"/>
+              </w:rPr>
+            </w:pPr>
+            <w:r>
+              <w:rPr>
+                <w:rFonts w:ascii="Times New Roman" w:eastAsia="Times New Roman" w:hAnsi="Times New Roman" w:cs="Times New Roman"/>
+                <w:sz w:val="24"/>
+                <w:szCs w:val="24"/>
+                <w:lang w:val="es-CO" w:eastAsia="es-CO"/>
+              </w:rPr>
+              <w:t>Prototipos de funciones para cargar la biblioteca</w:t>
+            </w:r>
+          </w:p>
+        </w:tc>
+      </w:tr>
+    </w:tbl>
+    <w:p>
+      <w:pPr>
+        <w:pStyle w:val="NormalWeb"/>
+        <w:jc w:val="both"/>
+      </w:pPr>
+    </w:p>
+    <w:p>
+      <w:pPr>
+        <w:pStyle w:val="Prrafodelista"/>
+        <w:numPr>
+          <w:ilvl w:val="1"/>
+          <w:numId w:val="12"/>
+        </w:numPr>
+        <w:spacing w:after="0" w:line="240" w:lineRule="auto"/>
+        <w:rPr>
+          <w:rFonts w:ascii="Calibri" w:eastAsia="Times New Roman" w:hAnsi="Calibri" w:cs="Arial"/>
+          <w:b/>
+          <w:sz w:val="26"/>
+          <w:szCs w:val="26"/>
+          <w:lang w:val="pt-BR" w:eastAsia="es-ES"/>
+        </w:rPr>
+      </w:pPr>
+      <w:r>
+        <w:rPr>
+          <w:rFonts w:ascii="Calibri" w:eastAsia="Times New Roman" w:hAnsi="Calibri" w:cs="Arial"/>
+          <w:b/>
+          <w:sz w:val="26"/>
+          <w:szCs w:val="26"/>
+          <w:lang w:val="pt-BR" w:eastAsia="es-ES"/>
+        </w:rPr>
+        <w:t>Construcción de la escena</w:t>
+      </w:r>
+    </w:p>
+    <w:p>
+      <w:pPr>
+        <w:pStyle w:val="Prrafodelista"/>
+        <w:spacing w:before="100" w:beforeAutospacing="1" w:after="100" w:afterAutospacing="1" w:line="240" w:lineRule="auto"/>
+        <w:ind w:left="400"/>
+        <w:rPr>
+          <w:rFonts w:ascii="Times New Roman" w:eastAsia="Times New Roman" w:hAnsi="Times New Roman" w:cs="Times New Roman"/>
+          <w:sz w:val="24"/>
+          <w:szCs w:val="24"/>
+          <w:lang w:val="es-CO" w:eastAsia="es-CO"/>
+        </w:rPr>
+      </w:pPr>
+      <w:r>
+        <w:rPr>
+          <w:rFonts w:ascii="Times New Roman" w:eastAsia="Times New Roman" w:hAnsi="Times New Roman" w:cs="Times New Roman"/>
+          <w:sz w:val="24"/>
+          <w:szCs w:val="24"/>
+          <w:lang w:val="es-CO" w:eastAsia="es-CO"/>
+        </w:rPr>
+        <w:t>La escena de CoppeliaSim contiene nueve cuadricópteros, uno que representa al dron hostil y ocho a los defensores, además de una edificación que representa el activo protegido. Cada vehículo está compuesto por el modelo del cuadricóptero y un objeto de referencia asociado (</w:t>
+      </w:r>
+      <w:r>
+        <w:rPr>
+          <w:rFonts w:ascii="Times New Roman" w:eastAsia="Times New Roman" w:hAnsi="Times New Roman" w:cs="Times New Roman"/>
+          <w:i/>
+          <w:iCs/>
+          <w:sz w:val="24"/>
+          <w:szCs w:val="24"/>
+          <w:lang w:val="es-CO" w:eastAsia="es-CO"/>
+        </w:rPr>
+        <w:t>target</w:t>
+      </w:r>
+      <w:r>
+        <w:rPr>
+          <w:rFonts w:ascii="Times New Roman" w:eastAsia="Times New Roman" w:hAnsi="Times New Roman" w:cs="Times New Roman"/>
+          <w:sz w:val="24"/>
+          <w:szCs w:val="24"/>
+          <w:lang w:val="es-CO" w:eastAsia="es-CO"/>
+        </w:rPr>
+        <w:t>), que define la posición que el controlador de vuelo incorporado en el modelo debe alcanzar. Los objetos de referencia se identifican en la escena como :/target[0], correspondiente al dron hostil, y :/target[1] a :/target[8], correspondientes a los defensores 1 a 8. Todos los vehículos operan a una altura fija de 4 m, de modo que el comportamiento horizontal del enjambre corresponde al del modelo bidimensional.</w:t>
+      </w:r>
+    </w:p>
+    <w:p>
+      <w:pPr>
+        <w:pStyle w:val="Prrafodelista"/>
+        <w:spacing w:before="100" w:beforeAutospacing="1" w:after="100" w:afterAutospacing="1" w:line="240" w:lineRule="auto"/>
+        <w:ind w:left="400"/>
+        <w:rPr>
+          <w:rFonts w:ascii="Times New Roman" w:eastAsia="Times New Roman" w:hAnsi="Times New Roman" w:cs="Times New Roman"/>
+          <w:sz w:val="24"/>
+          <w:szCs w:val="24"/>
+          <w:lang w:val="es-CO" w:eastAsia="es-CO"/>
+        </w:rPr>
+      </w:pPr>
+    </w:p>
+    <w:p>
+      <w:pPr>
+        <w:pStyle w:val="Prrafodelista"/>
+        <w:spacing w:before="100" w:beforeAutospacing="1" w:after="100" w:afterAutospacing="1" w:line="240" w:lineRule="auto"/>
+        <w:ind w:left="400"/>
+        <w:rPr>
+          <w:rFonts w:ascii="Times New Roman" w:eastAsia="Times New Roman" w:hAnsi="Times New Roman" w:cs="Times New Roman"/>
+          <w:sz w:val="24"/>
+          <w:szCs w:val="24"/>
+          <w:lang w:val="es-CO" w:eastAsia="es-CO"/>
+        </w:rPr>
+      </w:pPr>
+      <w:r>
+        <w:rPr>
+          <w:rFonts w:ascii="Times New Roman" w:eastAsia="Times New Roman" w:hAnsi="Times New Roman" w:cs="Times New Roman"/>
+          <w:sz w:val="24"/>
+          <w:szCs w:val="24"/>
+          <w:lang w:val="es-CO" w:eastAsia="es-CO"/>
+        </w:rPr>
+        <w:t>Las posiciones iniciales reproducen la configuración del Capítulo 2: los ocho defensores forman un anillo alrededor del activo protegido, a 5 m de distancia sobre los ejes y las diagonales, y el dron hostil inicia en (−9,9; 9,9) m, cerca de la esquina noroeste del área (Tabla 7 y Figura 8). La Figura 9 muestra la escena durante la ejecución de la co-simulación.</w:t>
+      </w:r>
+    </w:p>
+    <w:p>
+      <w:pPr>
+        <w:pStyle w:val="Prrafodelista"/>
+        <w:spacing w:before="100" w:beforeAutospacing="1" w:after="100" w:afterAutospacing="1" w:line="240" w:lineRule="auto"/>
+        <w:ind w:left="400"/>
+        <w:rPr>
+          <w:rFonts w:ascii="Times New Roman" w:eastAsia="Times New Roman" w:hAnsi="Times New Roman" w:cs="Times New Roman"/>
+          <w:sz w:val="24"/>
+          <w:szCs w:val="24"/>
+          <w:lang w:val="es-CO" w:eastAsia="es-CO"/>
+        </w:rPr>
+      </w:pPr>
+    </w:p>
+    <w:p>
+      <w:pPr>
+        <w:pStyle w:val="Prrafodelista"/>
+        <w:spacing w:before="100" w:beforeAutospacing="1" w:after="100" w:afterAutospacing="1" w:line="240" w:lineRule="auto"/>
+        <w:ind w:left="400"/>
+        <w:rPr>
+          <w:rFonts w:ascii="Times New Roman" w:eastAsia="Times New Roman" w:hAnsi="Times New Roman" w:cs="Times New Roman"/>
+          <w:sz w:val="24"/>
+          <w:szCs w:val="24"/>
+          <w:lang w:val="es-CO" w:eastAsia="es-CO"/>
+        </w:rPr>
+      </w:pPr>
+      <w:r>
+        <w:rPr>
+          <w:rFonts w:ascii="Times New Roman" w:eastAsia="Times New Roman" w:hAnsi="Times New Roman" w:cs="Times New Roman"/>
+          <w:b/>
+          <w:bCs/>
+          <w:sz w:val="24"/>
+          <w:szCs w:val="24"/>
+          <w:lang w:val="es-CO" w:eastAsia="es-CO"/>
+        </w:rPr>
+        <w:t>Tabla 7.</w:t>
+      </w:r>
+      <w:r>
+        <w:rPr>
+          <w:rFonts w:ascii="Times New Roman" w:eastAsia="Times New Roman" w:hAnsi="Times New Roman" w:cs="Times New Roman"/>
+          <w:sz w:val="24"/>
+          <w:szCs w:val="24"/>
+          <w:lang w:val="es-CO" w:eastAsia="es-CO"/>
+        </w:rPr>
+        <w:t xml:space="preserve"> Configuración inicial del escenario de simulación. Elaboración propia.</w:t>
+      </w:r>
+    </w:p>
+    <w:tbl>
+      <w:tblPr>
+        <w:tblStyle w:val="Tablaconcuadrcula"/>
+        <w:tblW w:w="0" w:type="auto"/>
+        <w:tblLook w:val="04A0" w:firstRow="1" w:lastRow="0" w:firstColumn="1" w:lastColumn="0" w:noHBand="0" w:noVBand="1"/>
+      </w:tblPr>
+      <w:tblGrid>
+        <w:gridCol w:w="1850"/>
+        <w:gridCol w:w="2322"/>
+        <w:gridCol w:w="2776"/>
+        <w:gridCol w:w="1316"/>
+      </w:tblGrid>
+      <w:tr>
+        <w:tc>
+          <w:tcPr>
+            <w:tcW w:w="0" w:type="auto"/>
+            <w:hideMark/>
+          </w:tcPr>
+          <w:p>
+            <w:pPr>
+              <w:jc w:val="center"/>
+              <w:rPr>
+                <w:rFonts w:ascii="Times New Roman" w:eastAsia="Times New Roman" w:hAnsi="Times New Roman" w:cs="Times New Roman"/>
+                <w:b/>
+                <w:bCs/>
+                <w:sz w:val="24"/>
+                <w:szCs w:val="24"/>
+                <w:lang w:val="es-CO" w:eastAsia="es-CO"/>
+              </w:rPr>
+            </w:pPr>
+            <w:r>
+              <w:rPr>
+                <w:rFonts w:ascii="Times New Roman" w:eastAsia="Times New Roman" w:hAnsi="Times New Roman" w:cs="Times New Roman"/>
+                <w:b/>
+                <w:bCs/>
+                <w:sz w:val="24"/>
+                <w:szCs w:val="24"/>
+                <w:lang w:val="es-CO" w:eastAsia="es-CO"/>
+              </w:rPr>
+              <w:t>Agente</w:t>
+            </w:r>
+          </w:p>
+        </w:tc>
+        <w:tc>
+          <w:tcPr>
+            <w:tcW w:w="0" w:type="auto"/>
+            <w:hideMark/>
+          </w:tcPr>
+          <w:p>
+            <w:pPr>
+              <w:jc w:val="center"/>
+              <w:rPr>
+                <w:rFonts w:ascii="Times New Roman" w:eastAsia="Times New Roman" w:hAnsi="Times New Roman" w:cs="Times New Roman"/>
+                <w:b/>
+                <w:bCs/>
+                <w:sz w:val="24"/>
+                <w:szCs w:val="24"/>
+                <w:lang w:val="es-CO" w:eastAsia="es-CO"/>
+              </w:rPr>
+            </w:pPr>
+            <w:r>
+              <w:rPr>
+                <w:rFonts w:ascii="Times New Roman" w:eastAsia="Times New Roman" w:hAnsi="Times New Roman" w:cs="Times New Roman"/>
+                <w:b/>
+                <w:bCs/>
+                <w:sz w:val="24"/>
+                <w:szCs w:val="24"/>
+                <w:lang w:val="es-CO" w:eastAsia="es-CO"/>
+              </w:rPr>
+              <w:t>Objeto de referencia</w:t>
+            </w:r>
+          </w:p>
+        </w:tc>
+        <w:tc>
+          <w:tcPr>
+            <w:tcW w:w="0" w:type="auto"/>
+            <w:hideMark/>
+          </w:tcPr>
+          <w:p>
+            <w:pPr>
+              <w:jc w:val="center"/>
+              <w:rPr>
+                <w:rFonts w:ascii="Times New Roman" w:eastAsia="Times New Roman" w:hAnsi="Times New Roman" w:cs="Times New Roman"/>
+                <w:b/>
+                <w:bCs/>
+                <w:sz w:val="24"/>
+                <w:szCs w:val="24"/>
+                <w:lang w:val="es-CO" w:eastAsia="es-CO"/>
+              </w:rPr>
+            </w:pPr>
+            <w:r>
+              <w:rPr>
+                <w:rFonts w:ascii="Times New Roman" w:eastAsia="Times New Roman" w:hAnsi="Times New Roman" w:cs="Times New Roman"/>
+                <w:b/>
+                <w:bCs/>
+                <w:sz w:val="24"/>
+                <w:szCs w:val="24"/>
+                <w:lang w:val="es-CO" w:eastAsia="es-CO"/>
+              </w:rPr>
+              <w:t>Posición inicial (x; y) [m]</w:t>
+            </w:r>
+          </w:p>
+        </w:tc>
+        <w:tc>
+          <w:tcPr>
+            <w:tcW w:w="0" w:type="auto"/>
+            <w:hideMark/>
+          </w:tcPr>
+          <w:p>
+            <w:pPr>
+              <w:jc w:val="center"/>
+              <w:rPr>
+                <w:rFonts w:ascii="Times New Roman" w:eastAsia="Times New Roman" w:hAnsi="Times New Roman" w:cs="Times New Roman"/>
+                <w:b/>
+                <w:bCs/>
+                <w:sz w:val="24"/>
+                <w:szCs w:val="24"/>
+                <w:lang w:val="es-CO" w:eastAsia="es-CO"/>
+              </w:rPr>
+            </w:pPr>
+            <w:r>
+              <w:rPr>
+                <w:rFonts w:ascii="Times New Roman" w:eastAsia="Times New Roman" w:hAnsi="Times New Roman" w:cs="Times New Roman"/>
+                <w:b/>
+                <w:bCs/>
+                <w:sz w:val="24"/>
+                <w:szCs w:val="24"/>
+                <w:lang w:val="es-CO" w:eastAsia="es-CO"/>
+              </w:rPr>
+              <w:t>Altura [m]</w:t>
+            </w:r>
+          </w:p>
+        </w:tc>
+      </w:tr>
+      <w:tr>
+        <w:tc>
+          <w:tcPr>
+            <w:tcW w:w="0" w:type="auto"/>
+            <w:hideMark/>
+          </w:tcPr>
+          <w:p>
+            <w:pPr>
+              <w:rPr>
+                <w:rFonts w:ascii="Times New Roman" w:eastAsia="Times New Roman" w:hAnsi="Times New Roman" w:cs="Times New Roman"/>
+                <w:sz w:val="24"/>
+                <w:szCs w:val="24"/>
+                <w:lang w:val="es-CO" w:eastAsia="es-CO"/>
+              </w:rPr>
+            </w:pPr>
+            <w:r>
+              <w:rPr>
+                <w:rFonts w:ascii="Times New Roman" w:eastAsia="Times New Roman" w:hAnsi="Times New Roman" w:cs="Times New Roman"/>
+                <w:sz w:val="24"/>
+                <w:szCs w:val="24"/>
+                <w:lang w:val="es-CO" w:eastAsia="es-CO"/>
+              </w:rPr>
+              <w:t>Dron hostil</w:t>
+            </w:r>
+          </w:p>
+        </w:tc>
+        <w:tc>
+          <w:tcPr>
+            <w:tcW w:w="0" w:type="auto"/>
+            <w:hideMark/>
+          </w:tcPr>
+          <w:p>
+            <w:pPr>
+              <w:rPr>
+                <w:rFonts w:ascii="Times New Roman" w:eastAsia="Times New Roman" w:hAnsi="Times New Roman" w:cs="Times New Roman"/>
+                <w:sz w:val="24"/>
+                <w:szCs w:val="24"/>
+                <w:lang w:val="es-CO" w:eastAsia="es-CO"/>
+              </w:rPr>
+            </w:pPr>
+            <w:r>
+              <w:rPr>
+                <w:rFonts w:ascii="Times New Roman" w:eastAsia="Times New Roman" w:hAnsi="Times New Roman" w:cs="Times New Roman"/>
+                <w:sz w:val="24"/>
+                <w:szCs w:val="24"/>
+                <w:lang w:val="es-CO" w:eastAsia="es-CO"/>
+              </w:rPr>
+              <w:t>:/target[0]</w:t>
+            </w:r>
+          </w:p>
+        </w:tc>
+        <w:tc>
+          <w:tcPr>
+            <w:tcW w:w="0" w:type="auto"/>
+            <w:hideMark/>
+          </w:tcPr>
+          <w:p>
+            <w:pPr>
+              <w:rPr>
+                <w:rFonts w:ascii="Times New Roman" w:eastAsia="Times New Roman" w:hAnsi="Times New Roman" w:cs="Times New Roman"/>
+                <w:sz w:val="24"/>
+                <w:szCs w:val="24"/>
+                <w:lang w:val="es-CO" w:eastAsia="es-CO"/>
+              </w:rPr>
+            </w:pPr>
+            <w:r>
+              <w:rPr>
+                <w:rFonts w:ascii="Times New Roman" w:eastAsia="Times New Roman" w:hAnsi="Times New Roman" w:cs="Times New Roman"/>
+                <w:sz w:val="24"/>
+                <w:szCs w:val="24"/>
+                <w:lang w:val="es-CO" w:eastAsia="es-CO"/>
+              </w:rPr>
+              <w:t>(−9,9; 9,9)</w:t>
+            </w:r>
+          </w:p>
+        </w:tc>
+        <w:tc>
+          <w:tcPr>
+            <w:tcW w:w="0" w:type="auto"/>
+            <w:hideMark/>
+          </w:tcPr>
+          <w:p>
+            <w:pPr>
+              <w:rPr>
+                <w:rFonts w:ascii="Times New Roman" w:eastAsia="Times New Roman" w:hAnsi="Times New Roman" w:cs="Times New Roman"/>
+                <w:sz w:val="24"/>
+                <w:szCs w:val="24"/>
+                <w:lang w:val="es-CO" w:eastAsia="es-CO"/>
+              </w:rPr>
+            </w:pPr>
+            <w:r>
+              <w:rPr>
+                <w:rFonts w:ascii="Times New Roman" w:eastAsia="Times New Roman" w:hAnsi="Times New Roman" w:cs="Times New Roman"/>
+                <w:sz w:val="24"/>
+                <w:szCs w:val="24"/>
+                <w:lang w:val="es-CO" w:eastAsia="es-CO"/>
+              </w:rPr>
+              <w:t>4</w:t>
+            </w:r>
+          </w:p>
+        </w:tc>
+      </w:tr>
+      <w:tr>
+        <w:tc>
+          <w:tcPr>
+            <w:tcW w:w="0" w:type="auto"/>
+            <w:hideMark/>
+          </w:tcPr>
+          <w:p>
+            <w:pPr>
+              <w:rPr>
+                <w:rFonts w:ascii="Times New Roman" w:eastAsia="Times New Roman" w:hAnsi="Times New Roman" w:cs="Times New Roman"/>
+                <w:sz w:val="24"/>
+                <w:szCs w:val="24"/>
+                <w:lang w:val="es-CO" w:eastAsia="es-CO"/>
+              </w:rPr>
+            </w:pPr>
+            <w:r>
+              <w:rPr>
+                <w:rFonts w:ascii="Times New Roman" w:eastAsia="Times New Roman" w:hAnsi="Times New Roman" w:cs="Times New Roman"/>
+                <w:sz w:val="24"/>
+                <w:szCs w:val="24"/>
+                <w:lang w:val="es-CO" w:eastAsia="es-CO"/>
+              </w:rPr>
+              <w:t>Defensor 1</w:t>
+            </w:r>
+          </w:p>
+        </w:tc>
+        <w:tc>
+          <w:tcPr>
+            <w:tcW w:w="0" w:type="auto"/>
+            <w:hideMark/>
+          </w:tcPr>
+          <w:p>
+            <w:pPr>
+              <w:rPr>
+                <w:rFonts w:ascii="Times New Roman" w:eastAsia="Times New Roman" w:hAnsi="Times New Roman" w:cs="Times New Roman"/>
+                <w:sz w:val="24"/>
+                <w:szCs w:val="24"/>
+                <w:lang w:val="es-CO" w:eastAsia="es-CO"/>
+              </w:rPr>
+            </w:pPr>
+            <w:r>
+              <w:rPr>
+                <w:rFonts w:ascii="Times New Roman" w:eastAsia="Times New Roman" w:hAnsi="Times New Roman" w:cs="Times New Roman"/>
+                <w:sz w:val="24"/>
+                <w:szCs w:val="24"/>
+                <w:lang w:val="es-CO" w:eastAsia="es-CO"/>
+              </w:rPr>
+              <w:t>:/target[1]</w:t>
+            </w:r>
+          </w:p>
+        </w:tc>
+        <w:tc>
+          <w:tcPr>
+            <w:tcW w:w="0" w:type="auto"/>
+            <w:hideMark/>
+          </w:tcPr>
+          <w:p>
+            <w:pPr>
+              <w:rPr>
+                <w:rFonts w:ascii="Times New Roman" w:eastAsia="Times New Roman" w:hAnsi="Times New Roman" w:cs="Times New Roman"/>
+                <w:sz w:val="24"/>
+                <w:szCs w:val="24"/>
+                <w:lang w:val="es-CO" w:eastAsia="es-CO"/>
+              </w:rPr>
+            </w:pPr>
+            <w:r>
+              <w:rPr>
+                <w:rFonts w:ascii="Times New Roman" w:eastAsia="Times New Roman" w:hAnsi="Times New Roman" w:cs="Times New Roman"/>
+                <w:sz w:val="24"/>
+                <w:szCs w:val="24"/>
+                <w:lang w:val="es-CO" w:eastAsia="es-CO"/>
+              </w:rPr>
+              <w:t>(5; 0)</w:t>
+            </w:r>
+          </w:p>
+        </w:tc>
+        <w:tc>
+          <w:tcPr>
+            <w:tcW w:w="0" w:type="auto"/>
+            <w:hideMark/>
+          </w:tcPr>
+          <w:p>
+            <w:pPr>
+              <w:rPr>
+                <w:rFonts w:ascii="Times New Roman" w:eastAsia="Times New Roman" w:hAnsi="Times New Roman" w:cs="Times New Roman"/>
+                <w:sz w:val="24"/>
+                <w:szCs w:val="24"/>
+                <w:lang w:val="es-CO" w:eastAsia="es-CO"/>
+              </w:rPr>
+            </w:pPr>
+            <w:r>
+              <w:rPr>
+                <w:rFonts w:ascii="Times New Roman" w:eastAsia="Times New Roman" w:hAnsi="Times New Roman" w:cs="Times New Roman"/>
+                <w:sz w:val="24"/>
+                <w:szCs w:val="24"/>
+                <w:lang w:val="es-CO" w:eastAsia="es-CO"/>
+              </w:rPr>
+              <w:t>4</w:t>
+            </w:r>
+          </w:p>
+        </w:tc>
+      </w:tr>
+      <w:tr>
+        <w:tc>
+          <w:tcPr>
+            <w:tcW w:w="0" w:type="auto"/>
+            <w:hideMark/>
+          </w:tcPr>
+          <w:p>
+            <w:pPr>
+              <w:rPr>
+                <w:rFonts w:ascii="Times New Roman" w:eastAsia="Times New Roman" w:hAnsi="Times New Roman" w:cs="Times New Roman"/>
+                <w:sz w:val="24"/>
+                <w:szCs w:val="24"/>
+                <w:lang w:val="es-CO" w:eastAsia="es-CO"/>
+              </w:rPr>
+            </w:pPr>
+            <w:r>
+              <w:rPr>
+                <w:rFonts w:ascii="Times New Roman" w:eastAsia="Times New Roman" w:hAnsi="Times New Roman" w:cs="Times New Roman"/>
+                <w:sz w:val="24"/>
+                <w:szCs w:val="24"/>
+                <w:lang w:val="es-CO" w:eastAsia="es-CO"/>
+              </w:rPr>
+              <w:t>Defensor 2</w:t>
+            </w:r>
+          </w:p>
+        </w:tc>
+        <w:tc>
+          <w:tcPr>
+            <w:tcW w:w="0" w:type="auto"/>
+            <w:hideMark/>
+          </w:tcPr>
+          <w:p>
+            <w:pPr>
+              <w:rPr>
+                <w:rFonts w:ascii="Times New Roman" w:eastAsia="Times New Roman" w:hAnsi="Times New Roman" w:cs="Times New Roman"/>
+                <w:sz w:val="24"/>
+                <w:szCs w:val="24"/>
+                <w:lang w:val="es-CO" w:eastAsia="es-CO"/>
+              </w:rPr>
+            </w:pPr>
+            <w:r>
+              <w:rPr>
+                <w:rFonts w:ascii="Times New Roman" w:eastAsia="Times New Roman" w:hAnsi="Times New Roman" w:cs="Times New Roman"/>
+                <w:sz w:val="24"/>
+                <w:szCs w:val="24"/>
+                <w:lang w:val="es-CO" w:eastAsia="es-CO"/>
+              </w:rPr>
+              <w:t>:/target[2]</w:t>
+            </w:r>
+          </w:p>
+        </w:tc>
+        <w:tc>
+          <w:tcPr>
+            <w:tcW w:w="0" w:type="auto"/>
+            <w:hideMark/>
+          </w:tcPr>
+          <w:p>
+            <w:pPr>
+              <w:rPr>
+                <w:rFonts w:ascii="Times New Roman" w:eastAsia="Times New Roman" w:hAnsi="Times New Roman" w:cs="Times New Roman"/>
+                <w:sz w:val="24"/>
+                <w:szCs w:val="24"/>
+                <w:lang w:val="es-CO" w:eastAsia="es-CO"/>
+              </w:rPr>
+            </w:pPr>
+            <w:r>
+              <w:rPr>
+                <w:rFonts w:ascii="Times New Roman" w:eastAsia="Times New Roman" w:hAnsi="Times New Roman" w:cs="Times New Roman"/>
+                <w:sz w:val="24"/>
+                <w:szCs w:val="24"/>
+                <w:lang w:val="es-CO" w:eastAsia="es-CO"/>
+              </w:rPr>
+              <w:t>(5; −5)</w:t>
+            </w:r>
+          </w:p>
+        </w:tc>
+        <w:tc>
+          <w:tcPr>
+            <w:tcW w:w="0" w:type="auto"/>
+            <w:hideMark/>
+          </w:tcPr>
+          <w:p>
+            <w:pPr>
+              <w:rPr>
+                <w:rFonts w:ascii="Times New Roman" w:eastAsia="Times New Roman" w:hAnsi="Times New Roman" w:cs="Times New Roman"/>
+                <w:sz w:val="24"/>
+                <w:szCs w:val="24"/>
+                <w:lang w:val="es-CO" w:eastAsia="es-CO"/>
+              </w:rPr>
+            </w:pPr>
+            <w:r>
+              <w:rPr>
+                <w:rFonts w:ascii="Times New Roman" w:eastAsia="Times New Roman" w:hAnsi="Times New Roman" w:cs="Times New Roman"/>
+                <w:sz w:val="24"/>
+                <w:szCs w:val="24"/>
+                <w:lang w:val="es-CO" w:eastAsia="es-CO"/>
+              </w:rPr>
+              <w:t>4</w:t>
+            </w:r>
+          </w:p>
+        </w:tc>
+      </w:tr>
+      <w:tr>
+        <w:tc>
+          <w:tcPr>
+            <w:tcW w:w="0" w:type="auto"/>
+            <w:hideMark/>
+          </w:tcPr>
+          <w:p>
+            <w:pPr>
+              <w:rPr>
+                <w:rFonts w:ascii="Times New Roman" w:eastAsia="Times New Roman" w:hAnsi="Times New Roman" w:cs="Times New Roman"/>
+                <w:sz w:val="24"/>
+                <w:szCs w:val="24"/>
+                <w:lang w:val="es-CO" w:eastAsia="es-CO"/>
+              </w:rPr>
+            </w:pPr>
+            <w:r>
+              <w:rPr>
+                <w:rFonts w:ascii="Times New Roman" w:eastAsia="Times New Roman" w:hAnsi="Times New Roman" w:cs="Times New Roman"/>
+                <w:sz w:val="24"/>
+                <w:szCs w:val="24"/>
+                <w:lang w:val="es-CO" w:eastAsia="es-CO"/>
+              </w:rPr>
+              <w:t>Defensor 3</w:t>
+            </w:r>
+          </w:p>
+        </w:tc>
+        <w:tc>
+          <w:tcPr>
+            <w:tcW w:w="0" w:type="auto"/>
+            <w:hideMark/>
+          </w:tcPr>
+          <w:p>
+            <w:pPr>
+              <w:rPr>
+                <w:rFonts w:ascii="Times New Roman" w:eastAsia="Times New Roman" w:hAnsi="Times New Roman" w:cs="Times New Roman"/>
+                <w:sz w:val="24"/>
+                <w:szCs w:val="24"/>
+                <w:lang w:val="es-CO" w:eastAsia="es-CO"/>
+              </w:rPr>
+            </w:pPr>
+            <w:r>
+              <w:rPr>
+                <w:rFonts w:ascii="Times New Roman" w:eastAsia="Times New Roman" w:hAnsi="Times New Roman" w:cs="Times New Roman"/>
+                <w:sz w:val="24"/>
+                <w:szCs w:val="24"/>
+                <w:lang w:val="es-CO" w:eastAsia="es-CO"/>
+              </w:rPr>
+              <w:t>:/target[3]</w:t>
+            </w:r>
+          </w:p>
+        </w:tc>
+        <w:tc>
+          <w:tcPr>
+            <w:tcW w:w="0" w:type="auto"/>
+            <w:hideMark/>
+          </w:tcPr>
+          <w:p>
+            <w:pPr>
+              <w:rPr>
+                <w:rFonts w:ascii="Times New Roman" w:eastAsia="Times New Roman" w:hAnsi="Times New Roman" w:cs="Times New Roman"/>
+                <w:sz w:val="24"/>
+                <w:szCs w:val="24"/>
+                <w:lang w:val="es-CO" w:eastAsia="es-CO"/>
+              </w:rPr>
+            </w:pPr>
+            <w:r>
+              <w:rPr>
+                <w:rFonts w:ascii="Times New Roman" w:eastAsia="Times New Roman" w:hAnsi="Times New Roman" w:cs="Times New Roman"/>
+                <w:sz w:val="24"/>
+                <w:szCs w:val="24"/>
+                <w:lang w:val="es-CO" w:eastAsia="es-CO"/>
+              </w:rPr>
+              <w:t>(0; −5)</w:t>
+            </w:r>
+          </w:p>
+        </w:tc>
+        <w:tc>
+          <w:tcPr>
+            <w:tcW w:w="0" w:type="auto"/>
+            <w:hideMark/>
+          </w:tcPr>
+          <w:p>
+            <w:pPr>
+              <w:rPr>
+                <w:rFonts w:ascii="Times New Roman" w:eastAsia="Times New Roman" w:hAnsi="Times New Roman" w:cs="Times New Roman"/>
+                <w:sz w:val="24"/>
+                <w:szCs w:val="24"/>
+                <w:lang w:val="es-CO" w:eastAsia="es-CO"/>
+              </w:rPr>
+            </w:pPr>
+            <w:r>
+              <w:rPr>
+                <w:rFonts w:ascii="Times New Roman" w:eastAsia="Times New Roman" w:hAnsi="Times New Roman" w:cs="Times New Roman"/>
+                <w:sz w:val="24"/>
+                <w:szCs w:val="24"/>
+                <w:lang w:val="es-CO" w:eastAsia="es-CO"/>
+              </w:rPr>
+              <w:t>4</w:t>
+            </w:r>
+          </w:p>
+        </w:tc>
+      </w:tr>
+      <w:tr>
+        <w:tc>
+          <w:tcPr>
+            <w:tcW w:w="0" w:type="auto"/>
+            <w:hideMark/>
+          </w:tcPr>
+          <w:p>
+            <w:pPr>
+              <w:rPr>
+                <w:rFonts w:ascii="Times New Roman" w:eastAsia="Times New Roman" w:hAnsi="Times New Roman" w:cs="Times New Roman"/>
+                <w:sz w:val="24"/>
+                <w:szCs w:val="24"/>
+                <w:lang w:val="es-CO" w:eastAsia="es-CO"/>
+              </w:rPr>
+            </w:pPr>
+            <w:r>
+              <w:rPr>
+                <w:rFonts w:ascii="Times New Roman" w:eastAsia="Times New Roman" w:hAnsi="Times New Roman" w:cs="Times New Roman"/>
+                <w:sz w:val="24"/>
+                <w:szCs w:val="24"/>
+                <w:lang w:val="es-CO" w:eastAsia="es-CO"/>
+              </w:rPr>
+              <w:t>Defensor 4</w:t>
+            </w:r>
+          </w:p>
+        </w:tc>
+        <w:tc>
+          <w:tcPr>
+            <w:tcW w:w="0" w:type="auto"/>
+            <w:hideMark/>
+          </w:tcPr>
+          <w:p>
+            <w:pPr>
+              <w:rPr>
+                <w:rFonts w:ascii="Times New Roman" w:eastAsia="Times New Roman" w:hAnsi="Times New Roman" w:cs="Times New Roman"/>
+                <w:sz w:val="24"/>
+                <w:szCs w:val="24"/>
+                <w:lang w:val="es-CO" w:eastAsia="es-CO"/>
+              </w:rPr>
+            </w:pPr>
+            <w:r>
+              <w:rPr>
+                <w:rFonts w:ascii="Times New Roman" w:eastAsia="Times New Roman" w:hAnsi="Times New Roman" w:cs="Times New Roman"/>
+                <w:sz w:val="24"/>
+                <w:szCs w:val="24"/>
+                <w:lang w:val="es-CO" w:eastAsia="es-CO"/>
+              </w:rPr>
+              <w:t>:/target[4]</w:t>
+            </w:r>
+          </w:p>
+        </w:tc>
+        <w:tc>
+          <w:tcPr>
+            <w:tcW w:w="0" w:type="auto"/>
+            <w:hideMark/>
+          </w:tcPr>
+          <w:p>
+            <w:pPr>
+              <w:rPr>
+                <w:rFonts w:ascii="Times New Roman" w:eastAsia="Times New Roman" w:hAnsi="Times New Roman" w:cs="Times New Roman"/>
+                <w:sz w:val="24"/>
+                <w:szCs w:val="24"/>
+                <w:lang w:val="es-CO" w:eastAsia="es-CO"/>
+              </w:rPr>
+            </w:pPr>
+            <w:r>
+              <w:rPr>
+                <w:rFonts w:ascii="Times New Roman" w:eastAsia="Times New Roman" w:hAnsi="Times New Roman" w:cs="Times New Roman"/>
+                <w:sz w:val="24"/>
+                <w:szCs w:val="24"/>
+                <w:lang w:val="es-CO" w:eastAsia="es-CO"/>
+              </w:rPr>
+              <w:t>(−5; −5)</w:t>
+            </w:r>
+          </w:p>
+        </w:tc>
+        <w:tc>
+          <w:tcPr>
+            <w:tcW w:w="0" w:type="auto"/>
+            <w:hideMark/>
+          </w:tcPr>
+          <w:p>
+            <w:pPr>
+              <w:rPr>
+                <w:rFonts w:ascii="Times New Roman" w:eastAsia="Times New Roman" w:hAnsi="Times New Roman" w:cs="Times New Roman"/>
+                <w:sz w:val="24"/>
+                <w:szCs w:val="24"/>
+                <w:lang w:val="es-CO" w:eastAsia="es-CO"/>
+              </w:rPr>
+            </w:pPr>
+            <w:r>
+              <w:rPr>
+                <w:rFonts w:ascii="Times New Roman" w:eastAsia="Times New Roman" w:hAnsi="Times New Roman" w:cs="Times New Roman"/>
+                <w:sz w:val="24"/>
+                <w:szCs w:val="24"/>
+                <w:lang w:val="es-CO" w:eastAsia="es-CO"/>
+              </w:rPr>
+              <w:t>4</w:t>
+            </w:r>
+          </w:p>
+        </w:tc>
+      </w:tr>
+      <w:tr>
+        <w:tc>
+          <w:tcPr>
+            <w:tcW w:w="0" w:type="auto"/>
+            <w:hideMark/>
+          </w:tcPr>
+          <w:p>
+            <w:pPr>
+              <w:rPr>
+                <w:rFonts w:ascii="Times New Roman" w:eastAsia="Times New Roman" w:hAnsi="Times New Roman" w:cs="Times New Roman"/>
+                <w:sz w:val="24"/>
+                <w:szCs w:val="24"/>
+                <w:lang w:val="es-CO" w:eastAsia="es-CO"/>
+              </w:rPr>
+            </w:pPr>
+            <w:r>
+              <w:rPr>
+                <w:rFonts w:ascii="Times New Roman" w:eastAsia="Times New Roman" w:hAnsi="Times New Roman" w:cs="Times New Roman"/>
+                <w:sz w:val="24"/>
+                <w:szCs w:val="24"/>
+                <w:lang w:val="es-CO" w:eastAsia="es-CO"/>
+              </w:rPr>
+              <w:t>Defensor 5</w:t>
+            </w:r>
+          </w:p>
+        </w:tc>
+        <w:tc>
+          <w:tcPr>
+            <w:tcW w:w="0" w:type="auto"/>
+            <w:hideMark/>
+          </w:tcPr>
+          <w:p>
+            <w:pPr>
+              <w:rPr>
+                <w:rFonts w:ascii="Times New Roman" w:eastAsia="Times New Roman" w:hAnsi="Times New Roman" w:cs="Times New Roman"/>
+                <w:sz w:val="24"/>
+                <w:szCs w:val="24"/>
+                <w:lang w:val="es-CO" w:eastAsia="es-CO"/>
+              </w:rPr>
+            </w:pPr>
+            <w:r>
+              <w:rPr>
+                <w:rFonts w:ascii="Times New Roman" w:eastAsia="Times New Roman" w:hAnsi="Times New Roman" w:cs="Times New Roman"/>
+                <w:sz w:val="24"/>
+                <w:szCs w:val="24"/>
+                <w:lang w:val="es-CO" w:eastAsia="es-CO"/>
+              </w:rPr>
+              <w:t>:/target[5]</w:t>
+            </w:r>
+          </w:p>
+        </w:tc>
+        <w:tc>
+          <w:tcPr>
+            <w:tcW w:w="0" w:type="auto"/>
+            <w:hideMark/>
+          </w:tcPr>
+          <w:p>
+            <w:pPr>
+              <w:rPr>
+                <w:rFonts w:ascii="Times New Roman" w:eastAsia="Times New Roman" w:hAnsi="Times New Roman" w:cs="Times New Roman"/>
+                <w:sz w:val="24"/>
+                <w:szCs w:val="24"/>
+                <w:lang w:val="es-CO" w:eastAsia="es-CO"/>
+              </w:rPr>
+            </w:pPr>
+            <w:r>
+              <w:rPr>
+                <w:rFonts w:ascii="Times New Roman" w:eastAsia="Times New Roman" w:hAnsi="Times New Roman" w:cs="Times New Roman"/>
+                <w:sz w:val="24"/>
+                <w:szCs w:val="24"/>
+                <w:lang w:val="es-CO" w:eastAsia="es-CO"/>
+              </w:rPr>
+              <w:t>(−5; 0)</w:t>
+            </w:r>
+          </w:p>
+        </w:tc>
+        <w:tc>
+          <w:tcPr>
+            <w:tcW w:w="0" w:type="auto"/>
+            <w:hideMark/>
+          </w:tcPr>
+          <w:p>
+            <w:pPr>
+              <w:rPr>
+                <w:rFonts w:ascii="Times New Roman" w:eastAsia="Times New Roman" w:hAnsi="Times New Roman" w:cs="Times New Roman"/>
+                <w:sz w:val="24"/>
+                <w:szCs w:val="24"/>
+                <w:lang w:val="es-CO" w:eastAsia="es-CO"/>
+              </w:rPr>
+            </w:pPr>
+            <w:r>
+              <w:rPr>
+                <w:rFonts w:ascii="Times New Roman" w:eastAsia="Times New Roman" w:hAnsi="Times New Roman" w:cs="Times New Roman"/>
+                <w:sz w:val="24"/>
+                <w:szCs w:val="24"/>
+                <w:lang w:val="es-CO" w:eastAsia="es-CO"/>
+              </w:rPr>
+              <w:t>4</w:t>
+            </w:r>
+          </w:p>
+        </w:tc>
+      </w:tr>
+      <w:tr>
+        <w:tc>
+          <w:tcPr>
+            <w:tcW w:w="0" w:type="auto"/>
+            <w:hideMark/>
+          </w:tcPr>
+          <w:p>
+            <w:pPr>
+              <w:rPr>
+                <w:rFonts w:ascii="Times New Roman" w:eastAsia="Times New Roman" w:hAnsi="Times New Roman" w:cs="Times New Roman"/>
+                <w:sz w:val="24"/>
+                <w:szCs w:val="24"/>
+                <w:lang w:val="es-CO" w:eastAsia="es-CO"/>
+              </w:rPr>
+            </w:pPr>
+            <w:r>
+              <w:rPr>
+                <w:rFonts w:ascii="Times New Roman" w:eastAsia="Times New Roman" w:hAnsi="Times New Roman" w:cs="Times New Roman"/>
+                <w:sz w:val="24"/>
+                <w:szCs w:val="24"/>
+                <w:lang w:val="es-CO" w:eastAsia="es-CO"/>
+              </w:rPr>
+              <w:t>Defensor 6</w:t>
+            </w:r>
+          </w:p>
+        </w:tc>
+        <w:tc>
+          <w:tcPr>
+            <w:tcW w:w="0" w:type="auto"/>
+            <w:hideMark/>
+          </w:tcPr>
+          <w:p>
+            <w:pPr>
+              <w:rPr>
+                <w:rFonts w:ascii="Times New Roman" w:eastAsia="Times New Roman" w:hAnsi="Times New Roman" w:cs="Times New Roman"/>
+                <w:sz w:val="24"/>
+                <w:szCs w:val="24"/>
+                <w:lang w:val="es-CO" w:eastAsia="es-CO"/>
+              </w:rPr>
+            </w:pPr>
+            <w:r>
+              <w:rPr>
+                <w:rFonts w:ascii="Times New Roman" w:eastAsia="Times New Roman" w:hAnsi="Times New Roman" w:cs="Times New Roman"/>
+                <w:sz w:val="24"/>
+                <w:szCs w:val="24"/>
+                <w:lang w:val="es-CO" w:eastAsia="es-CO"/>
+              </w:rPr>
+              <w:t>:/target[6]</w:t>
+            </w:r>
+          </w:p>
+        </w:tc>
+        <w:tc>
+          <w:tcPr>
+            <w:tcW w:w="0" w:type="auto"/>
+            <w:hideMark/>
+          </w:tcPr>
+          <w:p>
+            <w:pPr>
+              <w:rPr>
+                <w:rFonts w:ascii="Times New Roman" w:eastAsia="Times New Roman" w:hAnsi="Times New Roman" w:cs="Times New Roman"/>
+                <w:sz w:val="24"/>
+                <w:szCs w:val="24"/>
+                <w:lang w:val="es-CO" w:eastAsia="es-CO"/>
+              </w:rPr>
+            </w:pPr>
+            <w:r>
+              <w:rPr>
+                <w:rFonts w:ascii="Times New Roman" w:eastAsia="Times New Roman" w:hAnsi="Times New Roman" w:cs="Times New Roman"/>
+                <w:sz w:val="24"/>
+                <w:szCs w:val="24"/>
+                <w:lang w:val="es-CO" w:eastAsia="es-CO"/>
+              </w:rPr>
+              <w:t>(−5; 5)</w:t>
+            </w:r>
+          </w:p>
+        </w:tc>
+        <w:tc>
+          <w:tcPr>
+            <w:tcW w:w="0" w:type="auto"/>
+            <w:hideMark/>
+          </w:tcPr>
+          <w:p>
+            <w:pPr>
+              <w:rPr>
+                <w:rFonts w:ascii="Times New Roman" w:eastAsia="Times New Roman" w:hAnsi="Times New Roman" w:cs="Times New Roman"/>
+                <w:sz w:val="24"/>
+                <w:szCs w:val="24"/>
+                <w:lang w:val="es-CO" w:eastAsia="es-CO"/>
+              </w:rPr>
+            </w:pPr>
+            <w:r>
+              <w:rPr>
+                <w:rFonts w:ascii="Times New Roman" w:eastAsia="Times New Roman" w:hAnsi="Times New Roman" w:cs="Times New Roman"/>
+                <w:sz w:val="24"/>
+                <w:szCs w:val="24"/>
+                <w:lang w:val="es-CO" w:eastAsia="es-CO"/>
+              </w:rPr>
+              <w:t>4</w:t>
+            </w:r>
+          </w:p>
+        </w:tc>
+      </w:tr>
+      <w:tr>
+        <w:tc>
+          <w:tcPr>
+            <w:tcW w:w="0" w:type="auto"/>
+            <w:hideMark/>
+          </w:tcPr>
+          <w:p>
+            <w:pPr>
+              <w:rPr>
+                <w:rFonts w:ascii="Times New Roman" w:eastAsia="Times New Roman" w:hAnsi="Times New Roman" w:cs="Times New Roman"/>
+                <w:sz w:val="24"/>
+                <w:szCs w:val="24"/>
+                <w:lang w:val="es-CO" w:eastAsia="es-CO"/>
+              </w:rPr>
+            </w:pPr>
+            <w:r>
+              <w:rPr>
+                <w:rFonts w:ascii="Times New Roman" w:eastAsia="Times New Roman" w:hAnsi="Times New Roman" w:cs="Times New Roman"/>
+                <w:sz w:val="24"/>
+                <w:szCs w:val="24"/>
+                <w:lang w:val="es-CO" w:eastAsia="es-CO"/>
+              </w:rPr>
+              <w:t>Defensor 7</w:t>
+            </w:r>
+          </w:p>
+        </w:tc>
+        <w:tc>
+          <w:tcPr>
+            <w:tcW w:w="0" w:type="auto"/>
+            <w:hideMark/>
+          </w:tcPr>
+          <w:p>
+            <w:pPr>
+              <w:rPr>
+                <w:rFonts w:ascii="Times New Roman" w:eastAsia="Times New Roman" w:hAnsi="Times New Roman" w:cs="Times New Roman"/>
+                <w:sz w:val="24"/>
+                <w:szCs w:val="24"/>
+                <w:lang w:val="es-CO" w:eastAsia="es-CO"/>
+              </w:rPr>
+            </w:pPr>
+            <w:r>
+              <w:rPr>
+                <w:rFonts w:ascii="Times New Roman" w:eastAsia="Times New Roman" w:hAnsi="Times New Roman" w:cs="Times New Roman"/>
+                <w:sz w:val="24"/>
+                <w:szCs w:val="24"/>
+                <w:lang w:val="es-CO" w:eastAsia="es-CO"/>
+              </w:rPr>
+              <w:t>:/target[7]</w:t>
+            </w:r>
+          </w:p>
+        </w:tc>
+        <w:tc>
+          <w:tcPr>
+            <w:tcW w:w="0" w:type="auto"/>
+            <w:hideMark/>
+          </w:tcPr>
+          <w:p>
+            <w:pPr>
+              <w:rPr>
+                <w:rFonts w:ascii="Times New Roman" w:eastAsia="Times New Roman" w:hAnsi="Times New Roman" w:cs="Times New Roman"/>
+                <w:sz w:val="24"/>
+                <w:szCs w:val="24"/>
+                <w:lang w:val="es-CO" w:eastAsia="es-CO"/>
+              </w:rPr>
+            </w:pPr>
+            <w:r>
+              <w:rPr>
+                <w:rFonts w:ascii="Times New Roman" w:eastAsia="Times New Roman" w:hAnsi="Times New Roman" w:cs="Times New Roman"/>
+                <w:sz w:val="24"/>
+                <w:szCs w:val="24"/>
+                <w:lang w:val="es-CO" w:eastAsia="es-CO"/>
+              </w:rPr>
+              <w:t>(0; 5)</w:t>
+            </w:r>
+          </w:p>
+        </w:tc>
+        <w:tc>
+          <w:tcPr>
+            <w:tcW w:w="0" w:type="auto"/>
+            <w:hideMark/>
+          </w:tcPr>
+          <w:p>
+            <w:pPr>
+              <w:rPr>
+                <w:rFonts w:ascii="Times New Roman" w:eastAsia="Times New Roman" w:hAnsi="Times New Roman" w:cs="Times New Roman"/>
+                <w:sz w:val="24"/>
+                <w:szCs w:val="24"/>
+                <w:lang w:val="es-CO" w:eastAsia="es-CO"/>
+              </w:rPr>
+            </w:pPr>
+            <w:r>
+              <w:rPr>
+                <w:rFonts w:ascii="Times New Roman" w:eastAsia="Times New Roman" w:hAnsi="Times New Roman" w:cs="Times New Roman"/>
+                <w:sz w:val="24"/>
+                <w:szCs w:val="24"/>
+                <w:lang w:val="es-CO" w:eastAsia="es-CO"/>
+              </w:rPr>
+              <w:t>4</w:t>
+            </w:r>
+          </w:p>
+        </w:tc>
+      </w:tr>
+      <w:tr>
+        <w:tc>
+          <w:tcPr>
+            <w:tcW w:w="0" w:type="auto"/>
+            <w:hideMark/>
+          </w:tcPr>
+          <w:p>
+            <w:pPr>
+              <w:rPr>
+                <w:rFonts w:ascii="Times New Roman" w:eastAsia="Times New Roman" w:hAnsi="Times New Roman" w:cs="Times New Roman"/>
+                <w:sz w:val="24"/>
+                <w:szCs w:val="24"/>
+                <w:lang w:val="es-CO" w:eastAsia="es-CO"/>
+              </w:rPr>
+            </w:pPr>
+            <w:r>
+              <w:rPr>
+                <w:rFonts w:ascii="Times New Roman" w:eastAsia="Times New Roman" w:hAnsi="Times New Roman" w:cs="Times New Roman"/>
+                <w:sz w:val="24"/>
+                <w:szCs w:val="24"/>
+                <w:lang w:val="es-CO" w:eastAsia="es-CO"/>
+              </w:rPr>
+              <w:t>Defensor 8</w:t>
+            </w:r>
+          </w:p>
+        </w:tc>
+        <w:tc>
+          <w:tcPr>
+            <w:tcW w:w="0" w:type="auto"/>
+            <w:hideMark/>
+          </w:tcPr>
+          <w:p>
+            <w:pPr>
+              <w:rPr>
+                <w:rFonts w:ascii="Times New Roman" w:eastAsia="Times New Roman" w:hAnsi="Times New Roman" w:cs="Times New Roman"/>
+                <w:sz w:val="24"/>
+                <w:szCs w:val="24"/>
+                <w:lang w:val="es-CO" w:eastAsia="es-CO"/>
+              </w:rPr>
+            </w:pPr>
+            <w:r>
+              <w:rPr>
+                <w:rFonts w:ascii="Times New Roman" w:eastAsia="Times New Roman" w:hAnsi="Times New Roman" w:cs="Times New Roman"/>
+                <w:sz w:val="24"/>
+                <w:szCs w:val="24"/>
+                <w:lang w:val="es-CO" w:eastAsia="es-CO"/>
+              </w:rPr>
+              <w:t>:/target[8]</w:t>
+            </w:r>
+          </w:p>
+        </w:tc>
+        <w:tc>
+          <w:tcPr>
+            <w:tcW w:w="0" w:type="auto"/>
+            <w:hideMark/>
+          </w:tcPr>
+          <w:p>
+            <w:pPr>
+              <w:rPr>
+                <w:rFonts w:ascii="Times New Roman" w:eastAsia="Times New Roman" w:hAnsi="Times New Roman" w:cs="Times New Roman"/>
+                <w:sz w:val="24"/>
+                <w:szCs w:val="24"/>
+                <w:lang w:val="es-CO" w:eastAsia="es-CO"/>
+              </w:rPr>
+            </w:pPr>
+            <w:r>
+              <w:rPr>
+                <w:rFonts w:ascii="Times New Roman" w:eastAsia="Times New Roman" w:hAnsi="Times New Roman" w:cs="Times New Roman"/>
+                <w:sz w:val="24"/>
+                <w:szCs w:val="24"/>
+                <w:lang w:val="es-CO" w:eastAsia="es-CO"/>
+              </w:rPr>
+              <w:t>(5; 5)</w:t>
+            </w:r>
+          </w:p>
+        </w:tc>
+        <w:tc>
+          <w:tcPr>
+            <w:tcW w:w="0" w:type="auto"/>
+            <w:hideMark/>
+          </w:tcPr>
+          <w:p>
+            <w:pPr>
+              <w:rPr>
+                <w:rFonts w:ascii="Times New Roman" w:eastAsia="Times New Roman" w:hAnsi="Times New Roman" w:cs="Times New Roman"/>
+                <w:sz w:val="24"/>
+                <w:szCs w:val="24"/>
+                <w:lang w:val="es-CO" w:eastAsia="es-CO"/>
+              </w:rPr>
+            </w:pPr>
+            <w:r>
+              <w:rPr>
+                <w:rFonts w:ascii="Times New Roman" w:eastAsia="Times New Roman" w:hAnsi="Times New Roman" w:cs="Times New Roman"/>
+                <w:sz w:val="24"/>
+                <w:szCs w:val="24"/>
+                <w:lang w:val="es-CO" w:eastAsia="es-CO"/>
+              </w:rPr>
+              <w:t>4</w:t>
+            </w:r>
+          </w:p>
+        </w:tc>
+      </w:tr>
+      <w:tr>
+        <w:tc>
+          <w:tcPr>
+            <w:tcW w:w="0" w:type="auto"/>
+            <w:hideMark/>
+          </w:tcPr>
+          <w:p>
+            <w:pPr>
+              <w:rPr>
+                <w:rFonts w:ascii="Times New Roman" w:eastAsia="Times New Roman" w:hAnsi="Times New Roman" w:cs="Times New Roman"/>
+                <w:sz w:val="24"/>
+                <w:szCs w:val="24"/>
+                <w:lang w:val="es-CO" w:eastAsia="es-CO"/>
+              </w:rPr>
+            </w:pPr>
+            <w:r>
+              <w:rPr>
+                <w:rFonts w:ascii="Times New Roman" w:eastAsia="Times New Roman" w:hAnsi="Times New Roman" w:cs="Times New Roman"/>
+                <w:sz w:val="24"/>
+                <w:szCs w:val="24"/>
+                <w:lang w:val="es-CO" w:eastAsia="es-CO"/>
+              </w:rPr>
+              <w:t>Activo protegido</w:t>
+            </w:r>
+          </w:p>
+        </w:tc>
+        <w:tc>
+          <w:tcPr>
+            <w:tcW w:w="0" w:type="auto"/>
+            <w:hideMark/>
+          </w:tcPr>
+          <w:p>
+            <w:pPr>
+              <w:rPr>
+                <w:rFonts w:ascii="Times New Roman" w:eastAsia="Times New Roman" w:hAnsi="Times New Roman" w:cs="Times New Roman"/>
+                <w:sz w:val="24"/>
+                <w:szCs w:val="24"/>
+                <w:lang w:val="es-CO" w:eastAsia="es-CO"/>
+              </w:rPr>
+            </w:pPr>
+            <w:r>
+              <w:rPr>
+                <w:rFonts w:ascii="Times New Roman" w:eastAsia="Times New Roman" w:hAnsi="Times New Roman" w:cs="Times New Roman"/>
+                <w:sz w:val="24"/>
+                <w:szCs w:val="24"/>
+                <w:lang w:val="es-CO" w:eastAsia="es-CO"/>
+              </w:rPr>
+              <w:t>—</w:t>
+            </w:r>
+          </w:p>
+        </w:tc>
+        <w:tc>
+          <w:tcPr>
+            <w:tcW w:w="0" w:type="auto"/>
+            <w:hideMark/>
+          </w:tcPr>
+          <w:p>
+            <w:pPr>
+              <w:rPr>
+                <w:rFonts w:ascii="Times New Roman" w:eastAsia="Times New Roman" w:hAnsi="Times New Roman" w:cs="Times New Roman"/>
+                <w:sz w:val="24"/>
+                <w:szCs w:val="24"/>
+                <w:lang w:val="es-CO" w:eastAsia="es-CO"/>
+              </w:rPr>
+            </w:pPr>
+            <w:r>
+              <w:rPr>
+                <w:rFonts w:ascii="Times New Roman" w:eastAsia="Times New Roman" w:hAnsi="Times New Roman" w:cs="Times New Roman"/>
+                <w:sz w:val="24"/>
+                <w:szCs w:val="24"/>
+                <w:lang w:val="es-CO" w:eastAsia="es-CO"/>
+              </w:rPr>
+              <w:t>(0; 0)</w:t>
+            </w:r>
+          </w:p>
+        </w:tc>
+        <w:tc>
+          <w:tcPr>
+            <w:tcW w:w="0" w:type="auto"/>
+            <w:hideMark/>
+          </w:tcPr>
+          <w:p>
+            <w:pPr>
+              <w:rPr>
+                <w:rFonts w:ascii="Times New Roman" w:eastAsia="Times New Roman" w:hAnsi="Times New Roman" w:cs="Times New Roman"/>
+                <w:sz w:val="24"/>
+                <w:szCs w:val="24"/>
+                <w:lang w:val="es-CO" w:eastAsia="es-CO"/>
+              </w:rPr>
+            </w:pPr>
+            <w:r>
+              <w:rPr>
+                <w:rFonts w:ascii="Times New Roman" w:eastAsia="Times New Roman" w:hAnsi="Times New Roman" w:cs="Times New Roman"/>
+                <w:sz w:val="24"/>
+                <w:szCs w:val="24"/>
+                <w:lang w:val="es-CO" w:eastAsia="es-CO"/>
+              </w:rPr>
+              <w:t>—</w:t>
+            </w:r>
+          </w:p>
+        </w:tc>
+      </w:tr>
+    </w:tbl>
+    <w:p>
+      <w:pPr>
+        <w:pStyle w:val="Prrafodelista"/>
+        <w:spacing w:before="100" w:beforeAutospacing="1" w:after="100" w:afterAutospacing="1" w:line="240" w:lineRule="auto"/>
+        <w:ind w:left="400"/>
+        <w:rPr>
+          <w:rFonts w:ascii="Times New Roman" w:eastAsia="Times New Roman" w:hAnsi="Times New Roman" w:cs="Times New Roman"/>
+          <w:sz w:val="24"/>
+          <w:szCs w:val="24"/>
+          <w:lang w:val="es-CO" w:eastAsia="es-CO"/>
+        </w:rPr>
+      </w:pPr>
+      <w:r>
+        <w:rPr>
+          <w:rFonts w:ascii="Times New Roman" w:eastAsia="Times New Roman" w:hAnsi="Times New Roman" w:cs="Times New Roman"/>
+          <w:noProof/>
+          <w:sz w:val="24"/>
+          <w:szCs w:val="24"/>
+          <w:lang w:val="es-CO" w:eastAsia="es-CO"/>
+        </w:rPr>
+        <w:lastRenderedPageBreak/>
+        <w:drawing>
+          <wp:inline distT="0" distB="0" distL="0" distR="0" wp14:anchorId="21A61DD0" wp14:editId="77C288C3">
+            <wp:extent cx="3892504" cy="4197350"/>
+            <wp:effectExtent l="0" t="0" r="0" b="0"/>
+            <wp:docPr id="5" name="Imagen 5"/>
+            <wp:cNvGraphicFramePr>
+              <a:graphicFrameLocks xmlns:a="http://schemas.openxmlformats.org/drawingml/2006/main" noChangeAspect="1"/>
+            </wp:cNvGraphicFramePr>
+            <a:graphic xmlns:a="http://schemas.openxmlformats.org/drawingml/2006/main">
+              <a:graphicData uri="http://schemas.openxmlformats.org/drawingml/2006/picture">
+                <pic:pic xmlns:pic="http://schemas.openxmlformats.org/drawingml/2006/picture">
+                  <pic:nvPicPr>
+                    <pic:cNvPr id="5" name="Fig_escenario_configuracion_inicial.png"/>
+                    <pic:cNvPicPr/>
+                  </pic:nvPicPr>
+                  <pic:blipFill>
+                    <a:blip r:embed="rId18" cstate="print">
+                      <a:extLst>
+                        <a:ext uri="{28A0092B-C50C-407E-A947-70E740481C1C}">
+                          <a14:useLocalDpi xmlns:a14="http://schemas.microsoft.com/office/drawing/2010/main" val="0"/>
+                        </a:ext>
+                      </a:extLst>
+                    </a:blip>
+                    <a:stretch>
+                      <a:fillRect/>
+                    </a:stretch>
+                  </pic:blipFill>
+                  <pic:spPr>
+                    <a:xfrm>
+                      <a:off x="0" y="0"/>
+                      <a:ext cx="3895483" cy="4200563"/>
+                    </a:xfrm>
+                    <a:prstGeom prst="rect">
+                      <a:avLst/>
+                    </a:prstGeom>
+                  </pic:spPr>
+                </pic:pic>
+              </a:graphicData>
+            </a:graphic>
+          </wp:inline>
+        </w:drawing>
+      </w:r>
+      <w:r>
+        <w:rPr>
+          <w:rFonts w:ascii="Times New Roman" w:eastAsia="Times New Roman" w:hAnsi="Times New Roman" w:cs="Times New Roman"/>
+          <w:sz w:val="24"/>
+          <w:szCs w:val="24"/>
+          <w:lang w:val="es-CO" w:eastAsia="es-CO"/>
+        </w:rPr>
+        <w:br/>
+      </w:r>
+      <w:r>
+        <w:rPr>
+          <w:rFonts w:ascii="Times New Roman" w:eastAsia="Times New Roman" w:hAnsi="Times New Roman" w:cs="Times New Roman"/>
+          <w:b/>
+          <w:bCs/>
+          <w:sz w:val="24"/>
+          <w:szCs w:val="24"/>
+          <w:lang w:val="es-CO" w:eastAsia="es-CO"/>
+        </w:rPr>
+        <w:t>Figura 8.</w:t>
+      </w:r>
+      <w:r>
+        <w:rPr>
+          <w:rFonts w:ascii="Times New Roman" w:eastAsia="Times New Roman" w:hAnsi="Times New Roman" w:cs="Times New Roman"/>
+          <w:sz w:val="24"/>
+          <w:szCs w:val="24"/>
+          <w:lang w:val="es-CO" w:eastAsia="es-CO"/>
+        </w:rPr>
+        <w:t xml:space="preserve"> Configuración inicial del escenario: disposición en anillo de los defensores, punto de entrada y trayectoria del dron hostil hacia el activo protegido. Elaboración propia.</w:t>
+      </w:r>
+    </w:p>
+    <w:p>
+      <w:pPr>
+        <w:pStyle w:val="Prrafodelista"/>
+        <w:spacing w:before="100" w:beforeAutospacing="1" w:after="100" w:afterAutospacing="1" w:line="240" w:lineRule="auto"/>
+        <w:ind w:left="400"/>
+        <w:rPr>
+          <w:rFonts w:ascii="Times New Roman" w:eastAsia="Times New Roman" w:hAnsi="Times New Roman" w:cs="Times New Roman"/>
+          <w:sz w:val="24"/>
+          <w:szCs w:val="24"/>
+          <w:lang w:val="es-CO" w:eastAsia="es-CO"/>
+        </w:rPr>
+      </w:pPr>
+    </w:p>
+    <w:p>
+      <w:pPr>
+        <w:pStyle w:val="Prrafodelista"/>
+        <w:spacing w:before="100" w:beforeAutospacing="1" w:after="100" w:afterAutospacing="1" w:line="240" w:lineRule="auto"/>
+        <w:ind w:left="400"/>
+        <w:rPr>
+          <w:rFonts w:ascii="Times New Roman" w:eastAsia="Times New Roman" w:hAnsi="Times New Roman" w:cs="Times New Roman"/>
+          <w:sz w:val="24"/>
+          <w:szCs w:val="24"/>
+          <w:lang w:val="es-CO" w:eastAsia="es-CO"/>
+        </w:rPr>
+      </w:pPr>
+      <w:r>
+        <w:rPr>
+          <w:rFonts w:ascii="Times New Roman" w:eastAsia="Times New Roman" w:hAnsi="Times New Roman" w:cs="Times New Roman"/>
+          <w:noProof/>
+          <w:sz w:val="24"/>
+          <w:szCs w:val="24"/>
+          <w:lang w:val="es-CO" w:eastAsia="es-CO"/>
+        </w:rPr>
+        <w:drawing>
+          <wp:inline distT="0" distB="0" distL="0" distR="0" wp14:anchorId="302F6882" wp14:editId="589BCBF9">
+            <wp:extent cx="5400040" cy="3768090"/>
+            <wp:effectExtent l="0" t="0" r="0" b="3810"/>
+            <wp:docPr id="7" name="Imagen 7"/>
+            <wp:cNvGraphicFramePr>
+              <a:graphicFrameLocks xmlns:a="http://schemas.openxmlformats.org/drawingml/2006/main" noChangeAspect="1"/>
+            </wp:cNvGraphicFramePr>
+            <a:graphic xmlns:a="http://schemas.openxmlformats.org/drawingml/2006/main">
+              <a:graphicData uri="http://schemas.openxmlformats.org/drawingml/2006/picture">
+                <pic:pic xmlns:pic="http://schemas.openxmlformats.org/drawingml/2006/picture">
+                  <pic:nvPicPr>
+                    <pic:cNvPr id="7" name="Fig_cap3_capturas_coppeliasim.png"/>
+                    <pic:cNvPicPr/>
+                  </pic:nvPicPr>
+                  <pic:blipFill>
+                    <a:blip r:embed="rId19" cstate="print">
+                      <a:extLst>
+                        <a:ext uri="{28A0092B-C50C-407E-A947-70E740481C1C}">
+                          <a14:useLocalDpi xmlns:a14="http://schemas.microsoft.com/office/drawing/2010/main" val="0"/>
+                        </a:ext>
+                      </a:extLst>
+                    </a:blip>
+                    <a:stretch>
+                      <a:fillRect/>
+                    </a:stretch>
+                  </pic:blipFill>
+                  <pic:spPr>
+                    <a:xfrm>
+                      <a:off x="0" y="0"/>
+                      <a:ext cx="5400040" cy="3768090"/>
+                    </a:xfrm>
+                    <a:prstGeom prst="rect">
+                      <a:avLst/>
+                    </a:prstGeom>
+                  </pic:spPr>
+                </pic:pic>
+              </a:graphicData>
+            </a:graphic>
+          </wp:inline>
+        </w:drawing>
+      </w:r>
+      <w:r>
+        <w:rPr>
+          <w:rFonts w:ascii="Times New Roman" w:eastAsia="Times New Roman" w:hAnsi="Times New Roman" w:cs="Times New Roman"/>
+          <w:sz w:val="24"/>
+          <w:szCs w:val="24"/>
+          <w:lang w:val="es-CO" w:eastAsia="es-CO"/>
+        </w:rPr>
+        <w:br/>
+      </w:r>
+      <w:r>
+        <w:rPr>
+          <w:rFonts w:ascii="Times New Roman" w:eastAsia="Times New Roman" w:hAnsi="Times New Roman" w:cs="Times New Roman"/>
+          <w:b/>
+          <w:bCs/>
+          <w:sz w:val="24"/>
+          <w:szCs w:val="24"/>
+          <w:lang w:val="es-CO" w:eastAsia="es-CO"/>
+        </w:rPr>
+        <w:t>Figura 9.</w:t>
+      </w:r>
+      <w:r>
+        <w:rPr>
+          <w:rFonts w:ascii="Times New Roman" w:eastAsia="Times New Roman" w:hAnsi="Times New Roman" w:cs="Times New Roman"/>
+          <w:sz w:val="24"/>
+          <w:szCs w:val="24"/>
+          <w:lang w:val="es-CO" w:eastAsia="es-CO"/>
+        </w:rPr>
+        <w:t xml:space="preserve"> Escena de CoppeliaSim durante la co-simulación: (a) vista superior del </w:t>
+      </w:r>
+      <w:r>
+        <w:rPr>
+          <w:rFonts w:ascii="Times New Roman" w:eastAsia="Times New Roman" w:hAnsi="Times New Roman" w:cs="Times New Roman"/>
+          <w:sz w:val="24"/>
+          <w:szCs w:val="24"/>
+          <w:lang w:val="es-CO" w:eastAsia="es-CO"/>
+        </w:rPr>
+        <w:lastRenderedPageBreak/>
+        <w:t>área con el activo protegido y los vehículos; (b) vista en perspectiva de la edificación y el enjambre; (c) y (d) detalle del enjambre concentrado alrededor del dron hostil. Elaboración propia.</w:t>
+      </w:r>
+    </w:p>
+    <w:p>
+      <w:pPr>
+        <w:pStyle w:val="Prrafodelista"/>
+        <w:spacing w:before="100" w:beforeAutospacing="1" w:after="100" w:afterAutospacing="1" w:line="240" w:lineRule="auto"/>
+        <w:ind w:left="400"/>
+        <w:rPr>
+          <w:rFonts w:ascii="Times New Roman" w:eastAsia="Times New Roman" w:hAnsi="Times New Roman" w:cs="Times New Roman"/>
+          <w:sz w:val="24"/>
+          <w:szCs w:val="24"/>
+          <w:lang w:val="es-CO" w:eastAsia="es-CO"/>
+        </w:rPr>
+      </w:pPr>
+    </w:p>
+    <w:p>
+      <w:pPr>
+        <w:pStyle w:val="Prrafodelista"/>
+        <w:numPr>
+          <w:ilvl w:val="1"/>
+          <w:numId w:val="12"/>
+        </w:numPr>
+        <w:spacing w:after="0" w:line="240" w:lineRule="auto"/>
+        <w:rPr>
+          <w:rFonts w:ascii="Calibri" w:eastAsia="Times New Roman" w:hAnsi="Calibri" w:cs="Arial"/>
+          <w:b/>
+          <w:sz w:val="26"/>
+          <w:szCs w:val="26"/>
+          <w:lang w:val="pt-BR" w:eastAsia="es-ES"/>
+        </w:rPr>
+      </w:pPr>
+      <w:r>
+        <w:rPr>
+          <w:rFonts w:ascii="Calibri" w:eastAsia="Times New Roman" w:hAnsi="Calibri" w:cs="Arial"/>
+          <w:b/>
+          <w:sz w:val="26"/>
+          <w:szCs w:val="26"/>
+          <w:lang w:val="pt-BR" w:eastAsia="es-ES"/>
+        </w:rPr>
+        <w:t>Ciclo de ejecución</w:t>
+      </w:r>
+    </w:p>
+    <w:p>
+      <w:pPr>
+        <w:pStyle w:val="NormalWeb"/>
+        <w:ind w:left="400"/>
+        <w:jc w:val="both"/>
+      </w:pPr>
+      <w:r>
+        <w:t>Cada corrida comprende 200 pasos. En cada uno, MATLAB actualiza la posición del dron hostil según el modelo de la sección 2.3, calcula la posición deseada de cada defensor según el algoritmo de la sección 2.4 y envía las nueve posiciones a los objetos de referencia correspondientes en la escena. El controlador de vuelo de cada cuadricóptero se encarga de seguir su referencia, generando una respuesta que incluye la dinámica del vehículo. Entre pasos sucesivos se introduce una pausa de 1 s para que los vehículos respondan a la nueva referencia, de modo que cada corrida dura al menos 200 s.</w:t>
+      </w:r>
+    </w:p>
+    <w:p>
+      <w:pPr>
+        <w:pStyle w:val="NormalWeb"/>
+        <w:ind w:left="400"/>
+        <w:jc w:val="both"/>
+      </w:pPr>
+      <w:r>
+        <w:t>Al finalizar la corrida, un módulo de registro (</w:t>
+      </w:r>
+      <w:r>
+        <w:rPr>
+          <w:rStyle w:val="nfasis"/>
+        </w:rPr>
+        <w:t>Datalogger</w:t>
+      </w:r>
+      <w:r>
+        <w:t>) almacena en un archivo CSV, identificado con la fecha y hora de la corrida, la posición (x, y) del dron hostil y de los ocho defensores en cada paso. Estos archivos constituyen la base del análisis del Capítulo 4. El código de ambos módulos se presenta en el Anexo.</w:t>
+      </w:r>
+    </w:p>
+    <w:p>
+      <w:pPr>
+        <w:pStyle w:val="Prrafodelista"/>
+        <w:numPr>
+          <w:ilvl w:val="1"/>
+          <w:numId w:val="12"/>
+        </w:numPr>
+        <w:spacing w:after="0" w:line="240" w:lineRule="auto"/>
+        <w:rPr>
+          <w:rFonts w:ascii="Calibri" w:eastAsia="Times New Roman" w:hAnsi="Calibri" w:cs="Arial"/>
+          <w:b/>
+          <w:sz w:val="26"/>
+          <w:szCs w:val="26"/>
+          <w:lang w:val="pt-BR" w:eastAsia="es-ES"/>
+        </w:rPr>
+      </w:pPr>
+      <w:r>
+        <w:rPr>
+          <w:rFonts w:ascii="Calibri" w:eastAsia="Times New Roman" w:hAnsi="Calibri" w:cs="Arial"/>
+          <w:b/>
+          <w:sz w:val="26"/>
+          <w:szCs w:val="26"/>
+          <w:lang w:val="pt-BR" w:eastAsia="es-ES"/>
+        </w:rPr>
+        <w:t>Validación del comportamiento cinemático</w:t>
+      </w:r>
+    </w:p>
+    <w:p>
+      <w:pPr>
+        <w:spacing w:after="0" w:line="240" w:lineRule="auto"/>
+        <w:rPr>
+          <w:rFonts w:ascii="Calibri" w:eastAsia="Times New Roman" w:hAnsi="Calibri" w:cs="Arial"/>
+          <w:b/>
+          <w:sz w:val="26"/>
+          <w:szCs w:val="26"/>
+          <w:lang w:val="pt-BR" w:eastAsia="es-ES"/>
+        </w:rPr>
+      </w:pPr>
+    </w:p>
+    <w:p>
+      <w:pPr>
+        <w:pStyle w:val="NormalWeb"/>
+        <w:ind w:left="400"/>
+        <w:jc w:val="both"/>
+      </w:pPr>
+      <w:r>
+        <w:t>La validación busca comprobar que los vehículos simulados reproducen el comportamiento del modelo bidimensional cuando se incorpora la dinámica de vuelo. En las 40 corridas realizadas, los nueve cuadricópteros siguieron las referencias enviadas desde MATLAB durante toda la corrida, manteniendo la altura de vuelo y la disposición del enjambre previstas por el modelo, como se observa en la Figura 9.</w:t>
+      </w:r>
+    </w:p>
+    <w:p>
+      <w:pPr>
+        <w:pStyle w:val="NormalWeb"/>
+        <w:ind w:left="400"/>
+        <w:jc w:val="both"/>
+      </w:pPr>
+      <w:r>
+        <w:t>La forma de cuantificar esta validación es comparar, en cada paso, la posición comandada por MATLAB a cada objeto de referencia con la posición real alcanzada por el cuadricóptero en CoppeliaSim. La diferencia entre ambas, o error de seguimiento de la referencia, mide en qué medida la dinámica de vuelo modifica las trayectorias calculadas.</w:t>
+      </w:r>
+    </w:p>
+    <w:p>
+      <w:pPr>
+        <w:pStyle w:val="NormalWeb"/>
+        <w:ind w:left="400"/>
+        <w:jc w:val="both"/>
+      </w:pPr>
+    </w:p>
+    <w:p>
+      <w:pPr>
+        <w:pStyle w:val="Prrafodelista"/>
+        <w:numPr>
+          <w:ilvl w:val="0"/>
+          <w:numId w:val="12"/>
+        </w:numPr>
+        <w:spacing w:line="240" w:lineRule="auto"/>
+        <w:rPr>
+          <w:rFonts w:ascii="Calibri" w:eastAsia="Times New Roman" w:hAnsi="Calibri" w:cs="Arial"/>
+          <w:b/>
+          <w:sz w:val="40"/>
+          <w:szCs w:val="40"/>
+          <w:lang w:val="fr-FR" w:eastAsia="es-ES"/>
+        </w:rPr>
+      </w:pPr>
+      <w:r>
+        <w:rPr>
+          <w:rFonts w:ascii="Calibri" w:eastAsia="Times New Roman" w:hAnsi="Calibri" w:cs="Arial"/>
+          <w:b/>
+          <w:sz w:val="40"/>
+          <w:szCs w:val="40"/>
+          <w:lang w:val="fr-FR" w:eastAsia="es-ES"/>
+        </w:rPr>
+        <w:t>EVALUACIÓN DE DESEMPEÑO Y ANÁLISIS DE RESULTADOS</w:t>
+      </w:r>
+    </w:p>
+    <w:p>
+      <w:pPr>
+        <w:spacing w:line="240" w:lineRule="auto"/>
+      </w:pPr>
+      <w:r>
+        <w:t>Este capítulo evalúa el desempeño del sistema a partir de 40 corridas de co-simulación. Se definen primero los indicadores, luego se describe el procedimiento de evaluación y, finalmente, se presentan y discuten los resultados.</w:t>
+      </w:r>
+    </w:p>
+    <w:p>
+      <w:pPr>
+        <w:spacing w:line="240" w:lineRule="auto"/>
+      </w:pPr>
+    </w:p>
+    <w:p>
+      <w:pPr>
+        <w:pStyle w:val="Prrafodelista"/>
+        <w:numPr>
+          <w:ilvl w:val="1"/>
+          <w:numId w:val="12"/>
+        </w:numPr>
+        <w:spacing w:after="0" w:line="240" w:lineRule="auto"/>
+        <w:rPr>
+          <w:rFonts w:ascii="Calibri" w:eastAsia="Times New Roman" w:hAnsi="Calibri" w:cs="Arial"/>
+          <w:b/>
+          <w:sz w:val="26"/>
+          <w:szCs w:val="26"/>
+          <w:lang w:val="pt-BR" w:eastAsia="es-ES"/>
+        </w:rPr>
+      </w:pPr>
+      <w:r>
+        <w:rPr>
+          <w:rFonts w:ascii="Calibri" w:eastAsia="Times New Roman" w:hAnsi="Calibri" w:cs="Arial"/>
+          <w:b/>
+          <w:sz w:val="26"/>
+          <w:szCs w:val="26"/>
+          <w:lang w:val="pt-BR" w:eastAsia="es-ES"/>
+        </w:rPr>
+        <w:t>Arquitectura general de la co-simulación</w:t>
+      </w:r>
+    </w:p>
+    <w:p>
+      <w:pPr>
+        <w:spacing w:before="100" w:beforeAutospacing="1" w:after="100" w:afterAutospacing="1" w:line="240" w:lineRule="auto"/>
+        <w:rPr>
+          <w:rFonts w:ascii="Times New Roman" w:eastAsia="Times New Roman" w:hAnsi="Times New Roman" w:cs="Times New Roman"/>
+          <w:sz w:val="24"/>
+          <w:szCs w:val="24"/>
+          <w:lang w:val="es-CO" w:eastAsia="es-CO"/>
+        </w:rPr>
+      </w:pPr>
+      <w:r>
+        <w:rPr>
+          <w:rFonts w:ascii="Times New Roman" w:eastAsia="Times New Roman" w:hAnsi="Times New Roman" w:cs="Times New Roman"/>
+          <w:sz w:val="24"/>
+          <w:szCs w:val="24"/>
+          <w:lang w:val="es-CO" w:eastAsia="es-CO"/>
+        </w:rPr>
+        <w:lastRenderedPageBreak/>
+        <w:t>El desempeño se evalúa mediante tres grupos de indicadores, en correspondencia con lo establecido en la Metodología (Tabla 8).</w:t>
+      </w:r>
+    </w:p>
+    <w:p>
+      <w:pPr>
+        <w:spacing w:before="100" w:beforeAutospacing="1" w:after="100" w:afterAutospacing="1" w:line="240" w:lineRule="auto"/>
+        <w:rPr>
+          <w:rFonts w:ascii="Times New Roman" w:eastAsia="Times New Roman" w:hAnsi="Times New Roman" w:cs="Times New Roman"/>
+          <w:sz w:val="24"/>
+          <w:szCs w:val="24"/>
+          <w:lang w:val="es-CO" w:eastAsia="es-CO"/>
+        </w:rPr>
+      </w:pPr>
+      <w:r>
+        <w:rPr>
+          <w:rFonts w:ascii="Times New Roman" w:eastAsia="Times New Roman" w:hAnsi="Times New Roman" w:cs="Times New Roman"/>
+          <w:b/>
+          <w:bCs/>
+          <w:sz w:val="24"/>
+          <w:szCs w:val="24"/>
+          <w:lang w:val="es-CO" w:eastAsia="es-CO"/>
+        </w:rPr>
+        <w:t>Tabla 8.</w:t>
+      </w:r>
+      <w:r>
+        <w:rPr>
+          <w:rFonts w:ascii="Times New Roman" w:eastAsia="Times New Roman" w:hAnsi="Times New Roman" w:cs="Times New Roman"/>
+          <w:sz w:val="24"/>
+          <w:szCs w:val="24"/>
+          <w:lang w:val="es-CO" w:eastAsia="es-CO"/>
+        </w:rPr>
+        <w:t xml:space="preserve"> Indicadores de desempeño. Elaboración propia.</w:t>
+      </w:r>
+    </w:p>
+    <w:tbl>
+      <w:tblPr>
+        <w:tblStyle w:val="Tablaconcuadrcula"/>
+        <w:tblW w:w="0" w:type="auto"/>
+        <w:tblLook w:val="04A0" w:firstRow="1" w:lastRow="0" w:firstColumn="1" w:lastColumn="0" w:noHBand="0" w:noVBand="1"/>
+      </w:tblPr>
+      <w:tblGrid>
+        <w:gridCol w:w="1896"/>
+        <w:gridCol w:w="2206"/>
+        <w:gridCol w:w="4392"/>
+      </w:tblGrid>
+      <w:tr>
+        <w:tc>
+          <w:tcPr>
+            <w:tcW w:w="0" w:type="auto"/>
+            <w:hideMark/>
+          </w:tcPr>
+          <w:p>
+            <w:pPr>
+              <w:jc w:val="center"/>
+              <w:rPr>
+                <w:rFonts w:ascii="Times New Roman" w:eastAsia="Times New Roman" w:hAnsi="Times New Roman" w:cs="Times New Roman"/>
+                <w:b/>
+                <w:bCs/>
+                <w:sz w:val="24"/>
+                <w:szCs w:val="24"/>
+                <w:lang w:val="es-CO" w:eastAsia="es-CO"/>
+              </w:rPr>
+            </w:pPr>
+            <w:r>
+              <w:rPr>
+                <w:rFonts w:ascii="Times New Roman" w:eastAsia="Times New Roman" w:hAnsi="Times New Roman" w:cs="Times New Roman"/>
+                <w:b/>
+                <w:bCs/>
+                <w:sz w:val="24"/>
+                <w:szCs w:val="24"/>
+                <w:lang w:val="es-CO" w:eastAsia="es-CO"/>
+              </w:rPr>
+              <w:t>Grupo</w:t>
+            </w:r>
+          </w:p>
+        </w:tc>
+        <w:tc>
+          <w:tcPr>
+            <w:tcW w:w="0" w:type="auto"/>
+            <w:hideMark/>
+          </w:tcPr>
+          <w:p>
+            <w:pPr>
+              <w:jc w:val="center"/>
+              <w:rPr>
+                <w:rFonts w:ascii="Times New Roman" w:eastAsia="Times New Roman" w:hAnsi="Times New Roman" w:cs="Times New Roman"/>
+                <w:b/>
+                <w:bCs/>
+                <w:sz w:val="24"/>
+                <w:szCs w:val="24"/>
+                <w:lang w:val="es-CO" w:eastAsia="es-CO"/>
+              </w:rPr>
+            </w:pPr>
+            <w:r>
+              <w:rPr>
+                <w:rFonts w:ascii="Times New Roman" w:eastAsia="Times New Roman" w:hAnsi="Times New Roman" w:cs="Times New Roman"/>
+                <w:b/>
+                <w:bCs/>
+                <w:sz w:val="24"/>
+                <w:szCs w:val="24"/>
+                <w:lang w:val="es-CO" w:eastAsia="es-CO"/>
+              </w:rPr>
+              <w:t>Indicador</w:t>
+            </w:r>
+          </w:p>
+        </w:tc>
+        <w:tc>
+          <w:tcPr>
+            <w:tcW w:w="0" w:type="auto"/>
+            <w:hideMark/>
+          </w:tcPr>
+          <w:p>
+            <w:pPr>
+              <w:jc w:val="center"/>
+              <w:rPr>
+                <w:rFonts w:ascii="Times New Roman" w:eastAsia="Times New Roman" w:hAnsi="Times New Roman" w:cs="Times New Roman"/>
+                <w:b/>
+                <w:bCs/>
+                <w:sz w:val="24"/>
+                <w:szCs w:val="24"/>
+                <w:lang w:val="es-CO" w:eastAsia="es-CO"/>
+              </w:rPr>
+            </w:pPr>
+            <w:r>
+              <w:rPr>
+                <w:rFonts w:ascii="Times New Roman" w:eastAsia="Times New Roman" w:hAnsi="Times New Roman" w:cs="Times New Roman"/>
+                <w:b/>
+                <w:bCs/>
+                <w:sz w:val="24"/>
+                <w:szCs w:val="24"/>
+                <w:lang w:val="es-CO" w:eastAsia="es-CO"/>
+              </w:rPr>
+              <w:t>Definición</w:t>
+            </w:r>
+          </w:p>
+        </w:tc>
+      </w:tr>
+      <w:tr>
+        <w:tc>
+          <w:tcPr>
+            <w:tcW w:w="0" w:type="auto"/>
+            <w:hideMark/>
+          </w:tcPr>
+          <w:p>
+            <w:pPr>
+              <w:rPr>
+                <w:rFonts w:ascii="Times New Roman" w:eastAsia="Times New Roman" w:hAnsi="Times New Roman" w:cs="Times New Roman"/>
+                <w:sz w:val="24"/>
+                <w:szCs w:val="24"/>
+                <w:lang w:val="es-CO" w:eastAsia="es-CO"/>
+              </w:rPr>
+            </w:pPr>
+            <w:r>
+              <w:rPr>
+                <w:rFonts w:ascii="Times New Roman" w:eastAsia="Times New Roman" w:hAnsi="Times New Roman" w:cs="Times New Roman"/>
+                <w:sz w:val="24"/>
+                <w:szCs w:val="24"/>
+                <w:lang w:val="es-CO" w:eastAsia="es-CO"/>
+              </w:rPr>
+              <w:t>Efectividad</w:t>
+            </w:r>
+          </w:p>
+        </w:tc>
+        <w:tc>
+          <w:tcPr>
+            <w:tcW w:w="0" w:type="auto"/>
+            <w:hideMark/>
+          </w:tcPr>
+          <w:p>
+            <w:pPr>
+              <w:rPr>
+                <w:rFonts w:ascii="Times New Roman" w:eastAsia="Times New Roman" w:hAnsi="Times New Roman" w:cs="Times New Roman"/>
+                <w:sz w:val="24"/>
+                <w:szCs w:val="24"/>
+                <w:lang w:val="es-CO" w:eastAsia="es-CO"/>
+              </w:rPr>
+            </w:pPr>
+            <w:r>
+              <w:rPr>
+                <w:rFonts w:ascii="Times New Roman" w:eastAsia="Times New Roman" w:hAnsi="Times New Roman" w:cs="Times New Roman"/>
+                <w:sz w:val="24"/>
+                <w:szCs w:val="24"/>
+                <w:lang w:val="es-CO" w:eastAsia="es-CO"/>
+              </w:rPr>
+              <w:t>Proporción de defensas exitosas</w:t>
+            </w:r>
+          </w:p>
+        </w:tc>
+        <w:tc>
+          <w:tcPr>
+            <w:tcW w:w="0" w:type="auto"/>
+            <w:hideMark/>
+          </w:tcPr>
+          <w:p>
+            <w:pPr>
+              <w:rPr>
+                <w:rFonts w:ascii="Times New Roman" w:eastAsia="Times New Roman" w:hAnsi="Times New Roman" w:cs="Times New Roman"/>
+                <w:sz w:val="24"/>
+                <w:szCs w:val="24"/>
+                <w:lang w:val="es-CO" w:eastAsia="es-CO"/>
+              </w:rPr>
+            </w:pPr>
+            <w:r>
+              <w:rPr>
+                <w:rFonts w:ascii="Times New Roman" w:eastAsia="Times New Roman" w:hAnsi="Times New Roman" w:cs="Times New Roman"/>
+                <w:sz w:val="24"/>
+                <w:szCs w:val="24"/>
+                <w:lang w:val="es-CO" w:eastAsia="es-CO"/>
+              </w:rPr>
+              <w:t>Porcentaje de corridas en que se registra un contacto con el dron hostil antes de que este alcance el radio de defensa fallida</w:t>
+            </w:r>
+          </w:p>
+        </w:tc>
+      </w:tr>
+      <w:tr>
+        <w:tc>
+          <w:tcPr>
+            <w:tcW w:w="0" w:type="auto"/>
+            <w:hideMark/>
+          </w:tcPr>
+          <w:p>
+            <w:pPr>
+              <w:rPr>
+                <w:rFonts w:ascii="Times New Roman" w:eastAsia="Times New Roman" w:hAnsi="Times New Roman" w:cs="Times New Roman"/>
+                <w:sz w:val="24"/>
+                <w:szCs w:val="24"/>
+                <w:lang w:val="es-CO" w:eastAsia="es-CO"/>
+              </w:rPr>
+            </w:pPr>
+            <w:r>
+              <w:rPr>
+                <w:rFonts w:ascii="Times New Roman" w:eastAsia="Times New Roman" w:hAnsi="Times New Roman" w:cs="Times New Roman"/>
+                <w:sz w:val="24"/>
+                <w:szCs w:val="24"/>
+                <w:lang w:val="es-CO" w:eastAsia="es-CO"/>
+              </w:rPr>
+              <w:t>Efectividad</w:t>
+            </w:r>
+          </w:p>
+        </w:tc>
+        <w:tc>
+          <w:tcPr>
+            <w:tcW w:w="0" w:type="auto"/>
+            <w:hideMark/>
+          </w:tcPr>
+          <w:p>
+            <w:pPr>
+              <w:rPr>
+                <w:rFonts w:ascii="Times New Roman" w:eastAsia="Times New Roman" w:hAnsi="Times New Roman" w:cs="Times New Roman"/>
+                <w:sz w:val="24"/>
+                <w:szCs w:val="24"/>
+                <w:lang w:val="es-CO" w:eastAsia="es-CO"/>
+              </w:rPr>
+            </w:pPr>
+            <w:r>
+              <w:rPr>
+                <w:rFonts w:ascii="Times New Roman" w:eastAsia="Times New Roman" w:hAnsi="Times New Roman" w:cs="Times New Roman"/>
+                <w:sz w:val="24"/>
+                <w:szCs w:val="24"/>
+                <w:lang w:val="es-CO" w:eastAsia="es-CO"/>
+              </w:rPr>
+              <w:t>Distancia mínima al dron hostil</w:t>
+            </w:r>
+          </w:p>
+        </w:tc>
+        <w:tc>
+          <w:tcPr>
+            <w:tcW w:w="0" w:type="auto"/>
+            <w:hideMark/>
+          </w:tcPr>
+          <w:p>
+            <w:pPr>
+              <w:rPr>
+                <w:rFonts w:ascii="Times New Roman" w:eastAsia="Times New Roman" w:hAnsi="Times New Roman" w:cs="Times New Roman"/>
+                <w:sz w:val="24"/>
+                <w:szCs w:val="24"/>
+                <w:lang w:val="es-CO" w:eastAsia="es-CO"/>
+              </w:rPr>
+            </w:pPr>
+            <w:r>
+              <w:rPr>
+                <w:rFonts w:ascii="Times New Roman" w:eastAsia="Times New Roman" w:hAnsi="Times New Roman" w:cs="Times New Roman"/>
+                <w:sz w:val="24"/>
+                <w:szCs w:val="24"/>
+                <w:lang w:val="es-CO" w:eastAsia="es-CO"/>
+              </w:rPr>
+              <w:t>Menor distancia entre cualquier defensor y el dron hostil durante la corrida</w:t>
+            </w:r>
+          </w:p>
+        </w:tc>
+      </w:tr>
+      <w:tr>
+        <w:tc>
+          <w:tcPr>
+            <w:tcW w:w="0" w:type="auto"/>
+            <w:hideMark/>
+          </w:tcPr>
+          <w:p>
+            <w:pPr>
+              <w:rPr>
+                <w:rFonts w:ascii="Times New Roman" w:eastAsia="Times New Roman" w:hAnsi="Times New Roman" w:cs="Times New Roman"/>
+                <w:sz w:val="24"/>
+                <w:szCs w:val="24"/>
+                <w:lang w:val="es-CO" w:eastAsia="es-CO"/>
+              </w:rPr>
+            </w:pPr>
+            <w:r>
+              <w:rPr>
+                <w:rFonts w:ascii="Times New Roman" w:eastAsia="Times New Roman" w:hAnsi="Times New Roman" w:cs="Times New Roman"/>
+                <w:sz w:val="24"/>
+                <w:szCs w:val="24"/>
+                <w:lang w:val="es-CO" w:eastAsia="es-CO"/>
+              </w:rPr>
+              <w:t>Tiempo de respuesta</w:t>
+            </w:r>
+          </w:p>
+        </w:tc>
+        <w:tc>
+          <w:tcPr>
+            <w:tcW w:w="0" w:type="auto"/>
+            <w:hideMark/>
+          </w:tcPr>
+          <w:p>
+            <w:pPr>
+              <w:rPr>
+                <w:rFonts w:ascii="Times New Roman" w:eastAsia="Times New Roman" w:hAnsi="Times New Roman" w:cs="Times New Roman"/>
+                <w:sz w:val="24"/>
+                <w:szCs w:val="24"/>
+                <w:lang w:val="es-CO" w:eastAsia="es-CO"/>
+              </w:rPr>
+            </w:pPr>
+            <w:r>
+              <w:rPr>
+                <w:rFonts w:ascii="Times New Roman" w:eastAsia="Times New Roman" w:hAnsi="Times New Roman" w:cs="Times New Roman"/>
+                <w:sz w:val="24"/>
+                <w:szCs w:val="24"/>
+                <w:lang w:val="es-CO" w:eastAsia="es-CO"/>
+              </w:rPr>
+              <w:t>Iteración del primer contacto</w:t>
+            </w:r>
+          </w:p>
+        </w:tc>
+        <w:tc>
+          <w:tcPr>
+            <w:tcW w:w="0" w:type="auto"/>
+            <w:hideMark/>
+          </w:tcPr>
+          <w:p>
+            <w:pPr>
+              <w:rPr>
+                <w:rFonts w:ascii="Times New Roman" w:eastAsia="Times New Roman" w:hAnsi="Times New Roman" w:cs="Times New Roman"/>
+                <w:sz w:val="24"/>
+                <w:szCs w:val="24"/>
+                <w:lang w:val="es-CO" w:eastAsia="es-CO"/>
+              </w:rPr>
+            </w:pPr>
+            <w:r>
+              <w:rPr>
+                <w:rFonts w:ascii="Times New Roman" w:eastAsia="Times New Roman" w:hAnsi="Times New Roman" w:cs="Times New Roman"/>
+                <w:sz w:val="24"/>
+                <w:szCs w:val="24"/>
+                <w:lang w:val="es-CO" w:eastAsia="es-CO"/>
+              </w:rPr>
+              <w:t>Paso en que se registra el primer contacto con el dron hostil</w:t>
+            </w:r>
+          </w:p>
+        </w:tc>
+      </w:tr>
+      <w:tr>
+        <w:tc>
+          <w:tcPr>
+            <w:tcW w:w="0" w:type="auto"/>
+            <w:hideMark/>
+          </w:tcPr>
+          <w:p>
+            <w:pPr>
+              <w:rPr>
+                <w:rFonts w:ascii="Times New Roman" w:eastAsia="Times New Roman" w:hAnsi="Times New Roman" w:cs="Times New Roman"/>
+                <w:sz w:val="24"/>
+                <w:szCs w:val="24"/>
+                <w:lang w:val="es-CO" w:eastAsia="es-CO"/>
+              </w:rPr>
+            </w:pPr>
+            <w:r>
+              <w:rPr>
+                <w:rFonts w:ascii="Times New Roman" w:eastAsia="Times New Roman" w:hAnsi="Times New Roman" w:cs="Times New Roman"/>
+                <w:sz w:val="24"/>
+                <w:szCs w:val="24"/>
+                <w:lang w:val="es-CO" w:eastAsia="es-CO"/>
+              </w:rPr>
+              <w:t>Tiempo de respuesta</w:t>
+            </w:r>
+          </w:p>
+        </w:tc>
+        <w:tc>
+          <w:tcPr>
+            <w:tcW w:w="0" w:type="auto"/>
+            <w:hideMark/>
+          </w:tcPr>
+          <w:p>
+            <w:pPr>
+              <w:rPr>
+                <w:rFonts w:ascii="Times New Roman" w:eastAsia="Times New Roman" w:hAnsi="Times New Roman" w:cs="Times New Roman"/>
+                <w:sz w:val="24"/>
+                <w:szCs w:val="24"/>
+                <w:lang w:val="es-CO" w:eastAsia="es-CO"/>
+              </w:rPr>
+            </w:pPr>
+            <w:r>
+              <w:rPr>
+                <w:rFonts w:ascii="Times New Roman" w:eastAsia="Times New Roman" w:hAnsi="Times New Roman" w:cs="Times New Roman"/>
+                <w:sz w:val="24"/>
+                <w:szCs w:val="24"/>
+                <w:lang w:val="es-CO" w:eastAsia="es-CO"/>
+              </w:rPr>
+              <w:t>Margen de defensa</w:t>
+            </w:r>
+          </w:p>
+        </w:tc>
+        <w:tc>
+          <w:tcPr>
+            <w:tcW w:w="0" w:type="auto"/>
+            <w:hideMark/>
+          </w:tcPr>
+          <w:p>
+            <w:pPr>
+              <w:rPr>
+                <w:rFonts w:ascii="Times New Roman" w:eastAsia="Times New Roman" w:hAnsi="Times New Roman" w:cs="Times New Roman"/>
+                <w:sz w:val="24"/>
+                <w:szCs w:val="24"/>
+                <w:lang w:val="es-CO" w:eastAsia="es-CO"/>
+              </w:rPr>
+            </w:pPr>
+            <w:r>
+              <w:rPr>
+                <w:rFonts w:ascii="Times New Roman" w:eastAsia="Times New Roman" w:hAnsi="Times New Roman" w:cs="Times New Roman"/>
+                <w:sz w:val="24"/>
+                <w:szCs w:val="24"/>
+                <w:lang w:val="es-CO" w:eastAsia="es-CO"/>
+              </w:rPr>
+              <w:t>Diferencia entre la iteración en que la amenaza alcanzaría el radio de defensa fallida y la del primer contacto</w:t>
+            </w:r>
+          </w:p>
+        </w:tc>
+      </w:tr>
+      <w:tr>
+        <w:tc>
+          <w:tcPr>
+            <w:tcW w:w="0" w:type="auto"/>
+            <w:hideMark/>
+          </w:tcPr>
+          <w:p>
+            <w:pPr>
+              <w:rPr>
+                <w:rFonts w:ascii="Times New Roman" w:eastAsia="Times New Roman" w:hAnsi="Times New Roman" w:cs="Times New Roman"/>
+                <w:sz w:val="24"/>
+                <w:szCs w:val="24"/>
+                <w:lang w:val="es-CO" w:eastAsia="es-CO"/>
+              </w:rPr>
+            </w:pPr>
+            <w:r>
+              <w:rPr>
+                <w:rFonts w:ascii="Times New Roman" w:eastAsia="Times New Roman" w:hAnsi="Times New Roman" w:cs="Times New Roman"/>
+                <w:sz w:val="24"/>
+                <w:szCs w:val="24"/>
+                <w:lang w:val="es-CO" w:eastAsia="es-CO"/>
+              </w:rPr>
+              <w:t>Seguridad entre agentes propios</w:t>
+            </w:r>
+          </w:p>
+        </w:tc>
+        <w:tc>
+          <w:tcPr>
+            <w:tcW w:w="0" w:type="auto"/>
+            <w:hideMark/>
+          </w:tcPr>
+          <w:p>
+            <w:pPr>
+              <w:rPr>
+                <w:rFonts w:ascii="Times New Roman" w:eastAsia="Times New Roman" w:hAnsi="Times New Roman" w:cs="Times New Roman"/>
+                <w:sz w:val="24"/>
+                <w:szCs w:val="24"/>
+                <w:lang w:val="es-CO" w:eastAsia="es-CO"/>
+              </w:rPr>
+            </w:pPr>
+            <w:r>
+              <w:rPr>
+                <w:rFonts w:ascii="Times New Roman" w:eastAsia="Times New Roman" w:hAnsi="Times New Roman" w:cs="Times New Roman"/>
+                <w:sz w:val="24"/>
+                <w:szCs w:val="24"/>
+                <w:lang w:val="es-CO" w:eastAsia="es-CO"/>
+              </w:rPr>
+              <w:t>Distancia mínima entre defensores</w:t>
+            </w:r>
+          </w:p>
+        </w:tc>
+        <w:tc>
+          <w:tcPr>
+            <w:tcW w:w="0" w:type="auto"/>
+            <w:hideMark/>
+          </w:tcPr>
+          <w:p>
+            <w:pPr>
+              <w:rPr>
+                <w:rFonts w:ascii="Times New Roman" w:eastAsia="Times New Roman" w:hAnsi="Times New Roman" w:cs="Times New Roman"/>
+                <w:sz w:val="24"/>
+                <w:szCs w:val="24"/>
+                <w:lang w:val="es-CO" w:eastAsia="es-CO"/>
+              </w:rPr>
+            </w:pPr>
+            <w:r>
+              <w:rPr>
+                <w:rFonts w:ascii="Times New Roman" w:eastAsia="Times New Roman" w:hAnsi="Times New Roman" w:cs="Times New Roman"/>
+                <w:sz w:val="24"/>
+                <w:szCs w:val="24"/>
+                <w:lang w:val="es-CO" w:eastAsia="es-CO"/>
+              </w:rPr>
+              <w:t>Menor distancia entre dos defensores durante la corrida</w:t>
+            </w:r>
+          </w:p>
+        </w:tc>
+      </w:tr>
+      <w:tr>
+        <w:tc>
+          <w:tcPr>
+            <w:tcW w:w="0" w:type="auto"/>
+            <w:hideMark/>
+          </w:tcPr>
+          <w:p>
+            <w:pPr>
+              <w:rPr>
+                <w:rFonts w:ascii="Times New Roman" w:eastAsia="Times New Roman" w:hAnsi="Times New Roman" w:cs="Times New Roman"/>
+                <w:sz w:val="24"/>
+                <w:szCs w:val="24"/>
+                <w:lang w:val="es-CO" w:eastAsia="es-CO"/>
+              </w:rPr>
+            </w:pPr>
+            <w:r>
+              <w:rPr>
+                <w:rFonts w:ascii="Times New Roman" w:eastAsia="Times New Roman" w:hAnsi="Times New Roman" w:cs="Times New Roman"/>
+                <w:sz w:val="24"/>
+                <w:szCs w:val="24"/>
+                <w:lang w:val="es-CO" w:eastAsia="es-CO"/>
+              </w:rPr>
+              <w:t>Seguridad entre agentes propios</w:t>
+            </w:r>
+          </w:p>
+        </w:tc>
+        <w:tc>
+          <w:tcPr>
+            <w:tcW w:w="0" w:type="auto"/>
+            <w:hideMark/>
+          </w:tcPr>
+          <w:p>
+            <w:pPr>
+              <w:rPr>
+                <w:rFonts w:ascii="Times New Roman" w:eastAsia="Times New Roman" w:hAnsi="Times New Roman" w:cs="Times New Roman"/>
+                <w:sz w:val="24"/>
+                <w:szCs w:val="24"/>
+                <w:lang w:val="es-CO" w:eastAsia="es-CO"/>
+              </w:rPr>
+            </w:pPr>
+            <w:r>
+              <w:rPr>
+                <w:rFonts w:ascii="Times New Roman" w:eastAsia="Times New Roman" w:hAnsi="Times New Roman" w:cs="Times New Roman"/>
+                <w:sz w:val="24"/>
+                <w:szCs w:val="24"/>
+                <w:lang w:val="es-CO" w:eastAsia="es-CO"/>
+              </w:rPr>
+              <w:t>Acercamientos entre defensores</w:t>
+            </w:r>
+          </w:p>
+        </w:tc>
+        <w:tc>
+          <w:tcPr>
+            <w:tcW w:w="0" w:type="auto"/>
+            <w:hideMark/>
+          </w:tcPr>
+          <w:p>
+            <w:pPr>
+              <w:rPr>
+                <w:rFonts w:ascii="Times New Roman" w:eastAsia="Times New Roman" w:hAnsi="Times New Roman" w:cs="Times New Roman"/>
+                <w:sz w:val="24"/>
+                <w:szCs w:val="24"/>
+                <w:lang w:val="es-CO" w:eastAsia="es-CO"/>
+              </w:rPr>
+            </w:pPr>
+            <w:r>
+              <w:rPr>
+                <w:rFonts w:ascii="Times New Roman" w:eastAsia="Times New Roman" w:hAnsi="Times New Roman" w:cs="Times New Roman"/>
+                <w:sz w:val="24"/>
+                <w:szCs w:val="24"/>
+                <w:lang w:val="es-CO" w:eastAsia="es-CO"/>
+              </w:rPr>
+              <w:t>Número de pasos en que dos defensores se encuentran a menos de 0,10 m</w:t>
+            </w:r>
+          </w:p>
+        </w:tc>
+      </w:tr>
+    </w:tbl>
+    <w:p>
+      <w:pPr>
+        <w:spacing w:before="100" w:beforeAutospacing="1" w:after="100" w:afterAutospacing="1" w:line="240" w:lineRule="auto"/>
+        <w:rPr>
+          <w:rFonts w:ascii="Times New Roman" w:eastAsia="Times New Roman" w:hAnsi="Times New Roman" w:cs="Times New Roman"/>
+          <w:sz w:val="24"/>
+          <w:szCs w:val="24"/>
+          <w:lang w:val="es-CO" w:eastAsia="es-CO"/>
+        </w:rPr>
+      </w:pPr>
+      <w:r>
+        <w:rPr>
+          <w:rFonts w:ascii="Times New Roman" w:eastAsia="Times New Roman" w:hAnsi="Times New Roman" w:cs="Times New Roman"/>
+          <w:sz w:val="24"/>
+          <w:szCs w:val="24"/>
+          <w:lang w:val="es-CO" w:eastAsia="es-CO"/>
+        </w:rPr>
+        <w:t xml:space="preserve">Se considera que existe contacto con el dron hostil cuando la distancia entre su posición y la de algún defensor es menor que el radio de contacto </w:t>
+      </w:r>
+      <w:r>
+        <w:rPr>
+          <w:rFonts w:ascii="Times New Roman" w:eastAsia="Times New Roman" w:hAnsi="Times New Roman" w:cs="Times New Roman"/>
+          <w:i/>
+          <w:iCs/>
+          <w:sz w:val="24"/>
+          <w:szCs w:val="24"/>
+          <w:lang w:val="es-CO" w:eastAsia="es-CO"/>
+        </w:rPr>
+        <w:t>r</w:t>
+      </w:r>
+      <w:r>
+        <w:rPr>
+          <w:rFonts w:ascii="Times New Roman" w:eastAsia="Times New Roman" w:hAnsi="Times New Roman" w:cs="Times New Roman"/>
+          <w:sz w:val="24"/>
+          <w:szCs w:val="24"/>
+          <w:lang w:val="es-CO" w:eastAsia="es-CO"/>
+        </w:rPr>
+        <w:t xml:space="preserve"> = 0,10 m. Este valor es inferior a la suma de los radios de dos cuadricópteros del modelo empleado ([valor] m), por lo que todo evento registrado implica la superposición de sus cuerpos. Dado que la elección del radio de contacto influye en la clasificación de las corridas, en la sección 4.3.4 se presenta un análisis de sensibilidad con un criterio más estricto (</w:t>
+      </w:r>
+      <w:r>
+        <w:rPr>
+          <w:rFonts w:ascii="Times New Roman" w:eastAsia="Times New Roman" w:hAnsi="Times New Roman" w:cs="Times New Roman"/>
+          <w:i/>
+          <w:iCs/>
+          <w:sz w:val="24"/>
+          <w:szCs w:val="24"/>
+          <w:lang w:val="es-CO" w:eastAsia="es-CO"/>
+        </w:rPr>
+        <w:t>r</w:t>
+      </w:r>
+      <w:r>
+        <w:rPr>
+          <w:rFonts w:ascii="Times New Roman" w:eastAsia="Times New Roman" w:hAnsi="Times New Roman" w:cs="Times New Roman"/>
+          <w:sz w:val="24"/>
+          <w:szCs w:val="24"/>
+          <w:lang w:val="es-CO" w:eastAsia="es-CO"/>
+        </w:rPr>
+        <w:t xml:space="preserve"> = 0,05 m). El radio de defensa fallida es </w:t>
+      </w:r>
+      <w:r>
+        <w:rPr>
+          <w:rFonts w:ascii="Times New Roman" w:eastAsia="Times New Roman" w:hAnsi="Times New Roman" w:cs="Times New Roman"/>
+          <w:i/>
+          <w:iCs/>
+          <w:sz w:val="24"/>
+          <w:szCs w:val="24"/>
+          <w:lang w:val="es-CO" w:eastAsia="es-CO"/>
+        </w:rPr>
+        <w:t>r</w:t>
+      </w:r>
+      <w:r>
+        <w:rPr>
+          <w:rFonts w:ascii="Times New Roman" w:eastAsia="Times New Roman" w:hAnsi="Times New Roman" w:cs="Times New Roman"/>
+          <w:sz w:val="24"/>
+          <w:szCs w:val="24"/>
+          <w:lang w:val="es-CO" w:eastAsia="es-CO"/>
+        </w:rPr>
+        <w:t>ₐ = 0,5 m.</w:t>
+      </w:r>
+    </w:p>
+    <w:p>
+      <w:pPr>
+        <w:pStyle w:val="Prrafodelista"/>
+        <w:numPr>
+          <w:ilvl w:val="1"/>
+          <w:numId w:val="12"/>
+        </w:numPr>
+        <w:spacing w:after="0" w:line="240" w:lineRule="auto"/>
+        <w:rPr>
+          <w:rFonts w:ascii="Calibri" w:eastAsia="Times New Roman" w:hAnsi="Calibri" w:cs="Arial"/>
+          <w:b/>
+          <w:sz w:val="26"/>
+          <w:szCs w:val="26"/>
+          <w:lang w:val="pt-BR" w:eastAsia="es-ES"/>
+        </w:rPr>
+      </w:pPr>
+      <w:r>
+        <w:rPr>
+          <w:rFonts w:ascii="Calibri" w:eastAsia="Times New Roman" w:hAnsi="Calibri" w:cs="Arial"/>
+          <w:b/>
+          <w:sz w:val="26"/>
+          <w:szCs w:val="26"/>
+          <w:lang w:val="pt-BR" w:eastAsia="es-ES"/>
+        </w:rPr>
+        <w:t>Arquitectura general de la co-simulación</w:t>
+      </w:r>
+    </w:p>
+    <w:p>
+      <w:pPr>
+        <w:spacing w:before="100" w:beforeAutospacing="1" w:after="100" w:afterAutospacing="1" w:line="240" w:lineRule="auto"/>
+        <w:jc w:val="both"/>
+        <w:rPr>
+          <w:rFonts w:ascii="Times New Roman" w:eastAsia="Times New Roman" w:hAnsi="Times New Roman" w:cs="Times New Roman"/>
+          <w:sz w:val="24"/>
+          <w:szCs w:val="24"/>
+          <w:lang w:val="es-CO" w:eastAsia="es-CO"/>
+        </w:rPr>
+      </w:pPr>
+      <w:r>
+        <w:rPr>
+          <w:rFonts w:ascii="Times New Roman" w:eastAsia="Times New Roman" w:hAnsi="Times New Roman" w:cs="Times New Roman"/>
+          <w:sz w:val="24"/>
+          <w:szCs w:val="24"/>
+          <w:lang w:val="es-CO" w:eastAsia="es-CO"/>
+        </w:rPr>
+        <w:t>El escenario base, descrito en las secciones 2.2, 2.3 y 3.3, se ejecutó 40 veces, con 200 pasos por corrida. Este número de corridas permite estimar la proporción de defensas exitosas con un margen de error máximo de ±15,5 % al 95 % de confianza. Con el punto de entrada y la velocidad definidos, la amenaza alcanzaría el radio de defensa fallida en la iteración 169, por lo que todas las corridas concluyen con un resultado definido.</w:t>
+      </w:r>
+    </w:p>
+    <w:p>
+      <w:pPr>
+        <w:spacing w:before="100" w:beforeAutospacing="1" w:after="100" w:afterAutospacing="1" w:line="240" w:lineRule="auto"/>
+        <w:jc w:val="both"/>
+        <w:rPr>
+          <w:rFonts w:ascii="Times New Roman" w:eastAsia="Times New Roman" w:hAnsi="Times New Roman" w:cs="Times New Roman"/>
+          <w:sz w:val="24"/>
+          <w:szCs w:val="24"/>
+          <w:lang w:val="es-CO" w:eastAsia="es-CO"/>
+        </w:rPr>
+      </w:pPr>
+      <w:r>
+        <w:rPr>
+          <w:rFonts w:ascii="Times New Roman" w:eastAsia="Times New Roman" w:hAnsi="Times New Roman" w:cs="Times New Roman"/>
+          <w:sz w:val="24"/>
+          <w:szCs w:val="24"/>
+          <w:lang w:val="es-CO" w:eastAsia="es-CO"/>
+        </w:rPr>
+        <w:t>Aunque las posiciones iniciales de los agentes y la trayectoria del dron hostil son idénticas en todas las corridas, la componente aleatoria de las velocidades iniciales y de la regla de separación hace que el comportamiento del enjambre varíe entre ellas. Por esa razón, los resultados se reportan como proporciones con su intervalo de confianza de Wilson y como valores medios con su desviación estándar (DE), y no a partir de una corrida individual. Los contactos se calcularon a partir de las posiciones registradas en los archivos CSV de cada corrida.</w:t>
+      </w:r>
+    </w:p>
+    <w:p>
+      <w:pPr>
+        <w:pStyle w:val="Prrafodelista"/>
+        <w:numPr>
+          <w:ilvl w:val="1"/>
+          <w:numId w:val="12"/>
+        </w:numPr>
+        <w:spacing w:after="0" w:line="240" w:lineRule="auto"/>
+        <w:rPr>
+          <w:rFonts w:ascii="Calibri" w:eastAsia="Times New Roman" w:hAnsi="Calibri" w:cs="Arial"/>
+          <w:b/>
+          <w:sz w:val="26"/>
+          <w:szCs w:val="26"/>
+          <w:lang w:val="pt-BR" w:eastAsia="es-ES"/>
+        </w:rPr>
+      </w:pPr>
+      <w:r>
+        <w:rPr>
+          <w:rFonts w:ascii="Calibri" w:eastAsia="Times New Roman" w:hAnsi="Calibri" w:cs="Arial"/>
+          <w:b/>
+          <w:sz w:val="26"/>
+          <w:szCs w:val="26"/>
+          <w:lang w:val="pt-BR" w:eastAsia="es-ES"/>
+        </w:rPr>
+        <w:t>Resultados</w:t>
+      </w:r>
+    </w:p>
+    <w:p>
+      <w:pPr>
+        <w:pStyle w:val="Prrafodelista"/>
+        <w:numPr>
+          <w:ilvl w:val="2"/>
+          <w:numId w:val="12"/>
+        </w:numPr>
+        <w:spacing w:after="0" w:line="240" w:lineRule="auto"/>
+        <w:rPr>
+          <w:rFonts w:ascii="Calibri" w:eastAsia="Times New Roman" w:hAnsi="Calibri" w:cs="Arial"/>
+          <w:b/>
+          <w:sz w:val="26"/>
+          <w:szCs w:val="26"/>
+          <w:lang w:val="pt-BR" w:eastAsia="es-ES"/>
+        </w:rPr>
+      </w:pPr>
+      <w:r>
+        <w:rPr>
+          <w:rFonts w:ascii="Calibri" w:eastAsia="Times New Roman" w:hAnsi="Calibri" w:cs="Arial"/>
+          <w:b/>
+          <w:sz w:val="26"/>
+          <w:szCs w:val="26"/>
+          <w:lang w:val="pt-BR" w:eastAsia="es-ES"/>
+        </w:rPr>
+        <w:t>Efectividad de la defensa</w:t>
+      </w:r>
+    </w:p>
+    <w:p>
+      <w:pPr>
+        <w:spacing w:after="0" w:line="240" w:lineRule="auto"/>
+        <w:rPr>
+          <w:rFonts w:ascii="Calibri" w:eastAsia="Times New Roman" w:hAnsi="Calibri" w:cs="Arial"/>
+          <w:b/>
+          <w:sz w:val="26"/>
+          <w:szCs w:val="26"/>
+          <w:lang w:val="pt-BR" w:eastAsia="es-ES"/>
+        </w:rPr>
+      </w:pPr>
+    </w:p>
+    <w:p>
+      <w:pPr>
+        <w:spacing w:before="100" w:beforeAutospacing="1" w:after="100" w:afterAutospacing="1" w:line="240" w:lineRule="auto"/>
+        <w:jc w:val="both"/>
+        <w:rPr>
+          <w:rFonts w:ascii="Times New Roman" w:eastAsia="Times New Roman" w:hAnsi="Times New Roman" w:cs="Times New Roman"/>
+          <w:sz w:val="24"/>
+          <w:szCs w:val="24"/>
+          <w:lang w:val="es-CO" w:eastAsia="es-CO"/>
+        </w:rPr>
+      </w:pPr>
+      <w:r>
+        <w:rPr>
+          <w:rFonts w:ascii="Times New Roman" w:eastAsia="Times New Roman" w:hAnsi="Times New Roman" w:cs="Times New Roman"/>
+          <w:sz w:val="24"/>
+          <w:szCs w:val="24"/>
+          <w:lang w:val="es-CO" w:eastAsia="es-CO"/>
+        </w:rPr>
+        <w:lastRenderedPageBreak/>
+        <w:t xml:space="preserve">Con el radio de contacto </w:t>
+      </w:r>
+      <w:r>
+        <w:rPr>
+          <w:rFonts w:ascii="Times New Roman" w:eastAsia="Times New Roman" w:hAnsi="Times New Roman" w:cs="Times New Roman"/>
+          <w:i/>
+          <w:iCs/>
+          <w:sz w:val="24"/>
+          <w:szCs w:val="24"/>
+          <w:lang w:val="es-CO" w:eastAsia="es-CO"/>
+        </w:rPr>
+        <w:t>r</w:t>
+      </w:r>
+      <w:r>
+        <w:rPr>
+          <w:rFonts w:ascii="Calibri" w:eastAsia="Times New Roman" w:hAnsi="Calibri" w:cs="Calibri"/>
+          <w:sz w:val="24"/>
+          <w:szCs w:val="24"/>
+          <w:lang w:val="es-CO" w:eastAsia="es-CO"/>
+        </w:rPr>
+        <w:t>꜀</w:t>
+      </w:r>
+      <w:r>
+        <w:rPr>
+          <w:rFonts w:ascii="Times New Roman" w:eastAsia="Times New Roman" w:hAnsi="Times New Roman" w:cs="Times New Roman"/>
+          <w:sz w:val="24"/>
+          <w:szCs w:val="24"/>
+          <w:lang w:val="es-CO" w:eastAsia="es-CO"/>
+        </w:rPr>
+        <w:t xml:space="preserve"> = 0,10 m, el enjambre registró contacto con el dron hostil antes de que este alcanzara el radio de defensa fallida en las 40 corridas, lo que corresponde a una proporción de defensas exitosas del 100 % (IC 95 % de Wilson: 91,2 % – 100 %). La distancia mínima entre algún defensor y el dron hostil fue en promedio de 0,022 m (DE 0,012 m), con valores entre 0,004 y 0,056 m (Tabla 9). La Figura 10 muestra las trayectorias de todos los agentes en una corrida representativa.</w:t>
+      </w:r>
+    </w:p>
+    <w:p>
+      <w:pPr>
+        <w:spacing w:before="100" w:beforeAutospacing="1" w:after="100" w:afterAutospacing="1" w:line="240" w:lineRule="auto"/>
+        <w:rPr>
+          <w:rFonts w:ascii="Times New Roman" w:eastAsia="Times New Roman" w:hAnsi="Times New Roman" w:cs="Times New Roman"/>
+          <w:sz w:val="24"/>
+          <w:szCs w:val="24"/>
+          <w:lang w:val="es-CO" w:eastAsia="es-CO"/>
+        </w:rPr>
+      </w:pPr>
+      <w:r>
+        <w:rPr>
+          <w:rFonts w:ascii="Times New Roman" w:eastAsia="Times New Roman" w:hAnsi="Times New Roman" w:cs="Times New Roman"/>
+          <w:b/>
+          <w:bCs/>
+          <w:sz w:val="24"/>
+          <w:szCs w:val="24"/>
+          <w:lang w:val="es-CO" w:eastAsia="es-CO"/>
+        </w:rPr>
+        <w:t>Tabla 9.</w:t>
+      </w:r>
+      <w:r>
+        <w:rPr>
+          <w:rFonts w:ascii="Times New Roman" w:eastAsia="Times New Roman" w:hAnsi="Times New Roman" w:cs="Times New Roman"/>
+          <w:sz w:val="24"/>
+          <w:szCs w:val="24"/>
+          <w:lang w:val="es-CO" w:eastAsia="es-CO"/>
+        </w:rPr>
+        <w:t xml:space="preserve"> Resultados de los indicadores de desempeño sobre 40 corridas (</w:t>
+      </w:r>
+      <w:r>
+        <w:rPr>
+          <w:rFonts w:ascii="Times New Roman" w:eastAsia="Times New Roman" w:hAnsi="Times New Roman" w:cs="Times New Roman"/>
+          <w:i/>
+          <w:iCs/>
+          <w:sz w:val="24"/>
+          <w:szCs w:val="24"/>
+          <w:lang w:val="es-CO" w:eastAsia="es-CO"/>
+        </w:rPr>
+        <w:t>r</w:t>
+      </w:r>
+      <w:r>
+        <w:rPr>
+          <w:rFonts w:ascii="Times New Roman" w:eastAsia="Times New Roman" w:hAnsi="Times New Roman" w:cs="Times New Roman"/>
+          <w:sz w:val="24"/>
+          <w:szCs w:val="24"/>
+          <w:lang w:val="es-CO" w:eastAsia="es-CO"/>
+        </w:rPr>
+        <w:t>꜀ = 0,10 m). Elaboración propia.</w:t>
+      </w:r>
+    </w:p>
+    <w:tbl>
+      <w:tblPr>
+        <w:tblStyle w:val="Tablaconcuadrcula"/>
+        <w:tblW w:w="0" w:type="auto"/>
+        <w:tblLook w:val="04A0" w:firstRow="1" w:lastRow="0" w:firstColumn="1" w:lastColumn="0" w:noHBand="0" w:noVBand="1"/>
+      </w:tblPr>
+      <w:tblGrid>
+        <w:gridCol w:w="3941"/>
+        <w:gridCol w:w="4553"/>
+      </w:tblGrid>
+      <w:tr>
+        <w:tc>
+          <w:tcPr>
+            <w:tcW w:w="0" w:type="auto"/>
+            <w:hideMark/>
+          </w:tcPr>
+          <w:p>
+            <w:pPr>
+              <w:jc w:val="center"/>
+              <w:rPr>
+                <w:rFonts w:ascii="Times New Roman" w:eastAsia="Times New Roman" w:hAnsi="Times New Roman" w:cs="Times New Roman"/>
+                <w:b/>
+                <w:bCs/>
+                <w:sz w:val="24"/>
+                <w:szCs w:val="24"/>
+                <w:lang w:val="es-CO" w:eastAsia="es-CO"/>
+              </w:rPr>
+            </w:pPr>
+            <w:r>
+              <w:rPr>
+                <w:rFonts w:ascii="Times New Roman" w:eastAsia="Times New Roman" w:hAnsi="Times New Roman" w:cs="Times New Roman"/>
+                <w:b/>
+                <w:bCs/>
+                <w:sz w:val="24"/>
+                <w:szCs w:val="24"/>
+                <w:lang w:val="es-CO" w:eastAsia="es-CO"/>
+              </w:rPr>
+              <w:t>Indicador</w:t>
+            </w:r>
+          </w:p>
+        </w:tc>
+        <w:tc>
+          <w:tcPr>
+            <w:tcW w:w="0" w:type="auto"/>
+            <w:hideMark/>
+          </w:tcPr>
+          <w:p>
+            <w:pPr>
+              <w:jc w:val="center"/>
+              <w:rPr>
+                <w:rFonts w:ascii="Times New Roman" w:eastAsia="Times New Roman" w:hAnsi="Times New Roman" w:cs="Times New Roman"/>
+                <w:b/>
+                <w:bCs/>
+                <w:sz w:val="24"/>
+                <w:szCs w:val="24"/>
+                <w:lang w:val="es-CO" w:eastAsia="es-CO"/>
+              </w:rPr>
+            </w:pPr>
+            <w:r>
+              <w:rPr>
+                <w:rFonts w:ascii="Times New Roman" w:eastAsia="Times New Roman" w:hAnsi="Times New Roman" w:cs="Times New Roman"/>
+                <w:b/>
+                <w:bCs/>
+                <w:sz w:val="24"/>
+                <w:szCs w:val="24"/>
+                <w:lang w:val="es-CO" w:eastAsia="es-CO"/>
+              </w:rPr>
+              <w:t>Resultado</w:t>
+            </w:r>
+          </w:p>
+        </w:tc>
+      </w:tr>
+      <w:tr>
+        <w:tc>
+          <w:tcPr>
+            <w:tcW w:w="0" w:type="auto"/>
+            <w:hideMark/>
+          </w:tcPr>
+          <w:p>
+            <w:pPr>
+              <w:rPr>
+                <w:rFonts w:ascii="Times New Roman" w:eastAsia="Times New Roman" w:hAnsi="Times New Roman" w:cs="Times New Roman"/>
+                <w:sz w:val="24"/>
+                <w:szCs w:val="24"/>
+                <w:lang w:val="es-CO" w:eastAsia="es-CO"/>
+              </w:rPr>
+            </w:pPr>
+            <w:r>
+              <w:rPr>
+                <w:rFonts w:ascii="Times New Roman" w:eastAsia="Times New Roman" w:hAnsi="Times New Roman" w:cs="Times New Roman"/>
+                <w:sz w:val="24"/>
+                <w:szCs w:val="24"/>
+                <w:lang w:val="es-CO" w:eastAsia="es-CO"/>
+              </w:rPr>
+              <w:t>Defensas exitosas</w:t>
+            </w:r>
+          </w:p>
+        </w:tc>
+        <w:tc>
+          <w:tcPr>
+            <w:tcW w:w="0" w:type="auto"/>
+            <w:hideMark/>
+          </w:tcPr>
+          <w:p>
+            <w:pPr>
+              <w:rPr>
+                <w:rFonts w:ascii="Times New Roman" w:eastAsia="Times New Roman" w:hAnsi="Times New Roman" w:cs="Times New Roman"/>
+                <w:sz w:val="24"/>
+                <w:szCs w:val="24"/>
+                <w:lang w:val="es-CO" w:eastAsia="es-CO"/>
+              </w:rPr>
+            </w:pPr>
+            <w:r>
+              <w:rPr>
+                <w:rFonts w:ascii="Times New Roman" w:eastAsia="Times New Roman" w:hAnsi="Times New Roman" w:cs="Times New Roman"/>
+                <w:sz w:val="24"/>
+                <w:szCs w:val="24"/>
+                <w:lang w:val="es-CO" w:eastAsia="es-CO"/>
+              </w:rPr>
+              <w:t>40/40 (100 %; IC 95 %: 91,2 % – 100 %)</w:t>
+            </w:r>
+          </w:p>
+        </w:tc>
+      </w:tr>
+      <w:tr>
+        <w:tc>
+          <w:tcPr>
+            <w:tcW w:w="0" w:type="auto"/>
+            <w:hideMark/>
+          </w:tcPr>
+          <w:p>
+            <w:pPr>
+              <w:rPr>
+                <w:rFonts w:ascii="Times New Roman" w:eastAsia="Times New Roman" w:hAnsi="Times New Roman" w:cs="Times New Roman"/>
+                <w:sz w:val="24"/>
+                <w:szCs w:val="24"/>
+                <w:lang w:val="es-CO" w:eastAsia="es-CO"/>
+              </w:rPr>
+            </w:pPr>
+            <w:r>
+              <w:rPr>
+                <w:rFonts w:ascii="Times New Roman" w:eastAsia="Times New Roman" w:hAnsi="Times New Roman" w:cs="Times New Roman"/>
+                <w:sz w:val="24"/>
+                <w:szCs w:val="24"/>
+                <w:lang w:val="es-CO" w:eastAsia="es-CO"/>
+              </w:rPr>
+              <w:t>Iteración del primer contacto</w:t>
+            </w:r>
+          </w:p>
+        </w:tc>
+        <w:tc>
+          <w:tcPr>
+            <w:tcW w:w="0" w:type="auto"/>
+            <w:hideMark/>
+          </w:tcPr>
+          <w:p>
+            <w:pPr>
+              <w:rPr>
+                <w:rFonts w:ascii="Times New Roman" w:eastAsia="Times New Roman" w:hAnsi="Times New Roman" w:cs="Times New Roman"/>
+                <w:sz w:val="24"/>
+                <w:szCs w:val="24"/>
+                <w:lang w:val="es-CO" w:eastAsia="es-CO"/>
+              </w:rPr>
+            </w:pPr>
+            <w:r>
+              <w:rPr>
+                <w:rFonts w:ascii="Times New Roman" w:eastAsia="Times New Roman" w:hAnsi="Times New Roman" w:cs="Times New Roman"/>
+                <w:sz w:val="24"/>
+                <w:szCs w:val="24"/>
+                <w:lang w:val="es-CO" w:eastAsia="es-CO"/>
+              </w:rPr>
+              <w:t>Media 38,8 (DE 0,7); rango 38 – 40</w:t>
+            </w:r>
+          </w:p>
+        </w:tc>
+      </w:tr>
+      <w:tr>
+        <w:tc>
+          <w:tcPr>
+            <w:tcW w:w="0" w:type="auto"/>
+            <w:hideMark/>
+          </w:tcPr>
+          <w:p>
+            <w:pPr>
+              <w:rPr>
+                <w:rFonts w:ascii="Times New Roman" w:eastAsia="Times New Roman" w:hAnsi="Times New Roman" w:cs="Times New Roman"/>
+                <w:sz w:val="24"/>
+                <w:szCs w:val="24"/>
+                <w:lang w:val="es-CO" w:eastAsia="es-CO"/>
+              </w:rPr>
+            </w:pPr>
+            <w:r>
+              <w:rPr>
+                <w:rFonts w:ascii="Times New Roman" w:eastAsia="Times New Roman" w:hAnsi="Times New Roman" w:cs="Times New Roman"/>
+                <w:sz w:val="24"/>
+                <w:szCs w:val="24"/>
+                <w:lang w:val="es-CO" w:eastAsia="es-CO"/>
+              </w:rPr>
+              <w:t>Margen de defensa</w:t>
+            </w:r>
+          </w:p>
+        </w:tc>
+        <w:tc>
+          <w:tcPr>
+            <w:tcW w:w="0" w:type="auto"/>
+            <w:hideMark/>
+          </w:tcPr>
+          <w:p>
+            <w:pPr>
+              <w:rPr>
+                <w:rFonts w:ascii="Times New Roman" w:eastAsia="Times New Roman" w:hAnsi="Times New Roman" w:cs="Times New Roman"/>
+                <w:sz w:val="24"/>
+                <w:szCs w:val="24"/>
+                <w:lang w:val="es-CO" w:eastAsia="es-CO"/>
+              </w:rPr>
+            </w:pPr>
+            <w:r>
+              <w:rPr>
+                <w:rFonts w:ascii="Times New Roman" w:eastAsia="Times New Roman" w:hAnsi="Times New Roman" w:cs="Times New Roman"/>
+                <w:sz w:val="24"/>
+                <w:szCs w:val="24"/>
+                <w:lang w:val="es-CO" w:eastAsia="es-CO"/>
+              </w:rPr>
+              <w:t>Media 130,2 iteraciones (DE 0,7)</w:t>
+            </w:r>
+          </w:p>
+        </w:tc>
+      </w:tr>
+      <w:tr>
+        <w:tc>
+          <w:tcPr>
+            <w:tcW w:w="0" w:type="auto"/>
+            <w:hideMark/>
+          </w:tcPr>
+          <w:p>
+            <w:pPr>
+              <w:rPr>
+                <w:rFonts w:ascii="Times New Roman" w:eastAsia="Times New Roman" w:hAnsi="Times New Roman" w:cs="Times New Roman"/>
+                <w:sz w:val="24"/>
+                <w:szCs w:val="24"/>
+                <w:lang w:val="es-CO" w:eastAsia="es-CO"/>
+              </w:rPr>
+            </w:pPr>
+            <w:r>
+              <w:rPr>
+                <w:rFonts w:ascii="Times New Roman" w:eastAsia="Times New Roman" w:hAnsi="Times New Roman" w:cs="Times New Roman"/>
+                <w:sz w:val="24"/>
+                <w:szCs w:val="24"/>
+                <w:lang w:val="es-CO" w:eastAsia="es-CO"/>
+              </w:rPr>
+              <w:t>Distancia mínima al dron hostil</w:t>
+            </w:r>
+          </w:p>
+        </w:tc>
+        <w:tc>
+          <w:tcPr>
+            <w:tcW w:w="0" w:type="auto"/>
+            <w:hideMark/>
+          </w:tcPr>
+          <w:p>
+            <w:pPr>
+              <w:rPr>
+                <w:rFonts w:ascii="Times New Roman" w:eastAsia="Times New Roman" w:hAnsi="Times New Roman" w:cs="Times New Roman"/>
+                <w:sz w:val="24"/>
+                <w:szCs w:val="24"/>
+                <w:lang w:val="es-CO" w:eastAsia="es-CO"/>
+              </w:rPr>
+            </w:pPr>
+            <w:r>
+              <w:rPr>
+                <w:rFonts w:ascii="Times New Roman" w:eastAsia="Times New Roman" w:hAnsi="Times New Roman" w:cs="Times New Roman"/>
+                <w:sz w:val="24"/>
+                <w:szCs w:val="24"/>
+                <w:lang w:val="es-CO" w:eastAsia="es-CO"/>
+              </w:rPr>
+              <w:t>Media 0,022 m (DE 0,012); rango 0,004 – 0,056 m</w:t>
+            </w:r>
+          </w:p>
+        </w:tc>
+      </w:tr>
+      <w:tr>
+        <w:tc>
+          <w:tcPr>
+            <w:tcW w:w="0" w:type="auto"/>
+            <w:hideMark/>
+          </w:tcPr>
+          <w:p>
+            <w:pPr>
+              <w:rPr>
+                <w:rFonts w:ascii="Times New Roman" w:eastAsia="Times New Roman" w:hAnsi="Times New Roman" w:cs="Times New Roman"/>
+                <w:sz w:val="24"/>
+                <w:szCs w:val="24"/>
+                <w:lang w:val="es-CO" w:eastAsia="es-CO"/>
+              </w:rPr>
+            </w:pPr>
+            <w:r>
+              <w:rPr>
+                <w:rFonts w:ascii="Times New Roman" w:eastAsia="Times New Roman" w:hAnsi="Times New Roman" w:cs="Times New Roman"/>
+                <w:sz w:val="24"/>
+                <w:szCs w:val="24"/>
+                <w:lang w:val="es-CO" w:eastAsia="es-CO"/>
+              </w:rPr>
+              <w:t>Distancia mínima entre defensores</w:t>
+            </w:r>
+          </w:p>
+        </w:tc>
+        <w:tc>
+          <w:tcPr>
+            <w:tcW w:w="0" w:type="auto"/>
+            <w:hideMark/>
+          </w:tcPr>
+          <w:p>
+            <w:pPr>
+              <w:rPr>
+                <w:rFonts w:ascii="Times New Roman" w:eastAsia="Times New Roman" w:hAnsi="Times New Roman" w:cs="Times New Roman"/>
+                <w:sz w:val="24"/>
+                <w:szCs w:val="24"/>
+                <w:lang w:val="es-CO" w:eastAsia="es-CO"/>
+              </w:rPr>
+            </w:pPr>
+            <w:r>
+              <w:rPr>
+                <w:rFonts w:ascii="Times New Roman" w:eastAsia="Times New Roman" w:hAnsi="Times New Roman" w:cs="Times New Roman"/>
+                <w:sz w:val="24"/>
+                <w:szCs w:val="24"/>
+                <w:lang w:val="es-CO" w:eastAsia="es-CO"/>
+              </w:rPr>
+              <w:t>Media 0,37 m (DE 0,03); rango 0,28 – 0,41 m</w:t>
+            </w:r>
+          </w:p>
+        </w:tc>
+      </w:tr>
+      <w:tr>
+        <w:tc>
+          <w:tcPr>
+            <w:tcW w:w="0" w:type="auto"/>
+            <w:hideMark/>
+          </w:tcPr>
+          <w:p>
+            <w:pPr>
+              <w:rPr>
+                <w:rFonts w:ascii="Times New Roman" w:eastAsia="Times New Roman" w:hAnsi="Times New Roman" w:cs="Times New Roman"/>
+                <w:sz w:val="24"/>
+                <w:szCs w:val="24"/>
+                <w:lang w:val="es-CO" w:eastAsia="es-CO"/>
+              </w:rPr>
+            </w:pPr>
+            <w:r>
+              <w:rPr>
+                <w:rFonts w:ascii="Times New Roman" w:eastAsia="Times New Roman" w:hAnsi="Times New Roman" w:cs="Times New Roman"/>
+                <w:sz w:val="24"/>
+                <w:szCs w:val="24"/>
+                <w:lang w:val="es-CO" w:eastAsia="es-CO"/>
+              </w:rPr>
+              <w:t>Corridas con defensores a menos de 0,10 m</w:t>
+            </w:r>
+          </w:p>
+        </w:tc>
+        <w:tc>
+          <w:tcPr>
+            <w:tcW w:w="0" w:type="auto"/>
+            <w:hideMark/>
+          </w:tcPr>
+          <w:p>
+            <w:pPr>
+              <w:rPr>
+                <w:rFonts w:ascii="Times New Roman" w:eastAsia="Times New Roman" w:hAnsi="Times New Roman" w:cs="Times New Roman"/>
+                <w:sz w:val="24"/>
+                <w:szCs w:val="24"/>
+                <w:lang w:val="es-CO" w:eastAsia="es-CO"/>
+              </w:rPr>
+            </w:pPr>
+            <w:r>
+              <w:rPr>
+                <w:rFonts w:ascii="Times New Roman" w:eastAsia="Times New Roman" w:hAnsi="Times New Roman" w:cs="Times New Roman"/>
+                <w:sz w:val="24"/>
+                <w:szCs w:val="24"/>
+                <w:lang w:val="es-CO" w:eastAsia="es-CO"/>
+              </w:rPr>
+              <w:t>0/40</w:t>
+            </w:r>
+          </w:p>
+        </w:tc>
+      </w:tr>
+    </w:tbl>
+    <w:p>
+      <w:pPr>
+        <w:spacing w:after="0" w:line="240" w:lineRule="auto"/>
+        <w:rPr>
+          <w:rFonts w:ascii="Calibri" w:eastAsia="Times New Roman" w:hAnsi="Calibri" w:cs="Arial"/>
+          <w:b/>
+          <w:sz w:val="26"/>
+          <w:szCs w:val="26"/>
+          <w:lang w:val="pt-BR" w:eastAsia="es-ES"/>
+        </w:rPr>
+      </w:pPr>
+    </w:p>
+    <w:p>
+      <w:pPr>
+        <w:spacing w:before="100" w:beforeAutospacing="1" w:after="100" w:afterAutospacing="1" w:line="240" w:lineRule="auto"/>
+        <w:jc w:val="both"/>
+        <w:rPr>
+          <w:rFonts w:ascii="Times New Roman" w:eastAsia="Times New Roman" w:hAnsi="Times New Roman" w:cs="Times New Roman"/>
+          <w:sz w:val="24"/>
+          <w:szCs w:val="24"/>
+          <w:lang w:val="es-CO" w:eastAsia="es-CO"/>
+        </w:rPr>
+      </w:pPr>
+      <w:r>
+        <w:rPr>
+          <w:rFonts w:ascii="Times New Roman" w:eastAsia="Times New Roman" w:hAnsi="Times New Roman" w:cs="Times New Roman"/>
+          <w:noProof/>
+          <w:sz w:val="24"/>
+          <w:szCs w:val="24"/>
+          <w:lang w:val="es-CO" w:eastAsia="es-CO"/>
+        </w:rPr>
+        <w:lastRenderedPageBreak/>
+        <w:drawing>
+          <wp:inline distT="0" distB="0" distL="0" distR="0" wp14:anchorId="04660E73" wp14:editId="4F41A2E2">
+            <wp:extent cx="5400040" cy="5640070"/>
+            <wp:effectExtent l="0" t="0" r="0" b="0"/>
+            <wp:docPr id="11" name="Imagen 11"/>
+            <wp:cNvGraphicFramePr>
+              <a:graphicFrameLocks xmlns:a="http://schemas.openxmlformats.org/drawingml/2006/main" noChangeAspect="1"/>
+            </wp:cNvGraphicFramePr>
+            <a:graphic xmlns:a="http://schemas.openxmlformats.org/drawingml/2006/main">
+              <a:graphicData uri="http://schemas.openxmlformats.org/drawingml/2006/picture">
+                <pic:pic xmlns:pic="http://schemas.openxmlformats.org/drawingml/2006/picture">
+                  <pic:nvPicPr>
+                    <pic:cNvPr id="11" name="Fig_cap4_trayectorias_corrida_representativa.png"/>
+                    <pic:cNvPicPr/>
+                  </pic:nvPicPr>
+                  <pic:blipFill>
+                    <a:blip r:embed="rId20" cstate="print">
+                      <a:extLst>
+                        <a:ext uri="{28A0092B-C50C-407E-A947-70E740481C1C}">
+                          <a14:useLocalDpi xmlns:a14="http://schemas.microsoft.com/office/drawing/2010/main" val="0"/>
+                        </a:ext>
+                      </a:extLst>
+                    </a:blip>
+                    <a:stretch>
+                      <a:fillRect/>
+                    </a:stretch>
+                  </pic:blipFill>
+                  <pic:spPr>
+                    <a:xfrm>
+                      <a:off x="0" y="0"/>
+                      <a:ext cx="5400040" cy="5640070"/>
+                    </a:xfrm>
+                    <a:prstGeom prst="rect">
+                      <a:avLst/>
+                    </a:prstGeom>
+                  </pic:spPr>
+                </pic:pic>
+              </a:graphicData>
+            </a:graphic>
+          </wp:inline>
+        </w:drawing>
+      </w:r>
+    </w:p>
+    <w:p>
+      <w:pPr>
+        <w:spacing w:before="100" w:beforeAutospacing="1" w:after="100" w:afterAutospacing="1" w:line="240" w:lineRule="auto"/>
+        <w:jc w:val="both"/>
+        <w:rPr>
+          <w:rFonts w:ascii="Times New Roman" w:eastAsia="Times New Roman" w:hAnsi="Times New Roman" w:cs="Times New Roman"/>
+          <w:sz w:val="24"/>
+          <w:szCs w:val="24"/>
+          <w:lang w:val="es-CO" w:eastAsia="es-CO"/>
+        </w:rPr>
+      </w:pPr>
+      <w:r>
+        <w:rPr>
+          <w:rStyle w:val="Textoennegrita"/>
+        </w:rPr>
+        <w:t>Figura 10.</w:t>
+      </w:r>
+      <w:r>
+        <w:t xml:space="preserve"> Trayectorias del dron hostil y de los ocho defensores en una corrida representativa, con la posición del primer contacto. Elaboración propia.</w:t>
+      </w:r>
+    </w:p>
+    <w:p>
+      <w:pPr>
+        <w:pStyle w:val="Prrafodelista"/>
+        <w:numPr>
+          <w:ilvl w:val="2"/>
+          <w:numId w:val="12"/>
+        </w:numPr>
+        <w:spacing w:after="0" w:line="240" w:lineRule="auto"/>
+        <w:rPr>
+          <w:rFonts w:ascii="Calibri" w:eastAsia="Times New Roman" w:hAnsi="Calibri" w:cs="Arial"/>
+          <w:b/>
+          <w:sz w:val="26"/>
+          <w:szCs w:val="26"/>
+          <w:lang w:val="pt-BR" w:eastAsia="es-ES"/>
+        </w:rPr>
+      </w:pPr>
+      <w:r>
+        <w:rPr>
+          <w:rFonts w:ascii="Calibri" w:eastAsia="Times New Roman" w:hAnsi="Calibri" w:cs="Arial"/>
+          <w:b/>
+          <w:sz w:val="26"/>
+          <w:szCs w:val="26"/>
+          <w:lang w:val="pt-BR" w:eastAsia="es-ES"/>
+        </w:rPr>
+        <w:t>Tiempo de respuesta</w:t>
+      </w:r>
+    </w:p>
+    <w:p>
+      <w:pPr>
+        <w:pStyle w:val="NormalWeb"/>
+        <w:jc w:val="both"/>
+      </w:pPr>
+      <w:r>
+        <w:t>El primer contacto se produjo en promedio en la iteración 38,8 (DE 0,7), mientras que, en ausencia de contacto, la amenaza habría alcanzado el radio de defensa fallida en la iteración 169. El sistema dispuso así de un margen de defensa medio de 130 iteraciones. La Figura 11 muestra la evolución de la distancia de cada defensor al dron hostil en la misma corrida representativa.</w:t>
+      </w:r>
+    </w:p>
+    <w:p>
+      <w:pPr>
+        <w:pStyle w:val="NormalWeb"/>
+      </w:pPr>
+      <w:r>
+        <w:rPr>
+          <w:noProof/>
+        </w:rPr>
+        <w:lastRenderedPageBreak/>
+        <w:drawing>
+          <wp:inline distT="0" distB="0" distL="0" distR="0" wp14:anchorId="70AB2251" wp14:editId="5B0073C7">
+            <wp:extent cx="5400040" cy="3023870"/>
+            <wp:effectExtent l="0" t="0" r="0" b="5080"/>
+            <wp:docPr id="12" name="Imagen 12"/>
+            <wp:cNvGraphicFramePr>
+              <a:graphicFrameLocks xmlns:a="http://schemas.openxmlformats.org/drawingml/2006/main" noChangeAspect="1"/>
+            </wp:cNvGraphicFramePr>
+            <a:graphic xmlns:a="http://schemas.openxmlformats.org/drawingml/2006/main">
+              <a:graphicData uri="http://schemas.openxmlformats.org/drawingml/2006/picture">
+                <pic:pic xmlns:pic="http://schemas.openxmlformats.org/drawingml/2006/picture">
+                  <pic:nvPicPr>
+                    <pic:cNvPr id="12" name="Fig_cap4_distancia_corrida_representativa.png"/>
+                    <pic:cNvPicPr/>
+                  </pic:nvPicPr>
+                  <pic:blipFill>
+                    <a:blip r:embed="rId21" cstate="print">
+                      <a:extLst>
+                        <a:ext uri="{28A0092B-C50C-407E-A947-70E740481C1C}">
+                          <a14:useLocalDpi xmlns:a14="http://schemas.microsoft.com/office/drawing/2010/main" val="0"/>
+                        </a:ext>
+                      </a:extLst>
+                    </a:blip>
+                    <a:stretch>
+                      <a:fillRect/>
+                    </a:stretch>
+                  </pic:blipFill>
+                  <pic:spPr>
+                    <a:xfrm>
+                      <a:off x="0" y="0"/>
+                      <a:ext cx="5400040" cy="3023870"/>
+                    </a:xfrm>
+                    <a:prstGeom prst="rect">
+                      <a:avLst/>
+                    </a:prstGeom>
+                  </pic:spPr>
+                </pic:pic>
+              </a:graphicData>
+            </a:graphic>
+          </wp:inline>
+        </w:drawing>
+      </w:r>
+      <w:r>
+        <w:br/>
+      </w:r>
+      <w:r>
+        <w:rPr>
+          <w:rStyle w:val="Textoennegrita"/>
+        </w:rPr>
+        <w:t>Figura 11.</w:t>
+      </w:r>
+      <w:r>
+        <w:t xml:space="preserve"> Distancia de cada defensor al dron hostil en una corrida representativa, con el radio de contacto y la iteración en que la amenaza alcanzaría el radio de defensa fallida. Elaboración propia.</w:t>
+      </w:r>
+    </w:p>
+    <w:p>
+      <w:pPr>
+        <w:pStyle w:val="Prrafodelista"/>
+        <w:numPr>
+          <w:ilvl w:val="2"/>
+          <w:numId w:val="12"/>
+        </w:numPr>
+        <w:spacing w:after="0" w:line="240" w:lineRule="auto"/>
+        <w:rPr>
+          <w:rFonts w:ascii="Calibri" w:eastAsia="Times New Roman" w:hAnsi="Calibri" w:cs="Arial"/>
+          <w:b/>
+          <w:sz w:val="26"/>
+          <w:szCs w:val="26"/>
+          <w:lang w:val="pt-BR" w:eastAsia="es-ES"/>
+        </w:rPr>
+      </w:pPr>
+      <w:r>
+        <w:rPr>
+          <w:rFonts w:ascii="Calibri" w:eastAsia="Times New Roman" w:hAnsi="Calibri" w:cs="Arial"/>
+          <w:b/>
+          <w:sz w:val="26"/>
+          <w:szCs w:val="26"/>
+          <w:lang w:val="pt-BR" w:eastAsia="es-ES"/>
+        </w:rPr>
+        <w:t>Seguridad entre agentes propios</w:t>
+      </w:r>
+    </w:p>
+    <w:p>
+      <w:pPr>
+        <w:pStyle w:val="NormalWeb"/>
+        <w:jc w:val="both"/>
+      </w:pPr>
+      <w:r>
+        <w:t xml:space="preserve">En ninguna de las 40 </w:t>
+      </w:r>
+      <w:r>
+        <w:t>simulaciones</w:t>
+      </w:r>
+      <w:r>
+        <w:t xml:space="preserve"> se registraron dos defensores a menos de 0,10 m entre sí, y solo en dos corridas la distancia entre defensores bajó de 0,30 m, en un único paso cada una. La menor distancia entre defensores fue en promedio de 0,37 m (DE 0,03 m), con un mínimo absoluto de 0,28 m (Figura 12). Estos valores se sitúan ligeramente por debajo del radio de la regla de separación (0,50 m), donde esta regla comienza a actuar, lo que indica que mantuvo el espaciamiento del enjambre incluso en la fase en que los defensores se concentran alrededor de la amenaza. Los acercamientos más frecuentes se dieron entre los defensores 1 y 7, en torno a la iteración 100.</w:t>
+      </w:r>
+    </w:p>
+    <w:p>
+      <w:pPr>
+        <w:pStyle w:val="NormalWeb"/>
+        <w:ind w:left="400"/>
+        <w:jc w:val="center"/>
+      </w:pPr>
+      <w:r>
+        <w:rPr>
+          <w:noProof/>
+        </w:rPr>
+        <w:drawing>
+          <wp:inline distT="0" distB="0" distL="0" distR="0" wp14:anchorId="58D90A95" wp14:editId="22472A06">
+            <wp:extent cx="5119592" cy="2457450"/>
+            <wp:effectExtent l="0" t="0" r="5080" b="0"/>
+            <wp:docPr id="15" name="Imagen 15"/>
+            <wp:cNvGraphicFramePr>
+              <a:graphicFrameLocks xmlns:a="http://schemas.openxmlformats.org/drawingml/2006/main" noChangeAspect="1"/>
+            </wp:cNvGraphicFramePr>
+            <a:graphic xmlns:a="http://schemas.openxmlformats.org/drawingml/2006/main">
+              <a:graphicData uri="http://schemas.openxmlformats.org/drawingml/2006/picture">
+                <pic:pic xmlns:pic="http://schemas.openxmlformats.org/drawingml/2006/picture">
+                  <pic:nvPicPr>
+                    <pic:cNvPr id="15" name="Fig_cap4_seguridad_entre_defensores.png"/>
+                    <pic:cNvPicPr/>
+                  </pic:nvPicPr>
+                  <pic:blipFill>
+                    <a:blip r:embed="rId22" cstate="print">
+                      <a:extLst>
+                        <a:ext uri="{28A0092B-C50C-407E-A947-70E740481C1C}">
+                          <a14:useLocalDpi xmlns:a14="http://schemas.microsoft.com/office/drawing/2010/main" val="0"/>
+                        </a:ext>
+                      </a:extLst>
+                    </a:blip>
+                    <a:stretch>
+                      <a:fillRect/>
+                    </a:stretch>
+                  </pic:blipFill>
+                  <pic:spPr>
+                    <a:xfrm>
+                      <a:off x="0" y="0"/>
+                      <a:ext cx="5144866" cy="2469582"/>
+                    </a:xfrm>
+                    <a:prstGeom prst="rect">
+                      <a:avLst/>
+                    </a:prstGeom>
+                  </pic:spPr>
+                </pic:pic>
+              </a:graphicData>
+            </a:graphic>
+          </wp:inline>
+        </w:drawing>
+      </w:r>
+      <w:r>
+        <w:br/>
+      </w:r>
+      <w:r>
+        <w:rPr>
+          <w:rStyle w:val="Textoennegrita"/>
+        </w:rPr>
+        <w:t>Figura 12.</w:t>
+      </w:r>
+      <w:r>
+        <w:t xml:space="preserve"> Distancia mínima entre defensores en cada corrida, frente al umbral de contacto y al radio de la regla de separación. Elaboración propia.</w:t>
+      </w:r>
+    </w:p>
+    <w:p>
+      <w:pPr>
+        <w:pStyle w:val="NormalWeb"/>
+        <w:ind w:left="400"/>
+        <w:jc w:val="center"/>
+      </w:pPr>
+    </w:p>
+    <w:p>
+      <w:pPr>
+        <w:pStyle w:val="Prrafodelista"/>
+        <w:numPr>
+          <w:ilvl w:val="2"/>
+          <w:numId w:val="12"/>
+        </w:numPr>
+        <w:spacing w:after="0" w:line="240" w:lineRule="auto"/>
+        <w:rPr>
+          <w:rFonts w:ascii="Calibri" w:eastAsia="Times New Roman" w:hAnsi="Calibri" w:cs="Arial"/>
+          <w:b/>
+          <w:sz w:val="26"/>
+          <w:szCs w:val="26"/>
+          <w:lang w:val="pt-BR" w:eastAsia="es-ES"/>
+        </w:rPr>
+      </w:pPr>
+      <w:r>
+        <w:rPr>
+          <w:rFonts w:ascii="Calibri" w:eastAsia="Times New Roman" w:hAnsi="Calibri" w:cs="Arial"/>
+          <w:b/>
+          <w:sz w:val="26"/>
+          <w:szCs w:val="26"/>
+          <w:lang w:val="pt-BR" w:eastAsia="es-ES"/>
+        </w:rPr>
+        <w:lastRenderedPageBreak/>
+        <w:t>Análisis de sensibilidad al radio de contacto</w:t>
+      </w:r>
+    </w:p>
+    <w:p>
+      <w:pPr>
+        <w:spacing w:before="100" w:beforeAutospacing="1" w:after="100" w:afterAutospacing="1" w:line="240" w:lineRule="auto"/>
+        <w:jc w:val="both"/>
+        <w:rPr>
+          <w:rFonts w:ascii="Times New Roman" w:eastAsia="Times New Roman" w:hAnsi="Times New Roman" w:cs="Times New Roman"/>
+          <w:sz w:val="24"/>
+          <w:szCs w:val="24"/>
+          <w:lang w:val="es-CO" w:eastAsia="es-CO"/>
+        </w:rPr>
+      </w:pPr>
+      <w:r>
+        <w:rPr>
+          <w:rFonts w:ascii="Times New Roman" w:eastAsia="Times New Roman" w:hAnsi="Times New Roman" w:cs="Times New Roman"/>
+          <w:sz w:val="24"/>
+          <w:szCs w:val="24"/>
+          <w:lang w:val="es-CO" w:eastAsia="es-CO"/>
+        </w:rPr>
+        <w:t xml:space="preserve">Para evaluar la dependencia de los resultados respecto del criterio de contacto, se repitió el análisis con un radio más estricto, </w:t>
+      </w:r>
+      <w:r>
+        <w:rPr>
+          <w:rFonts w:ascii="Times New Roman" w:eastAsia="Times New Roman" w:hAnsi="Times New Roman" w:cs="Times New Roman"/>
+          <w:i/>
+          <w:iCs/>
+          <w:sz w:val="24"/>
+          <w:szCs w:val="24"/>
+          <w:lang w:val="es-CO" w:eastAsia="es-CO"/>
+        </w:rPr>
+        <w:t>r</w:t>
+      </w:r>
+      <w:r>
+        <w:rPr>
+          <w:rFonts w:ascii="Times New Roman" w:eastAsia="Times New Roman" w:hAnsi="Times New Roman" w:cs="Times New Roman"/>
+          <w:sz w:val="24"/>
+          <w:szCs w:val="24"/>
+          <w:lang w:val="es-CO" w:eastAsia="es-CO"/>
+        </w:rPr>
+        <w:t xml:space="preserve"> = 0,05 m (Tabla 10). Con este criterio, la proporción de defensas exitosas fue del 90 % (36 de 40; IC 95 %: 76,9 % – 96,0 %). De las cuatro corridas no exitosas, en dos el primer contacto se produjo después de que la amenaza alcanzara el radio de defensa fallida (iteraciones 190 y 196), y en las otras dos no hubo contacto, aunque la distancia mínima fue de 0,052 y 0,056 m, apenas por encima del umbral.</w:t>
+      </w:r>
+    </w:p>
+    <w:p>
+      <w:pPr>
+        <w:spacing w:before="100" w:beforeAutospacing="1" w:after="100" w:afterAutospacing="1" w:line="240" w:lineRule="auto"/>
+        <w:jc w:val="both"/>
+        <w:rPr>
+          <w:rFonts w:ascii="Times New Roman" w:eastAsia="Times New Roman" w:hAnsi="Times New Roman" w:cs="Times New Roman"/>
+          <w:sz w:val="24"/>
+          <w:szCs w:val="24"/>
+          <w:lang w:val="es-CO" w:eastAsia="es-CO"/>
+        </w:rPr>
+      </w:pPr>
+      <w:r>
+        <w:rPr>
+          <w:rFonts w:ascii="Times New Roman" w:eastAsia="Times New Roman" w:hAnsi="Times New Roman" w:cs="Times New Roman"/>
+          <w:sz w:val="24"/>
+          <w:szCs w:val="24"/>
+          <w:lang w:val="es-CO" w:eastAsia="es-CO"/>
+        </w:rPr>
+        <w:t>La iteración del primer contacto se distribuyó en dos grupos: 13 corridas entre las iteraciones 39 y 40, todas con contacto del defensor 6, y 23 corridas entre las iteraciones 59 y 162, con mediana 116 (Figura 13).</w:t>
+      </w:r>
+    </w:p>
+    <w:p>
+      <w:pPr>
+        <w:spacing w:before="100" w:beforeAutospacing="1" w:after="100" w:afterAutospacing="1" w:line="240" w:lineRule="auto"/>
+        <w:rPr>
+          <w:rFonts w:ascii="Times New Roman" w:eastAsia="Times New Roman" w:hAnsi="Times New Roman" w:cs="Times New Roman"/>
+          <w:sz w:val="24"/>
+          <w:szCs w:val="24"/>
+          <w:lang w:val="es-CO" w:eastAsia="es-CO"/>
+        </w:rPr>
+      </w:pPr>
+      <w:r>
+        <w:rPr>
+          <w:rFonts w:ascii="Times New Roman" w:eastAsia="Times New Roman" w:hAnsi="Times New Roman" w:cs="Times New Roman"/>
+          <w:b/>
+          <w:bCs/>
+          <w:sz w:val="24"/>
+          <w:szCs w:val="24"/>
+          <w:lang w:val="es-CO" w:eastAsia="es-CO"/>
+        </w:rPr>
+        <w:t>Tabla 10.</w:t>
+      </w:r>
+      <w:r>
+        <w:rPr>
+          <w:rFonts w:ascii="Times New Roman" w:eastAsia="Times New Roman" w:hAnsi="Times New Roman" w:cs="Times New Roman"/>
+          <w:sz w:val="24"/>
+          <w:szCs w:val="24"/>
+          <w:lang w:val="es-CO" w:eastAsia="es-CO"/>
+        </w:rPr>
+        <w:t xml:space="preserve"> Comparación de resultados según el radio de contacto. Elaboración propia.</w:t>
+      </w:r>
+    </w:p>
+    <w:tbl>
+      <w:tblPr>
+        <w:tblStyle w:val="Tablaconcuadrcula"/>
+        <w:tblW w:w="0" w:type="auto"/>
+        <w:tblLook w:val="04A0" w:firstRow="1" w:lastRow="0" w:firstColumn="1" w:lastColumn="0" w:noHBand="0" w:noVBand="1"/>
+      </w:tblPr>
+      <w:tblGrid>
+        <w:gridCol w:w="3385"/>
+        <w:gridCol w:w="2001"/>
+        <w:gridCol w:w="3108"/>
+      </w:tblGrid>
+      <w:tr>
+        <w:tc>
+          <w:tcPr>
+            <w:tcW w:w="0" w:type="auto"/>
+            <w:hideMark/>
+          </w:tcPr>
+          <w:p>
+            <w:pPr>
+              <w:jc w:val="center"/>
+              <w:rPr>
+                <w:rFonts w:ascii="Times New Roman" w:eastAsia="Times New Roman" w:hAnsi="Times New Roman" w:cs="Times New Roman"/>
+                <w:b/>
+                <w:bCs/>
+                <w:sz w:val="24"/>
+                <w:szCs w:val="24"/>
+                <w:lang w:val="es-CO" w:eastAsia="es-CO"/>
+              </w:rPr>
+            </w:pPr>
+            <w:r>
+              <w:rPr>
+                <w:rFonts w:ascii="Times New Roman" w:eastAsia="Times New Roman" w:hAnsi="Times New Roman" w:cs="Times New Roman"/>
+                <w:b/>
+                <w:bCs/>
+                <w:sz w:val="24"/>
+                <w:szCs w:val="24"/>
+                <w:lang w:val="es-CO" w:eastAsia="es-CO"/>
+              </w:rPr>
+              <w:t>Indicador</w:t>
+            </w:r>
+          </w:p>
+        </w:tc>
+        <w:tc>
+          <w:tcPr>
+            <w:tcW w:w="0" w:type="auto"/>
+            <w:hideMark/>
+          </w:tcPr>
+          <w:p>
+            <w:pPr>
+              <w:jc w:val="center"/>
+              <w:rPr>
+                <w:rFonts w:ascii="Times New Roman" w:eastAsia="Times New Roman" w:hAnsi="Times New Roman" w:cs="Times New Roman"/>
+                <w:b/>
+                <w:bCs/>
+                <w:sz w:val="24"/>
+                <w:szCs w:val="24"/>
+                <w:lang w:val="es-CO" w:eastAsia="es-CO"/>
+              </w:rPr>
+            </w:pPr>
+            <w:r>
+              <w:rPr>
+                <w:rFonts w:ascii="Times New Roman" w:eastAsia="Times New Roman" w:hAnsi="Times New Roman" w:cs="Times New Roman"/>
+                <w:b/>
+                <w:bCs/>
+                <w:i/>
+                <w:iCs/>
+                <w:sz w:val="24"/>
+                <w:szCs w:val="24"/>
+                <w:lang w:val="es-CO" w:eastAsia="es-CO"/>
+              </w:rPr>
+              <w:t>r</w:t>
+            </w:r>
+            <w:r>
+              <w:rPr>
+                <w:rFonts w:ascii="Times New Roman" w:eastAsia="Times New Roman" w:hAnsi="Times New Roman" w:cs="Times New Roman"/>
+                <w:b/>
+                <w:bCs/>
+                <w:sz w:val="24"/>
+                <w:szCs w:val="24"/>
+                <w:lang w:val="es-CO" w:eastAsia="es-CO"/>
+              </w:rPr>
+              <w:t>꜀ = 0,10 m</w:t>
+            </w:r>
+          </w:p>
+        </w:tc>
+        <w:tc>
+          <w:tcPr>
+            <w:tcW w:w="0" w:type="auto"/>
+            <w:hideMark/>
+          </w:tcPr>
+          <w:p>
+            <w:pPr>
+              <w:jc w:val="center"/>
+              <w:rPr>
+                <w:rFonts w:ascii="Times New Roman" w:eastAsia="Times New Roman" w:hAnsi="Times New Roman" w:cs="Times New Roman"/>
+                <w:b/>
+                <w:bCs/>
+                <w:sz w:val="24"/>
+                <w:szCs w:val="24"/>
+                <w:lang w:val="es-CO" w:eastAsia="es-CO"/>
+              </w:rPr>
+            </w:pPr>
+            <w:r>
+              <w:rPr>
+                <w:rFonts w:ascii="Times New Roman" w:eastAsia="Times New Roman" w:hAnsi="Times New Roman" w:cs="Times New Roman"/>
+                <w:b/>
+                <w:bCs/>
+                <w:i/>
+                <w:iCs/>
+                <w:sz w:val="24"/>
+                <w:szCs w:val="24"/>
+                <w:lang w:val="es-CO" w:eastAsia="es-CO"/>
+              </w:rPr>
+              <w:t>r</w:t>
+            </w:r>
+            <w:r>
+              <w:rPr>
+                <w:rFonts w:ascii="Times New Roman" w:eastAsia="Times New Roman" w:hAnsi="Times New Roman" w:cs="Times New Roman"/>
+                <w:b/>
+                <w:bCs/>
+                <w:sz w:val="24"/>
+                <w:szCs w:val="24"/>
+                <w:lang w:val="es-CO" w:eastAsia="es-CO"/>
+              </w:rPr>
+              <w:t>꜀ = 0,05 m</w:t>
+            </w:r>
+          </w:p>
+        </w:tc>
+      </w:tr>
+      <w:tr>
+        <w:tc>
+          <w:tcPr>
+            <w:tcW w:w="0" w:type="auto"/>
+            <w:hideMark/>
+          </w:tcPr>
+          <w:p>
+            <w:pPr>
+              <w:rPr>
+                <w:rFonts w:ascii="Times New Roman" w:eastAsia="Times New Roman" w:hAnsi="Times New Roman" w:cs="Times New Roman"/>
+                <w:sz w:val="24"/>
+                <w:szCs w:val="24"/>
+                <w:lang w:val="es-CO" w:eastAsia="es-CO"/>
+              </w:rPr>
+            </w:pPr>
+            <w:r>
+              <w:rPr>
+                <w:rFonts w:ascii="Times New Roman" w:eastAsia="Times New Roman" w:hAnsi="Times New Roman" w:cs="Times New Roman"/>
+                <w:sz w:val="24"/>
+                <w:szCs w:val="24"/>
+                <w:lang w:val="es-CO" w:eastAsia="es-CO"/>
+              </w:rPr>
+              <w:t>Defensas exitosas</w:t>
+            </w:r>
+          </w:p>
+        </w:tc>
+        <w:tc>
+          <w:tcPr>
+            <w:tcW w:w="0" w:type="auto"/>
+            <w:hideMark/>
+          </w:tcPr>
+          <w:p>
+            <w:pPr>
+              <w:rPr>
+                <w:rFonts w:ascii="Times New Roman" w:eastAsia="Times New Roman" w:hAnsi="Times New Roman" w:cs="Times New Roman"/>
+                <w:sz w:val="24"/>
+                <w:szCs w:val="24"/>
+                <w:lang w:val="es-CO" w:eastAsia="es-CO"/>
+              </w:rPr>
+            </w:pPr>
+            <w:r>
+              <w:rPr>
+                <w:rFonts w:ascii="Times New Roman" w:eastAsia="Times New Roman" w:hAnsi="Times New Roman" w:cs="Times New Roman"/>
+                <w:sz w:val="24"/>
+                <w:szCs w:val="24"/>
+                <w:lang w:val="es-CO" w:eastAsia="es-CO"/>
+              </w:rPr>
+              <w:t>40/40 (100 %)</w:t>
+            </w:r>
+          </w:p>
+        </w:tc>
+        <w:tc>
+          <w:tcPr>
+            <w:tcW w:w="0" w:type="auto"/>
+            <w:hideMark/>
+          </w:tcPr>
+          <w:p>
+            <w:pPr>
+              <w:rPr>
+                <w:rFonts w:ascii="Times New Roman" w:eastAsia="Times New Roman" w:hAnsi="Times New Roman" w:cs="Times New Roman"/>
+                <w:sz w:val="24"/>
+                <w:szCs w:val="24"/>
+                <w:lang w:val="es-CO" w:eastAsia="es-CO"/>
+              </w:rPr>
+            </w:pPr>
+            <w:r>
+              <w:rPr>
+                <w:rFonts w:ascii="Times New Roman" w:eastAsia="Times New Roman" w:hAnsi="Times New Roman" w:cs="Times New Roman"/>
+                <w:sz w:val="24"/>
+                <w:szCs w:val="24"/>
+                <w:lang w:val="es-CO" w:eastAsia="es-CO"/>
+              </w:rPr>
+              <w:t>36/40 (90,0 %)</w:t>
+            </w:r>
+          </w:p>
+        </w:tc>
+      </w:tr>
+      <w:tr>
+        <w:tc>
+          <w:tcPr>
+            <w:tcW w:w="0" w:type="auto"/>
+            <w:hideMark/>
+          </w:tcPr>
+          <w:p>
+            <w:pPr>
+              <w:rPr>
+                <w:rFonts w:ascii="Times New Roman" w:eastAsia="Times New Roman" w:hAnsi="Times New Roman" w:cs="Times New Roman"/>
+                <w:sz w:val="24"/>
+                <w:szCs w:val="24"/>
+                <w:lang w:val="es-CO" w:eastAsia="es-CO"/>
+              </w:rPr>
+            </w:pPr>
+            <w:r>
+              <w:rPr>
+                <w:rFonts w:ascii="Times New Roman" w:eastAsia="Times New Roman" w:hAnsi="Times New Roman" w:cs="Times New Roman"/>
+                <w:sz w:val="24"/>
+                <w:szCs w:val="24"/>
+                <w:lang w:val="es-CO" w:eastAsia="es-CO"/>
+              </w:rPr>
+              <w:t>IC 95 % (Wilson)</w:t>
+            </w:r>
+          </w:p>
+        </w:tc>
+        <w:tc>
+          <w:tcPr>
+            <w:tcW w:w="0" w:type="auto"/>
+            <w:hideMark/>
+          </w:tcPr>
+          <w:p>
+            <w:pPr>
+              <w:rPr>
+                <w:rFonts w:ascii="Times New Roman" w:eastAsia="Times New Roman" w:hAnsi="Times New Roman" w:cs="Times New Roman"/>
+                <w:sz w:val="24"/>
+                <w:szCs w:val="24"/>
+                <w:lang w:val="es-CO" w:eastAsia="es-CO"/>
+              </w:rPr>
+            </w:pPr>
+            <w:r>
+              <w:rPr>
+                <w:rFonts w:ascii="Times New Roman" w:eastAsia="Times New Roman" w:hAnsi="Times New Roman" w:cs="Times New Roman"/>
+                <w:sz w:val="24"/>
+                <w:szCs w:val="24"/>
+                <w:lang w:val="es-CO" w:eastAsia="es-CO"/>
+              </w:rPr>
+              <w:t>91,2 % – 100 %</w:t>
+            </w:r>
+          </w:p>
+        </w:tc>
+        <w:tc>
+          <w:tcPr>
+            <w:tcW w:w="0" w:type="auto"/>
+            <w:hideMark/>
+          </w:tcPr>
+          <w:p>
+            <w:pPr>
+              <w:rPr>
+                <w:rFonts w:ascii="Times New Roman" w:eastAsia="Times New Roman" w:hAnsi="Times New Roman" w:cs="Times New Roman"/>
+                <w:sz w:val="24"/>
+                <w:szCs w:val="24"/>
+                <w:lang w:val="es-CO" w:eastAsia="es-CO"/>
+              </w:rPr>
+            </w:pPr>
+            <w:r>
+              <w:rPr>
+                <w:rFonts w:ascii="Times New Roman" w:eastAsia="Times New Roman" w:hAnsi="Times New Roman" w:cs="Times New Roman"/>
+                <w:sz w:val="24"/>
+                <w:szCs w:val="24"/>
+                <w:lang w:val="es-CO" w:eastAsia="es-CO"/>
+              </w:rPr>
+              <w:t>76,9 % – 96,0 %</w:t>
+            </w:r>
+          </w:p>
+        </w:tc>
+      </w:tr>
+      <w:tr>
+        <w:tc>
+          <w:tcPr>
+            <w:tcW w:w="0" w:type="auto"/>
+            <w:hideMark/>
+          </w:tcPr>
+          <w:p>
+            <w:pPr>
+              <w:rPr>
+                <w:rFonts w:ascii="Times New Roman" w:eastAsia="Times New Roman" w:hAnsi="Times New Roman" w:cs="Times New Roman"/>
+                <w:sz w:val="24"/>
+                <w:szCs w:val="24"/>
+                <w:lang w:val="es-CO" w:eastAsia="es-CO"/>
+              </w:rPr>
+            </w:pPr>
+            <w:r>
+              <w:rPr>
+                <w:rFonts w:ascii="Times New Roman" w:eastAsia="Times New Roman" w:hAnsi="Times New Roman" w:cs="Times New Roman"/>
+                <w:sz w:val="24"/>
+                <w:szCs w:val="24"/>
+                <w:lang w:val="es-CO" w:eastAsia="es-CO"/>
+              </w:rPr>
+              <w:t>Iteración del primer contacto (exitosas)</w:t>
+            </w:r>
+          </w:p>
+        </w:tc>
+        <w:tc>
+          <w:tcPr>
+            <w:tcW w:w="0" w:type="auto"/>
+            <w:hideMark/>
+          </w:tcPr>
+          <w:p>
+            <w:pPr>
+              <w:rPr>
+                <w:rFonts w:ascii="Times New Roman" w:eastAsia="Times New Roman" w:hAnsi="Times New Roman" w:cs="Times New Roman"/>
+                <w:sz w:val="24"/>
+                <w:szCs w:val="24"/>
+                <w:lang w:val="es-CO" w:eastAsia="es-CO"/>
+              </w:rPr>
+            </w:pPr>
+            <w:r>
+              <w:rPr>
+                <w:rFonts w:ascii="Times New Roman" w:eastAsia="Times New Roman" w:hAnsi="Times New Roman" w:cs="Times New Roman"/>
+                <w:sz w:val="24"/>
+                <w:szCs w:val="24"/>
+                <w:lang w:val="es-CO" w:eastAsia="es-CO"/>
+              </w:rPr>
+              <w:t>Media 38,8 (DE 0,7)</w:t>
+            </w:r>
+          </w:p>
+        </w:tc>
+        <w:tc>
+          <w:tcPr>
+            <w:tcW w:w="0" w:type="auto"/>
+            <w:hideMark/>
+          </w:tcPr>
+          <w:p>
+            <w:pPr>
+              <w:rPr>
+                <w:rFonts w:ascii="Times New Roman" w:eastAsia="Times New Roman" w:hAnsi="Times New Roman" w:cs="Times New Roman"/>
+                <w:sz w:val="24"/>
+                <w:szCs w:val="24"/>
+                <w:lang w:val="es-CO" w:eastAsia="es-CO"/>
+              </w:rPr>
+            </w:pPr>
+            <w:r>
+              <w:rPr>
+                <w:rFonts w:ascii="Times New Roman" w:eastAsia="Times New Roman" w:hAnsi="Times New Roman" w:cs="Times New Roman"/>
+                <w:sz w:val="24"/>
+                <w:szCs w:val="24"/>
+                <w:lang w:val="es-CO" w:eastAsia="es-CO"/>
+              </w:rPr>
+              <w:t>Media 89,0 (DE 43,7); mediana 102</w:t>
+            </w:r>
+          </w:p>
+        </w:tc>
+      </w:tr>
+      <w:tr>
+        <w:tc>
+          <w:tcPr>
+            <w:tcW w:w="0" w:type="auto"/>
+            <w:hideMark/>
+          </w:tcPr>
+          <w:p>
+            <w:pPr>
+              <w:rPr>
+                <w:rFonts w:ascii="Times New Roman" w:eastAsia="Times New Roman" w:hAnsi="Times New Roman" w:cs="Times New Roman"/>
+                <w:sz w:val="24"/>
+                <w:szCs w:val="24"/>
+                <w:lang w:val="es-CO" w:eastAsia="es-CO"/>
+              </w:rPr>
+            </w:pPr>
+            <w:r>
+              <w:rPr>
+                <w:rFonts w:ascii="Times New Roman" w:eastAsia="Times New Roman" w:hAnsi="Times New Roman" w:cs="Times New Roman"/>
+                <w:sz w:val="24"/>
+                <w:szCs w:val="24"/>
+                <w:lang w:val="es-CO" w:eastAsia="es-CO"/>
+              </w:rPr>
+              <w:t>Margen de defensa (exitosas)</w:t>
+            </w:r>
+          </w:p>
+        </w:tc>
+        <w:tc>
+          <w:tcPr>
+            <w:tcW w:w="0" w:type="auto"/>
+            <w:hideMark/>
+          </w:tcPr>
+          <w:p>
+            <w:pPr>
+              <w:rPr>
+                <w:rFonts w:ascii="Times New Roman" w:eastAsia="Times New Roman" w:hAnsi="Times New Roman" w:cs="Times New Roman"/>
+                <w:sz w:val="24"/>
+                <w:szCs w:val="24"/>
+                <w:lang w:val="es-CO" w:eastAsia="es-CO"/>
+              </w:rPr>
+            </w:pPr>
+            <w:r>
+              <w:rPr>
+                <w:rFonts w:ascii="Times New Roman" w:eastAsia="Times New Roman" w:hAnsi="Times New Roman" w:cs="Times New Roman"/>
+                <w:sz w:val="24"/>
+                <w:szCs w:val="24"/>
+                <w:lang w:val="es-CO" w:eastAsia="es-CO"/>
+              </w:rPr>
+              <w:t>Media 130,2 (DE 0,7)</w:t>
+            </w:r>
+          </w:p>
+        </w:tc>
+        <w:tc>
+          <w:tcPr>
+            <w:tcW w:w="0" w:type="auto"/>
+            <w:hideMark/>
+          </w:tcPr>
+          <w:p>
+            <w:pPr>
+              <w:rPr>
+                <w:rFonts w:ascii="Times New Roman" w:eastAsia="Times New Roman" w:hAnsi="Times New Roman" w:cs="Times New Roman"/>
+                <w:sz w:val="24"/>
+                <w:szCs w:val="24"/>
+                <w:lang w:val="es-CO" w:eastAsia="es-CO"/>
+              </w:rPr>
+            </w:pPr>
+            <w:r>
+              <w:rPr>
+                <w:rFonts w:ascii="Times New Roman" w:eastAsia="Times New Roman" w:hAnsi="Times New Roman" w:cs="Times New Roman"/>
+                <w:sz w:val="24"/>
+                <w:szCs w:val="24"/>
+                <w:lang w:val="es-CO" w:eastAsia="es-CO"/>
+              </w:rPr>
+              <w:t>Media 80,0 (DE 43,7)</w:t>
+            </w:r>
+          </w:p>
+        </w:tc>
+      </w:tr>
+    </w:tbl>
+    <w:p>
+      <w:pPr>
+        <w:spacing w:before="100" w:beforeAutospacing="1" w:after="100" w:afterAutospacing="1" w:line="240" w:lineRule="auto"/>
+        <w:rPr>
+          <w:rFonts w:ascii="Times New Roman" w:eastAsia="Times New Roman" w:hAnsi="Times New Roman" w:cs="Times New Roman"/>
+          <w:sz w:val="24"/>
+          <w:szCs w:val="24"/>
+          <w:lang w:val="es-CO" w:eastAsia="es-CO"/>
+        </w:rPr>
+      </w:pPr>
+      <w:r>
+        <w:rPr>
+          <w:rFonts w:ascii="Times New Roman" w:eastAsia="Times New Roman" w:hAnsi="Times New Roman" w:cs="Times New Roman"/>
+          <w:noProof/>
+          <w:sz w:val="24"/>
+          <w:szCs w:val="24"/>
+          <w:lang w:val="es-CO" w:eastAsia="es-CO"/>
+        </w:rPr>
+        <w:drawing>
+          <wp:inline distT="0" distB="0" distL="0" distR="0" wp14:anchorId="263596B3" wp14:editId="5F8864A2">
+            <wp:extent cx="5400040" cy="2592070"/>
+            <wp:effectExtent l="0" t="0" r="0" b="0"/>
+            <wp:docPr id="16" name="Imagen 16"/>
+            <wp:cNvGraphicFramePr>
+              <a:graphicFrameLocks xmlns:a="http://schemas.openxmlformats.org/drawingml/2006/main" noChangeAspect="1"/>
+            </wp:cNvGraphicFramePr>
+            <a:graphic xmlns:a="http://schemas.openxmlformats.org/drawingml/2006/main">
+              <a:graphicData uri="http://schemas.openxmlformats.org/drawingml/2006/picture">
+                <pic:pic xmlns:pic="http://schemas.openxmlformats.org/drawingml/2006/picture">
+                  <pic:nvPicPr>
+                    <pic:cNvPr id="16" name="Fig_cap4_primer_contacto_40_corridas.png"/>
+                    <pic:cNvPicPr/>
+                  </pic:nvPicPr>
+                  <pic:blipFill>
+                    <a:blip r:embed="rId23" cstate="print">
+                      <a:extLst>
+                        <a:ext uri="{28A0092B-C50C-407E-A947-70E740481C1C}">
+                          <a14:useLocalDpi xmlns:a14="http://schemas.microsoft.com/office/drawing/2010/main" val="0"/>
+                        </a:ext>
+                      </a:extLst>
+                    </a:blip>
+                    <a:stretch>
+                      <a:fillRect/>
+                    </a:stretch>
+                  </pic:blipFill>
+                  <pic:spPr>
+                    <a:xfrm>
+                      <a:off x="0" y="0"/>
+                      <a:ext cx="5400040" cy="2592070"/>
+                    </a:xfrm>
+                    <a:prstGeom prst="rect">
+                      <a:avLst/>
+                    </a:prstGeom>
+                  </pic:spPr>
+                </pic:pic>
+              </a:graphicData>
+            </a:graphic>
+          </wp:inline>
+        </w:drawing>
+      </w:r>
+      <w:r>
+        <w:rPr>
+          <w:rFonts w:ascii="Times New Roman" w:eastAsia="Times New Roman" w:hAnsi="Times New Roman" w:cs="Times New Roman"/>
+          <w:sz w:val="24"/>
+          <w:szCs w:val="24"/>
+          <w:lang w:val="es-CO" w:eastAsia="es-CO"/>
+        </w:rPr>
+        <w:br/>
+      </w:r>
+      <w:r>
+        <w:rPr>
+          <w:rFonts w:ascii="Times New Roman" w:eastAsia="Times New Roman" w:hAnsi="Times New Roman" w:cs="Times New Roman"/>
+          <w:b/>
+          <w:bCs/>
+          <w:sz w:val="24"/>
+          <w:szCs w:val="24"/>
+          <w:lang w:val="es-CO" w:eastAsia="es-CO"/>
+        </w:rPr>
+        <w:t>Figura 13.</w:t>
+      </w:r>
+      <w:r>
+        <w:rPr>
+          <w:rFonts w:ascii="Times New Roman" w:eastAsia="Times New Roman" w:hAnsi="Times New Roman" w:cs="Times New Roman"/>
+          <w:sz w:val="24"/>
+          <w:szCs w:val="24"/>
+          <w:lang w:val="es-CO" w:eastAsia="es-CO"/>
+        </w:rPr>
+        <w:t xml:space="preserve"> Iteración del primer contacto en las 40 corridas con </w:t>
+      </w:r>
+      <w:r>
+        <w:rPr>
+          <w:rFonts w:ascii="Times New Roman" w:eastAsia="Times New Roman" w:hAnsi="Times New Roman" w:cs="Times New Roman"/>
+          <w:i/>
+          <w:iCs/>
+          <w:sz w:val="24"/>
+          <w:szCs w:val="24"/>
+          <w:lang w:val="es-CO" w:eastAsia="es-CO"/>
+        </w:rPr>
+        <w:t>r</w:t>
+      </w:r>
+      <w:r>
+        <w:rPr>
+          <w:rFonts w:ascii="Times New Roman" w:eastAsia="Times New Roman" w:hAnsi="Times New Roman" w:cs="Times New Roman"/>
+          <w:sz w:val="24"/>
+          <w:szCs w:val="24"/>
+          <w:lang w:val="es-CO" w:eastAsia="es-CO"/>
+        </w:rPr>
+        <w:t>= 0,05 m. Elaboración propia.</w:t>
+      </w:r>
+    </w:p>
+    <w:p>
+      <w:pPr>
+        <w:spacing w:after="0" w:line="240" w:lineRule="auto"/>
+        <w:rPr>
+          <w:rFonts w:ascii="Calibri" w:eastAsia="Times New Roman" w:hAnsi="Calibri" w:cs="Arial"/>
+          <w:b/>
+          <w:sz w:val="26"/>
+          <w:szCs w:val="26"/>
+          <w:lang w:val="pt-BR" w:eastAsia="es-ES"/>
+        </w:rPr>
+      </w:pPr>
+    </w:p>
+    <w:p>
+      <w:pPr>
+        <w:spacing w:after="0" w:line="240" w:lineRule="auto"/>
+        <w:rPr>
+          <w:rFonts w:ascii="Calibri" w:eastAsia="Times New Roman" w:hAnsi="Calibri" w:cs="Arial"/>
+          <w:b/>
+          <w:sz w:val="26"/>
+          <w:szCs w:val="26"/>
+          <w:lang w:val="pt-BR" w:eastAsia="es-ES"/>
+        </w:rPr>
+      </w:pPr>
+    </w:p>
+    <w:p>
+      <w:pPr>
+        <w:pStyle w:val="NormalWeb"/>
+      </w:pPr>
+    </w:p>
+    <w:p>
+      <w:pPr>
+        <w:spacing w:before="100" w:beforeAutospacing="1" w:after="100" w:afterAutospacing="1" w:line="240" w:lineRule="auto"/>
+        <w:jc w:val="both"/>
+        <w:rPr>
+          <w:rFonts w:ascii="Times New Roman" w:eastAsia="Times New Roman" w:hAnsi="Times New Roman" w:cs="Times New Roman"/>
+          <w:sz w:val="24"/>
+          <w:szCs w:val="24"/>
+          <w:lang w:val="es-CO" w:eastAsia="es-CO"/>
+        </w:rPr>
+      </w:pPr>
+    </w:p>
+    <w:p>
+      <w:pPr>
+        <w:spacing w:before="100" w:beforeAutospacing="1" w:after="100" w:afterAutospacing="1" w:line="240" w:lineRule="auto"/>
+        <w:jc w:val="both"/>
+        <w:rPr>
+          <w:rFonts w:ascii="Times New Roman" w:eastAsia="Times New Roman" w:hAnsi="Times New Roman" w:cs="Times New Roman"/>
+          <w:sz w:val="24"/>
+          <w:szCs w:val="24"/>
+          <w:lang w:val="es-CO" w:eastAsia="es-CO"/>
+        </w:rPr>
+      </w:pPr>
+    </w:p>
+    <w:p>
+      <w:pPr>
+        <w:pStyle w:val="Prrafodelista"/>
+        <w:numPr>
+          <w:ilvl w:val="1"/>
+          <w:numId w:val="12"/>
+        </w:numPr>
+        <w:spacing w:after="0" w:line="240" w:lineRule="auto"/>
+        <w:rPr>
+          <w:rFonts w:ascii="Calibri" w:eastAsia="Times New Roman" w:hAnsi="Calibri" w:cs="Arial"/>
+          <w:b/>
+          <w:sz w:val="26"/>
+          <w:szCs w:val="26"/>
+          <w:lang w:val="pt-BR" w:eastAsia="es-ES"/>
+        </w:rPr>
+      </w:pPr>
+      <w:r>
+        <w:rPr>
+          <w:rFonts w:ascii="Calibri" w:eastAsia="Times New Roman" w:hAnsi="Calibri" w:cs="Arial"/>
+          <w:b/>
+          <w:sz w:val="26"/>
+          <w:szCs w:val="26"/>
+          <w:lang w:val="pt-BR" w:eastAsia="es-ES"/>
+        </w:rPr>
+        <w:lastRenderedPageBreak/>
+        <w:t xml:space="preserve">Discusión </w:t>
+      </w:r>
+    </w:p>
+    <w:p>
+      <w:pPr>
+        <w:pStyle w:val="NormalWeb"/>
+        <w:ind w:left="600"/>
+        <w:jc w:val="both"/>
+      </w:pPr>
+      <w:r>
+        <w:t>Los resultados muestran que, en el escenario evaluado, el enjambre estableció contacto con la amenaza en todas las corridas y con un amplio margen frente al instante en que esta habría alcanzado su objetivo. El análisis de sensibilidad indica que el resultado se mantiene en un nivel alto aun con un criterio de contacto el doble de estricto, lo que sugiere que no depende exclusivamente del umbral elegido.</w:t>
+      </w:r>
+    </w:p>
+    <w:p>
+      <w:pPr>
+        <w:pStyle w:val="NormalWeb"/>
+        <w:ind w:left="600"/>
+        <w:jc w:val="both"/>
+      </w:pPr>
+      <w:r>
+        <w:t xml:space="preserve">Sin embargo, estos resultados deben interpretarse a la luz de la geometría del escenario. La trayectoria rectilínea del dron hostil, desde (−9,9; 9,9) m hacia el activo protegido, pasa por la posición inicial del defensor 6, (−5; 5) m. Por ello, con </w:t>
+      </w:r>
+      <w:r>
+        <w:rPr>
+          <w:rStyle w:val="nfasis"/>
+        </w:rPr>
+        <w:t>r</w:t>
+      </w:r>
+      <w:r>
+        <w:t xml:space="preserve">꜀ = 0,10 m, el primer contacto lo estableció siempre ese defensor, entre las iteraciones 38 y 40, en una fase en la que la amenaza atraviesa prácticamente su posición. Este efecto explica también el grupo de contactos tempranos observado con </w:t>
+      </w:r>
+      <w:r>
+        <w:rPr>
+          <w:rStyle w:val="nfasis"/>
+        </w:rPr>
+        <w:t>r</w:t>
+      </w:r>
+      <w:r>
+        <w:t>꜀ = 0,05 m. En cambio, el grupo de contactos posteriores, entre las iteraciones 59 y 162, refleja el comportamiento cooperativo del enjambre: la convergencia progresiva de varios defensores hacia la amenaza a medida que esta avanza hacia el activo protegido, visible en la Figura 10. La proporción de defensas exitosas debe entenderse, por tanto, como el resultado conjunto de la disposición inicial del enjambre y de su comportamiento colectivo, y no como una medida aislada del algoritmo.</w:t>
+      </w:r>
+    </w:p>
+    <w:p>
+      <w:pPr>
+        <w:pStyle w:val="NormalWeb"/>
+        <w:ind w:left="600"/>
+        <w:jc w:val="both"/>
+      </w:pPr>
+      <w:r>
+        <w:t>En cuanto a la seguridad, la regla de separación mantuvo a los defensores a una distancia mínima media de 0,37 m, sin acercamientos por debajo del umbral de contacto, incluso cuando el enjambre se concentra alrededor de la amenaza. Esto responde a uno de los riesgos identificados en el marco teórico para los sistemas de enjambre cinéticos: las colisiones entre agentes propios.</w:t>
+      </w:r>
+    </w:p>
+    <w:p>
+      <w:pPr>
+        <w:pStyle w:val="NormalWeb"/>
+        <w:ind w:left="600"/>
+        <w:jc w:val="both"/>
+      </w:pPr>
+      <w:r>
+        <w:t>Finalmente, los contactos se determinaron a partir de las posiciones comandadas por MATLAB a los objetos de referencia, y no de las posiciones reales de los cuadricópteros en CoppeliaSim. Dado que el controlador de vuelo introduce un retardo en el seguimiento de la referencia, los resultados deben leerse como contactos probables entre trayectorias comandadas.</w:t>
+      </w:r>
+    </w:p>
+    <w:p>
+      <w:pPr>
+        <w:spacing w:after="0" w:line="240" w:lineRule="auto"/>
+        <w:rPr>
+          <w:rFonts w:ascii="Calibri" w:eastAsia="Times New Roman" w:hAnsi="Calibri" w:cs="Arial"/>
+          <w:b/>
+          <w:sz w:val="26"/>
+          <w:szCs w:val="26"/>
+          <w:lang w:val="pt-BR" w:eastAsia="es-ES"/>
+        </w:rPr>
+      </w:pPr>
+    </w:p>
+    <w:p>
+      <w:pPr>
+        <w:pStyle w:val="Prrafodelista"/>
+        <w:numPr>
+          <w:ilvl w:val="1"/>
+          <w:numId w:val="12"/>
+        </w:numPr>
+        <w:spacing w:after="0" w:line="240" w:lineRule="auto"/>
+        <w:rPr>
+          <w:rFonts w:ascii="Calibri" w:eastAsia="Times New Roman" w:hAnsi="Calibri" w:cs="Arial"/>
+          <w:b/>
+          <w:sz w:val="26"/>
+          <w:szCs w:val="26"/>
+          <w:lang w:val="pt-BR" w:eastAsia="es-ES"/>
+        </w:rPr>
+      </w:pPr>
+      <w:r>
+        <w:rPr>
+          <w:rFonts w:ascii="Calibri" w:eastAsia="Times New Roman" w:hAnsi="Calibri" w:cs="Arial"/>
+          <w:b/>
+          <w:sz w:val="26"/>
+          <w:szCs w:val="26"/>
+          <w:lang w:val="pt-BR" w:eastAsia="es-ES"/>
+        </w:rPr>
+        <w:t>Limitaciones</w:t>
+      </w:r>
+    </w:p>
+    <w:p>
+      <w:pPr>
+        <w:spacing w:before="100" w:beforeAutospacing="1" w:after="100" w:afterAutospacing="1" w:line="240" w:lineRule="auto"/>
+        <w:rPr>
+          <w:rFonts w:ascii="Times New Roman" w:eastAsia="Times New Roman" w:hAnsi="Times New Roman" w:cs="Times New Roman"/>
+          <w:sz w:val="24"/>
+          <w:szCs w:val="24"/>
+          <w:lang w:val="es-CO" w:eastAsia="es-CO"/>
+        </w:rPr>
+      </w:pPr>
+      <w:r>
+        <w:rPr>
+          <w:rFonts w:ascii="Times New Roman" w:eastAsia="Times New Roman" w:hAnsi="Times New Roman" w:cs="Times New Roman"/>
+          <w:sz w:val="24"/>
+          <w:szCs w:val="24"/>
+          <w:lang w:val="es-CO" w:eastAsia="es-CO"/>
+        </w:rPr>
+        <w:t>Los resultados deben interpretarse dentro del alcance del trabajo:</w:t>
+      </w:r>
+    </w:p>
+    <w:p>
+      <w:pPr>
+        <w:numPr>
+          <w:ilvl w:val="0"/>
+          <w:numId w:val="25"/>
+        </w:numPr>
+        <w:spacing w:before="100" w:beforeAutospacing="1" w:after="100" w:afterAutospacing="1" w:line="240" w:lineRule="auto"/>
+        <w:rPr>
+          <w:rFonts w:ascii="Times New Roman" w:eastAsia="Times New Roman" w:hAnsi="Times New Roman" w:cs="Times New Roman"/>
+          <w:sz w:val="24"/>
+          <w:szCs w:val="24"/>
+          <w:lang w:val="es-CO" w:eastAsia="es-CO"/>
+        </w:rPr>
+      </w:pPr>
+      <w:r>
+        <w:rPr>
+          <w:rFonts w:ascii="Times New Roman" w:eastAsia="Times New Roman" w:hAnsi="Times New Roman" w:cs="Times New Roman"/>
+          <w:sz w:val="24"/>
+          <w:szCs w:val="24"/>
+          <w:lang w:val="es-CO" w:eastAsia="es-CO"/>
+        </w:rPr>
+        <w:t>La evaluación se realizó íntegramente en simulación, sobre un área de 20 m × 20 m elegida por su costo computacional.</w:t>
+      </w:r>
+    </w:p>
+    <w:p>
+      <w:pPr>
+        <w:numPr>
+          <w:ilvl w:val="0"/>
+          <w:numId w:val="25"/>
+        </w:numPr>
+        <w:spacing w:before="100" w:beforeAutospacing="1" w:after="100" w:afterAutospacing="1" w:line="240" w:lineRule="auto"/>
+        <w:rPr>
+          <w:rFonts w:ascii="Times New Roman" w:eastAsia="Times New Roman" w:hAnsi="Times New Roman" w:cs="Times New Roman"/>
+          <w:sz w:val="24"/>
+          <w:szCs w:val="24"/>
+          <w:lang w:val="es-CO" w:eastAsia="es-CO"/>
+        </w:rPr>
+      </w:pPr>
+      <w:r>
+        <w:rPr>
+          <w:rFonts w:ascii="Times New Roman" w:eastAsia="Times New Roman" w:hAnsi="Times New Roman" w:cs="Times New Roman"/>
+          <w:sz w:val="24"/>
+          <w:szCs w:val="24"/>
+          <w:lang w:val="es-CO" w:eastAsia="es-CO"/>
+        </w:rPr>
+        <w:t>Se consideró un único dron hostil, con trayectoria rectilínea no evasiva y un punto de entrada fijo que coincide con la ruta de uno de los defensores.</w:t>
+      </w:r>
+    </w:p>
+    <w:p>
+      <w:pPr>
+        <w:numPr>
+          <w:ilvl w:val="0"/>
+          <w:numId w:val="25"/>
+        </w:numPr>
+        <w:spacing w:before="100" w:beforeAutospacing="1" w:after="100" w:afterAutospacing="1" w:line="240" w:lineRule="auto"/>
+        <w:rPr>
+          <w:rFonts w:ascii="Times New Roman" w:eastAsia="Times New Roman" w:hAnsi="Times New Roman" w:cs="Times New Roman"/>
+          <w:sz w:val="24"/>
+          <w:szCs w:val="24"/>
+          <w:lang w:val="es-CO" w:eastAsia="es-CO"/>
+        </w:rPr>
+      </w:pPr>
+      <w:r>
+        <w:rPr>
+          <w:rFonts w:ascii="Times New Roman" w:eastAsia="Times New Roman" w:hAnsi="Times New Roman" w:cs="Times New Roman"/>
+          <w:sz w:val="24"/>
+          <w:szCs w:val="24"/>
+          <w:lang w:val="es-CO" w:eastAsia="es-CO"/>
+        </w:rPr>
+        <w:t>Los contactos se calcularon con las posiciones comandadas, no con las posiciones reales de los vehículos, y se determinan por proximidad geométrica, sin modelar los efectos físicos de una colisión ni la dispersión de restos.</w:t>
+      </w:r>
+    </w:p>
+    <w:p>
+      <w:pPr>
+        <w:numPr>
+          <w:ilvl w:val="0"/>
+          <w:numId w:val="25"/>
+        </w:numPr>
+        <w:spacing w:before="100" w:beforeAutospacing="1" w:after="100" w:afterAutospacing="1" w:line="240" w:lineRule="auto"/>
+        <w:rPr>
+          <w:rFonts w:ascii="Times New Roman" w:eastAsia="Times New Roman" w:hAnsi="Times New Roman" w:cs="Times New Roman"/>
+          <w:sz w:val="24"/>
+          <w:szCs w:val="24"/>
+          <w:lang w:val="es-CO" w:eastAsia="es-CO"/>
+        </w:rPr>
+      </w:pPr>
+      <w:r>
+        <w:rPr>
+          <w:rFonts w:ascii="Times New Roman" w:eastAsia="Times New Roman" w:hAnsi="Times New Roman" w:cs="Times New Roman"/>
+          <w:sz w:val="24"/>
+          <w:szCs w:val="24"/>
+          <w:lang w:val="es-CO" w:eastAsia="es-CO"/>
+        </w:rPr>
+        <w:t>La integración depende de la Remote API heredada de CoppeliaSim, reemplazada en las versiones recientes del simulador.</w:t>
+      </w:r>
+    </w:p>
+    <w:p>
+      <w:pPr>
+        <w:numPr>
+          <w:ilvl w:val="0"/>
+          <w:numId w:val="25"/>
+        </w:numPr>
+        <w:spacing w:before="100" w:beforeAutospacing="1" w:after="100" w:afterAutospacing="1" w:line="240" w:lineRule="auto"/>
+        <w:rPr>
+          <w:rFonts w:ascii="Times New Roman" w:eastAsia="Times New Roman" w:hAnsi="Times New Roman" w:cs="Times New Roman"/>
+          <w:sz w:val="24"/>
+          <w:szCs w:val="24"/>
+          <w:lang w:val="es-CO" w:eastAsia="es-CO"/>
+        </w:rPr>
+      </w:pPr>
+      <w:r>
+        <w:rPr>
+          <w:rFonts w:ascii="Times New Roman" w:eastAsia="Times New Roman" w:hAnsi="Times New Roman" w:cs="Times New Roman"/>
+          <w:sz w:val="24"/>
+          <w:szCs w:val="24"/>
+          <w:lang w:val="es-CO" w:eastAsia="es-CO"/>
+        </w:rPr>
+        <w:lastRenderedPageBreak/>
+        <w:t>El algoritmo opera de forma autónoma; el control humano sobre la decisión de neutralizar, discutido en el marco teórico, no se modeló.</w:t>
+      </w:r>
+    </w:p>
+    <w:p>
+      <w:pPr>
+        <w:spacing w:before="100" w:beforeAutospacing="1" w:after="100" w:afterAutospacing="1" w:line="240" w:lineRule="auto"/>
+        <w:rPr>
+          <w:rFonts w:ascii="Times New Roman" w:eastAsia="Times New Roman" w:hAnsi="Times New Roman" w:cs="Times New Roman"/>
+          <w:sz w:val="24"/>
+          <w:szCs w:val="24"/>
+          <w:lang w:val="es-CO" w:eastAsia="es-CO"/>
+        </w:rPr>
+      </w:pPr>
+      <w:r>
+        <w:rPr>
+          <w:rFonts w:ascii="Times New Roman" w:eastAsia="Times New Roman" w:hAnsi="Times New Roman" w:cs="Times New Roman"/>
+          <w:sz w:val="24"/>
+          <w:szCs w:val="24"/>
+          <w:lang w:val="es-CO" w:eastAsia="es-CO"/>
+        </w:rPr>
+        <w:t>Estas limitaciones definen las líneas de trabajo futuro que se presentan al final del documento.</w:t>
+      </w:r>
+    </w:p>
+    <w:p>
+      <w:pPr>
+        <w:rPr>
+          <w:rFonts w:ascii="Times New Roman" w:eastAsia="Times New Roman" w:hAnsi="Times New Roman" w:cs="Times New Roman"/>
+          <w:sz w:val="24"/>
+          <w:szCs w:val="24"/>
+          <w:lang w:val="es-CO" w:eastAsia="es-CO"/>
+        </w:rPr>
+      </w:pPr>
+      <w:r>
+        <w:rPr>
+          <w:rFonts w:ascii="Times New Roman" w:eastAsia="Times New Roman" w:hAnsi="Times New Roman" w:cs="Times New Roman"/>
+          <w:sz w:val="24"/>
+          <w:szCs w:val="24"/>
+          <w:lang w:val="es-CO" w:eastAsia="es-CO"/>
+        </w:rPr>
+        <w:br w:type="page"/>
+      </w:r>
+    </w:p>
+    <w:p>
+      <w:pPr>
+        <w:pStyle w:val="Prrafodelista"/>
+        <w:numPr>
+          <w:ilvl w:val="0"/>
+          <w:numId w:val="12"/>
+        </w:numPr>
+        <w:spacing w:line="240" w:lineRule="auto"/>
+        <w:rPr>
+          <w:rFonts w:ascii="Calibri" w:eastAsia="Times New Roman" w:hAnsi="Calibri" w:cs="Arial"/>
+          <w:b/>
+          <w:sz w:val="40"/>
+          <w:szCs w:val="40"/>
+          <w:lang w:val="fr-FR" w:eastAsia="es-ES"/>
+        </w:rPr>
+      </w:pPr>
+      <w:r>
+        <w:rPr>
+          <w:rFonts w:ascii="Calibri" w:eastAsia="Times New Roman" w:hAnsi="Calibri" w:cs="Arial"/>
+          <w:b/>
+          <w:sz w:val="40"/>
+          <w:szCs w:val="40"/>
+          <w:lang w:val="fr-FR" w:eastAsia="es-ES"/>
+        </w:rPr>
+        <w:lastRenderedPageBreak/>
+        <w:t>CONCLUSIONES</w:t>
+      </w:r>
+    </w:p>
+    <w:p>
+      <w:pPr>
+        <w:spacing w:before="100" w:beforeAutospacing="1" w:after="100" w:afterAutospacing="1" w:line="240" w:lineRule="auto"/>
+        <w:jc w:val="both"/>
+        <w:rPr>
+          <w:rFonts w:ascii="Times New Roman" w:eastAsia="Times New Roman" w:hAnsi="Times New Roman" w:cs="Times New Roman"/>
+          <w:sz w:val="24"/>
+          <w:szCs w:val="24"/>
+          <w:lang w:val="es-CO" w:eastAsia="es-CO"/>
+        </w:rPr>
+      </w:pPr>
+      <w:r>
+        <w:rPr>
+          <w:rFonts w:ascii="Times New Roman" w:eastAsia="Times New Roman" w:hAnsi="Times New Roman" w:cs="Times New Roman"/>
+          <w:sz w:val="24"/>
+          <w:szCs w:val="24"/>
+          <w:lang w:val="es-CO" w:eastAsia="es-CO"/>
+        </w:rPr>
+        <w:t>En e</w:t>
+      </w:r>
+      <w:r>
+        <w:rPr>
+          <w:rFonts w:ascii="Times New Roman" w:eastAsia="Times New Roman" w:hAnsi="Times New Roman" w:cs="Times New Roman"/>
+          <w:sz w:val="24"/>
+          <w:szCs w:val="24"/>
+          <w:lang w:val="es-CO" w:eastAsia="es-CO"/>
+        </w:rPr>
+        <w:t>ste trabajo se propuso diseñar un sistema autónomo de defensa antidrón basado en un enjambre de UAV bajo un esquema de control cooperativo líder-seguidor, como capa cinética final de una arquitectura C-UAS. A continuación se valora el grado de cumplimiento de cada objetivo a partir de los resultados obtenidos.</w:t>
+      </w:r>
+    </w:p>
+    <w:p>
+      <w:pPr>
+        <w:spacing w:before="100" w:beforeAutospacing="1" w:after="100" w:afterAutospacing="1" w:line="240" w:lineRule="auto"/>
+        <w:jc w:val="both"/>
+        <w:rPr>
+          <w:rFonts w:ascii="Times New Roman" w:eastAsia="Times New Roman" w:hAnsi="Times New Roman" w:cs="Times New Roman"/>
+          <w:sz w:val="24"/>
+          <w:szCs w:val="24"/>
+          <w:lang w:val="es-CO" w:eastAsia="es-CO"/>
+        </w:rPr>
+      </w:pPr>
+      <w:r>
+        <w:rPr>
+          <w:rFonts w:ascii="Times New Roman" w:eastAsia="Times New Roman" w:hAnsi="Times New Roman" w:cs="Times New Roman"/>
+          <w:sz w:val="24"/>
+          <w:szCs w:val="24"/>
+          <w:lang w:val="es-CO" w:eastAsia="es-CO"/>
+        </w:rPr>
+        <w:t>Se desarrolló un modelo bidimensional de ocho agentes defensores y una amenaza en un área de 20 m × 20 m, basado en las reglas de separación, alineación y cohesión de Reynolds. Este modelo permitió definir las bases de comportamiento y coordinación del enjambre con un costo computacional reducido. Además, sirvió como banco de pruebas para ajustar parámetros antes de pasar a la simulación tridimensional.</w:t>
+      </w:r>
+    </w:p>
+    <w:p>
+      <w:pPr>
+        <w:spacing w:before="100" w:beforeAutospacing="1" w:after="100" w:afterAutospacing="1" w:line="240" w:lineRule="auto"/>
+        <w:jc w:val="both"/>
+        <w:rPr>
+          <w:rFonts w:ascii="Times New Roman" w:eastAsia="Times New Roman" w:hAnsi="Times New Roman" w:cs="Times New Roman"/>
+          <w:sz w:val="24"/>
+          <w:szCs w:val="24"/>
+          <w:lang w:val="es-CO" w:eastAsia="es-CO"/>
+        </w:rPr>
+      </w:pPr>
+      <w:r>
+        <w:rPr>
+          <w:rFonts w:ascii="Times New Roman" w:eastAsia="Times New Roman" w:hAnsi="Times New Roman" w:cs="Times New Roman"/>
+          <w:sz w:val="24"/>
+          <w:szCs w:val="24"/>
+          <w:lang w:val="es-CO" w:eastAsia="es-CO"/>
+        </w:rPr>
+        <w:t>Se diseñó e implementó un esquema líder-seguidor con una particularidad: el líder es el propio dron hostil, cuya posición sustituye al centro de masa en la regla de cohesión. Así, el enjambre se organiza en torno a un agente externo que no controla, lo que demuestra que los principios de consenso y de enjambres pueden adaptarse a un problema de defensa. El esquema se adaptó al área protegida, que se definió por su perímetro y por el objetivo a defender. En cambio, la interacción con las características del terreno no se incluyó: el escenario se modeló como un plano sin obstáculos ni relieve, por lo que ese componente queda como trabajo futuro</w:t>
+      </w:r>
+      <w:r>
+        <w:rPr>
+          <w:rFonts w:ascii="Times New Roman" w:eastAsia="Times New Roman" w:hAnsi="Times New Roman" w:cs="Times New Roman"/>
+          <w:sz w:val="24"/>
+          <w:szCs w:val="24"/>
+          <w:lang w:val="es-CO" w:eastAsia="es-CO"/>
+        </w:rPr>
+        <w:t xml:space="preserve"> debido al costo computacional que este demanda</w:t>
+      </w:r>
+      <w:r>
+        <w:rPr>
+          <w:rFonts w:ascii="Times New Roman" w:eastAsia="Times New Roman" w:hAnsi="Times New Roman" w:cs="Times New Roman"/>
+          <w:sz w:val="24"/>
+          <w:szCs w:val="24"/>
+          <w:lang w:val="es-CO" w:eastAsia="es-CO"/>
+        </w:rPr>
+        <w:t>.</w:t>
+      </w:r>
+    </w:p>
+    <w:p>
+      <w:pPr>
+        <w:spacing w:before="100" w:beforeAutospacing="1" w:after="100" w:afterAutospacing="1" w:line="240" w:lineRule="auto"/>
+        <w:jc w:val="both"/>
+        <w:rPr>
+          <w:rFonts w:ascii="Times New Roman" w:eastAsia="Times New Roman" w:hAnsi="Times New Roman" w:cs="Times New Roman"/>
+          <w:sz w:val="24"/>
+          <w:szCs w:val="24"/>
+          <w:lang w:val="es-CO" w:eastAsia="es-CO"/>
+        </w:rPr>
+      </w:pPr>
+      <w:r>
+        <w:rPr>
+          <w:rFonts w:ascii="Times New Roman" w:eastAsia="Times New Roman" w:hAnsi="Times New Roman" w:cs="Times New Roman"/>
+          <w:sz w:val="24"/>
+          <w:szCs w:val="24"/>
+          <w:lang w:val="es-CO" w:eastAsia="es-CO"/>
+        </w:rPr>
+        <w:t xml:space="preserve">Se implementó la integración entre MATLAB, encargado del cálculo, y CoppeliaSim, encargado de la representación dinámica y cinemática. Se usó la Remote API del simulador en lugar de un canal UDP propio, porque ofrecía una conexión estable y documentada entre ambas plataformas. Durante el desarrollo se resolvió una incompatibilidad entre versiones de la interfaz, y se fijaron las versiones del software para garantizar la reproducibilidad. La arquitectura funcionó sin interrupciones en las 40 </w:t>
+      </w:r>
+      <w:r>
+        <w:rPr>
+          <w:rFonts w:ascii="Times New Roman" w:eastAsia="Times New Roman" w:hAnsi="Times New Roman" w:cs="Times New Roman"/>
+          <w:sz w:val="24"/>
+          <w:szCs w:val="24"/>
+          <w:lang w:val="es-CO" w:eastAsia="es-CO"/>
+        </w:rPr>
+        <w:t>iteraciones del experimento.</w:t>
+      </w:r>
+      <w:r>
+        <w:rPr>
+          <w:rFonts w:ascii="Times New Roman" w:eastAsia="Times New Roman" w:hAnsi="Times New Roman" w:cs="Times New Roman"/>
+          <w:sz w:val="24"/>
+          <w:szCs w:val="24"/>
+          <w:lang w:val="es-CO" w:eastAsia="es-CO"/>
+        </w:rPr>
+        <w:t xml:space="preserve"> </w:t>
+      </w:r>
+    </w:p>
+    <w:p>
+      <w:pPr>
+        <w:spacing w:before="100" w:beforeAutospacing="1" w:after="100" w:afterAutospacing="1" w:line="240" w:lineRule="auto"/>
+        <w:jc w:val="both"/>
+        <w:rPr>
+          <w:rFonts w:ascii="Times New Roman" w:eastAsia="Times New Roman" w:hAnsi="Times New Roman" w:cs="Times New Roman"/>
+          <w:sz w:val="24"/>
+          <w:szCs w:val="24"/>
+          <w:lang w:val="es-CO" w:eastAsia="es-CO"/>
+        </w:rPr>
+      </w:pPr>
+      <w:r>
+        <w:rPr>
+          <w:rFonts w:ascii="Times New Roman" w:eastAsia="Times New Roman" w:hAnsi="Times New Roman" w:cs="Times New Roman"/>
+          <w:sz w:val="24"/>
+          <w:szCs w:val="24"/>
+          <w:lang w:val="es-CO" w:eastAsia="es-CO"/>
+        </w:rPr>
+        <w:t>Los nueve cuadricópteros siguieron las referencias calculadas en MATLAB a lo largo de las 200 iteraciones de cada corrida, mantuvieron la altura de vuelo de 4 m y conservaron la organización del enjambre. La regla de separación evitó acercamientos peligrosos entre defensores: la distancia mínima entre agentes propios fue de 0,37 m en promedio y nunca bajó de 0,28 m. Esta validación se basa en las posiciones comandadas; la medición del error entre la posición comandada y la posición real de cada vehículo queda pendiente.</w:t>
+      </w:r>
+    </w:p>
+    <w:p>
+      <w:pPr>
+        <w:spacing w:before="100" w:beforeAutospacing="1" w:after="100" w:afterAutospacing="1" w:line="240" w:lineRule="auto"/>
+        <w:jc w:val="both"/>
+        <w:rPr>
+          <w:rFonts w:ascii="Times New Roman" w:eastAsia="Times New Roman" w:hAnsi="Times New Roman" w:cs="Times New Roman"/>
+          <w:sz w:val="24"/>
+          <w:szCs w:val="24"/>
+          <w:lang w:val="es-CO" w:eastAsia="es-CO"/>
+        </w:rPr>
+      </w:pPr>
+      <w:r>
+        <w:rPr>
+          <w:rFonts w:ascii="Times New Roman" w:eastAsia="Times New Roman" w:hAnsi="Times New Roman" w:cs="Times New Roman"/>
+          <w:sz w:val="24"/>
+          <w:szCs w:val="24"/>
+          <w:lang w:val="es-CO" w:eastAsia="es-CO"/>
+        </w:rPr>
+        <w:t xml:space="preserve">Se registraron y analizaron las trayectorias de intercepción de las 40 </w:t>
+      </w:r>
+      <w:r>
+        <w:rPr>
+          <w:rFonts w:ascii="Times New Roman" w:eastAsia="Times New Roman" w:hAnsi="Times New Roman" w:cs="Times New Roman"/>
+          <w:sz w:val="24"/>
+          <w:szCs w:val="24"/>
+          <w:lang w:val="es-CO" w:eastAsia="es-CO"/>
+        </w:rPr>
+        <w:t>simulaciones</w:t>
+      </w:r>
+      <w:r>
+        <w:rPr>
+          <w:rFonts w:ascii="Times New Roman" w:eastAsia="Times New Roman" w:hAnsi="Times New Roman" w:cs="Times New Roman"/>
+          <w:sz w:val="24"/>
+          <w:szCs w:val="24"/>
+          <w:lang w:val="es-CO" w:eastAsia="es-CO"/>
+        </w:rPr>
+        <w:t>. Con un radio de contacto de 0,10 m</w:t>
+      </w:r>
+      <w:r>
+        <w:rPr>
+          <w:rFonts w:ascii="Times New Roman" w:eastAsia="Times New Roman" w:hAnsi="Times New Roman" w:cs="Times New Roman"/>
+          <w:sz w:val="24"/>
+          <w:szCs w:val="24"/>
+          <w:lang w:val="es-CO" w:eastAsia="es-CO"/>
+        </w:rPr>
+        <w:t xml:space="preserve"> entre los centros de cada Quadcoptero</w:t>
+      </w:r>
+      <w:r>
+        <w:rPr>
+          <w:rFonts w:ascii="Times New Roman" w:eastAsia="Times New Roman" w:hAnsi="Times New Roman" w:cs="Times New Roman"/>
+          <w:sz w:val="24"/>
+          <w:szCs w:val="24"/>
+          <w:lang w:val="es-CO" w:eastAsia="es-CO"/>
+        </w:rPr>
+        <w:t>, el enjambre estableció contacto con la amenaza antes de que alcanzara el objetivo en el 100 % de los casos (40/40; IC 95 %: 91,2–100 %), con un margen medio de 130 iteraciones. Con un criterio más estricto, de 0,05 m, la proporción bajó al 90 % (36/40; IC 95 %: 76,9–96,0 %). Estas cifras estiman una probabilidad de contacto y no de derribo, porque la simulación no modela el efecto físico del impacto. Además, corresponden a un único punto de entrada, en el que la trayectoria de la amenaza pasa cerca de la posición inicial de uno de los defensores, lo que favorece los contactos tempranos. Por tanto, los resultados demuestran la viabilidad del esquema en ese escenario, pero no permiten generalizar la probabilidad de neutralización a otras condiciones.</w:t>
+      </w:r>
+    </w:p>
+    <w:p>
+      <w:pPr>
+        <w:spacing w:before="100" w:beforeAutospacing="1" w:after="100" w:afterAutospacing="1" w:line="240" w:lineRule="auto"/>
+        <w:jc w:val="both"/>
+        <w:rPr>
+          <w:rFonts w:ascii="Times New Roman" w:eastAsia="Times New Roman" w:hAnsi="Times New Roman" w:cs="Times New Roman"/>
+          <w:sz w:val="24"/>
+          <w:szCs w:val="24"/>
+          <w:lang w:val="es-CO" w:eastAsia="es-CO"/>
+        </w:rPr>
+      </w:pPr>
+      <w:r>
+        <w:rPr>
+          <w:rFonts w:ascii="Times New Roman" w:eastAsia="Times New Roman" w:hAnsi="Times New Roman" w:cs="Times New Roman"/>
+          <w:sz w:val="24"/>
+          <w:szCs w:val="24"/>
+          <w:lang w:val="es-CO" w:eastAsia="es-CO"/>
+        </w:rPr>
+        <w:lastRenderedPageBreak/>
+        <w:t>En Conclusion, e</w:t>
+      </w:r>
+      <w:r>
+        <w:rPr>
+          <w:rFonts w:ascii="Times New Roman" w:eastAsia="Times New Roman" w:hAnsi="Times New Roman" w:cs="Times New Roman"/>
+          <w:sz w:val="24"/>
+          <w:szCs w:val="24"/>
+          <w:lang w:val="es-CO" w:eastAsia="es-CO"/>
+        </w:rPr>
+        <w:t>l trabajo entrega una propuesta de sistema antidrón basado en un enjambre cooperativo, respaldada por un marco teórico, un modelo de control, una plataforma de co-simulación reproducible y una evaluación cuantitativa con sus límites explícitos. Su aporte a las capacidades de defensa del país consiste en un punto de partida verificable para estudiar la capa cinética final con drones interceptores de bajo costo, una opción que no depende del enlace de radiofrecuencia de la amenaza. Llevarlo a un uso operacional exigiría ampliar la evaluación a amenazas evasivas, múltiples y con distintos puntos de entrada, validarlo con vehículos reales y analizar el marco legal y ético del empleo de sistemas autónomos con capacidad de neutralización, en particular el control humano sobre esa decisión.</w:t>
+      </w:r>
+    </w:p>
+    <w:p>
+      <w:pPr>
+        <w:spacing w:before="100" w:beforeAutospacing="1" w:after="100" w:afterAutospacing="1" w:line="240" w:lineRule="auto"/>
+        <w:jc w:val="both"/>
+        <w:rPr>
+          <w:rFonts w:ascii="Times New Roman" w:eastAsia="Times New Roman" w:hAnsi="Times New Roman" w:cs="Times New Roman"/>
+          <w:sz w:val="24"/>
+          <w:szCs w:val="24"/>
+          <w:lang w:val="es-CO" w:eastAsia="es-CO"/>
+        </w:rPr>
+      </w:pPr>
+    </w:p>
+    <w:p>
+      <w:pPr>
+        <w:spacing w:before="100" w:beforeAutospacing="1" w:after="100" w:afterAutospacing="1" w:line="240" w:lineRule="auto"/>
+        <w:rPr>
+          <w:rFonts w:ascii="Times New Roman" w:eastAsia="Times New Roman" w:hAnsi="Times New Roman" w:cs="Times New Roman"/>
+          <w:sz w:val="24"/>
+          <w:szCs w:val="24"/>
+          <w:lang w:val="es-CO" w:eastAsia="es-CO"/>
+        </w:rPr>
+      </w:pPr>
+    </w:p>
+    <w:p>
+      <w:pPr>
+        <w:spacing w:before="100" w:beforeAutospacing="1" w:after="100" w:afterAutospacing="1" w:line="240" w:lineRule="auto"/>
+        <w:rPr>
+          <w:rFonts w:ascii="Times New Roman" w:eastAsia="Times New Roman" w:hAnsi="Times New Roman" w:cs="Times New Roman"/>
+          <w:sz w:val="24"/>
+          <w:szCs w:val="24"/>
+          <w:lang w:val="es-CO" w:eastAsia="es-CO"/>
+        </w:rPr>
+      </w:pPr>
+    </w:p>
+    <w:p>
+      <w:pPr>
+        <w:spacing w:before="100" w:beforeAutospacing="1" w:after="100" w:afterAutospacing="1" w:line="240" w:lineRule="auto"/>
+        <w:rPr>
+          <w:rFonts w:ascii="Times New Roman" w:eastAsia="Times New Roman" w:hAnsi="Times New Roman" w:cs="Times New Roman"/>
+          <w:sz w:val="24"/>
+          <w:szCs w:val="24"/>
+          <w:lang w:val="es-CO" w:eastAsia="es-CO"/>
+        </w:rPr>
+      </w:pPr>
+    </w:p>
+    <w:p>
+      <w:pPr>
+        <w:spacing w:before="100" w:beforeAutospacing="1" w:after="100" w:afterAutospacing="1" w:line="240" w:lineRule="auto"/>
+        <w:rPr>
+          <w:rFonts w:ascii="Times New Roman" w:eastAsia="Times New Roman" w:hAnsi="Times New Roman" w:cs="Times New Roman"/>
+          <w:sz w:val="24"/>
+          <w:szCs w:val="24"/>
+          <w:lang w:val="es-CO" w:eastAsia="es-CO"/>
+        </w:rPr>
+      </w:pPr>
+    </w:p>
+    <w:p>
+      <w:pPr>
+        <w:spacing w:before="100" w:beforeAutospacing="1" w:after="100" w:afterAutospacing="1" w:line="240" w:lineRule="auto"/>
+        <w:rPr>
+          <w:rFonts w:ascii="Times New Roman" w:eastAsia="Times New Roman" w:hAnsi="Times New Roman" w:cs="Times New Roman"/>
+          <w:sz w:val="24"/>
+          <w:szCs w:val="24"/>
+          <w:lang w:val="es-CO" w:eastAsia="es-CO"/>
+        </w:rPr>
+      </w:pPr>
+    </w:p>
+    <w:p>
+      <w:pPr>
+        <w:spacing w:line="240" w:lineRule="auto"/>
+      </w:pPr>
+    </w:p>
+    <w:p>
+      <w:pPr>
+        <w:spacing w:line="240" w:lineRule="auto"/>
+      </w:pPr>
+    </w:p>
+    <w:p>
+      <w:pPr>
+        <w:spacing w:line="240" w:lineRule="auto"/>
+        <w:rPr>
+          <w:rFonts w:ascii="Calibri" w:eastAsia="Times New Roman" w:hAnsi="Calibri" w:cs="Arial"/>
+          <w:b/>
+          <w:sz w:val="40"/>
+          <w:szCs w:val="40"/>
+          <w:lang w:val="fr-FR" w:eastAsia="es-ES"/>
+        </w:rPr>
+      </w:pPr>
+    </w:p>
+    <w:p>
+      <w:pPr>
+        <w:spacing w:line="240" w:lineRule="auto"/>
+        <w:rPr>
+          <w:rFonts w:ascii="Calibri" w:eastAsia="Times New Roman" w:hAnsi="Calibri" w:cs="Arial"/>
+          <w:b/>
+          <w:sz w:val="40"/>
+          <w:szCs w:val="40"/>
+          <w:lang w:val="fr-FR" w:eastAsia="es-ES"/>
+        </w:rPr>
+      </w:pPr>
+    </w:p>
+    <w:p>
+      <w:pPr>
+        <w:pStyle w:val="NormalWeb"/>
+        <w:jc w:val="both"/>
+      </w:pPr>
+    </w:p>
+    <w:p>
+      <w:pPr>
+        <w:pStyle w:val="NormalWeb"/>
+        <w:jc w:val="both"/>
+      </w:pPr>
+    </w:p>
+    <w:p>
+      <w:pPr>
+        <w:pStyle w:val="NormalWeb"/>
+        <w:jc w:val="both"/>
+      </w:pPr>
+    </w:p>
+    <w:p>
+      <w:pPr>
+        <w:rPr>
+          <w:rFonts w:eastAsia="Arial" w:cstheme="minorHAnsi"/>
+        </w:rPr>
+      </w:pPr>
       <w:r>
         <w:rPr>
           <w:rFonts w:eastAsia="Arial" w:cstheme="minorHAnsi"/>
@@ -9237,414 +15772,597 @@
     </w:p>
     <w:p>
       <w:pPr>
-        <w:spacing w:before="120" w:after="120" w:line="240" w:lineRule="auto"/>
-        <w:jc w:val="both"/>
-        <w:rPr>
-          <w:rFonts w:eastAsia="Arial" w:cstheme="minorHAnsi"/>
-        </w:rPr>
-      </w:pPr>
-      <w:r>
-        <w:rPr>
-          <w:rFonts w:eastAsia="Arial" w:cstheme="minorHAnsi"/>
-        </w:rPr>
-        <w:t xml:space="preserve">La preparación del listado completo de referencias ha de atenerse a las normas de publicación de la </w:t>
-      </w:r>
-      <w:r>
-        <w:rPr>
-          <w:rFonts w:eastAsia="Arial" w:cstheme="minorHAnsi"/>
-          <w:highlight w:val="yellow"/>
-        </w:rPr>
-        <w:t>APA (Publication Manual of the American Psychological Association, 7ª edición)</w:t>
-      </w:r>
-      <w:r>
-        <w:rPr>
-          <w:rFonts w:eastAsia="Arial" w:cstheme="minorHAnsi"/>
-        </w:rPr>
-        <w:t>. A continuación, se recuerdan algunos de estos requisitos y se dan otros adicionales. Este listado debe ceñirse exclusivamente a las referencias bibliográficas de las obras que han sido citadas en el texto. Dichas referencias se presentarán por orden alfabético de autores. Cuando se citen varias obras de un mismo autor, las referencias se dispondrán por orden cronológico y, si han aparecido en la misma fecha, se indicará a, b, c, etc., detrás del año de edición. Las obras o artículos citados que dispongan de número doi deberán incluirlo en su referencia bibliográfica.</w:t>
-      </w:r>
-    </w:p>
-    <w:p>
-      <w:pPr>
-        <w:spacing w:before="120" w:after="120" w:line="240" w:lineRule="auto"/>
-        <w:jc w:val="both"/>
-        <w:rPr>
-          <w:rFonts w:eastAsia="Arial" w:cstheme="minorHAnsi"/>
-        </w:rPr>
-      </w:pPr>
-      <w:r>
-        <w:rPr>
-          <w:rFonts w:eastAsia="Arial" w:cstheme="minorHAnsi"/>
-        </w:rPr>
-        <w:t>Formato de libros:</w:t>
-      </w:r>
-    </w:p>
-    <w:p>
-      <w:pPr>
-        <w:spacing w:before="120" w:after="120" w:line="240" w:lineRule="auto"/>
-        <w:jc w:val="both"/>
-        <w:rPr>
-          <w:rFonts w:eastAsia="Arial" w:cstheme="minorHAnsi"/>
-        </w:rPr>
-      </w:pPr>
-      <w:r>
-        <w:rPr>
-          <w:rFonts w:eastAsia="Arial" w:cstheme="minorHAnsi"/>
-        </w:rPr>
-        <w:t xml:space="preserve">Apellido(s) del primer autor, Letra(s) inicial(es) del nombre. y Apellido(s) del autor n, Letra(s) inicial(es) del nombre. (Año de edición). </w:t>
-      </w:r>
-      <w:r>
-        <w:rPr>
-          <w:rFonts w:eastAsia="Arial" w:cstheme="minorHAnsi"/>
-          <w:i/>
-        </w:rPr>
-        <w:t>Título del libro</w:t>
-      </w:r>
-      <w:r>
-        <w:rPr>
-          <w:rFonts w:eastAsia="Arial" w:cstheme="minorHAnsi"/>
-        </w:rPr>
-        <w:t>. Lugar de edición: Editorial.</w:t>
-      </w:r>
-    </w:p>
-    <w:p>
-      <w:pPr>
-        <w:spacing w:before="120" w:after="120" w:line="240" w:lineRule="auto"/>
-        <w:jc w:val="both"/>
-        <w:rPr>
-          <w:rFonts w:eastAsia="Arial" w:cstheme="minorHAnsi"/>
-        </w:rPr>
-      </w:pPr>
-      <w:r>
-        <w:rPr>
-          <w:rFonts w:eastAsia="Arial" w:cstheme="minorHAnsi"/>
-        </w:rPr>
-        <w:t>Formato de artículos:</w:t>
-      </w:r>
-    </w:p>
-    <w:p>
-      <w:pPr>
-        <w:spacing w:before="120" w:after="120" w:line="240" w:lineRule="auto"/>
-        <w:jc w:val="both"/>
-        <w:rPr>
-          <w:rFonts w:eastAsia="Arial" w:cstheme="minorHAnsi"/>
-        </w:rPr>
-      </w:pPr>
-      <w:r>
-        <w:rPr>
-          <w:rFonts w:eastAsia="Arial" w:cstheme="minorHAnsi"/>
-        </w:rPr>
-        <w:t xml:space="preserve">Apellido(s) del primer autor, Letra(s) inicial(es) del nombre. y Apellido(s) del autor n, Letra(s) inicial(es) del nombre. (Año de edición). Título del artículo. </w:t>
-      </w:r>
-      <w:r>
-        <w:rPr>
-          <w:rFonts w:eastAsia="Arial" w:cstheme="minorHAnsi"/>
-          <w:i/>
-        </w:rPr>
-        <w:t>Nombre de la revista</w:t>
-      </w:r>
-      <w:r>
-        <w:rPr>
-          <w:rFonts w:eastAsia="Arial" w:cstheme="minorHAnsi"/>
-        </w:rPr>
-        <w:t xml:space="preserve">, </w:t>
-      </w:r>
-      <w:r>
-        <w:rPr>
-          <w:rFonts w:eastAsia="Arial" w:cstheme="minorHAnsi"/>
-          <w:i/>
-        </w:rPr>
-        <w:t>volumen</w:t>
-      </w:r>
-      <w:r>
-        <w:rPr>
-          <w:rFonts w:eastAsia="Arial" w:cstheme="minorHAnsi"/>
-        </w:rPr>
-        <w:t xml:space="preserve"> (número), pp. xx-xx. DOI: dirección web doi</w:t>
-      </w:r>
-    </w:p>
-    <w:p>
-      <w:pPr>
-        <w:spacing w:before="120" w:after="120" w:line="240" w:lineRule="auto"/>
-        <w:jc w:val="both"/>
-        <w:rPr>
-          <w:rFonts w:eastAsia="Arial" w:cstheme="minorHAnsi"/>
-        </w:rPr>
-      </w:pPr>
-      <w:r>
-        <w:rPr>
-          <w:rFonts w:eastAsia="Arial" w:cstheme="minorHAnsi"/>
-        </w:rPr>
-        <w:t>Formato de capítulos de libro:</w:t>
-      </w:r>
-    </w:p>
-    <w:p>
-      <w:pPr>
-        <w:spacing w:before="120" w:after="120" w:line="240" w:lineRule="auto"/>
-        <w:jc w:val="both"/>
-        <w:rPr>
-          <w:rFonts w:eastAsia="Arial" w:cstheme="minorHAnsi"/>
-        </w:rPr>
-      </w:pPr>
-      <w:r>
-        <w:rPr>
-          <w:rFonts w:eastAsia="Arial" w:cstheme="minorHAnsi"/>
-        </w:rPr>
-        <w:t xml:space="preserve">Apellido(s) del primer autor, Letra(s) inicial(es) del nombre. y Apellido(s) del autor n, Letra(s) inicial(es) del nombre. (Año de edición). Título del capítulo. En: Apellido(s) del primer editor, Letra(s) inicial(es) del nombre. y Apellido(s) del editor n, Letra(s) inicial(es) del nombre. (eds.). </w:t>
-      </w:r>
-      <w:r>
-        <w:rPr>
-          <w:rFonts w:eastAsia="Arial" w:cstheme="minorHAnsi"/>
-          <w:i/>
-        </w:rPr>
-        <w:t>Título del libro</w:t>
-      </w:r>
-      <w:r>
-        <w:rPr>
-          <w:rFonts w:eastAsia="Arial" w:cstheme="minorHAnsi"/>
-        </w:rPr>
-        <w:t>. Lugar de edición: Editorial, pp. xx-xx.</w:t>
-      </w:r>
-    </w:p>
-    <w:p>
-      <w:pPr>
-        <w:spacing w:before="120" w:after="120" w:line="240" w:lineRule="auto"/>
-        <w:jc w:val="both"/>
-        <w:rPr>
-          <w:rFonts w:eastAsia="Arial" w:cstheme="minorHAnsi"/>
-        </w:rPr>
-      </w:pPr>
-      <w:r>
-        <w:rPr>
-          <w:rFonts w:eastAsia="Arial" w:cstheme="minorHAnsi"/>
-        </w:rPr>
-        <w:t>Formato de contribuciones en actas de congresos:</w:t>
-      </w:r>
-    </w:p>
-    <w:p>
-      <w:pPr>
-        <w:spacing w:before="120" w:after="120" w:line="240" w:lineRule="auto"/>
-        <w:jc w:val="both"/>
-        <w:rPr>
-          <w:rFonts w:eastAsia="Arial" w:cstheme="minorHAnsi"/>
-        </w:rPr>
-      </w:pPr>
-      <w:r>
-        <w:rPr>
-          <w:rFonts w:eastAsia="Arial" w:cstheme="minorHAnsi"/>
-        </w:rPr>
-        <w:t xml:space="preserve">Apellido(s) del primer autor, Letra(s) inicial(es) del nombre. y Apellido(s) del autor n, Letra(s) inicial(es) del nombre. (Año de edición). Título de la contribución. En: Apellido(s) del primer editor, Letra(s) inicial(es) del nombre. y Apellido(s) del editor n, Letra(s) inicial(es) del nombre. (eds.). </w:t>
-      </w:r>
-      <w:r>
-        <w:rPr>
-          <w:rFonts w:eastAsia="Arial" w:cstheme="minorHAnsi"/>
-          <w:i/>
-        </w:rPr>
-        <w:t>Título de las actas</w:t>
-      </w:r>
-      <w:r>
-        <w:rPr>
-          <w:rFonts w:eastAsia="Arial" w:cstheme="minorHAnsi"/>
-        </w:rPr>
-        <w:t>. Lugar de edición: Editorial, pp. xx-xx.</w:t>
-      </w:r>
-    </w:p>
-    <w:p>
-      <w:pPr>
-        <w:spacing w:before="120" w:after="120" w:line="240" w:lineRule="auto"/>
-        <w:jc w:val="both"/>
-        <w:rPr>
-          <w:rFonts w:eastAsia="Arial" w:cstheme="minorHAnsi"/>
-        </w:rPr>
-      </w:pPr>
-      <w:r>
-        <w:rPr>
-          <w:rFonts w:eastAsia="Arial" w:cstheme="minorHAnsi"/>
-        </w:rPr>
-        <w:t xml:space="preserve">Formato de artículos en </w:t>
-      </w:r>
-      <w:r>
-        <w:rPr>
-          <w:rFonts w:eastAsia="Arial" w:cstheme="minorHAnsi"/>
-        </w:rPr>
-        <w:t>prensa</w:t>
-      </w:r>
-      <w:r>
-        <w:rPr>
-          <w:rFonts w:eastAsia="Arial" w:cstheme="minorHAnsi"/>
-        </w:rPr>
-        <w:t>:</w:t>
-      </w:r>
-    </w:p>
-    <w:p>
-      <w:pPr>
-        <w:spacing w:before="120" w:after="120" w:line="240" w:lineRule="auto"/>
-        <w:jc w:val="both"/>
-        <w:rPr>
-          <w:rFonts w:eastAsia="Arial" w:cstheme="minorHAnsi"/>
-        </w:rPr>
-      </w:pPr>
-      <w:r>
-        <w:rPr>
-          <w:rFonts w:eastAsia="Arial" w:cstheme="minorHAnsi"/>
-        </w:rPr>
-        <w:t xml:space="preserve">Apellido(s) del autor, Letra(s) inicial(es) del nombre. (Fecha completa en que se publicó). Título del artículo. </w:t>
-      </w:r>
-      <w:r>
-        <w:rPr>
-          <w:rFonts w:eastAsia="Arial" w:cstheme="minorHAnsi"/>
-          <w:i/>
-        </w:rPr>
-        <w:t>Nombre de la publicación periódica</w:t>
-      </w:r>
-      <w:r>
-        <w:rPr>
-          <w:rFonts w:eastAsia="Arial" w:cstheme="minorHAnsi"/>
-        </w:rPr>
-        <w:t>, pp. xx-xx.</w:t>
-      </w:r>
-    </w:p>
-    <w:p>
-      <w:pPr>
-        <w:spacing w:before="120" w:after="120" w:line="240" w:lineRule="auto"/>
-        <w:jc w:val="both"/>
-        <w:rPr>
-          <w:rFonts w:eastAsia="Arial" w:cstheme="minorHAnsi"/>
-        </w:rPr>
-      </w:pPr>
-      <w:r>
-        <w:rPr>
-          <w:rFonts w:eastAsia="Arial" w:cstheme="minorHAnsi"/>
-        </w:rPr>
-        <w:t>Formato de tesis doctorales o disertaciones:</w:t>
-      </w:r>
-    </w:p>
-    <w:p>
-      <w:pPr>
-        <w:spacing w:before="120" w:after="120" w:line="240" w:lineRule="auto"/>
-        <w:jc w:val="both"/>
-        <w:rPr>
-          <w:rFonts w:eastAsia="Arial" w:cstheme="minorHAnsi"/>
-        </w:rPr>
-      </w:pPr>
-      <w:r>
-        <w:rPr>
-          <w:rFonts w:eastAsia="Arial" w:cstheme="minorHAnsi"/>
-        </w:rPr>
-        <w:t xml:space="preserve">Apellido(s) del autor, Letra(s) inicial(es) del nombre. (Año de finalización). </w:t>
-      </w:r>
-      <w:r>
-        <w:rPr>
-          <w:rFonts w:eastAsia="Arial" w:cstheme="minorHAnsi"/>
-          <w:i/>
-        </w:rPr>
-        <w:t>Título de la tesis doctoral o disertación</w:t>
-      </w:r>
-      <w:r>
-        <w:rPr>
-          <w:rFonts w:eastAsia="Arial" w:cstheme="minorHAnsi"/>
-        </w:rPr>
-        <w:t xml:space="preserve"> [Tesis doctoral o disertación inédita]. Universidad: Lugar.</w:t>
-      </w:r>
-    </w:p>
-    <w:p>
-      <w:pPr>
-        <w:spacing w:before="120" w:after="120" w:line="240" w:lineRule="auto"/>
-        <w:jc w:val="both"/>
-        <w:rPr>
-          <w:rFonts w:eastAsia="Arial" w:cstheme="minorHAnsi"/>
-        </w:rPr>
-      </w:pPr>
-      <w:r>
-        <w:rPr>
-          <w:rFonts w:eastAsia="Arial" w:cstheme="minorHAnsi"/>
-        </w:rPr>
-        <w:t>Formato de materiales consultados en Internet:</w:t>
-      </w:r>
-    </w:p>
-    <w:p>
-      <w:pPr>
-        <w:spacing w:before="120" w:after="120" w:line="240" w:lineRule="auto"/>
-        <w:jc w:val="both"/>
-        <w:rPr>
-          <w:rFonts w:eastAsia="Arial" w:cstheme="minorHAnsi"/>
-        </w:rPr>
-      </w:pPr>
-      <w:r>
-        <w:rPr>
-          <w:rFonts w:eastAsia="Arial" w:cstheme="minorHAnsi"/>
-        </w:rPr>
-        <w:t xml:space="preserve">Apellido(s) del autor, Letra(s) inicial(es) del nombre. (Año de edición). </w:t>
-      </w:r>
-      <w:r>
-        <w:rPr>
-          <w:rFonts w:eastAsia="Arial" w:cstheme="minorHAnsi"/>
-          <w:i/>
-        </w:rPr>
-        <w:t>Título</w:t>
-      </w:r>
-      <w:r>
-        <w:rPr>
-          <w:rFonts w:eastAsia="Arial" w:cstheme="minorHAnsi"/>
-        </w:rPr>
-        <w:t xml:space="preserve"> [en línea]. [Fecha de consulta: día de mes de año]. Recuperado de: dirección web.</w:t>
-      </w:r>
-    </w:p>
-    <w:p>
-      <w:pPr>
-        <w:spacing w:before="120" w:after="120" w:line="240" w:lineRule="auto"/>
-        <w:jc w:val="both"/>
-        <w:rPr>
-          <w:rFonts w:eastAsia="Arial" w:cstheme="minorHAnsi"/>
-        </w:rPr>
-      </w:pPr>
-      <w:r>
-        <w:rPr>
-          <w:rFonts w:eastAsia="Arial" w:cstheme="minorHAnsi"/>
-        </w:rPr>
-        <w:t>Formato de materiales consultados en archivos:</w:t>
-      </w:r>
-    </w:p>
-    <w:p>
-      <w:pPr>
-        <w:spacing w:before="120" w:after="120" w:line="240" w:lineRule="auto"/>
-        <w:jc w:val="both"/>
-        <w:rPr>
-          <w:rFonts w:eastAsia="Arial" w:cstheme="minorHAnsi"/>
-        </w:rPr>
-      </w:pPr>
-      <w:r>
-        <w:rPr>
-          <w:rFonts w:eastAsia="Arial" w:cstheme="minorHAnsi"/>
-        </w:rPr>
-        <w:t xml:space="preserve">Nombre del archivo (siglas del archivo), </w:t>
-      </w:r>
-      <w:r>
-        <w:rPr>
-          <w:rFonts w:eastAsia="Arial" w:cstheme="minorHAnsi"/>
-          <w:i/>
-        </w:rPr>
-        <w:t>Fondo documental</w:t>
-      </w:r>
-      <w:r>
-        <w:rPr>
-          <w:rFonts w:eastAsia="Arial" w:cstheme="minorHAnsi"/>
-        </w:rPr>
-        <w:t>, legajo o caja, página (p.) o folio (f.) / sin foliar (s/f).</w:t>
-      </w:r>
-    </w:p>
-    <w:p>
-      <w:pPr>
-        <w:spacing w:before="120" w:after="120" w:line="240" w:lineRule="auto"/>
-        <w:jc w:val="both"/>
-        <w:rPr>
-          <w:rFonts w:eastAsia="Arial" w:cstheme="minorHAnsi"/>
-        </w:rPr>
-      </w:pPr>
-      <w:r>
-        <w:rPr>
-          <w:rFonts w:eastAsia="Arial" w:cstheme="minorHAnsi"/>
-        </w:rPr>
-        <w:t>Para indicar referencias de otros tipos de formatos que no aparezcan recogidos en la lista anterior, se recomienda consultar las referidas normas de publicación de la APA.</w:t>
+        <w:pStyle w:val="NormalWeb"/>
+      </w:pPr>
+      <w:r>
+        <w:t xml:space="preserve">Abdelkader, M., Güler, S., Jaleel, H. y Shamma, J. S. (2021). Aerial swarms: Recent applications and challenges. </w:t>
+      </w:r>
+      <w:r>
+        <w:rPr>
+          <w:rStyle w:val="nfasis"/>
+        </w:rPr>
+        <w:t>Current Robotics Reports, 2</w:t>
+      </w:r>
+      <w:r>
+        <w:t xml:space="preserve">, 309–320. </w:t>
+      </w:r>
+      <w:hyperlink r:id="rId24" w:history="1">
+        <w:r>
+          <w:rPr>
+            <w:rStyle w:val="Hipervnculo"/>
+          </w:rPr>
+          <w:t>https://doi.org/10.1007/s43154-021-00063-4</w:t>
+        </w:r>
+      </w:hyperlink>
+    </w:p>
+    <w:p>
+      <w:pPr>
+        <w:pStyle w:val="NormalWeb"/>
+      </w:pPr>
+      <w:r>
+        <w:t xml:space="preserve">[Autores]. (2020). Adaptive formation tracking control for UAV swarm systems with multiple leaders and switching topologies. En </w:t>
+      </w:r>
+      <w:r>
+        <w:rPr>
+          <w:rStyle w:val="nfasis"/>
+        </w:rPr>
+        <w:t>2020 Chinese Automation Congress (CAC)</w:t>
+      </w:r>
+      <w:r>
+        <w:t xml:space="preserve"> (pp. [xx–xx]). IEEE. </w:t>
+      </w:r>
+      <w:hyperlink r:id="rId25" w:history="1">
+        <w:r>
+          <w:rPr>
+            <w:rStyle w:val="Hipervnculo"/>
+          </w:rPr>
+          <w:t>https://doi.org/10.1109/CAC51589.2020.9327412</w:t>
+        </w:r>
+      </w:hyperlink>
+    </w:p>
+    <w:p>
+      <w:pPr>
+        <w:pStyle w:val="NormalWeb"/>
+      </w:pPr>
+      <w:r>
+        <w:t xml:space="preserve">Brambilla, M., Ferrante, E., Birattari, M. y Dorigo, M. (2013). Swarm robotics: A review from the swarm engineering perspective. </w:t>
+      </w:r>
+      <w:r>
+        <w:rPr>
+          <w:rStyle w:val="nfasis"/>
+        </w:rPr>
+        <w:t>Swarm Intelligence, 7</w:t>
+      </w:r>
+      <w:r>
+        <w:t xml:space="preserve">(1), 1–41. </w:t>
+      </w:r>
+      <w:hyperlink r:id="rId26" w:history="1">
+        <w:r>
+          <w:rPr>
+            <w:rStyle w:val="Hipervnculo"/>
+          </w:rPr>
+          <w:t>https://doi.org/10.1007/s11721-012-0075-2</w:t>
+        </w:r>
+      </w:hyperlink>
+    </w:p>
+    <w:p>
+      <w:pPr>
+        <w:pStyle w:val="NormalWeb"/>
+      </w:pPr>
+      <w:r>
+        <w:t xml:space="preserve">Cardona, G. A. y Calderón, J. M. (2019). Robot swarm navigation and victim detection using rendezvous consensus in search and rescue operations. </w:t>
+      </w:r>
+      <w:r>
+        <w:rPr>
+          <w:rStyle w:val="nfasis"/>
+        </w:rPr>
+        <w:t>Applied Sciences, 9</w:t>
+      </w:r>
+      <w:r>
+        <w:t xml:space="preserve">(8), 1702. </w:t>
+      </w:r>
+      <w:hyperlink r:id="rId27" w:history="1">
+        <w:r>
+          <w:rPr>
+            <w:rStyle w:val="Hipervnculo"/>
+          </w:rPr>
+          <w:t>https://doi.org/10.3390/app9081702</w:t>
+        </w:r>
+      </w:hyperlink>
+    </w:p>
+    <w:p>
+      <w:pPr>
+        <w:pStyle w:val="NormalWeb"/>
+      </w:pPr>
+      <w:r>
+        <w:t xml:space="preserve">Colombia Reports. (2026, 4 de febrero). </w:t>
+      </w:r>
+      <w:r>
+        <w:rPr>
+          <w:rStyle w:val="nfasis"/>
+        </w:rPr>
+        <w:t>Colombia’s illegal armed groups have 27,000 members: NGO</w:t>
+      </w:r>
+      <w:r>
+        <w:t xml:space="preserve">. </w:t>
+      </w:r>
+      <w:hyperlink r:id="rId28" w:history="1">
+        <w:r>
+          <w:rPr>
+            <w:rStyle w:val="Hipervnculo"/>
+          </w:rPr>
+          <w:t>https://colombiareports.com/colombias-illegal-armed-groups-have-27000-members-ngo/</w:t>
+        </w:r>
+      </w:hyperlink>
+    </w:p>
+    <w:p>
+      <w:pPr>
+        <w:pStyle w:val="NormalWeb"/>
+      </w:pPr>
+      <w:r>
+        <w:t xml:space="preserve">Congressional Research Service. ([año]). </w:t>
+      </w:r>
+      <w:r>
+        <w:rPr>
+          <w:rStyle w:val="nfasis"/>
+        </w:rPr>
+        <w:t>Defense primer: Categories of uncrewed aircraft systems</w:t>
+      </w:r>
+      <w:r>
+        <w:t xml:space="preserve"> (IF12797). </w:t>
+      </w:r>
+      <w:hyperlink r:id="rId29" w:history="1">
+        <w:r>
+          <w:rPr>
+            <w:rStyle w:val="Hipervnculo"/>
+          </w:rPr>
+          <w:t>https://www.congress.gov/crs_external_products/IF/PDF/IF12797/IF12797.2.pdf</w:t>
+        </w:r>
+      </w:hyperlink>
+    </w:p>
+    <w:p>
+      <w:pPr>
+        <w:pStyle w:val="NormalWeb"/>
+      </w:pPr>
+      <w:r>
+        <w:t xml:space="preserve">El Colombiano. ([fecha] de 2025). </w:t>
+      </w:r>
+      <w:r>
+        <w:rPr>
+          <w:rStyle w:val="nfasis"/>
+        </w:rPr>
+        <w:t>Van 75 ataques con drones en 2025: este es el balance del arma usada por grupos armados ilegales para sembrar terror</w:t>
+      </w:r>
+      <w:r>
+        <w:t xml:space="preserve">. </w:t>
+      </w:r>
+      <w:hyperlink r:id="rId30" w:history="1">
+        <w:r>
+          <w:rPr>
+            <w:rStyle w:val="Hipervnculo"/>
+          </w:rPr>
+          <w:t>https://www.elcolombiano.com/colombia/ataques-con-drones-en-colombia-2025-FB27516366</w:t>
+        </w:r>
+      </w:hyperlink>
+    </w:p>
+    <w:p>
+      <w:pPr>
+        <w:pStyle w:val="NormalWeb"/>
+      </w:pPr>
+      <w:r>
+        <w:t xml:space="preserve">El Espectador. (2026, 27 de enero). </w:t>
+      </w:r>
+      <w:r>
+        <w:rPr>
+          <w:rStyle w:val="nfasis"/>
+        </w:rPr>
+        <w:t>En 2025 se presentaron 8.395 ataques con drones: Mindefensa ante plenaria del Senado</w:t>
+      </w:r>
+      <w:r>
+        <w:t xml:space="preserve">. </w:t>
+      </w:r>
+      <w:hyperlink r:id="rId31" w:history="1">
+        <w:r>
+          <w:rPr>
+            <w:rStyle w:val="Hipervnculo"/>
+          </w:rPr>
+          <w:t>https://www.elespectador.com/judicial/en-2025-se-presentaron-8395-ataques-con-drones-mindefensa-ante-plenaria-del-senado/</w:t>
+        </w:r>
+      </w:hyperlink>
+    </w:p>
+    <w:p>
+      <w:pPr>
+        <w:pStyle w:val="NormalWeb"/>
+      </w:pPr>
+      <w:r>
+        <w:t xml:space="preserve">El País. ([fecha] de 2026). </w:t>
+      </w:r>
+      <w:r>
+        <w:rPr>
+          <w:rStyle w:val="nfasis"/>
+        </w:rPr>
+        <w:t>ONU asegura que ataques con drones y explosivos se han disparado en Colombia</w:t>
+      </w:r>
+      <w:r>
+        <w:t xml:space="preserve">. </w:t>
+      </w:r>
+      <w:hyperlink r:id="rId32" w:history="1">
+        <w:r>
+          <w:rPr>
+            <w:rStyle w:val="Hipervnculo"/>
+          </w:rPr>
+          <w:t>https://www.elpais.com.co/judicial/onu-asegura-que-ataques-con-drones-y-explosivos-se-han-disparado-en-colombia-1722.html</w:t>
+        </w:r>
+      </w:hyperlink>
+    </w:p>
+    <w:p>
+      <w:pPr>
+        <w:pStyle w:val="NormalWeb"/>
+      </w:pPr>
+      <w:r>
+        <w:t xml:space="preserve">Elamvazhuthi, K., Kakish, Z., Shirsat, A. y Berman, S. (2021). Controllability and stabilization for herding a robotic swarm using a leader: A mean-field approach. </w:t>
+      </w:r>
+      <w:r>
+        <w:rPr>
+          <w:rStyle w:val="nfasis"/>
+        </w:rPr>
+        <w:t>IEEE Transactions on Robotics, 37</w:t>
+      </w:r>
+      <w:r>
+        <w:t xml:space="preserve">(2), 418–432. </w:t>
+      </w:r>
+      <w:hyperlink r:id="rId33" w:history="1">
+        <w:r>
+          <w:rPr>
+            <w:rStyle w:val="Hipervnculo"/>
+          </w:rPr>
+          <w:t>https://doi.org/10.1109/TRO.2020.3031237</w:t>
+        </w:r>
+      </w:hyperlink>
+    </w:p>
+    <w:p>
+      <w:pPr>
+        <w:pStyle w:val="NormalWeb"/>
+      </w:pPr>
+      <w:r>
+        <w:t xml:space="preserve">GlobalSecurity. (s.f.). </w:t>
+      </w:r>
+      <w:r>
+        <w:rPr>
+          <w:rStyle w:val="nfasis"/>
+        </w:rPr>
+        <w:t>Unmanned aircraft systems (UAS)</w:t>
+      </w:r>
+      <w:r>
+        <w:t xml:space="preserve">. Recuperado el [día] de [mes] de 2026, de </w:t>
+      </w:r>
+      <w:hyperlink r:id="rId34" w:history="1">
+        <w:r>
+          <w:rPr>
+            <w:rStyle w:val="Hipervnculo"/>
+          </w:rPr>
+          <w:t>https://www.globalsecurity.org/military/world/uav.htm</w:t>
+        </w:r>
+      </w:hyperlink>
+    </w:p>
+    <w:p>
+      <w:pPr>
+        <w:pStyle w:val="NormalWeb"/>
+      </w:pPr>
+      <w:r>
+        <w:t xml:space="preserve">González-Jorge, H., Aldao, E., Fontenla-Carrera, G., Veiga-López, F., Balvís, E. y Ríos-Otero, E. (2024). Counter drone technology. </w:t>
+      </w:r>
+      <w:r>
+        <w:rPr>
+          <w:rStyle w:val="nfasis"/>
+        </w:rPr>
+        <w:t>DYNA – Ingeniería e Industria, 99</w:t>
+      </w:r>
+      <w:r>
+        <w:t xml:space="preserve">(6), [páginas]. </w:t>
+      </w:r>
+      <w:hyperlink r:id="rId35" w:history="1">
+        <w:r>
+          <w:rPr>
+            <w:rStyle w:val="Hipervnculo"/>
+          </w:rPr>
+          <w:t>https://doi.org/10.52152/D11227</w:t>
+        </w:r>
+      </w:hyperlink>
+    </w:p>
+    <w:p>
+      <w:pPr>
+        <w:pStyle w:val="NormalWeb"/>
+      </w:pPr>
+      <w:r>
+        <w:lastRenderedPageBreak/>
+        <w:t xml:space="preserve">Inside Unmanned Systems. (2026). </w:t>
+      </w:r>
+      <w:r>
+        <w:rPr>
+          <w:rStyle w:val="nfasis"/>
+        </w:rPr>
+        <w:t>Counter-UAS: The price of the shot</w:t>
+      </w:r>
+      <w:r>
+        <w:t xml:space="preserve">. </w:t>
+      </w:r>
+      <w:hyperlink r:id="rId36" w:history="1">
+        <w:r>
+          <w:rPr>
+            <w:rStyle w:val="Hipervnculo"/>
+          </w:rPr>
+          <w:t>https://insideunmannedsystems.com/counter-uas-the-price-of-the-shot/</w:t>
+        </w:r>
+      </w:hyperlink>
+    </w:p>
+    <w:p>
+      <w:pPr>
+        <w:pStyle w:val="NormalWeb"/>
+      </w:pPr>
+      <w:r>
+        <w:t xml:space="preserve">Kang, H., Joung, J., Kim, J., Kang, J. y Cho, Y. S. (2020). Protect your sky: A survey of counter unmanned aerial vehicle systems. </w:t>
+      </w:r>
+      <w:r>
+        <w:rPr>
+          <w:rStyle w:val="nfasis"/>
+        </w:rPr>
+        <w:t>IEEE Access, 8</w:t>
+      </w:r>
+      <w:r>
+        <w:t>, 168671–168710. [DOI]</w:t>
+      </w:r>
+    </w:p>
+    <w:p>
+      <w:pPr>
+        <w:pStyle w:val="NormalWeb"/>
+      </w:pPr>
+      <w:r>
+        <w:t xml:space="preserve">León, J., Cardona, G. A., Jaimes, L. G., Calderón, J. M. y Ospina Rodríguez, P. (2018). Rendezvous consensus algorithm applied to the location of possible victims in disaster zones. En [editores] (Eds.), </w:t>
+      </w:r>
+      <w:r>
+        <w:rPr>
+          <w:rStyle w:val="nfasis"/>
+        </w:rPr>
+        <w:t>[título del libro]</w:t>
+      </w:r>
+      <w:r>
+        <w:t xml:space="preserve"> (pp. [xx–xx]). Springer. </w:t>
+      </w:r>
+      <w:hyperlink r:id="rId37" w:history="1">
+        <w:r>
+          <w:rPr>
+            <w:rStyle w:val="Hipervnculo"/>
+          </w:rPr>
+          <w:t>https://doi.org/10.1007/978-3-319-91262-2_61</w:t>
+        </w:r>
+      </w:hyperlink>
+    </w:p>
+    <w:p>
+      <w:pPr>
+        <w:pStyle w:val="NormalWeb"/>
+      </w:pPr>
+      <w:r>
+        <w:t xml:space="preserve">Lewis, F. L., Zhang, H., Hengster-Movric, K. y Das, A. (2014). </w:t>
+      </w:r>
+      <w:r>
+        <w:rPr>
+          <w:rStyle w:val="nfasis"/>
+        </w:rPr>
+        <w:t>Cooperative control of multi-agent systems: Optimal and adaptive design approaches</w:t>
+      </w:r>
+      <w:r>
+        <w:t xml:space="preserve">. Springer. </w:t>
+      </w:r>
+      <w:hyperlink r:id="rId38" w:history="1">
+        <w:r>
+          <w:rPr>
+            <w:rStyle w:val="Hipervnculo"/>
+          </w:rPr>
+          <w:t>https://doi.org/10.1007/978-1-4471-5574-4</w:t>
+        </w:r>
+      </w:hyperlink>
+    </w:p>
+    <w:p>
+      <w:pPr>
+        <w:pStyle w:val="NormalWeb"/>
+      </w:pPr>
+      <w:r>
+        <w:t xml:space="preserve">Newaz, A. A. R., Lee, G., Pratama, F. A. y Chong, N. Y. (2013). 3D exploration priority based flocking of UAVs. En </w:t>
+      </w:r>
+      <w:r>
+        <w:rPr>
+          <w:rStyle w:val="nfasis"/>
+        </w:rPr>
+        <w:t>2013 IEEE International Conference on Mechatronics and Automation</w:t>
+      </w:r>
+      <w:r>
+        <w:t xml:space="preserve"> (pp. [xx–xx]). IEEE. [DOI]</w:t>
+      </w:r>
+    </w:p>
+    <w:p>
+      <w:pPr>
+        <w:pStyle w:val="NormalWeb"/>
+      </w:pPr>
+      <w:r>
+        <w:t xml:space="preserve">NTN24. ([fecha] de 2026). </w:t>
+      </w:r>
+      <w:r>
+        <w:rPr>
+          <w:rStyle w:val="nfasis"/>
+        </w:rPr>
+        <w:t>Ataques con drones por parte de grupos armados ilegales aumentaron 146% en Colombia durante 2026, advierte la Defensoría del Pueblo</w:t>
+      </w:r>
+      <w:r>
+        <w:t xml:space="preserve">. </w:t>
+      </w:r>
+      <w:hyperlink r:id="rId39" w:history="1">
+        <w:r>
+          <w:rPr>
+            <w:rStyle w:val="Hipervnculo"/>
+          </w:rPr>
+          <w:t>https://www.ntn24.com/noticias-actualidad/ataques-con-drones-por-parte-de-grupos-armados-ilegales-aumentaron-146-en-colombia-durante-2026-advierte-la-defensoria-del-pueblo-644215</w:t>
+        </w:r>
+      </w:hyperlink>
+    </w:p>
+    <w:p>
+      <w:pPr>
+        <w:pStyle w:val="NormalWeb"/>
+      </w:pPr>
+      <w:r>
+        <w:t xml:space="preserve">Pokorny, L. (2026). </w:t>
+      </w:r>
+      <w:r>
+        <w:rPr>
+          <w:rStyle w:val="nfasis"/>
+        </w:rPr>
+        <w:t>Cost-effectiveness analysis of counter-unmanned aircraft systems technologies: A comparative study of kinetic, electronic warfare, and directed energy countermeasures (2022–2026)</w:t>
+      </w:r>
+      <w:r>
+        <w:t xml:space="preserve"> (Versión 1) [Preimpresión]. Zenodo. </w:t>
+      </w:r>
+      <w:hyperlink r:id="rId40" w:history="1">
+        <w:r>
+          <w:rPr>
+            <w:rStyle w:val="Hipervnculo"/>
+          </w:rPr>
+          <w:t>https://doi.org/10.5281/zenodo.18928366</w:t>
+        </w:r>
+      </w:hyperlink>
+    </w:p>
+    <w:p>
+      <w:pPr>
+        <w:pStyle w:val="NormalWeb"/>
+      </w:pPr>
+      <w:r>
+        <w:t xml:space="preserve">Ren, W. y Beard, R. W. (2008). </w:t>
+      </w:r>
+      <w:r>
+        <w:rPr>
+          <w:rStyle w:val="nfasis"/>
+        </w:rPr>
+        <w:t>Distributed consensus in multi-vehicle cooperative control: Theory and applications</w:t>
+      </w:r>
+      <w:r>
+        <w:t>. Springer.</w:t>
+      </w:r>
+    </w:p>
+    <w:p>
+      <w:pPr>
+        <w:pStyle w:val="NormalWeb"/>
+      </w:pPr>
+      <w:r>
+        <w:t xml:space="preserve">Reynolds, C. W. (1987). Flocks, herds, and schools: A distributed behavioral model. </w:t>
+      </w:r>
+      <w:r>
+        <w:rPr>
+          <w:rStyle w:val="nfasis"/>
+        </w:rPr>
+        <w:t>Computer Graphics, 21</w:t>
+      </w:r>
+      <w:r>
+        <w:t xml:space="preserve">(4), 25–34. </w:t>
+      </w:r>
+      <w:hyperlink r:id="rId41" w:history="1">
+        <w:r>
+          <w:rPr>
+            <w:rStyle w:val="Hipervnculo"/>
+          </w:rPr>
+          <w:t>https://doi.org/10.1145/37401.37406</w:t>
+        </w:r>
+      </w:hyperlink>
+    </w:p>
+    <w:p>
+      <w:pPr>
+        <w:pStyle w:val="NormalWeb"/>
+      </w:pPr>
+      <w:r>
+        <w:t xml:space="preserve">Robotics Press. (2026). </w:t>
+      </w:r>
+      <w:r>
+        <w:rPr>
+          <w:rStyle w:val="nfasis"/>
+        </w:rPr>
+        <w:t>Counter-UAS systems: Technology deep dive</w:t>
+      </w:r>
+      <w:r>
+        <w:t xml:space="preserve">. </w:t>
+      </w:r>
+      <w:hyperlink r:id="rId42" w:history="1">
+        <w:r>
+          <w:rPr>
+            <w:rStyle w:val="Hipervnculo"/>
+          </w:rPr>
+          <w:t>https://www.robotics.press/news/counter-uas-systems-technology-deep-dive/</w:t>
+        </w:r>
+      </w:hyperlink>
+    </w:p>
+    <w:p>
+      <w:pPr>
+        <w:pStyle w:val="NormalWeb"/>
+      </w:pPr>
+      <w:r>
+        <w:t xml:space="preserve">Servicio de las Naciones Unidas de Actividades Relativas a las Minas [UNMAS]. (2026). </w:t>
+      </w:r>
+      <w:r>
+        <w:rPr>
+          <w:rStyle w:val="nfasis"/>
+        </w:rPr>
+        <w:t>[Título del informe sobre el uso de UAS/UAV en Colombia]</w:t>
+      </w:r>
+      <w:r>
+        <w:t xml:space="preserve">. Naciones Unidas. </w:t>
+      </w:r>
+      <w:hyperlink r:id="rId43" w:history="1">
+        <w:r>
+          <w:rPr>
+            <w:rStyle w:val="Hipervnculo"/>
+          </w:rPr>
+          <w:t>https://unsco.unmissions.org/sites/default/files/2026-06/UNMAS%20Colombia%20UAS_UAV%20ESP%202026.pdf</w:t>
+        </w:r>
+      </w:hyperlink>
+    </w:p>
+    <w:p>
+      <w:pPr>
+        <w:pStyle w:val="NormalWeb"/>
+      </w:pPr>
+      <w:r>
+        <w:t xml:space="preserve">Wang, C., Shi, Z., Gu, M., Luo, W., Zhu, X. y Fan, Z. ([año]). Revolutionary entrapment model of uniformly distributed swarm robots in morphogenetic formation. </w:t>
+      </w:r>
+      <w:r>
+        <w:rPr>
+          <w:rStyle w:val="nfasis"/>
+        </w:rPr>
+        <w:t>Defence Technology, [volumen]</w:t>
+      </w:r>
+      <w:r>
+        <w:t xml:space="preserve">, [páginas]. </w:t>
+      </w:r>
+      <w:hyperlink r:id="rId44" w:history="1">
+        <w:r>
+          <w:rPr>
+            <w:rStyle w:val="Hipervnculo"/>
+          </w:rPr>
+          <w:t>https://doi.org/10.1016/j.dt.2022.08.015</w:t>
+        </w:r>
+      </w:hyperlink>
+    </w:p>
+    <w:p>
+      <w:pPr>
+        <w:pStyle w:val="NormalWeb"/>
+      </w:pPr>
+      <w:r>
+        <w:lastRenderedPageBreak/>
+        <w:t xml:space="preserve">Wang, J., Liu, Y. y Song, H. (2021). Counter-unmanned aircraft system(s) (C-UAS): State of the art, challenges, and future trends. </w:t>
+      </w:r>
+      <w:r>
+        <w:rPr>
+          <w:rStyle w:val="nfasis"/>
+        </w:rPr>
+        <w:t>IEEE Aerospace and Electronic Systems Magazine, 36</w:t>
+      </w:r>
+      <w:r>
+        <w:t>(3), [páginas]. [DOI]</w:t>
       </w:r>
     </w:p>
     <w:p>
@@ -10056,6 +16774,119 @@
     </w:lvl>
   </w:abstractNum>
   <w:abstractNum w:abstractNumId="3" w15:restartNumberingAfterBreak="0">
+    <w:nsid w:val="073C4850"/>
+    <w:multiLevelType w:val="multilevel"/>
+    <w:tmpl w:val="F28209BA"/>
+    <w:lvl w:ilvl="0">
+      <w:start w:val="2"/>
+      <w:numFmt w:val="decimal"/>
+      <w:lvlText w:val="%1."/>
+      <w:lvlJc w:val="left"/>
+      <w:pPr>
+        <w:ind w:left="400" w:hanging="400"/>
+      </w:pPr>
+      <w:rPr>
+        <w:rFonts w:hint="default"/>
+      </w:rPr>
+    </w:lvl>
+    <w:lvl w:ilvl="1">
+      <w:start w:val="1"/>
+      <w:numFmt w:val="decimal"/>
+      <w:lvlText w:val="%1.%2."/>
+      <w:lvlJc w:val="left"/>
+      <w:pPr>
+        <w:ind w:left="1571" w:hanging="720"/>
+      </w:pPr>
+      <w:rPr>
+        <w:rFonts w:hint="default"/>
+      </w:rPr>
+    </w:lvl>
+    <w:lvl w:ilvl="2">
+      <w:start w:val="1"/>
+      <w:numFmt w:val="decimal"/>
+      <w:lvlText w:val="%1.%2.%3."/>
+      <w:lvlJc w:val="left"/>
+      <w:pPr>
+        <w:ind w:left="2422" w:hanging="720"/>
+      </w:pPr>
+      <w:rPr>
+        <w:rFonts w:hint="default"/>
+      </w:rPr>
+    </w:lvl>
+    <w:lvl w:ilvl="3">
+      <w:start w:val="1"/>
+      <w:numFmt w:val="decimal"/>
+      <w:lvlText w:val="%1.%2.%3.%4."/>
+      <w:lvlJc w:val="left"/>
+      <w:pPr>
+        <w:ind w:left="3633" w:hanging="1080"/>
+      </w:pPr>
+      <w:rPr>
+        <w:rFonts w:hint="default"/>
+      </w:rPr>
+    </w:lvl>
+    <w:lvl w:ilvl="4">
+      <w:start w:val="1"/>
+      <w:numFmt w:val="decimal"/>
+      <w:lvlText w:val="%1.%2.%3.%4.%5."/>
+      <w:lvlJc w:val="left"/>
+      <w:pPr>
+        <w:ind w:left="4484" w:hanging="1080"/>
+      </w:pPr>
+      <w:rPr>
+        <w:rFonts w:hint="default"/>
+      </w:rPr>
+    </w:lvl>
+    <w:lvl w:ilvl="5">
+      <w:start w:val="1"/>
+      <w:numFmt w:val="decimal"/>
+      <w:lvlText w:val="%1.%2.%3.%4.%5.%6."/>
+      <w:lvlJc w:val="left"/>
+      <w:pPr>
+        <w:ind w:left="5695" w:hanging="1440"/>
+      </w:pPr>
+      <w:rPr>
+        <w:rFonts w:hint="default"/>
+      </w:rPr>
+    </w:lvl>
+    <w:lvl w:ilvl="6">
+      <w:start w:val="1"/>
+      <w:numFmt w:val="decimal"/>
+      <w:lvlText w:val="%1.%2.%3.%4.%5.%6.%7."/>
+      <w:lvlJc w:val="left"/>
+      <w:pPr>
+        <w:ind w:left="6546" w:hanging="1440"/>
+      </w:pPr>
+      <w:rPr>
+        <w:rFonts w:hint="default"/>
+      </w:rPr>
+    </w:lvl>
+    <w:lvl w:ilvl="7">
+      <w:start w:val="1"/>
+      <w:numFmt w:val="decimal"/>
+      <w:lvlText w:val="%1.%2.%3.%4.%5.%6.%7.%8."/>
+      <w:lvlJc w:val="left"/>
+      <w:pPr>
+        <w:ind w:left="7757" w:hanging="1800"/>
+      </w:pPr>
+      <w:rPr>
+        <w:rFonts w:hint="default"/>
+      </w:rPr>
+    </w:lvl>
+    <w:lvl w:ilvl="8">
+      <w:start w:val="1"/>
+      <w:numFmt w:val="decimal"/>
+      <w:lvlText w:val="%1.%2.%3.%4.%5.%6.%7.%8.%9."/>
+      <w:lvlJc w:val="left"/>
+      <w:pPr>
+        <w:ind w:left="8608" w:hanging="1800"/>
+      </w:pPr>
+      <w:rPr>
+        <w:rFonts w:hint="default"/>
+      </w:rPr>
+    </w:lvl>
+  </w:abstractNum>
+  <w:abstractNum w:abstractNumId="4" w15:restartNumberingAfterBreak="0">
     <w:nsid w:val="1057108D"/>
     <w:multiLevelType w:val="hybridMultilevel"/>
     <w:tmpl w:val="2F42681A"/>
@@ -10168,7 +16999,7 @@
       </w:rPr>
     </w:lvl>
   </w:abstractNum>
-  <w:abstractNum w:abstractNumId="4" w15:restartNumberingAfterBreak="0">
+  <w:abstractNum w:abstractNumId="5" w15:restartNumberingAfterBreak="0">
     <w:nsid w:val="14B34B4C"/>
     <w:multiLevelType w:val="multilevel"/>
     <w:tmpl w:val="B7ACCC4E"/>
@@ -10317,7 +17148,7 @@
       </w:rPr>
     </w:lvl>
   </w:abstractNum>
-  <w:abstractNum w:abstractNumId="5" w15:restartNumberingAfterBreak="0">
+  <w:abstractNum w:abstractNumId="6" w15:restartNumberingAfterBreak="0">
     <w:nsid w:val="16D512A4"/>
     <w:multiLevelType w:val="multilevel"/>
     <w:tmpl w:val="25082DE4"/>
@@ -10457,7 +17288,7 @@
       </w:rPr>
     </w:lvl>
   </w:abstractNum>
-  <w:abstractNum w:abstractNumId="6" w15:restartNumberingAfterBreak="0">
+  <w:abstractNum w:abstractNumId="7" w15:restartNumberingAfterBreak="0">
     <w:nsid w:val="21AC6E4A"/>
     <w:multiLevelType w:val="multilevel"/>
     <w:tmpl w:val="25082DE4"/>
@@ -10597,7 +17428,7 @@
       </w:rPr>
     </w:lvl>
   </w:abstractNum>
-  <w:abstractNum w:abstractNumId="7" w15:restartNumberingAfterBreak="0">
+  <w:abstractNum w:abstractNumId="8" w15:restartNumberingAfterBreak="0">
     <w:nsid w:val="29862C70"/>
     <w:multiLevelType w:val="hybridMultilevel"/>
     <w:tmpl w:val="F2BCDDB4"/>
@@ -10683,7 +17514,233 @@
       </w:pPr>
     </w:lvl>
   </w:abstractNum>
-  <w:abstractNum w:abstractNumId="8" w15:restartNumberingAfterBreak="0">
+  <w:abstractNum w:abstractNumId="9" w15:restartNumberingAfterBreak="0">
+    <w:nsid w:val="2BBB5B1F"/>
+    <w:multiLevelType w:val="multilevel"/>
+    <w:tmpl w:val="F28209BA"/>
+    <w:lvl w:ilvl="0">
+      <w:start w:val="2"/>
+      <w:numFmt w:val="decimal"/>
+      <w:lvlText w:val="%1."/>
+      <w:lvlJc w:val="left"/>
+      <w:pPr>
+        <w:ind w:left="400" w:hanging="400"/>
+      </w:pPr>
+      <w:rPr>
+        <w:rFonts w:hint="default"/>
+      </w:rPr>
+    </w:lvl>
+    <w:lvl w:ilvl="1">
+      <w:start w:val="1"/>
+      <w:numFmt w:val="decimal"/>
+      <w:lvlText w:val="%1.%2."/>
+      <w:lvlJc w:val="left"/>
+      <w:pPr>
+        <w:ind w:left="1571" w:hanging="720"/>
+      </w:pPr>
+      <w:rPr>
+        <w:rFonts w:hint="default"/>
+      </w:rPr>
+    </w:lvl>
+    <w:lvl w:ilvl="2">
+      <w:start w:val="1"/>
+      <w:numFmt w:val="decimal"/>
+      <w:lvlText w:val="%1.%2.%3."/>
+      <w:lvlJc w:val="left"/>
+      <w:pPr>
+        <w:ind w:left="2422" w:hanging="720"/>
+      </w:pPr>
+      <w:rPr>
+        <w:rFonts w:hint="default"/>
+      </w:rPr>
+    </w:lvl>
+    <w:lvl w:ilvl="3">
+      <w:start w:val="1"/>
+      <w:numFmt w:val="decimal"/>
+      <w:lvlText w:val="%1.%2.%3.%4."/>
+      <w:lvlJc w:val="left"/>
+      <w:pPr>
+        <w:ind w:left="3633" w:hanging="1080"/>
+      </w:pPr>
+      <w:rPr>
+        <w:rFonts w:hint="default"/>
+      </w:rPr>
+    </w:lvl>
+    <w:lvl w:ilvl="4">
+      <w:start w:val="1"/>
+      <w:numFmt w:val="decimal"/>
+      <w:lvlText w:val="%1.%2.%3.%4.%5."/>
+      <w:lvlJc w:val="left"/>
+      <w:pPr>
+        <w:ind w:left="4484" w:hanging="1080"/>
+      </w:pPr>
+      <w:rPr>
+        <w:rFonts w:hint="default"/>
+      </w:rPr>
+    </w:lvl>
+    <w:lvl w:ilvl="5">
+      <w:start w:val="1"/>
+      <w:numFmt w:val="decimal"/>
+      <w:lvlText w:val="%1.%2.%3.%4.%5.%6."/>
+      <w:lvlJc w:val="left"/>
+      <w:pPr>
+        <w:ind w:left="5695" w:hanging="1440"/>
+      </w:pPr>
+      <w:rPr>
+        <w:rFonts w:hint="default"/>
+      </w:rPr>
+    </w:lvl>
+    <w:lvl w:ilvl="6">
+      <w:start w:val="1"/>
+      <w:numFmt w:val="decimal"/>
+      <w:lvlText w:val="%1.%2.%3.%4.%5.%6.%7."/>
+      <w:lvlJc w:val="left"/>
+      <w:pPr>
+        <w:ind w:left="6546" w:hanging="1440"/>
+      </w:pPr>
+      <w:rPr>
+        <w:rFonts w:hint="default"/>
+      </w:rPr>
+    </w:lvl>
+    <w:lvl w:ilvl="7">
+      <w:start w:val="1"/>
+      <w:numFmt w:val="decimal"/>
+      <w:lvlText w:val="%1.%2.%3.%4.%5.%6.%7.%8."/>
+      <w:lvlJc w:val="left"/>
+      <w:pPr>
+        <w:ind w:left="7757" w:hanging="1800"/>
+      </w:pPr>
+      <w:rPr>
+        <w:rFonts w:hint="default"/>
+      </w:rPr>
+    </w:lvl>
+    <w:lvl w:ilvl="8">
+      <w:start w:val="1"/>
+      <w:numFmt w:val="decimal"/>
+      <w:lvlText w:val="%1.%2.%3.%4.%5.%6.%7.%8.%9."/>
+      <w:lvlJc w:val="left"/>
+      <w:pPr>
+        <w:ind w:left="8608" w:hanging="1800"/>
+      </w:pPr>
+      <w:rPr>
+        <w:rFonts w:hint="default"/>
+      </w:rPr>
+    </w:lvl>
+  </w:abstractNum>
+  <w:abstractNum w:abstractNumId="10" w15:restartNumberingAfterBreak="0">
+    <w:nsid w:val="2DEE49BF"/>
+    <w:multiLevelType w:val="multilevel"/>
+    <w:tmpl w:val="0A3E6A8A"/>
+    <w:lvl w:ilvl="0">
+      <w:start w:val="4"/>
+      <w:numFmt w:val="decimal"/>
+      <w:lvlText w:val="%1."/>
+      <w:lvlJc w:val="left"/>
+      <w:pPr>
+        <w:ind w:left="600" w:hanging="600"/>
+      </w:pPr>
+      <w:rPr>
+        <w:rFonts w:hint="default"/>
+      </w:rPr>
+    </w:lvl>
+    <w:lvl w:ilvl="1">
+      <w:start w:val="3"/>
+      <w:numFmt w:val="decimal"/>
+      <w:lvlText w:val="%1.%2."/>
+      <w:lvlJc w:val="left"/>
+      <w:pPr>
+        <w:ind w:left="1571" w:hanging="720"/>
+      </w:pPr>
+      <w:rPr>
+        <w:rFonts w:hint="default"/>
+      </w:rPr>
+    </w:lvl>
+    <w:lvl w:ilvl="2">
+      <w:start w:val="4"/>
+      <w:numFmt w:val="decimal"/>
+      <w:lvlText w:val="%1.%2.%3."/>
+      <w:lvlJc w:val="left"/>
+      <w:pPr>
+        <w:ind w:left="2422" w:hanging="720"/>
+      </w:pPr>
+      <w:rPr>
+        <w:rFonts w:hint="default"/>
+      </w:rPr>
+    </w:lvl>
+    <w:lvl w:ilvl="3">
+      <w:start w:val="1"/>
+      <w:numFmt w:val="decimal"/>
+      <w:lvlText w:val="%1.%2.%3.%4."/>
+      <w:lvlJc w:val="left"/>
+      <w:pPr>
+        <w:ind w:left="3633" w:hanging="1080"/>
+      </w:pPr>
+      <w:rPr>
+        <w:rFonts w:hint="default"/>
+      </w:rPr>
+    </w:lvl>
+    <w:lvl w:ilvl="4">
+      <w:start w:val="1"/>
+      <w:numFmt w:val="decimal"/>
+      <w:lvlText w:val="%1.%2.%3.%4.%5."/>
+      <w:lvlJc w:val="left"/>
+      <w:pPr>
+        <w:ind w:left="4484" w:hanging="1080"/>
+      </w:pPr>
+      <w:rPr>
+        <w:rFonts w:hint="default"/>
+      </w:rPr>
+    </w:lvl>
+    <w:lvl w:ilvl="5">
+      <w:start w:val="1"/>
+      <w:numFmt w:val="decimal"/>
+      <w:lvlText w:val="%1.%2.%3.%4.%5.%6."/>
+      <w:lvlJc w:val="left"/>
+      <w:pPr>
+        <w:ind w:left="5695" w:hanging="1440"/>
+      </w:pPr>
+      <w:rPr>
+        <w:rFonts w:hint="default"/>
+      </w:rPr>
+    </w:lvl>
+    <w:lvl w:ilvl="6">
+      <w:start w:val="1"/>
+      <w:numFmt w:val="decimal"/>
+      <w:lvlText w:val="%1.%2.%3.%4.%5.%6.%7."/>
+      <w:lvlJc w:val="left"/>
+      <w:pPr>
+        <w:ind w:left="6546" w:hanging="1440"/>
+      </w:pPr>
+      <w:rPr>
+        <w:rFonts w:hint="default"/>
+      </w:rPr>
+    </w:lvl>
+    <w:lvl w:ilvl="7">
+      <w:start w:val="1"/>
+      <w:numFmt w:val="decimal"/>
+      <w:lvlText w:val="%1.%2.%3.%4.%5.%6.%7.%8."/>
+      <w:lvlJc w:val="left"/>
+      <w:pPr>
+        <w:ind w:left="7757" w:hanging="1800"/>
+      </w:pPr>
+      <w:rPr>
+        <w:rFonts w:hint="default"/>
+      </w:rPr>
+    </w:lvl>
+    <w:lvl w:ilvl="8">
+      <w:start w:val="1"/>
+      <w:numFmt w:val="decimal"/>
+      <w:lvlText w:val="%1.%2.%3.%4.%5.%6.%7.%8.%9."/>
+      <w:lvlJc w:val="left"/>
+      <w:pPr>
+        <w:ind w:left="8608" w:hanging="1800"/>
+      </w:pPr>
+      <w:rPr>
+        <w:rFonts w:hint="default"/>
+      </w:rPr>
+    </w:lvl>
+  </w:abstractNum>
+  <w:abstractNum w:abstractNumId="11" w15:restartNumberingAfterBreak="0">
     <w:nsid w:val="2F201F1B"/>
     <w:multiLevelType w:val="multilevel"/>
     <w:tmpl w:val="F28209BA"/>
@@ -10796,7 +17853,7 @@
       </w:rPr>
     </w:lvl>
   </w:abstractNum>
-  <w:abstractNum w:abstractNumId="9" w15:restartNumberingAfterBreak="0">
+  <w:abstractNum w:abstractNumId="12" w15:restartNumberingAfterBreak="0">
     <w:nsid w:val="381835DE"/>
     <w:multiLevelType w:val="multilevel"/>
     <w:tmpl w:val="89563046"/>
@@ -10945,7 +18002,120 @@
       </w:rPr>
     </w:lvl>
   </w:abstractNum>
-  <w:abstractNum w:abstractNumId="10" w15:restartNumberingAfterBreak="0">
+  <w:abstractNum w:abstractNumId="13" w15:restartNumberingAfterBreak="0">
+    <w:nsid w:val="3AC13479"/>
+    <w:multiLevelType w:val="multilevel"/>
+    <w:tmpl w:val="F28209BA"/>
+    <w:lvl w:ilvl="0">
+      <w:start w:val="2"/>
+      <w:numFmt w:val="decimal"/>
+      <w:lvlText w:val="%1."/>
+      <w:lvlJc w:val="left"/>
+      <w:pPr>
+        <w:ind w:left="400" w:hanging="400"/>
+      </w:pPr>
+      <w:rPr>
+        <w:rFonts w:hint="default"/>
+      </w:rPr>
+    </w:lvl>
+    <w:lvl w:ilvl="1">
+      <w:start w:val="1"/>
+      <w:numFmt w:val="decimal"/>
+      <w:lvlText w:val="%1.%2."/>
+      <w:lvlJc w:val="left"/>
+      <w:pPr>
+        <w:ind w:left="1571" w:hanging="720"/>
+      </w:pPr>
+      <w:rPr>
+        <w:rFonts w:hint="default"/>
+      </w:rPr>
+    </w:lvl>
+    <w:lvl w:ilvl="2">
+      <w:start w:val="1"/>
+      <w:numFmt w:val="decimal"/>
+      <w:lvlText w:val="%1.%2.%3."/>
+      <w:lvlJc w:val="left"/>
+      <w:pPr>
+        <w:ind w:left="2422" w:hanging="720"/>
+      </w:pPr>
+      <w:rPr>
+        <w:rFonts w:hint="default"/>
+      </w:rPr>
+    </w:lvl>
+    <w:lvl w:ilvl="3">
+      <w:start w:val="1"/>
+      <w:numFmt w:val="decimal"/>
+      <w:lvlText w:val="%1.%2.%3.%4."/>
+      <w:lvlJc w:val="left"/>
+      <w:pPr>
+        <w:ind w:left="3633" w:hanging="1080"/>
+      </w:pPr>
+      <w:rPr>
+        <w:rFonts w:hint="default"/>
+      </w:rPr>
+    </w:lvl>
+    <w:lvl w:ilvl="4">
+      <w:start w:val="1"/>
+      <w:numFmt w:val="decimal"/>
+      <w:lvlText w:val="%1.%2.%3.%4.%5."/>
+      <w:lvlJc w:val="left"/>
+      <w:pPr>
+        <w:ind w:left="4484" w:hanging="1080"/>
+      </w:pPr>
+      <w:rPr>
+        <w:rFonts w:hint="default"/>
+      </w:rPr>
+    </w:lvl>
+    <w:lvl w:ilvl="5">
+      <w:start w:val="1"/>
+      <w:numFmt w:val="decimal"/>
+      <w:lvlText w:val="%1.%2.%3.%4.%5.%6."/>
+      <w:lvlJc w:val="left"/>
+      <w:pPr>
+        <w:ind w:left="5695" w:hanging="1440"/>
+      </w:pPr>
+      <w:rPr>
+        <w:rFonts w:hint="default"/>
+      </w:rPr>
+    </w:lvl>
+    <w:lvl w:ilvl="6">
+      <w:start w:val="1"/>
+      <w:numFmt w:val="decimal"/>
+      <w:lvlText w:val="%1.%2.%3.%4.%5.%6.%7."/>
+      <w:lvlJc w:val="left"/>
+      <w:pPr>
+        <w:ind w:left="6546" w:hanging="1440"/>
+      </w:pPr>
+      <w:rPr>
+        <w:rFonts w:hint="default"/>
+      </w:rPr>
+    </w:lvl>
+    <w:lvl w:ilvl="7">
+      <w:start w:val="1"/>
+      <w:numFmt w:val="decimal"/>
+      <w:lvlText w:val="%1.%2.%3.%4.%5.%6.%7.%8."/>
+      <w:lvlJc w:val="left"/>
+      <w:pPr>
+        <w:ind w:left="7757" w:hanging="1800"/>
+      </w:pPr>
+      <w:rPr>
+        <w:rFonts w:hint="default"/>
+      </w:rPr>
+    </w:lvl>
+    <w:lvl w:ilvl="8">
+      <w:start w:val="1"/>
+      <w:numFmt w:val="decimal"/>
+      <w:lvlText w:val="%1.%2.%3.%4.%5.%6.%7.%8.%9."/>
+      <w:lvlJc w:val="left"/>
+      <w:pPr>
+        <w:ind w:left="8608" w:hanging="1800"/>
+      </w:pPr>
+      <w:rPr>
+        <w:rFonts w:hint="default"/>
+      </w:rPr>
+    </w:lvl>
+  </w:abstractNum>
+  <w:abstractNum w:abstractNumId="14" w15:restartNumberingAfterBreak="0">
     <w:nsid w:val="3ED821A2"/>
     <w:multiLevelType w:val="multilevel"/>
     <w:tmpl w:val="F28209BA"/>
@@ -11058,7 +18228,7 @@
       </w:rPr>
     </w:lvl>
   </w:abstractNum>
-  <w:abstractNum w:abstractNumId="11" w15:restartNumberingAfterBreak="0">
+  <w:abstractNum w:abstractNumId="15" w15:restartNumberingAfterBreak="0">
     <w:nsid w:val="4BDD1920"/>
     <w:multiLevelType w:val="multilevel"/>
     <w:tmpl w:val="25082DE4"/>
@@ -11198,7 +18368,120 @@
       </w:rPr>
     </w:lvl>
   </w:abstractNum>
-  <w:abstractNum w:abstractNumId="12" w15:restartNumberingAfterBreak="0">
+  <w:abstractNum w:abstractNumId="16" w15:restartNumberingAfterBreak="0">
+    <w:nsid w:val="4E9A426D"/>
+    <w:multiLevelType w:val="multilevel"/>
+    <w:tmpl w:val="F28209BA"/>
+    <w:lvl w:ilvl="0">
+      <w:start w:val="2"/>
+      <w:numFmt w:val="decimal"/>
+      <w:lvlText w:val="%1."/>
+      <w:lvlJc w:val="left"/>
+      <w:pPr>
+        <w:ind w:left="400" w:hanging="400"/>
+      </w:pPr>
+      <w:rPr>
+        <w:rFonts w:hint="default"/>
+      </w:rPr>
+    </w:lvl>
+    <w:lvl w:ilvl="1">
+      <w:start w:val="1"/>
+      <w:numFmt w:val="decimal"/>
+      <w:lvlText w:val="%1.%2."/>
+      <w:lvlJc w:val="left"/>
+      <w:pPr>
+        <w:ind w:left="1571" w:hanging="720"/>
+      </w:pPr>
+      <w:rPr>
+        <w:rFonts w:hint="default"/>
+      </w:rPr>
+    </w:lvl>
+    <w:lvl w:ilvl="2">
+      <w:start w:val="1"/>
+      <w:numFmt w:val="decimal"/>
+      <w:lvlText w:val="%1.%2.%3."/>
+      <w:lvlJc w:val="left"/>
+      <w:pPr>
+        <w:ind w:left="2422" w:hanging="720"/>
+      </w:pPr>
+      <w:rPr>
+        <w:rFonts w:hint="default"/>
+      </w:rPr>
+    </w:lvl>
+    <w:lvl w:ilvl="3">
+      <w:start w:val="1"/>
+      <w:numFmt w:val="decimal"/>
+      <w:lvlText w:val="%1.%2.%3.%4."/>
+      <w:lvlJc w:val="left"/>
+      <w:pPr>
+        <w:ind w:left="3633" w:hanging="1080"/>
+      </w:pPr>
+      <w:rPr>
+        <w:rFonts w:hint="default"/>
+      </w:rPr>
+    </w:lvl>
+    <w:lvl w:ilvl="4">
+      <w:start w:val="1"/>
+      <w:numFmt w:val="decimal"/>
+      <w:lvlText w:val="%1.%2.%3.%4.%5."/>
+      <w:lvlJc w:val="left"/>
+      <w:pPr>
+        <w:ind w:left="4484" w:hanging="1080"/>
+      </w:pPr>
+      <w:rPr>
+        <w:rFonts w:hint="default"/>
+      </w:rPr>
+    </w:lvl>
+    <w:lvl w:ilvl="5">
+      <w:start w:val="1"/>
+      <w:numFmt w:val="decimal"/>
+      <w:lvlText w:val="%1.%2.%3.%4.%5.%6."/>
+      <w:lvlJc w:val="left"/>
+      <w:pPr>
+        <w:ind w:left="5695" w:hanging="1440"/>
+      </w:pPr>
+      <w:rPr>
+        <w:rFonts w:hint="default"/>
+      </w:rPr>
+    </w:lvl>
+    <w:lvl w:ilvl="6">
+      <w:start w:val="1"/>
+      <w:numFmt w:val="decimal"/>
+      <w:lvlText w:val="%1.%2.%3.%4.%5.%6.%7."/>
+      <w:lvlJc w:val="left"/>
+      <w:pPr>
+        <w:ind w:left="6546" w:hanging="1440"/>
+      </w:pPr>
+      <w:rPr>
+        <w:rFonts w:hint="default"/>
+      </w:rPr>
+    </w:lvl>
+    <w:lvl w:ilvl="7">
+      <w:start w:val="1"/>
+      <w:numFmt w:val="decimal"/>
+      <w:lvlText w:val="%1.%2.%3.%4.%5.%6.%7.%8."/>
+      <w:lvlJc w:val="left"/>
+      <w:pPr>
+        <w:ind w:left="7757" w:hanging="1800"/>
+      </w:pPr>
+      <w:rPr>
+        <w:rFonts w:hint="default"/>
+      </w:rPr>
+    </w:lvl>
+    <w:lvl w:ilvl="8">
+      <w:start w:val="1"/>
+      <w:numFmt w:val="decimal"/>
+      <w:lvlText w:val="%1.%2.%3.%4.%5.%6.%7.%8.%9."/>
+      <w:lvlJc w:val="left"/>
+      <w:pPr>
+        <w:ind w:left="8608" w:hanging="1800"/>
+      </w:pPr>
+      <w:rPr>
+        <w:rFonts w:hint="default"/>
+      </w:rPr>
+    </w:lvl>
+  </w:abstractNum>
+  <w:abstractNum w:abstractNumId="17" w15:restartNumberingAfterBreak="0">
     <w:nsid w:val="4F286B94"/>
     <w:multiLevelType w:val="multilevel"/>
     <w:tmpl w:val="25082DE4"/>
@@ -11338,7 +18621,233 @@
       </w:rPr>
     </w:lvl>
   </w:abstractNum>
-  <w:abstractNum w:abstractNumId="13" w15:restartNumberingAfterBreak="0">
+  <w:abstractNum w:abstractNumId="18" w15:restartNumberingAfterBreak="0">
+    <w:nsid w:val="55B24E96"/>
+    <w:multiLevelType w:val="multilevel"/>
+    <w:tmpl w:val="0A3E6A8A"/>
+    <w:lvl w:ilvl="0">
+      <w:start w:val="4"/>
+      <w:numFmt w:val="decimal"/>
+      <w:lvlText w:val="%1."/>
+      <w:lvlJc w:val="left"/>
+      <w:pPr>
+        <w:ind w:left="600" w:hanging="600"/>
+      </w:pPr>
+      <w:rPr>
+        <w:rFonts w:hint="default"/>
+      </w:rPr>
+    </w:lvl>
+    <w:lvl w:ilvl="1">
+      <w:start w:val="3"/>
+      <w:numFmt w:val="decimal"/>
+      <w:lvlText w:val="%1.%2."/>
+      <w:lvlJc w:val="left"/>
+      <w:pPr>
+        <w:ind w:left="1571" w:hanging="720"/>
+      </w:pPr>
+      <w:rPr>
+        <w:rFonts w:hint="default"/>
+      </w:rPr>
+    </w:lvl>
+    <w:lvl w:ilvl="2">
+      <w:start w:val="4"/>
+      <w:numFmt w:val="decimal"/>
+      <w:lvlText w:val="%1.%2.%3."/>
+      <w:lvlJc w:val="left"/>
+      <w:pPr>
+        <w:ind w:left="2422" w:hanging="720"/>
+      </w:pPr>
+      <w:rPr>
+        <w:rFonts w:hint="default"/>
+      </w:rPr>
+    </w:lvl>
+    <w:lvl w:ilvl="3">
+      <w:start w:val="1"/>
+      <w:numFmt w:val="decimal"/>
+      <w:lvlText w:val="%1.%2.%3.%4."/>
+      <w:lvlJc w:val="left"/>
+      <w:pPr>
+        <w:ind w:left="3633" w:hanging="1080"/>
+      </w:pPr>
+      <w:rPr>
+        <w:rFonts w:hint="default"/>
+      </w:rPr>
+    </w:lvl>
+    <w:lvl w:ilvl="4">
+      <w:start w:val="1"/>
+      <w:numFmt w:val="decimal"/>
+      <w:lvlText w:val="%1.%2.%3.%4.%5."/>
+      <w:lvlJc w:val="left"/>
+      <w:pPr>
+        <w:ind w:left="4484" w:hanging="1080"/>
+      </w:pPr>
+      <w:rPr>
+        <w:rFonts w:hint="default"/>
+      </w:rPr>
+    </w:lvl>
+    <w:lvl w:ilvl="5">
+      <w:start w:val="1"/>
+      <w:numFmt w:val="decimal"/>
+      <w:lvlText w:val="%1.%2.%3.%4.%5.%6."/>
+      <w:lvlJc w:val="left"/>
+      <w:pPr>
+        <w:ind w:left="5695" w:hanging="1440"/>
+      </w:pPr>
+      <w:rPr>
+        <w:rFonts w:hint="default"/>
+      </w:rPr>
+    </w:lvl>
+    <w:lvl w:ilvl="6">
+      <w:start w:val="1"/>
+      <w:numFmt w:val="decimal"/>
+      <w:lvlText w:val="%1.%2.%3.%4.%5.%6.%7."/>
+      <w:lvlJc w:val="left"/>
+      <w:pPr>
+        <w:ind w:left="6546" w:hanging="1440"/>
+      </w:pPr>
+      <w:rPr>
+        <w:rFonts w:hint="default"/>
+      </w:rPr>
+    </w:lvl>
+    <w:lvl w:ilvl="7">
+      <w:start w:val="1"/>
+      <w:numFmt w:val="decimal"/>
+      <w:lvlText w:val="%1.%2.%3.%4.%5.%6.%7.%8."/>
+      <w:lvlJc w:val="left"/>
+      <w:pPr>
+        <w:ind w:left="7757" w:hanging="1800"/>
+      </w:pPr>
+      <w:rPr>
+        <w:rFonts w:hint="default"/>
+      </w:rPr>
+    </w:lvl>
+    <w:lvl w:ilvl="8">
+      <w:start w:val="1"/>
+      <w:numFmt w:val="decimal"/>
+      <w:lvlText w:val="%1.%2.%3.%4.%5.%6.%7.%8.%9."/>
+      <w:lvlJc w:val="left"/>
+      <w:pPr>
+        <w:ind w:left="8608" w:hanging="1800"/>
+      </w:pPr>
+      <w:rPr>
+        <w:rFonts w:hint="default"/>
+      </w:rPr>
+    </w:lvl>
+  </w:abstractNum>
+  <w:abstractNum w:abstractNumId="19" w15:restartNumberingAfterBreak="0">
+    <w:nsid w:val="60D33816"/>
+    <w:multiLevelType w:val="multilevel"/>
+    <w:tmpl w:val="F28209BA"/>
+    <w:lvl w:ilvl="0">
+      <w:start w:val="2"/>
+      <w:numFmt w:val="decimal"/>
+      <w:lvlText w:val="%1."/>
+      <w:lvlJc w:val="left"/>
+      <w:pPr>
+        <w:ind w:left="400" w:hanging="400"/>
+      </w:pPr>
+      <w:rPr>
+        <w:rFonts w:hint="default"/>
+      </w:rPr>
+    </w:lvl>
+    <w:lvl w:ilvl="1">
+      <w:start w:val="1"/>
+      <w:numFmt w:val="decimal"/>
+      <w:lvlText w:val="%1.%2."/>
+      <w:lvlJc w:val="left"/>
+      <w:pPr>
+        <w:ind w:left="1571" w:hanging="720"/>
+      </w:pPr>
+      <w:rPr>
+        <w:rFonts w:hint="default"/>
+      </w:rPr>
+    </w:lvl>
+    <w:lvl w:ilvl="2">
+      <w:start w:val="1"/>
+      <w:numFmt w:val="decimal"/>
+      <w:lvlText w:val="%1.%2.%3."/>
+      <w:lvlJc w:val="left"/>
+      <w:pPr>
+        <w:ind w:left="2422" w:hanging="720"/>
+      </w:pPr>
+      <w:rPr>
+        <w:rFonts w:hint="default"/>
+      </w:rPr>
+    </w:lvl>
+    <w:lvl w:ilvl="3">
+      <w:start w:val="1"/>
+      <w:numFmt w:val="decimal"/>
+      <w:lvlText w:val="%1.%2.%3.%4."/>
+      <w:lvlJc w:val="left"/>
+      <w:pPr>
+        <w:ind w:left="3633" w:hanging="1080"/>
+      </w:pPr>
+      <w:rPr>
+        <w:rFonts w:hint="default"/>
+      </w:rPr>
+    </w:lvl>
+    <w:lvl w:ilvl="4">
+      <w:start w:val="1"/>
+      <w:numFmt w:val="decimal"/>
+      <w:lvlText w:val="%1.%2.%3.%4.%5."/>
+      <w:lvlJc w:val="left"/>
+      <w:pPr>
+        <w:ind w:left="4484" w:hanging="1080"/>
+      </w:pPr>
+      <w:rPr>
+        <w:rFonts w:hint="default"/>
+      </w:rPr>
+    </w:lvl>
+    <w:lvl w:ilvl="5">
+      <w:start w:val="1"/>
+      <w:numFmt w:val="decimal"/>
+      <w:lvlText w:val="%1.%2.%3.%4.%5.%6."/>
+      <w:lvlJc w:val="left"/>
+      <w:pPr>
+        <w:ind w:left="5695" w:hanging="1440"/>
+      </w:pPr>
+      <w:rPr>
+        <w:rFonts w:hint="default"/>
+      </w:rPr>
+    </w:lvl>
+    <w:lvl w:ilvl="6">
+      <w:start w:val="1"/>
+      <w:numFmt w:val="decimal"/>
+      <w:lvlText w:val="%1.%2.%3.%4.%5.%6.%7."/>
+      <w:lvlJc w:val="left"/>
+      <w:pPr>
+        <w:ind w:left="6546" w:hanging="1440"/>
+      </w:pPr>
+      <w:rPr>
+        <w:rFonts w:hint="default"/>
+      </w:rPr>
+    </w:lvl>
+    <w:lvl w:ilvl="7">
+      <w:start w:val="1"/>
+      <w:numFmt w:val="decimal"/>
+      <w:lvlText w:val="%1.%2.%3.%4.%5.%6.%7.%8."/>
+      <w:lvlJc w:val="left"/>
+      <w:pPr>
+        <w:ind w:left="7757" w:hanging="1800"/>
+      </w:pPr>
+      <w:rPr>
+        <w:rFonts w:hint="default"/>
+      </w:rPr>
+    </w:lvl>
+    <w:lvl w:ilvl="8">
+      <w:start w:val="1"/>
+      <w:numFmt w:val="decimal"/>
+      <w:lvlText w:val="%1.%2.%3.%4.%5.%6.%7.%8.%9."/>
+      <w:lvlJc w:val="left"/>
+      <w:pPr>
+        <w:ind w:left="8608" w:hanging="1800"/>
+      </w:pPr>
+      <w:rPr>
+        <w:rFonts w:hint="default"/>
+      </w:rPr>
+    </w:lvl>
+  </w:abstractNum>
+  <w:abstractNum w:abstractNumId="20" w15:restartNumberingAfterBreak="0">
     <w:nsid w:val="65B77524"/>
     <w:multiLevelType w:val="multilevel"/>
     <w:tmpl w:val="6A26D208"/>
@@ -11451,7 +18960,269 @@
       </w:rPr>
     </w:lvl>
   </w:abstractNum>
-  <w:abstractNum w:abstractNumId="14" w15:restartNumberingAfterBreak="0">
+  <w:abstractNum w:abstractNumId="21" w15:restartNumberingAfterBreak="0">
+    <w:nsid w:val="68A312F4"/>
+    <w:multiLevelType w:val="multilevel"/>
+    <w:tmpl w:val="B2BC4AFA"/>
+    <w:lvl w:ilvl="0">
+      <w:start w:val="1"/>
+      <w:numFmt w:val="bullet"/>
+      <w:lvlText w:val=""/>
+      <w:lvlJc w:val="left"/>
+      <w:pPr>
+        <w:tabs>
+          <w:tab w:val="num" w:pos="720"/>
+        </w:tabs>
+        <w:ind w:left="720" w:hanging="360"/>
+      </w:pPr>
+      <w:rPr>
+        <w:rFonts w:ascii="Symbol" w:hAnsi="Symbol" w:hint="default"/>
+        <w:sz w:val="20"/>
+      </w:rPr>
+    </w:lvl>
+    <w:lvl w:ilvl="1" w:tentative="1">
+      <w:start w:val="1"/>
+      <w:numFmt w:val="bullet"/>
+      <w:lvlText w:val="o"/>
+      <w:lvlJc w:val="left"/>
+      <w:pPr>
+        <w:tabs>
+          <w:tab w:val="num" w:pos="1440"/>
+        </w:tabs>
+        <w:ind w:left="1440" w:hanging="360"/>
+      </w:pPr>
+      <w:rPr>
+        <w:rFonts w:ascii="Courier New" w:hAnsi="Courier New" w:hint="default"/>
+        <w:sz w:val="20"/>
+      </w:rPr>
+    </w:lvl>
+    <w:lvl w:ilvl="2" w:tentative="1">
+      <w:start w:val="1"/>
+      <w:numFmt w:val="bullet"/>
+      <w:lvlText w:val=""/>
+      <w:lvlJc w:val="left"/>
+      <w:pPr>
+        <w:tabs>
+          <w:tab w:val="num" w:pos="2160"/>
+        </w:tabs>
+        <w:ind w:left="2160" w:hanging="360"/>
+      </w:pPr>
+      <w:rPr>
+        <w:rFonts w:ascii="Wingdings" w:hAnsi="Wingdings" w:hint="default"/>
+        <w:sz w:val="20"/>
+      </w:rPr>
+    </w:lvl>
+    <w:lvl w:ilvl="3" w:tentative="1">
+      <w:start w:val="1"/>
+      <w:numFmt w:val="bullet"/>
+      <w:lvlText w:val=""/>
+      <w:lvlJc w:val="left"/>
+      <w:pPr>
+        <w:tabs>
+          <w:tab w:val="num" w:pos="2880"/>
+        </w:tabs>
+        <w:ind w:left="2880" w:hanging="360"/>
+      </w:pPr>
+      <w:rPr>
+        <w:rFonts w:ascii="Wingdings" w:hAnsi="Wingdings" w:hint="default"/>
+        <w:sz w:val="20"/>
+      </w:rPr>
+    </w:lvl>
+    <w:lvl w:ilvl="4" w:tentative="1">
+      <w:start w:val="1"/>
+      <w:numFmt w:val="bullet"/>
+      <w:lvlText w:val=""/>
+      <w:lvlJc w:val="left"/>
+      <w:pPr>
+        <w:tabs>
+          <w:tab w:val="num" w:pos="3600"/>
+        </w:tabs>
+        <w:ind w:left="3600" w:hanging="360"/>
+      </w:pPr>
+      <w:rPr>
+        <w:rFonts w:ascii="Wingdings" w:hAnsi="Wingdings" w:hint="default"/>
+        <w:sz w:val="20"/>
+      </w:rPr>
+    </w:lvl>
+    <w:lvl w:ilvl="5" w:tentative="1">
+      <w:start w:val="1"/>
+      <w:numFmt w:val="bullet"/>
+      <w:lvlText w:val=""/>
+      <w:lvlJc w:val="left"/>
+      <w:pPr>
+        <w:tabs>
+          <w:tab w:val="num" w:pos="4320"/>
+        </w:tabs>
+        <w:ind w:left="4320" w:hanging="360"/>
+      </w:pPr>
+      <w:rPr>
+        <w:rFonts w:ascii="Wingdings" w:hAnsi="Wingdings" w:hint="default"/>
+        <w:sz w:val="20"/>
+      </w:rPr>
+    </w:lvl>
+    <w:lvl w:ilvl="6" w:tentative="1">
+      <w:start w:val="1"/>
+      <w:numFmt w:val="bullet"/>
+      <w:lvlText w:val=""/>
+      <w:lvlJc w:val="left"/>
+      <w:pPr>
+        <w:tabs>
+          <w:tab w:val="num" w:pos="5040"/>
+        </w:tabs>
+        <w:ind w:left="5040" w:hanging="360"/>
+      </w:pPr>
+      <w:rPr>
+        <w:rFonts w:ascii="Wingdings" w:hAnsi="Wingdings" w:hint="default"/>
+        <w:sz w:val="20"/>
+      </w:rPr>
+    </w:lvl>
+    <w:lvl w:ilvl="7" w:tentative="1">
+      <w:start w:val="1"/>
+      <w:numFmt w:val="bullet"/>
+      <w:lvlText w:val=""/>
+      <w:lvlJc w:val="left"/>
+      <w:pPr>
+        <w:tabs>
+          <w:tab w:val="num" w:pos="5760"/>
+        </w:tabs>
+        <w:ind w:left="5760" w:hanging="360"/>
+      </w:pPr>
+      <w:rPr>
+        <w:rFonts w:ascii="Wingdings" w:hAnsi="Wingdings" w:hint="default"/>
+        <w:sz w:val="20"/>
+      </w:rPr>
+    </w:lvl>
+    <w:lvl w:ilvl="8" w:tentative="1">
+      <w:start w:val="1"/>
+      <w:numFmt w:val="bullet"/>
+      <w:lvlText w:val=""/>
+      <w:lvlJc w:val="left"/>
+      <w:pPr>
+        <w:tabs>
+          <w:tab w:val="num" w:pos="6480"/>
+        </w:tabs>
+        <w:ind w:left="6480" w:hanging="360"/>
+      </w:pPr>
+      <w:rPr>
+        <w:rFonts w:ascii="Wingdings" w:hAnsi="Wingdings" w:hint="default"/>
+        <w:sz w:val="20"/>
+      </w:rPr>
+    </w:lvl>
+  </w:abstractNum>
+  <w:abstractNum w:abstractNumId="22" w15:restartNumberingAfterBreak="0">
+    <w:nsid w:val="68C35019"/>
+    <w:multiLevelType w:val="multilevel"/>
+    <w:tmpl w:val="F28209BA"/>
+    <w:lvl w:ilvl="0">
+      <w:start w:val="2"/>
+      <w:numFmt w:val="decimal"/>
+      <w:lvlText w:val="%1."/>
+      <w:lvlJc w:val="left"/>
+      <w:pPr>
+        <w:ind w:left="400" w:hanging="400"/>
+      </w:pPr>
+      <w:rPr>
+        <w:rFonts w:hint="default"/>
+      </w:rPr>
+    </w:lvl>
+    <w:lvl w:ilvl="1">
+      <w:start w:val="1"/>
+      <w:numFmt w:val="decimal"/>
+      <w:lvlText w:val="%1.%2."/>
+      <w:lvlJc w:val="left"/>
+      <w:pPr>
+        <w:ind w:left="1571" w:hanging="720"/>
+      </w:pPr>
+      <w:rPr>
+        <w:rFonts w:hint="default"/>
+      </w:rPr>
+    </w:lvl>
+    <w:lvl w:ilvl="2">
+      <w:start w:val="1"/>
+      <w:numFmt w:val="decimal"/>
+      <w:lvlText w:val="%1.%2.%3."/>
+      <w:lvlJc w:val="left"/>
+      <w:pPr>
+        <w:ind w:left="2422" w:hanging="720"/>
+      </w:pPr>
+      <w:rPr>
+        <w:rFonts w:hint="default"/>
+      </w:rPr>
+    </w:lvl>
+    <w:lvl w:ilvl="3">
+      <w:start w:val="1"/>
+      <w:numFmt w:val="decimal"/>
+      <w:lvlText w:val="%1.%2.%3.%4."/>
+      <w:lvlJc w:val="left"/>
+      <w:pPr>
+        <w:ind w:left="3633" w:hanging="1080"/>
+      </w:pPr>
+      <w:rPr>
+        <w:rFonts w:hint="default"/>
+      </w:rPr>
+    </w:lvl>
+    <w:lvl w:ilvl="4">
+      <w:start w:val="1"/>
+      <w:numFmt w:val="decimal"/>
+      <w:lvlText w:val="%1.%2.%3.%4.%5."/>
+      <w:lvlJc w:val="left"/>
+      <w:pPr>
+        <w:ind w:left="4484" w:hanging="1080"/>
+      </w:pPr>
+      <w:rPr>
+        <w:rFonts w:hint="default"/>
+      </w:rPr>
+    </w:lvl>
+    <w:lvl w:ilvl="5">
+      <w:start w:val="1"/>
+      <w:numFmt w:val="decimal"/>
+      <w:lvlText w:val="%1.%2.%3.%4.%5.%6."/>
+      <w:lvlJc w:val="left"/>
+      <w:pPr>
+        <w:ind w:left="5695" w:hanging="1440"/>
+      </w:pPr>
+      <w:rPr>
+        <w:rFonts w:hint="default"/>
+      </w:rPr>
+    </w:lvl>
+    <w:lvl w:ilvl="6">
+      <w:start w:val="1"/>
+      <w:numFmt w:val="decimal"/>
+      <w:lvlText w:val="%1.%2.%3.%4.%5.%6.%7."/>
+      <w:lvlJc w:val="left"/>
+      <w:pPr>
+        <w:ind w:left="6546" w:hanging="1440"/>
+      </w:pPr>
+      <w:rPr>
+        <w:rFonts w:hint="default"/>
+      </w:rPr>
+    </w:lvl>
+    <w:lvl w:ilvl="7">
+      <w:start w:val="1"/>
+      <w:numFmt w:val="decimal"/>
+      <w:lvlText w:val="%1.%2.%3.%4.%5.%6.%7.%8."/>
+      <w:lvlJc w:val="left"/>
+      <w:pPr>
+        <w:ind w:left="7757" w:hanging="1800"/>
+      </w:pPr>
+      <w:rPr>
+        <w:rFonts w:hint="default"/>
+      </w:rPr>
+    </w:lvl>
+    <w:lvl w:ilvl="8">
+      <w:start w:val="1"/>
+      <w:numFmt w:val="decimal"/>
+      <w:lvlText w:val="%1.%2.%3.%4.%5.%6.%7.%8.%9."/>
+      <w:lvlJc w:val="left"/>
+      <w:pPr>
+        <w:ind w:left="8608" w:hanging="1800"/>
+      </w:pPr>
+      <w:rPr>
+        <w:rFonts w:hint="default"/>
+      </w:rPr>
+    </w:lvl>
+  </w:abstractNum>
+  <w:abstractNum w:abstractNumId="23" w15:restartNumberingAfterBreak="0">
     <w:nsid w:val="699B214F"/>
     <w:multiLevelType w:val="multilevel"/>
     <w:tmpl w:val="25082DE4"/>
@@ -11591,8 +19362,121 @@
       </w:rPr>
     </w:lvl>
   </w:abstractNum>
+  <w:abstractNum w:abstractNumId="24" w15:restartNumberingAfterBreak="0">
+    <w:nsid w:val="7AF140CB"/>
+    <w:multiLevelType w:val="multilevel"/>
+    <w:tmpl w:val="F28209BA"/>
+    <w:lvl w:ilvl="0">
+      <w:start w:val="2"/>
+      <w:numFmt w:val="decimal"/>
+      <w:lvlText w:val="%1."/>
+      <w:lvlJc w:val="left"/>
+      <w:pPr>
+        <w:ind w:left="400" w:hanging="400"/>
+      </w:pPr>
+      <w:rPr>
+        <w:rFonts w:hint="default"/>
+      </w:rPr>
+    </w:lvl>
+    <w:lvl w:ilvl="1">
+      <w:start w:val="1"/>
+      <w:numFmt w:val="decimal"/>
+      <w:lvlText w:val="%1.%2."/>
+      <w:lvlJc w:val="left"/>
+      <w:pPr>
+        <w:ind w:left="1571" w:hanging="720"/>
+      </w:pPr>
+      <w:rPr>
+        <w:rFonts w:hint="default"/>
+      </w:rPr>
+    </w:lvl>
+    <w:lvl w:ilvl="2">
+      <w:start w:val="1"/>
+      <w:numFmt w:val="decimal"/>
+      <w:lvlText w:val="%1.%2.%3."/>
+      <w:lvlJc w:val="left"/>
+      <w:pPr>
+        <w:ind w:left="2422" w:hanging="720"/>
+      </w:pPr>
+      <w:rPr>
+        <w:rFonts w:hint="default"/>
+      </w:rPr>
+    </w:lvl>
+    <w:lvl w:ilvl="3">
+      <w:start w:val="1"/>
+      <w:numFmt w:val="decimal"/>
+      <w:lvlText w:val="%1.%2.%3.%4."/>
+      <w:lvlJc w:val="left"/>
+      <w:pPr>
+        <w:ind w:left="3633" w:hanging="1080"/>
+      </w:pPr>
+      <w:rPr>
+        <w:rFonts w:hint="default"/>
+      </w:rPr>
+    </w:lvl>
+    <w:lvl w:ilvl="4">
+      <w:start w:val="1"/>
+      <w:numFmt w:val="decimal"/>
+      <w:lvlText w:val="%1.%2.%3.%4.%5."/>
+      <w:lvlJc w:val="left"/>
+      <w:pPr>
+        <w:ind w:left="4484" w:hanging="1080"/>
+      </w:pPr>
+      <w:rPr>
+        <w:rFonts w:hint="default"/>
+      </w:rPr>
+    </w:lvl>
+    <w:lvl w:ilvl="5">
+      <w:start w:val="1"/>
+      <w:numFmt w:val="decimal"/>
+      <w:lvlText w:val="%1.%2.%3.%4.%5.%6."/>
+      <w:lvlJc w:val="left"/>
+      <w:pPr>
+        <w:ind w:left="5695" w:hanging="1440"/>
+      </w:pPr>
+      <w:rPr>
+        <w:rFonts w:hint="default"/>
+      </w:rPr>
+    </w:lvl>
+    <w:lvl w:ilvl="6">
+      <w:start w:val="1"/>
+      <w:numFmt w:val="decimal"/>
+      <w:lvlText w:val="%1.%2.%3.%4.%5.%6.%7."/>
+      <w:lvlJc w:val="left"/>
+      <w:pPr>
+        <w:ind w:left="6546" w:hanging="1440"/>
+      </w:pPr>
+      <w:rPr>
+        <w:rFonts w:hint="default"/>
+      </w:rPr>
+    </w:lvl>
+    <w:lvl w:ilvl="7">
+      <w:start w:val="1"/>
+      <w:numFmt w:val="decimal"/>
+      <w:lvlText w:val="%1.%2.%3.%4.%5.%6.%7.%8."/>
+      <w:lvlJc w:val="left"/>
+      <w:pPr>
+        <w:ind w:left="7757" w:hanging="1800"/>
+      </w:pPr>
+      <w:rPr>
+        <w:rFonts w:hint="default"/>
+      </w:rPr>
+    </w:lvl>
+    <w:lvl w:ilvl="8">
+      <w:start w:val="1"/>
+      <w:numFmt w:val="decimal"/>
+      <w:lvlText w:val="%1.%2.%3.%4.%5.%6.%7.%8.%9."/>
+      <w:lvlJc w:val="left"/>
+      <w:pPr>
+        <w:ind w:left="8608" w:hanging="1800"/>
+      </w:pPr>
+      <w:rPr>
+        <w:rFonts w:hint="default"/>
+      </w:rPr>
+    </w:lvl>
+  </w:abstractNum>
   <w:num w:numId="1">
-    <w:abstractNumId w:val="5"/>
+    <w:abstractNumId w:val="6"/>
   </w:num>
   <w:num w:numId="2">
     <w:abstractNumId w:val="2"/>
@@ -11625,43 +19509,73 @@
     </w:lvlOverride>
   </w:num>
   <w:num w:numId="3">
-    <w:abstractNumId w:val="3"/>
+    <w:abstractNumId w:val="4"/>
   </w:num>
   <w:num w:numId="4">
+    <w:abstractNumId w:val="8"/>
+  </w:num>
+  <w:num w:numId="5">
+    <w:abstractNumId w:val="17"/>
+  </w:num>
+  <w:num w:numId="6">
     <w:abstractNumId w:val="7"/>
   </w:num>
-  <w:num w:numId="5">
-    <w:abstractNumId w:val="12"/>
-  </w:num>
-  <w:num w:numId="6">
-    <w:abstractNumId w:val="6"/>
-  </w:num>
   <w:num w:numId="7">
-    <w:abstractNumId w:val="11"/>
+    <w:abstractNumId w:val="15"/>
   </w:num>
   <w:num w:numId="8">
-    <w:abstractNumId w:val="4"/>
+    <w:abstractNumId w:val="5"/>
   </w:num>
   <w:num w:numId="9">
-    <w:abstractNumId w:val="14"/>
+    <w:abstractNumId w:val="23"/>
   </w:num>
   <w:num w:numId="10">
     <w:abstractNumId w:val="1"/>
   </w:num>
   <w:num w:numId="11">
-    <w:abstractNumId w:val="13"/>
+    <w:abstractNumId w:val="20"/>
   </w:num>
   <w:num w:numId="12">
     <w:abstractNumId w:val="0"/>
   </w:num>
   <w:num w:numId="13">
-    <w:abstractNumId w:val="8"/>
+    <w:abstractNumId w:val="11"/>
   </w:num>
   <w:num w:numId="14">
+    <w:abstractNumId w:val="12"/>
+  </w:num>
+  <w:num w:numId="15">
+    <w:abstractNumId w:val="14"/>
+  </w:num>
+  <w:num w:numId="16">
+    <w:abstractNumId w:val="19"/>
+  </w:num>
+  <w:num w:numId="17">
+    <w:abstractNumId w:val="16"/>
+  </w:num>
+  <w:num w:numId="18">
+    <w:abstractNumId w:val="13"/>
+  </w:num>
+  <w:num w:numId="19">
     <w:abstractNumId w:val="9"/>
   </w:num>
-  <w:num w:numId="15">
+  <w:num w:numId="20">
+    <w:abstractNumId w:val="22"/>
+  </w:num>
+  <w:num w:numId="21">
+    <w:abstractNumId w:val="3"/>
+  </w:num>
+  <w:num w:numId="22">
+    <w:abstractNumId w:val="24"/>
+  </w:num>
+  <w:num w:numId="23">
+    <w:abstractNumId w:val="18"/>
+  </w:num>
+  <w:num w:numId="24">
     <w:abstractNumId w:val="10"/>
+  </w:num>
+  <w:num w:numId="25">
+    <w:abstractNumId w:val="21"/>
   </w:num>
 </w:numbering>
 </file>
@@ -12413,6 +20327,18 @@
       <w:color w:val="808080"/>
     </w:rPr>
   </w:style>
+  <w:style w:type="character" w:styleId="Hipervnculo">
+    <w:name w:val="Hyperlink"/>
+    <w:basedOn w:val="Fuentedeprrafopredeter"/>
+    <w:uiPriority w:val="99"/>
+    <w:semiHidden/>
+    <w:unhideWhenUsed/>
+    <w:rsid w:val="00326ABF"/>
+    <w:rPr>
+      <w:color w:val="0000FF"/>
+      <w:u w:val="single"/>
+    </w:rPr>
+  </w:style>
 </w:styles>
 </file>
 

--- a/Documentos/Plantilla PFM  portada STRUCTURALIA.docx
+++ b/Documentos/Plantilla PFM  portada STRUCTURALIA.docx
@@ -79,8 +79,10 @@
                                 <w:rFonts w:ascii="Ubuntu" w:hAnsi="Ubuntu"/>
                                 <w:sz w:val="24"/>
                               </w:rPr>
-                              <w:t>Braulio Ernesto Prato Melo</w:t>
+                              <w:t>Edson Farid Macias Cifuentes</w:t>
                             </w:r>
+                            <w:bookmarkStart w:id="0" w:name="_GoBack"/>
+                            <w:bookmarkEnd w:id="0"/>
                           </w:p>
                           <w:p>
                             <w:pPr>
@@ -182,8 +184,10 @@
                           <w:rFonts w:ascii="Ubuntu" w:hAnsi="Ubuntu"/>
                           <w:sz w:val="24"/>
                         </w:rPr>
-                        <w:t>Braulio Ernesto Prato Melo</w:t>
+                        <w:t>Edson Farid Macias Cifuentes</w:t>
                       </w:r>
+                      <w:bookmarkStart w:id="1" w:name="_GoBack"/>
+                      <w:bookmarkEnd w:id="1"/>
                     </w:p>
                     <w:p>
                       <w:pPr>
@@ -299,7 +303,7 @@
               </wp:anchor>
             </w:drawing>
           </mc:Choice>
-          <mc:Fallback xmlns:w16sdtfl="http://schemas.microsoft.com/office/word/2024/wordml/sdtformatlock" xmlns:w16sdtdh="http://schemas.microsoft.com/office/word/2020/wordml/sdtdatahash" xmlns:w16du="http://schemas.microsoft.com/office/word/2023/wordml/word16du" xmlns:w16="http://schemas.microsoft.com/office/word/2018/wordml" xmlns:w16cid="http://schemas.microsoft.com/office/word/2016/wordml/cid" xmlns:w16cex="http://schemas.microsoft.com/office/word/2018/wordml/cex" xmlns:oel="http://schemas.microsoft.com/office/2019/extlst" xmlns:am3d="http://schemas.microsoft.com/office/drawing/2017/model3d" xmlns:aink="http://schemas.microsoft.com/office/drawing/2016/ink" xmlns:cx8="http://schemas.microsoft.com/office/drawing/2016/5/14/chartex" xmlns:cx7="http://schemas.microsoft.com/office/drawing/2016/5/13/chartex" xmlns:cx6="http://schemas.microsoft.com/office/drawing/2016/5/12/chartex" xmlns:cx5="http://schemas.microsoft.com/office/drawing/2016/5/11/chartex" xmlns:cx4="http://schemas.microsoft.com/office/drawing/2016/5/10/chartex" xmlns:cx3="http://schemas.microsoft.com/office/drawing/2016/5/9/chartex" xmlns:cx2="http://schemas.microsoft.com/office/drawing/2015/10/21/chartex" xmlns:cx1="http://schemas.microsoft.com/office/drawing/2015/9/8/chartex">
+          <mc:Fallback xmlns:cx1="http://schemas.microsoft.com/office/drawing/2015/9/8/chartex" xmlns:cx2="http://schemas.microsoft.com/office/drawing/2015/10/21/chartex" xmlns:cx3="http://schemas.microsoft.com/office/drawing/2016/5/9/chartex" xmlns:cx4="http://schemas.microsoft.com/office/drawing/2016/5/10/chartex" xmlns:cx5="http://schemas.microsoft.com/office/drawing/2016/5/11/chartex" xmlns:cx6="http://schemas.microsoft.com/office/drawing/2016/5/12/chartex" xmlns:cx7="http://schemas.microsoft.com/office/drawing/2016/5/13/chartex" xmlns:cx8="http://schemas.microsoft.com/office/drawing/2016/5/14/chartex" xmlns:aink="http://schemas.microsoft.com/office/drawing/2016/ink" xmlns:am3d="http://schemas.microsoft.com/office/drawing/2017/model3d" xmlns:oel="http://schemas.microsoft.com/office/2019/extlst" xmlns:w16cex="http://schemas.microsoft.com/office/word/2018/wordml/cex" xmlns:w16cid="http://schemas.microsoft.com/office/word/2016/wordml/cid" xmlns:w16="http://schemas.microsoft.com/office/word/2018/wordml" xmlns:w16du="http://schemas.microsoft.com/office/word/2023/wordml/word16du" xmlns:w16sdtdh="http://schemas.microsoft.com/office/word/2020/wordml/sdtdatahash" xmlns:w16sdtfl="http://schemas.microsoft.com/office/word/2024/wordml/sdtformatlock">
             <w:pict>
               <v:rect w14:anchorId="4C829DAB" id="Rectángulo 408" o:spid="_x0000_s1026" style="position:absolute;margin-left:-.05pt;margin-top:173.95pt;width:318pt;height:3.6pt;z-index:251667456;visibility:visible;mso-wrap-style:square;mso-wrap-distance-left:9pt;mso-wrap-distance-top:0;mso-wrap-distance-right:9pt;mso-wrap-distance-bottom:0;mso-position-horizontal:absolute;mso-position-horizontal-relative:margin;mso-position-vertical:absolute;mso-position-vertical-relative:text;v-text-anchor:middle" o:gfxdata="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" fillcolor="#b0b0b0" stroked="f" strokeweight="1pt">
                 <w10:wrap anchorx="margin"/>
@@ -353,7 +357,7 @@
                     <a:blip r:embed="rId7">
                       <a:extLst>
                         <a:ext uri="{96DAC541-7B7A-43D3-8B79-37D633B846F1}">
-                          <asvg:svgBlip xmlns:asvg="http://schemas.microsoft.com/office/drawing/2016/SVG/main" xmlns:w16sdtfl="http://schemas.microsoft.com/office/word/2024/wordml/sdtformatlock" xmlns:w16sdtdh="http://schemas.microsoft.com/office/word/2020/wordml/sdtdatahash" xmlns:w16du="http://schemas.microsoft.com/office/word/2023/wordml/word16du" xmlns:w16="http://schemas.microsoft.com/office/word/2018/wordml" xmlns:w16cid="http://schemas.microsoft.com/office/word/2016/wordml/cid" xmlns:w16cex="http://schemas.microsoft.com/office/word/2018/wordml/cex" xmlns:w="http://schemas.openxmlformats.org/wordprocessingml/2006/main" xmlns:w10="urn:schemas-microsoft-com:office:word" xmlns:v="urn:schemas-microsoft-com:vml" xmlns:oel="http://schemas.microsoft.com/office/2019/extlst" xmlns:o="urn:schemas-microsoft-com:office:office" xmlns:am3d="http://schemas.microsoft.com/office/drawing/2017/model3d" xmlns:aink="http://schemas.microsoft.com/office/drawing/2016/ink" xmlns:cx8="http://schemas.microsoft.com/office/drawing/2016/5/14/chartex" xmlns:cx7="http://schemas.microsoft.com/office/drawing/2016/5/13/chartex" xmlns:cx6="http://schemas.microsoft.com/office/drawing/2016/5/12/chartex" xmlns:cx5="http://schemas.microsoft.com/office/drawing/2016/5/11/chartex" xmlns:cx4="http://schemas.microsoft.com/office/drawing/2016/5/10/chartex" xmlns:cx3="http://schemas.microsoft.com/office/drawing/2016/5/9/chartex" xmlns:cx2="http://schemas.microsoft.com/office/drawing/2015/10/21/chartex" xmlns:cx1="http://schemas.microsoft.com/office/drawing/2015/9/8/chartex" xmlns="" r:embed="rId8"/>
+                          <asvg:svgBlip xmlns="" xmlns:cx1="http://schemas.microsoft.com/office/drawing/2015/9/8/chartex" xmlns:cx2="http://schemas.microsoft.com/office/drawing/2015/10/21/chartex" xmlns:cx3="http://schemas.microsoft.com/office/drawing/2016/5/9/chartex" xmlns:cx4="http://schemas.microsoft.com/office/drawing/2016/5/10/chartex" xmlns:cx5="http://schemas.microsoft.com/office/drawing/2016/5/11/chartex" xmlns:cx6="http://schemas.microsoft.com/office/drawing/2016/5/12/chartex" xmlns:cx7="http://schemas.microsoft.com/office/drawing/2016/5/13/chartex" xmlns:cx8="http://schemas.microsoft.com/office/drawing/2016/5/14/chartex" xmlns:aink="http://schemas.microsoft.com/office/drawing/2016/ink" xmlns:am3d="http://schemas.microsoft.com/office/drawing/2017/model3d" xmlns:o="urn:schemas-microsoft-com:office:office" xmlns:oel="http://schemas.microsoft.com/office/2019/extlst" xmlns:v="urn:schemas-microsoft-com:vml" xmlns:w10="urn:schemas-microsoft-com:office:word" xmlns:w="http://schemas.openxmlformats.org/wordprocessingml/2006/main" xmlns:w16cex="http://schemas.microsoft.com/office/word/2018/wordml/cex" xmlns:w16cid="http://schemas.microsoft.com/office/word/2016/wordml/cid" xmlns:w16="http://schemas.microsoft.com/office/word/2018/wordml" xmlns:w16du="http://schemas.microsoft.com/office/word/2023/wordml/word16du" xmlns:w16sdtdh="http://schemas.microsoft.com/office/word/2020/wordml/sdtdatahash" xmlns:w16sdtfl="http://schemas.microsoft.com/office/word/2024/wordml/sdtformatlock" xmlns:asvg="http://schemas.microsoft.com/office/drawing/2016/SVG/main" r:embed="rId8"/>
                         </a:ext>
                       </a:extLst>
                     </a:blip>
@@ -621,7 +625,7 @@
               </wp:anchor>
             </w:drawing>
           </mc:Choice>
-          <mc:Fallback xmlns:w16sdtfl="http://schemas.microsoft.com/office/word/2024/wordml/sdtformatlock" xmlns:w16sdtdh="http://schemas.microsoft.com/office/word/2020/wordml/sdtdatahash" xmlns:w16du="http://schemas.microsoft.com/office/word/2023/wordml/word16du" xmlns:w16="http://schemas.microsoft.com/office/word/2018/wordml" xmlns:w16cid="http://schemas.microsoft.com/office/word/2016/wordml/cid" xmlns:w16cex="http://schemas.microsoft.com/office/word/2018/wordml/cex" xmlns:oel="http://schemas.microsoft.com/office/2019/extlst" xmlns:am3d="http://schemas.microsoft.com/office/drawing/2017/model3d" xmlns:aink="http://schemas.microsoft.com/office/drawing/2016/ink" xmlns:cx8="http://schemas.microsoft.com/office/drawing/2016/5/14/chartex" xmlns:cx7="http://schemas.microsoft.com/office/drawing/2016/5/13/chartex" xmlns:cx6="http://schemas.microsoft.com/office/drawing/2016/5/12/chartex" xmlns:cx5="http://schemas.microsoft.com/office/drawing/2016/5/11/chartex" xmlns:cx4="http://schemas.microsoft.com/office/drawing/2016/5/10/chartex" xmlns:cx3="http://schemas.microsoft.com/office/drawing/2016/5/9/chartex" xmlns:cx2="http://schemas.microsoft.com/office/drawing/2015/10/21/chartex" xmlns:cx1="http://schemas.microsoft.com/office/drawing/2015/9/8/chartex">
+          <mc:Fallback xmlns:cx1="http://schemas.microsoft.com/office/drawing/2015/9/8/chartex" xmlns:cx2="http://schemas.microsoft.com/office/drawing/2015/10/21/chartex" xmlns:cx3="http://schemas.microsoft.com/office/drawing/2016/5/9/chartex" xmlns:cx4="http://schemas.microsoft.com/office/drawing/2016/5/10/chartex" xmlns:cx5="http://schemas.microsoft.com/office/drawing/2016/5/11/chartex" xmlns:cx6="http://schemas.microsoft.com/office/drawing/2016/5/12/chartex" xmlns:cx7="http://schemas.microsoft.com/office/drawing/2016/5/13/chartex" xmlns:cx8="http://schemas.microsoft.com/office/drawing/2016/5/14/chartex" xmlns:aink="http://schemas.microsoft.com/office/drawing/2016/ink" xmlns:am3d="http://schemas.microsoft.com/office/drawing/2017/model3d" xmlns:oel="http://schemas.microsoft.com/office/2019/extlst" xmlns:w16cex="http://schemas.microsoft.com/office/word/2018/wordml/cex" xmlns:w16cid="http://schemas.microsoft.com/office/word/2016/wordml/cid" xmlns:w16="http://schemas.microsoft.com/office/word/2018/wordml" xmlns:w16du="http://schemas.microsoft.com/office/word/2023/wordml/word16du" xmlns:w16sdtdh="http://schemas.microsoft.com/office/word/2020/wordml/sdtdatahash" xmlns:w16sdtfl="http://schemas.microsoft.com/office/word/2024/wordml/sdtformatlock">
             <w:pict>
               <v:rect w14:anchorId="6E97A0CD" id="Rectangle 22" o:spid="_x0000_s1026" style="position:absolute;margin-left:0;margin-top:367.25pt;width:490.8pt;height:363.45pt;z-index:251663360;visibility:visible;mso-wrap-style:square;mso-width-percent:0;mso-height-percent:0;mso-wrap-distance-left:9pt;mso-wrap-distance-top:0;mso-wrap-distance-right:9pt;mso-wrap-distance-bottom:0;mso-position-horizontal:left;mso-position-horizontal-relative:margin;mso-position-vertical:absolute;mso-position-vertical-relative:text;mso-width-percent:0;mso-height-percent:0;mso-width-relative:margin;mso-height-relative:margin;v-text-anchor:middle" o:gfxdata="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" stroked="f" strokeweight="1pt">
                 <v:fill r:id="rId10" o:title="" recolor="t" rotate="t" type="frame"/>
@@ -734,7 +738,7 @@
               </wp:anchor>
             </w:drawing>
           </mc:Choice>
-          <mc:Fallback xmlns:w16sdtfl="http://schemas.microsoft.com/office/word/2024/wordml/sdtformatlock" xmlns:w16sdtdh="http://schemas.microsoft.com/office/word/2020/wordml/sdtdatahash" xmlns:w16du="http://schemas.microsoft.com/office/word/2023/wordml/word16du" xmlns:w16="http://schemas.microsoft.com/office/word/2018/wordml" xmlns:w16cid="http://schemas.microsoft.com/office/word/2016/wordml/cid" xmlns:w16cex="http://schemas.microsoft.com/office/word/2018/wordml/cex" xmlns:oel="http://schemas.microsoft.com/office/2019/extlst" xmlns:am3d="http://schemas.microsoft.com/office/drawing/2017/model3d" xmlns:aink="http://schemas.microsoft.com/office/drawing/2016/ink" xmlns:cx8="http://schemas.microsoft.com/office/drawing/2016/5/14/chartex" xmlns:cx7="http://schemas.microsoft.com/office/drawing/2016/5/13/chartex" xmlns:cx6="http://schemas.microsoft.com/office/drawing/2016/5/12/chartex" xmlns:cx5="http://schemas.microsoft.com/office/drawing/2016/5/11/chartex" xmlns:cx4="http://schemas.microsoft.com/office/drawing/2016/5/10/chartex" xmlns:cx3="http://schemas.microsoft.com/office/drawing/2016/5/9/chartex" xmlns:cx2="http://schemas.microsoft.com/office/drawing/2015/10/21/chartex" xmlns:cx1="http://schemas.microsoft.com/office/drawing/2015/9/8/chartex">
+          <mc:Fallback xmlns:cx1="http://schemas.microsoft.com/office/drawing/2015/9/8/chartex" xmlns:cx2="http://schemas.microsoft.com/office/drawing/2015/10/21/chartex" xmlns:cx3="http://schemas.microsoft.com/office/drawing/2016/5/9/chartex" xmlns:cx4="http://schemas.microsoft.com/office/drawing/2016/5/10/chartex" xmlns:cx5="http://schemas.microsoft.com/office/drawing/2016/5/11/chartex" xmlns:cx6="http://schemas.microsoft.com/office/drawing/2016/5/12/chartex" xmlns:cx7="http://schemas.microsoft.com/office/drawing/2016/5/13/chartex" xmlns:cx8="http://schemas.microsoft.com/office/drawing/2016/5/14/chartex" xmlns:aink="http://schemas.microsoft.com/office/drawing/2016/ink" xmlns:am3d="http://schemas.microsoft.com/office/drawing/2017/model3d" xmlns:oel="http://schemas.microsoft.com/office/2019/extlst" xmlns:w16cex="http://schemas.microsoft.com/office/word/2018/wordml/cex" xmlns:w16cid="http://schemas.microsoft.com/office/word/2016/wordml/cid" xmlns:w16="http://schemas.microsoft.com/office/word/2018/wordml" xmlns:w16du="http://schemas.microsoft.com/office/word/2023/wordml/word16du" xmlns:w16sdtdh="http://schemas.microsoft.com/office/word/2020/wordml/sdtdatahash" xmlns:w16sdtfl="http://schemas.microsoft.com/office/word/2024/wordml/sdtformatlock">
             <w:pict>
               <v:shape w14:anchorId="3CA2F0C8" id="Freeform 21" o:spid="_x0000_s1026" style="position:absolute;margin-left:44.95pt;margin-top:281.5pt;width:507.6pt;height:523.7pt;z-index:-251654144;visibility:visible;mso-wrap-style:square;mso-width-percent:0;mso-height-percent:0;mso-wrap-distance-left:9pt;mso-wrap-distance-top:0;mso-wrap-distance-right:9pt;mso-wrap-distance-bottom:0;mso-position-horizontal:absolute;mso-position-horizontal-relative:text;mso-position-vertical:absolute;mso-position-vertical-relative:text;mso-width-percent:0;mso-height-percent:0;mso-width-relative:margin;mso-height-relative:margin;v-text-anchor:middle" coordsize="1176354,2251040" o:gfxdata="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" path="m,2251041r1176355,l1176355,,,2251041xe" fillcolor="#4d4c4c" stroked="f" strokeweight=".26403mm">
                 <v:stroke joinstyle="miter"/>
@@ -857,7 +861,7 @@
               </wp:anchor>
             </w:drawing>
           </mc:Choice>
-          <mc:Fallback xmlns:w16sdtfl="http://schemas.microsoft.com/office/word/2024/wordml/sdtformatlock" xmlns:w16sdtdh="http://schemas.microsoft.com/office/word/2020/wordml/sdtdatahash" xmlns:w16du="http://schemas.microsoft.com/office/word/2023/wordml/word16du" xmlns:w16="http://schemas.microsoft.com/office/word/2018/wordml" xmlns:w16cid="http://schemas.microsoft.com/office/word/2016/wordml/cid" xmlns:w16cex="http://schemas.microsoft.com/office/word/2018/wordml/cex" xmlns:oel="http://schemas.microsoft.com/office/2019/extlst" xmlns:am3d="http://schemas.microsoft.com/office/drawing/2017/model3d" xmlns:aink="http://schemas.microsoft.com/office/drawing/2016/ink" xmlns:cx8="http://schemas.microsoft.com/office/drawing/2016/5/14/chartex" xmlns:cx7="http://schemas.microsoft.com/office/drawing/2016/5/13/chartex" xmlns:cx6="http://schemas.microsoft.com/office/drawing/2016/5/12/chartex" xmlns:cx5="http://schemas.microsoft.com/office/drawing/2016/5/11/chartex" xmlns:cx4="http://schemas.microsoft.com/office/drawing/2016/5/10/chartex" xmlns:cx3="http://schemas.microsoft.com/office/drawing/2016/5/9/chartex" xmlns:cx2="http://schemas.microsoft.com/office/drawing/2015/10/21/chartex" xmlns:cx1="http://schemas.microsoft.com/office/drawing/2015/9/8/chartex">
+          <mc:Fallback xmlns:cx1="http://schemas.microsoft.com/office/drawing/2015/9/8/chartex" xmlns:cx2="http://schemas.microsoft.com/office/drawing/2015/10/21/chartex" xmlns:cx3="http://schemas.microsoft.com/office/drawing/2016/5/9/chartex" xmlns:cx4="http://schemas.microsoft.com/office/drawing/2016/5/10/chartex" xmlns:cx5="http://schemas.microsoft.com/office/drawing/2016/5/11/chartex" xmlns:cx6="http://schemas.microsoft.com/office/drawing/2016/5/12/chartex" xmlns:cx7="http://schemas.microsoft.com/office/drawing/2016/5/13/chartex" xmlns:cx8="http://schemas.microsoft.com/office/drawing/2016/5/14/chartex" xmlns:aink="http://schemas.microsoft.com/office/drawing/2016/ink" xmlns:am3d="http://schemas.microsoft.com/office/drawing/2017/model3d" xmlns:oel="http://schemas.microsoft.com/office/2019/extlst" xmlns:w16cex="http://schemas.microsoft.com/office/word/2018/wordml/cex" xmlns:w16cid="http://schemas.microsoft.com/office/word/2016/wordml/cid" xmlns:w16="http://schemas.microsoft.com/office/word/2018/wordml" xmlns:w16du="http://schemas.microsoft.com/office/word/2023/wordml/word16du" xmlns:w16sdtdh="http://schemas.microsoft.com/office/word/2020/wordml/sdtdatahash" xmlns:w16sdtfl="http://schemas.microsoft.com/office/word/2024/wordml/sdtformatlock">
             <w:pict>
               <v:shape w14:anchorId="14504D4F" id="Freeform 18" o:spid="_x0000_s1026" style="position:absolute;margin-left:416.05pt;margin-top:174.95pt;width:467.25pt;height:656.8pt;z-index:-251656192;visibility:visible;mso-wrap-style:square;mso-wrap-distance-left:9pt;mso-wrap-distance-top:0;mso-wrap-distance-right:9pt;mso-wrap-distance-bottom:0;mso-position-horizontal:right;mso-position-horizontal-relative:margin;mso-position-vertical:absolute;mso-position-vertical-relative:text;v-text-anchor:middle" coordsize="4446427,6246497" o:gfxdata="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" path="m3125111,l1314368,3618461,,6246498r4446428,l4446428,,3125111,xe" fillcolor="#6f6f6e" stroked="f" strokeweight=".26403mm">
                 <v:stroke joinstyle="miter"/>
@@ -987,7 +991,7 @@
               </wp:anchor>
             </w:drawing>
           </mc:Choice>
-          <mc:Fallback xmlns:w16sdtfl="http://schemas.microsoft.com/office/word/2024/wordml/sdtformatlock" xmlns:w16sdtdh="http://schemas.microsoft.com/office/word/2020/wordml/sdtdatahash" xmlns:w16du="http://schemas.microsoft.com/office/word/2023/wordml/word16du" xmlns:w16="http://schemas.microsoft.com/office/word/2018/wordml" xmlns:w16cid="http://schemas.microsoft.com/office/word/2016/wordml/cid" xmlns:w16cex="http://schemas.microsoft.com/office/word/2018/wordml/cex" xmlns:oel="http://schemas.microsoft.com/office/2019/extlst" xmlns:am3d="http://schemas.microsoft.com/office/drawing/2017/model3d" xmlns:aink="http://schemas.microsoft.com/office/drawing/2016/ink" xmlns:cx8="http://schemas.microsoft.com/office/drawing/2016/5/14/chartex" xmlns:cx7="http://schemas.microsoft.com/office/drawing/2016/5/13/chartex" xmlns:cx6="http://schemas.microsoft.com/office/drawing/2016/5/12/chartex" xmlns:cx5="http://schemas.microsoft.com/office/drawing/2016/5/11/chartex" xmlns:cx4="http://schemas.microsoft.com/office/drawing/2016/5/10/chartex" xmlns:cx3="http://schemas.microsoft.com/office/drawing/2016/5/9/chartex" xmlns:cx2="http://schemas.microsoft.com/office/drawing/2015/10/21/chartex" xmlns:cx1="http://schemas.microsoft.com/office/drawing/2015/9/8/chartex">
+          <mc:Fallback xmlns:cx1="http://schemas.microsoft.com/office/drawing/2015/9/8/chartex" xmlns:cx2="http://schemas.microsoft.com/office/drawing/2015/10/21/chartex" xmlns:cx3="http://schemas.microsoft.com/office/drawing/2016/5/9/chartex" xmlns:cx4="http://schemas.microsoft.com/office/drawing/2016/5/10/chartex" xmlns:cx5="http://schemas.microsoft.com/office/drawing/2016/5/11/chartex" xmlns:cx6="http://schemas.microsoft.com/office/drawing/2016/5/12/chartex" xmlns:cx7="http://schemas.microsoft.com/office/drawing/2016/5/13/chartex" xmlns:cx8="http://schemas.microsoft.com/office/drawing/2016/5/14/chartex" xmlns:aink="http://schemas.microsoft.com/office/drawing/2016/ink" xmlns:am3d="http://schemas.microsoft.com/office/drawing/2017/model3d" xmlns:oel="http://schemas.microsoft.com/office/2019/extlst" xmlns:w16cex="http://schemas.microsoft.com/office/word/2018/wordml/cex" xmlns:w16cid="http://schemas.microsoft.com/office/word/2016/wordml/cid" xmlns:w16="http://schemas.microsoft.com/office/word/2018/wordml" xmlns:w16du="http://schemas.microsoft.com/office/word/2023/wordml/word16du" xmlns:w16sdtdh="http://schemas.microsoft.com/office/word/2020/wordml/sdtdatahash" xmlns:w16sdtfl="http://schemas.microsoft.com/office/word/2024/wordml/sdtformatlock">
             <w:pict>
               <v:shape w14:anchorId="7A465EF5" id="Freeform 19" o:spid="_x0000_s1026" style="position:absolute;margin-left:284.9pt;margin-top:-51.05pt;width:418.45pt;height:424.05pt;z-index:-251655168;visibility:visible;mso-wrap-style:square;mso-width-percent:0;mso-height-percent:0;mso-wrap-distance-left:9pt;mso-wrap-distance-top:0;mso-wrap-distance-right:9pt;mso-wrap-distance-bottom:0;mso-position-horizontal:absolute;mso-position-horizontal-relative:text;mso-position-vertical:absolute;mso-position-vertical-relative:text;mso-width-percent:0;mso-height-percent:0;mso-width-relative:margin;mso-height-relative:margin;v-text-anchor:middle" coordsize="2493007,2337491" o:gfxdata="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" path="m1171691,l,2337491r1661117,l2493007,738776,2493007,,1171691,xe" fillcolor="#b0b0b0" stroked="f" strokeweight=".26403mm">
                 <v:stroke joinstyle="miter"/>
@@ -1236,14 +1240,12 @@
         <w:spacing w:after="0" w:line="300" w:lineRule="exact"/>
         <w:rPr>
           <w:rFonts w:ascii="Calibri" w:eastAsia="Times New Roman" w:hAnsi="Calibri" w:cs="Arial"/>
-          <w:highlight w:val="green"/>
-          <w:lang w:eastAsia="es-ES"/>
-        </w:rPr>
-      </w:pPr>
-      <w:r>
-        <w:rPr>
-          <w:rFonts w:ascii="Calibri" w:eastAsia="Times New Roman" w:hAnsi="Calibri" w:cs="Arial"/>
-          <w:highlight w:val="green"/>
+          <w:lang w:eastAsia="es-ES"/>
+        </w:rPr>
+      </w:pPr>
+      <w:r>
+        <w:rPr>
+          <w:rFonts w:ascii="Calibri" w:eastAsia="Times New Roman" w:hAnsi="Calibri" w:cs="Arial"/>
           <w:lang w:eastAsia="es-ES"/>
         </w:rPr>
         <w:t>Resumen y palabras clave</w:t>
@@ -1251,7 +1253,6 @@
       <w:r>
         <w:rPr>
           <w:rFonts w:ascii="Calibri" w:eastAsia="Times New Roman" w:hAnsi="Calibri" w:cs="Arial"/>
-          <w:highlight w:val="green"/>
           <w:lang w:eastAsia="es-ES"/>
         </w:rPr>
         <w:tab/>
@@ -1266,14 +1267,12 @@
         <w:spacing w:after="0" w:line="300" w:lineRule="exact"/>
         <w:rPr>
           <w:rFonts w:ascii="Calibri" w:eastAsia="Times New Roman" w:hAnsi="Calibri" w:cs="Arial"/>
-          <w:highlight w:val="green"/>
-          <w:lang w:eastAsia="es-ES"/>
-        </w:rPr>
-      </w:pPr>
-      <w:r>
-        <w:rPr>
-          <w:rFonts w:ascii="Calibri" w:eastAsia="Times New Roman" w:hAnsi="Calibri" w:cs="Arial"/>
-          <w:highlight w:val="green"/>
+          <w:lang w:eastAsia="es-ES"/>
+        </w:rPr>
+      </w:pPr>
+      <w:r>
+        <w:rPr>
+          <w:rFonts w:ascii="Calibri" w:eastAsia="Times New Roman" w:hAnsi="Calibri" w:cs="Arial"/>
           <w:lang w:eastAsia="es-ES"/>
         </w:rPr>
         <w:t>Introducción</w:t>
@@ -1281,7 +1280,6 @@
       <w:r>
         <w:rPr>
           <w:rFonts w:ascii="Calibri" w:eastAsia="Times New Roman" w:hAnsi="Calibri" w:cs="Arial"/>
-          <w:highlight w:val="green"/>
           <w:lang w:eastAsia="es-ES"/>
         </w:rPr>
         <w:tab/>
@@ -1302,7 +1300,6 @@
       <w:r>
         <w:rPr>
           <w:rFonts w:ascii="Calibri" w:eastAsia="Times New Roman" w:hAnsi="Calibri" w:cs="Arial"/>
-          <w:highlight w:val="green"/>
           <w:lang w:eastAsia="es-ES"/>
         </w:rPr>
         <w:t>Objetivos</w:t>
@@ -1310,7 +1307,6 @@
       <w:r>
         <w:rPr>
           <w:rFonts w:ascii="Calibri" w:eastAsia="Times New Roman" w:hAnsi="Calibri" w:cs="Arial"/>
-          <w:highlight w:val="green"/>
           <w:lang w:eastAsia="es-ES"/>
         </w:rPr>
         <w:tab/>
@@ -1331,7 +1327,6 @@
       <w:r>
         <w:rPr>
           <w:rFonts w:ascii="Calibri" w:eastAsia="Times New Roman" w:hAnsi="Calibri" w:cs="Arial"/>
-          <w:highlight w:val="green"/>
           <w:lang w:eastAsia="es-ES"/>
         </w:rPr>
         <w:t>Metodología</w:t>
@@ -1339,7 +1334,6 @@
       <w:r>
         <w:rPr>
           <w:rFonts w:ascii="Calibri" w:eastAsia="Times New Roman" w:hAnsi="Calibri" w:cs="Arial"/>
-          <w:highlight w:val="green"/>
           <w:lang w:eastAsia="es-ES"/>
         </w:rPr>
         <w:tab/>
@@ -1374,7 +1368,14 @@
           <w:rFonts w:ascii="Calibri" w:eastAsia="Times New Roman" w:hAnsi="Calibri" w:cs="Arial"/>
           <w:lang w:eastAsia="es-ES"/>
         </w:rPr>
-        <w:t>1. Capítulo 1</w:t>
+        <w:t xml:space="preserve">1. </w:t>
+      </w:r>
+      <w:r>
+        <w:rPr>
+          <w:rFonts w:ascii="Calibri" w:eastAsia="Times New Roman" w:hAnsi="Calibri" w:cs="Arial"/>
+          <w:lang w:eastAsia="es-ES"/>
+        </w:rPr>
+        <w:t>MARCO TEÓRICO Y ESTADO DEL ARTE</w:t>
       </w:r>
       <w:r>
         <w:rPr>
@@ -1402,7 +1403,14 @@
           <w:rFonts w:ascii="Calibri" w:eastAsia="Times New Roman" w:hAnsi="Calibri" w:cs="Arial"/>
           <w:lang w:eastAsia="es-ES"/>
         </w:rPr>
-        <w:t>1.1. Sección 1</w:t>
+        <w:t xml:space="preserve">1.1. </w:t>
+      </w:r>
+      <w:r>
+        <w:rPr>
+          <w:rFonts w:ascii="Calibri" w:eastAsia="Times New Roman" w:hAnsi="Calibri" w:cs="Arial"/>
+          <w:lang w:eastAsia="es-ES"/>
+        </w:rPr>
+        <w:t>La amenaza UAS de baja altitud</w:t>
       </w:r>
       <w:r>
         <w:rPr>
@@ -1411,6 +1419,133 @@
         </w:rPr>
         <w:tab/>
         <w:t>nº</w:t>
+      </w:r>
+    </w:p>
+    <w:p>
+      <w:pPr>
+        <w:tabs>
+          <w:tab w:val="left" w:leader="dot" w:pos="7080"/>
+        </w:tabs>
+        <w:spacing w:after="0" w:line="300" w:lineRule="exact"/>
+        <w:ind w:left="1416"/>
+        <w:rPr>
+          <w:rFonts w:ascii="Calibri" w:eastAsia="Times New Roman" w:hAnsi="Calibri" w:cs="Arial"/>
+          <w:lang w:eastAsia="es-ES"/>
+        </w:rPr>
+      </w:pPr>
+      <w:r>
+        <w:rPr>
+          <w:rFonts w:ascii="Calibri" w:eastAsia="Times New Roman" w:hAnsi="Calibri" w:cs="Arial"/>
+          <w:lang w:eastAsia="es-ES"/>
+        </w:rPr>
+        <w:t>1.1.1.</w:t>
+      </w:r>
+      <w:r>
+        <w:rPr>
+          <w:rFonts w:ascii="Calibri" w:eastAsia="Times New Roman" w:hAnsi="Calibri" w:cs="Arial"/>
+          <w:lang w:eastAsia="es-ES"/>
+        </w:rPr>
+        <w:t xml:space="preserve"> </w:t>
+      </w:r>
+      <w:r>
+        <w:rPr>
+          <w:rFonts w:ascii="Calibri" w:eastAsia="Times New Roman" w:hAnsi="Calibri" w:cs="Arial"/>
+          <w:lang w:eastAsia="es-ES"/>
+        </w:rPr>
+        <w:t>Clasificación de los sistemas aéreos no tripulados</w:t>
+      </w:r>
+      <w:r>
+        <w:rPr>
+          <w:rFonts w:ascii="Calibri" w:eastAsia="Times New Roman" w:hAnsi="Calibri" w:cs="Arial"/>
+          <w:lang w:eastAsia="es-ES"/>
+        </w:rPr>
+        <w:tab/>
+        <w:t>No</w:t>
+      </w:r>
+    </w:p>
+    <w:p>
+      <w:pPr>
+        <w:tabs>
+          <w:tab w:val="left" w:leader="dot" w:pos="7080"/>
+        </w:tabs>
+        <w:spacing w:after="0" w:line="300" w:lineRule="exact"/>
+        <w:ind w:left="1416"/>
+        <w:rPr>
+          <w:rFonts w:ascii="Calibri" w:eastAsia="Times New Roman" w:hAnsi="Calibri" w:cs="Arial"/>
+          <w:lang w:eastAsia="es-ES"/>
+        </w:rPr>
+      </w:pPr>
+      <w:r>
+        <w:rPr>
+          <w:rFonts w:ascii="Calibri" w:eastAsia="Times New Roman" w:hAnsi="Calibri" w:cs="Arial"/>
+          <w:lang w:eastAsia="es-ES"/>
+        </w:rPr>
+        <w:t>1.1.2.</w:t>
+      </w:r>
+      <w:r>
+        <w:rPr>
+          <w:rFonts w:ascii="Calibri" w:eastAsia="Times New Roman" w:hAnsi="Calibri" w:cs="Arial"/>
+          <w:lang w:eastAsia="es-ES"/>
+        </w:rPr>
+        <w:t>Tipología de la amenaza</w:t>
+      </w:r>
+      <w:r>
+        <w:rPr>
+          <w:rFonts w:ascii="Calibri" w:eastAsia="Times New Roman" w:hAnsi="Calibri" w:cs="Arial"/>
+          <w:lang w:eastAsia="es-ES"/>
+        </w:rPr>
+        <w:t xml:space="preserve"> </w:t>
+      </w:r>
+      <w:r>
+        <w:rPr>
+          <w:rFonts w:ascii="Calibri" w:eastAsia="Times New Roman" w:hAnsi="Calibri" w:cs="Arial"/>
+          <w:lang w:eastAsia="es-ES"/>
+        </w:rPr>
+        <w:tab/>
+      </w:r>
+    </w:p>
+    <w:p>
+      <w:pPr>
+        <w:tabs>
+          <w:tab w:val="left" w:leader="dot" w:pos="7080"/>
+        </w:tabs>
+        <w:spacing w:after="0" w:line="300" w:lineRule="exact"/>
+        <w:ind w:left="1416"/>
+        <w:rPr>
+          <w:rFonts w:ascii="Calibri" w:eastAsia="Times New Roman" w:hAnsi="Calibri" w:cs="Arial"/>
+          <w:lang w:eastAsia="es-ES"/>
+        </w:rPr>
+      </w:pPr>
+      <w:r>
+        <w:rPr>
+          <w:rFonts w:ascii="Calibri" w:eastAsia="Times New Roman" w:hAnsi="Calibri" w:cs="Arial"/>
+          <w:lang w:eastAsia="es-ES"/>
+        </w:rPr>
+        <w:t>1.2.3.</w:t>
+      </w:r>
+      <w:r>
+        <w:t xml:space="preserve"> </w:t>
+      </w:r>
+      <w:r>
+        <w:rPr>
+          <w:rFonts w:ascii="Calibri" w:eastAsia="Times New Roman" w:hAnsi="Calibri" w:cs="Arial"/>
+          <w:lang w:eastAsia="es-ES"/>
+        </w:rPr>
+        <w:t>El caso colombiano</w:t>
+      </w:r>
+      <w:r>
+        <w:rPr>
+          <w:rFonts w:ascii="Calibri" w:eastAsia="Times New Roman" w:hAnsi="Calibri" w:cs="Arial"/>
+          <w:lang w:eastAsia="es-ES"/>
+        </w:rPr>
+        <w:t xml:space="preserve"> </w:t>
+      </w:r>
+      <w:r>
+        <w:rPr>
+          <w:rFonts w:ascii="Calibri" w:eastAsia="Times New Roman" w:hAnsi="Calibri" w:cs="Arial"/>
+          <w:lang w:eastAsia="es-ES"/>
+        </w:rPr>
+        <w:tab/>
       </w:r>
     </w:p>
     <w:p>
@@ -1430,7 +1565,14 @@
           <w:rFonts w:ascii="Calibri" w:eastAsia="Times New Roman" w:hAnsi="Calibri" w:cs="Arial"/>
           <w:lang w:eastAsia="es-ES"/>
         </w:rPr>
-        <w:t>1.2. Sección 2</w:t>
+        <w:t xml:space="preserve">1.2. </w:t>
+      </w:r>
+      <w:r>
+        <w:rPr>
+          <w:rFonts w:ascii="Calibri" w:eastAsia="Times New Roman" w:hAnsi="Calibri" w:cs="Arial"/>
+          <w:lang w:eastAsia="es-ES"/>
+        </w:rPr>
+        <w:t>Sistemas C-UAS: taxonomía y defensa por capas</w:t>
       </w:r>
       <w:r>
         <w:rPr>
@@ -1458,7 +1600,14 @@
           <w:rFonts w:ascii="Calibri" w:eastAsia="Times New Roman" w:hAnsi="Calibri" w:cs="Arial"/>
           <w:lang w:eastAsia="es-ES"/>
         </w:rPr>
-        <w:t>1.2.1. Subsección 1</w:t>
+        <w:t xml:space="preserve">1.2.1. </w:t>
+      </w:r>
+      <w:r>
+        <w:rPr>
+          <w:rFonts w:ascii="Calibri" w:eastAsia="Times New Roman" w:hAnsi="Calibri" w:cs="Arial"/>
+          <w:lang w:eastAsia="es-ES"/>
+        </w:rPr>
+        <w:t>Sistemas de detección en C-UAS</w:t>
       </w:r>
       <w:r>
         <w:rPr>
@@ -1486,7 +1635,14 @@
           <w:rFonts w:ascii="Calibri" w:eastAsia="Times New Roman" w:hAnsi="Calibri" w:cs="Arial"/>
           <w:lang w:eastAsia="es-ES"/>
         </w:rPr>
-        <w:t>1.2.2. Subsección 2</w:t>
+        <w:t xml:space="preserve">1.2.2. </w:t>
+      </w:r>
+      <w:r>
+        <w:rPr>
+          <w:rFonts w:ascii="Calibri" w:eastAsia="Times New Roman" w:hAnsi="Calibri" w:cs="Arial"/>
+          <w:lang w:eastAsia="es-ES"/>
+        </w:rPr>
+        <w:t>Sistemas de inhibición y neutralización</w:t>
       </w:r>
       <w:r>
         <w:rPr>
@@ -1503,17 +1659,245 @@
           <w:tab w:val="left" w:leader="dot" w:pos="7080"/>
         </w:tabs>
         <w:spacing w:after="0" w:line="300" w:lineRule="exact"/>
-        <w:rPr>
-          <w:rFonts w:ascii="Calibri" w:eastAsia="Times New Roman" w:hAnsi="Calibri" w:cs="Arial"/>
-          <w:lang w:eastAsia="es-ES"/>
-        </w:rPr>
-      </w:pPr>
-      <w:r>
-        <w:rPr>
-          <w:rFonts w:ascii="Calibri" w:eastAsia="Times New Roman" w:hAnsi="Calibri" w:cs="Arial"/>
-          <w:lang w:eastAsia="es-ES"/>
-        </w:rPr>
-        <w:t>2. Capítulo 2</w:t>
+        <w:ind w:left="720"/>
+        <w:rPr>
+          <w:rFonts w:ascii="Calibri" w:eastAsia="Times New Roman" w:hAnsi="Calibri" w:cs="Arial"/>
+          <w:lang w:eastAsia="es-ES"/>
+        </w:rPr>
+      </w:pPr>
+      <w:r>
+        <w:rPr>
+          <w:rFonts w:ascii="Calibri" w:eastAsia="Times New Roman" w:hAnsi="Calibri" w:cs="Arial"/>
+          <w:lang w:eastAsia="es-ES"/>
+        </w:rPr>
+        <w:t>1.3</w:t>
+      </w:r>
+      <w:r>
+        <w:rPr>
+          <w:rFonts w:ascii="Calibri" w:eastAsia="Times New Roman" w:hAnsi="Calibri" w:cs="Arial"/>
+          <w:lang w:eastAsia="es-ES"/>
+        </w:rPr>
+        <w:t xml:space="preserve">. </w:t>
+      </w:r>
+      <w:r>
+        <w:rPr>
+          <w:rFonts w:ascii="Calibri" w:eastAsia="Times New Roman" w:hAnsi="Calibri" w:cs="Arial"/>
+          <w:lang w:eastAsia="es-ES"/>
+        </w:rPr>
+        <w:t>Ingeniería y comportamientos de enjambres</w:t>
+      </w:r>
+      <w:r>
+        <w:rPr>
+          <w:rFonts w:ascii="Calibri" w:eastAsia="Times New Roman" w:hAnsi="Calibri" w:cs="Arial"/>
+          <w:lang w:eastAsia="es-ES"/>
+        </w:rPr>
+        <w:tab/>
+        <w:t>nº</w:t>
+      </w:r>
+    </w:p>
+    <w:p>
+      <w:pPr>
+        <w:tabs>
+          <w:tab w:val="left" w:leader="dot" w:pos="7080"/>
+        </w:tabs>
+        <w:spacing w:after="0" w:line="300" w:lineRule="exact"/>
+        <w:ind w:left="1416"/>
+        <w:rPr>
+          <w:rFonts w:ascii="Calibri" w:eastAsia="Times New Roman" w:hAnsi="Calibri" w:cs="Arial"/>
+          <w:lang w:eastAsia="es-ES"/>
+        </w:rPr>
+      </w:pPr>
+      <w:r>
+        <w:rPr>
+          <w:rFonts w:ascii="Calibri" w:eastAsia="Times New Roman" w:hAnsi="Calibri" w:cs="Arial"/>
+          <w:lang w:eastAsia="es-ES"/>
+        </w:rPr>
+        <w:t>1.3.1.</w:t>
+      </w:r>
+      <w:r>
+        <w:rPr>
+          <w:rFonts w:ascii="Calibri" w:eastAsia="Times New Roman" w:hAnsi="Calibri" w:cs="Arial"/>
+          <w:lang w:eastAsia="es-ES"/>
+        </w:rPr>
+        <w:t xml:space="preserve"> </w:t>
+      </w:r>
+      <w:r>
+        <w:rPr>
+          <w:rFonts w:ascii="Calibri" w:eastAsia="Times New Roman" w:hAnsi="Calibri" w:cs="Arial"/>
+          <w:lang w:eastAsia="es-ES"/>
+        </w:rPr>
+        <w:t>Leyes de Reynolds y algoritmo Boids</w:t>
+      </w:r>
+      <w:r>
+        <w:rPr>
+          <w:rFonts w:ascii="Calibri" w:eastAsia="Times New Roman" w:hAnsi="Calibri" w:cs="Arial"/>
+          <w:lang w:eastAsia="es-ES"/>
+        </w:rPr>
+        <w:tab/>
+      </w:r>
+    </w:p>
+    <w:p>
+      <w:pPr>
+        <w:tabs>
+          <w:tab w:val="left" w:leader="dot" w:pos="7080"/>
+        </w:tabs>
+        <w:spacing w:after="0" w:line="300" w:lineRule="exact"/>
+        <w:ind w:left="720"/>
+        <w:rPr>
+          <w:rFonts w:ascii="Calibri" w:eastAsia="Times New Roman" w:hAnsi="Calibri" w:cs="Arial"/>
+          <w:lang w:eastAsia="es-ES"/>
+        </w:rPr>
+      </w:pPr>
+      <w:r>
+        <w:rPr>
+          <w:rFonts w:ascii="Calibri" w:eastAsia="Times New Roman" w:hAnsi="Calibri" w:cs="Arial"/>
+          <w:lang w:eastAsia="es-ES"/>
+        </w:rPr>
+        <w:t>1.4</w:t>
+      </w:r>
+      <w:r>
+        <w:rPr>
+          <w:rFonts w:ascii="Calibri" w:eastAsia="Times New Roman" w:hAnsi="Calibri" w:cs="Arial"/>
+          <w:lang w:eastAsia="es-ES"/>
+        </w:rPr>
+        <w:t xml:space="preserve">. </w:t>
+      </w:r>
+      <w:r>
+        <w:rPr>
+          <w:rFonts w:ascii="Calibri" w:eastAsia="Times New Roman" w:hAnsi="Calibri" w:cs="Arial"/>
+          <w:lang w:eastAsia="es-ES"/>
+        </w:rPr>
+        <w:t>Control cooperativo de sistemas multiagente</w:t>
+      </w:r>
+      <w:r>
+        <w:rPr>
+          <w:rFonts w:ascii="Calibri" w:eastAsia="Times New Roman" w:hAnsi="Calibri" w:cs="Arial"/>
+          <w:lang w:eastAsia="es-ES"/>
+        </w:rPr>
+        <w:tab/>
+        <w:t>nº</w:t>
+      </w:r>
+    </w:p>
+    <w:p>
+      <w:pPr>
+        <w:tabs>
+          <w:tab w:val="left" w:leader="dot" w:pos="7080"/>
+        </w:tabs>
+        <w:spacing w:after="0" w:line="300" w:lineRule="exact"/>
+        <w:ind w:left="1416"/>
+        <w:rPr>
+          <w:rFonts w:ascii="Calibri" w:eastAsia="Times New Roman" w:hAnsi="Calibri" w:cs="Arial"/>
+          <w:lang w:eastAsia="es-ES"/>
+        </w:rPr>
+      </w:pPr>
+      <w:r>
+        <w:rPr>
+          <w:rFonts w:ascii="Calibri" w:eastAsia="Times New Roman" w:hAnsi="Calibri" w:cs="Arial"/>
+          <w:lang w:eastAsia="es-ES"/>
+        </w:rPr>
+        <w:t>1.4</w:t>
+      </w:r>
+      <w:r>
+        <w:rPr>
+          <w:rFonts w:ascii="Calibri" w:eastAsia="Times New Roman" w:hAnsi="Calibri" w:cs="Arial"/>
+          <w:lang w:eastAsia="es-ES"/>
+        </w:rPr>
+        <w:t xml:space="preserve">.1. </w:t>
+      </w:r>
+      <w:r>
+        <w:rPr>
+          <w:rFonts w:ascii="Calibri" w:eastAsia="Times New Roman" w:hAnsi="Calibri" w:cs="Arial"/>
+          <w:lang w:eastAsia="es-ES"/>
+        </w:rPr>
+        <w:t>Control cooperativo líder-seguidor y consenso</w:t>
+      </w:r>
+      <w:r>
+        <w:rPr>
+          <w:rFonts w:ascii="Calibri" w:eastAsia="Times New Roman" w:hAnsi="Calibri" w:cs="Arial"/>
+          <w:lang w:eastAsia="es-ES"/>
+        </w:rPr>
+        <w:tab/>
+      </w:r>
+    </w:p>
+    <w:p>
+      <w:pPr>
+        <w:tabs>
+          <w:tab w:val="left" w:leader="dot" w:pos="7080"/>
+        </w:tabs>
+        <w:spacing w:after="0" w:line="300" w:lineRule="exact"/>
+        <w:ind w:left="720"/>
+        <w:rPr>
+          <w:rFonts w:ascii="Calibri" w:eastAsia="Times New Roman" w:hAnsi="Calibri" w:cs="Arial"/>
+          <w:lang w:eastAsia="es-ES"/>
+        </w:rPr>
+      </w:pPr>
+      <w:r>
+        <w:rPr>
+          <w:rFonts w:ascii="Calibri" w:eastAsia="Times New Roman" w:hAnsi="Calibri" w:cs="Arial"/>
+          <w:lang w:eastAsia="es-ES"/>
+        </w:rPr>
+        <w:t>1.5</w:t>
+      </w:r>
+      <w:r>
+        <w:rPr>
+          <w:rFonts w:ascii="Calibri" w:eastAsia="Times New Roman" w:hAnsi="Calibri" w:cs="Arial"/>
+          <w:lang w:eastAsia="es-ES"/>
+        </w:rPr>
+        <w:t xml:space="preserve">. </w:t>
+      </w:r>
+      <w:r>
+        <w:rPr>
+          <w:rFonts w:ascii="Calibri" w:eastAsia="Times New Roman" w:hAnsi="Calibri" w:cs="Arial"/>
+          <w:lang w:eastAsia="es-ES"/>
+        </w:rPr>
+        <w:t>Síntesis: el enjambre cooperativo como capa cinética</w:t>
+      </w:r>
+      <w:r>
+        <w:rPr>
+          <w:rFonts w:ascii="Calibri" w:eastAsia="Times New Roman" w:hAnsi="Calibri" w:cs="Arial"/>
+          <w:lang w:eastAsia="es-ES"/>
+        </w:rPr>
+        <w:tab/>
+        <w:t>nº</w:t>
+      </w:r>
+    </w:p>
+    <w:p>
+      <w:pPr>
+        <w:tabs>
+          <w:tab w:val="left" w:leader="dot" w:pos="7080"/>
+        </w:tabs>
+        <w:spacing w:after="0" w:line="300" w:lineRule="exact"/>
+        <w:ind w:left="1440"/>
+        <w:rPr>
+          <w:rFonts w:ascii="Calibri" w:eastAsia="Times New Roman" w:hAnsi="Calibri" w:cs="Arial"/>
+          <w:lang w:eastAsia="es-ES"/>
+        </w:rPr>
+      </w:pPr>
+    </w:p>
+    <w:p>
+      <w:pPr>
+        <w:tabs>
+          <w:tab w:val="left" w:leader="dot" w:pos="7080"/>
+        </w:tabs>
+        <w:spacing w:after="0" w:line="300" w:lineRule="exact"/>
+        <w:rPr>
+          <w:rFonts w:ascii="Calibri" w:eastAsia="Times New Roman" w:hAnsi="Calibri" w:cs="Arial"/>
+          <w:lang w:eastAsia="es-ES"/>
+        </w:rPr>
+      </w:pPr>
+      <w:r>
+        <w:rPr>
+          <w:rFonts w:ascii="Calibri" w:eastAsia="Times New Roman" w:hAnsi="Calibri" w:cs="Arial"/>
+          <w:lang w:eastAsia="es-ES"/>
+        </w:rPr>
+        <w:t xml:space="preserve">2. </w:t>
+      </w:r>
+      <w:r>
+        <w:rPr>
+          <w:rFonts w:ascii="Calibri" w:eastAsia="Times New Roman" w:hAnsi="Calibri" w:cs="Arial"/>
+          <w:lang w:eastAsia="es-ES"/>
+        </w:rPr>
+        <w:t>MODELADO Y CONTROL COOPERATIVO LÍDER-SEGUIDOR</w:t>
       </w:r>
       <w:r>
         <w:rPr>
@@ -1541,7 +1925,14 @@
           <w:rFonts w:ascii="Calibri" w:eastAsia="Times New Roman" w:hAnsi="Calibri" w:cs="Arial"/>
           <w:lang w:eastAsia="es-ES"/>
         </w:rPr>
-        <w:t>2.1. Sección 1</w:t>
+        <w:t xml:space="preserve">2.1. </w:t>
+      </w:r>
+      <w:r>
+        <w:rPr>
+          <w:rFonts w:ascii="Calibri" w:eastAsia="Times New Roman" w:hAnsi="Calibri" w:cs="Arial"/>
+          <w:lang w:eastAsia="es-ES"/>
+        </w:rPr>
+        <w:t>Planteamiento del problema de control</w:t>
       </w:r>
       <w:r>
         <w:rPr>
@@ -1569,7 +1960,14 @@
           <w:rFonts w:ascii="Calibri" w:eastAsia="Times New Roman" w:hAnsi="Calibri" w:cs="Arial"/>
           <w:lang w:eastAsia="es-ES"/>
         </w:rPr>
-        <w:t>2.2. Sección 2</w:t>
+        <w:t xml:space="preserve">2.2. </w:t>
+      </w:r>
+      <w:r>
+        <w:rPr>
+          <w:rFonts w:ascii="Calibri" w:eastAsia="Times New Roman" w:hAnsi="Calibri" w:cs="Arial"/>
+          <w:lang w:eastAsia="es-ES"/>
+        </w:rPr>
+        <w:t>Escenario y supuestos de modelado</w:t>
       </w:r>
       <w:r>
         <w:rPr>
@@ -1577,6 +1975,82 @@
           <w:lang w:eastAsia="es-ES"/>
         </w:rPr>
         <w:tab/>
+        <w:t>nº</w:t>
+      </w:r>
+    </w:p>
+    <w:p>
+      <w:pPr>
+        <w:tabs>
+          <w:tab w:val="left" w:leader="dot" w:pos="7088"/>
+        </w:tabs>
+        <w:spacing w:after="0" w:line="300" w:lineRule="exact"/>
+        <w:ind w:left="720"/>
+        <w:rPr>
+          <w:rFonts w:ascii="Calibri" w:eastAsia="Times New Roman" w:hAnsi="Calibri" w:cs="Arial"/>
+          <w:lang w:eastAsia="es-ES"/>
+        </w:rPr>
+      </w:pPr>
+      <w:r>
+        <w:rPr>
+          <w:rFonts w:ascii="Calibri" w:eastAsia="Times New Roman" w:hAnsi="Calibri" w:cs="Arial"/>
+          <w:lang w:eastAsia="es-ES"/>
+        </w:rPr>
+        <w:t xml:space="preserve">2.1. </w:t>
+      </w:r>
+      <w:r>
+        <w:rPr>
+          <w:rFonts w:ascii="Calibri" w:eastAsia="Times New Roman" w:hAnsi="Calibri" w:cs="Arial"/>
+          <w:lang w:eastAsia="es-ES"/>
+        </w:rPr>
+        <w:t>Modelo del dron hostil</w:t>
+      </w:r>
+      <w:r>
+        <w:rPr>
+          <w:rFonts w:ascii="Calibri" w:eastAsia="Times New Roman" w:hAnsi="Calibri" w:cs="Arial"/>
+          <w:lang w:eastAsia="es-ES"/>
+        </w:rPr>
+        <w:tab/>
+        <w:t>nº</w:t>
+      </w:r>
+    </w:p>
+    <w:p>
+      <w:pPr>
+        <w:tabs>
+          <w:tab w:val="left" w:leader="dot" w:pos="7088"/>
+        </w:tabs>
+        <w:spacing w:after="0" w:line="300" w:lineRule="exact"/>
+        <w:ind w:left="720"/>
+        <w:rPr>
+          <w:rFonts w:ascii="Calibri" w:eastAsia="Times New Roman" w:hAnsi="Calibri" w:cs="Arial"/>
+          <w:lang w:eastAsia="es-ES"/>
+        </w:rPr>
+      </w:pPr>
+      <w:r>
+        <w:rPr>
+          <w:rFonts w:ascii="Calibri" w:eastAsia="Times New Roman" w:hAnsi="Calibri" w:cs="Arial"/>
+          <w:lang w:eastAsia="es-ES"/>
+        </w:rPr>
+        <w:t xml:space="preserve">2.2. </w:t>
+      </w:r>
+      <w:r>
+        <w:rPr>
+          <w:rFonts w:ascii="Calibri" w:eastAsia="Times New Roman" w:hAnsi="Calibri" w:cs="Arial"/>
+          <w:lang w:eastAsia="es-ES"/>
+        </w:rPr>
+        <w:t>Modelo del enjambre defensor</w:t>
+      </w:r>
+      <w:r>
+        <w:rPr>
+          <w:rFonts w:ascii="Calibri" w:eastAsia="Times New Roman" w:hAnsi="Calibri" w:cs="Arial"/>
+          <w:lang w:eastAsia="es-ES"/>
+        </w:rPr>
+        <w:tab/>
+      </w:r>
+      <w:r>
+        <w:rPr>
+          <w:rFonts w:ascii="Calibri" w:eastAsia="Times New Roman" w:hAnsi="Calibri" w:cs="Arial"/>
+          <w:lang w:eastAsia="es-ES"/>
+        </w:rPr>
         <w:t>nº</w:t>
       </w:r>
     </w:p>
@@ -1592,21 +2066,6 @@
           <w:lang w:eastAsia="es-ES"/>
         </w:rPr>
       </w:pPr>
-      <w:r>
-        <w:rPr>
-          <w:rFonts w:ascii="Calibri" w:eastAsia="Times New Roman" w:hAnsi="Calibri" w:cs="Arial"/>
-          <w:lang w:eastAsia="es-ES"/>
-        </w:rPr>
-        <w:t>2.2.1. Subsección 1</w:t>
-      </w:r>
-      <w:r>
-        <w:rPr>
-          <w:rFonts w:ascii="Calibri" w:eastAsia="Times New Roman" w:hAnsi="Calibri" w:cs="Arial"/>
-          <w:lang w:eastAsia="es-ES"/>
-        </w:rPr>
-        <w:tab/>
-        <w:t>nº</w:t>
-      </w:r>
     </w:p>
     <w:p>
       <w:pPr>
@@ -1614,45 +2073,24 @@
           <w:tab w:val="left" w:leader="dot" w:pos="7088"/>
         </w:tabs>
         <w:spacing w:after="0" w:line="300" w:lineRule="exact"/>
-        <w:ind w:left="1440"/>
-        <w:rPr>
-          <w:rFonts w:ascii="Calibri" w:eastAsia="Times New Roman" w:hAnsi="Calibri" w:cs="Arial"/>
-          <w:lang w:eastAsia="es-ES"/>
-        </w:rPr>
-      </w:pPr>
-      <w:r>
-        <w:rPr>
-          <w:rFonts w:ascii="Calibri" w:eastAsia="Times New Roman" w:hAnsi="Calibri" w:cs="Arial"/>
-          <w:lang w:eastAsia="es-ES"/>
-        </w:rPr>
-        <w:t>2.2.2. Subsección 2</w:t>
-      </w:r>
-      <w:r>
-        <w:rPr>
-          <w:rFonts w:ascii="Calibri" w:eastAsia="Times New Roman" w:hAnsi="Calibri" w:cs="Arial"/>
-          <w:lang w:eastAsia="es-ES"/>
-        </w:rPr>
-        <w:tab/>
-        <w:t>nº</w:t>
-      </w:r>
-    </w:p>
-    <w:p>
-      <w:pPr>
-        <w:tabs>
-          <w:tab w:val="left" w:leader="dot" w:pos="7088"/>
-        </w:tabs>
-        <w:spacing w:after="0" w:line="300" w:lineRule="exact"/>
-        <w:rPr>
-          <w:rFonts w:ascii="Calibri" w:eastAsia="Times New Roman" w:hAnsi="Calibri" w:cs="Arial"/>
-          <w:lang w:eastAsia="es-ES"/>
-        </w:rPr>
-      </w:pPr>
-      <w:r>
-        <w:rPr>
-          <w:rFonts w:ascii="Calibri" w:eastAsia="Times New Roman" w:hAnsi="Calibri" w:cs="Arial"/>
-          <w:lang w:eastAsia="es-ES"/>
-        </w:rPr>
-        <w:t>3. Capítulo 3</w:t>
+        <w:rPr>
+          <w:rFonts w:ascii="Calibri" w:eastAsia="Times New Roman" w:hAnsi="Calibri" w:cs="Arial"/>
+          <w:lang w:eastAsia="es-ES"/>
+        </w:rPr>
+      </w:pPr>
+      <w:r>
+        <w:rPr>
+          <w:rFonts w:ascii="Calibri" w:eastAsia="Times New Roman" w:hAnsi="Calibri" w:cs="Arial"/>
+          <w:lang w:eastAsia="es-ES"/>
+        </w:rPr>
+        <w:t xml:space="preserve">3. </w:t>
+      </w:r>
+      <w:r>
+        <w:rPr>
+          <w:rFonts w:ascii="Calibri" w:eastAsia="Times New Roman" w:hAnsi="Calibri" w:cs="Arial"/>
+          <w:lang w:eastAsia="es-ES"/>
+        </w:rPr>
+        <w:t>ARQUITECTURA DE INTEGRACIÓN Y VALIDACIÓN EN SIMULACIÓN</w:t>
       </w:r>
       <w:r>
         <w:rPr>
@@ -1680,7 +2118,14 @@
           <w:rFonts w:ascii="Calibri" w:eastAsia="Times New Roman" w:hAnsi="Calibri" w:cs="Arial"/>
           <w:lang w:eastAsia="es-ES"/>
         </w:rPr>
-        <w:t>3.1. Sección 1</w:t>
+        <w:t xml:space="preserve">3.1. </w:t>
+      </w:r>
+      <w:r>
+        <w:rPr>
+          <w:rFonts w:ascii="Calibri" w:eastAsia="Times New Roman" w:hAnsi="Calibri" w:cs="Arial"/>
+          <w:lang w:eastAsia="es-ES"/>
+        </w:rPr>
+        <w:t>Arquitectura general de la co-simulación</w:t>
       </w:r>
       <w:r>
         <w:rPr>
@@ -1708,90 +2153,14 @@
           <w:rFonts w:ascii="Calibri" w:eastAsia="Times New Roman" w:hAnsi="Calibri" w:cs="Arial"/>
           <w:lang w:eastAsia="es-ES"/>
         </w:rPr>
-        <w:t>3.2. Sección 2</w:t>
-      </w:r>
-      <w:r>
-        <w:rPr>
-          <w:rFonts w:ascii="Calibri" w:eastAsia="Times New Roman" w:hAnsi="Calibri" w:cs="Arial"/>
-          <w:lang w:eastAsia="es-ES"/>
-        </w:rPr>
-        <w:tab/>
-        <w:t>nº</w:t>
-      </w:r>
-    </w:p>
-    <w:p>
-      <w:pPr>
-        <w:tabs>
-          <w:tab w:val="left" w:leader="dot" w:pos="7088"/>
-        </w:tabs>
-        <w:spacing w:after="0" w:line="300" w:lineRule="exact"/>
-        <w:ind w:left="1440"/>
-        <w:rPr>
-          <w:rFonts w:ascii="Calibri" w:eastAsia="Times New Roman" w:hAnsi="Calibri" w:cs="Arial"/>
-          <w:lang w:eastAsia="es-ES"/>
-        </w:rPr>
-      </w:pPr>
-      <w:r>
-        <w:rPr>
-          <w:rFonts w:ascii="Calibri" w:eastAsia="Times New Roman" w:hAnsi="Calibri" w:cs="Arial"/>
-          <w:lang w:eastAsia="es-ES"/>
-        </w:rPr>
-        <w:t>3.2.1. Subsección 1</w:t>
-      </w:r>
-      <w:r>
-        <w:rPr>
-          <w:rFonts w:ascii="Calibri" w:eastAsia="Times New Roman" w:hAnsi="Calibri" w:cs="Arial"/>
-          <w:lang w:eastAsia="es-ES"/>
-        </w:rPr>
-        <w:tab/>
-        <w:t>nº</w:t>
-      </w:r>
-    </w:p>
-    <w:p>
-      <w:pPr>
-        <w:tabs>
-          <w:tab w:val="left" w:leader="dot" w:pos="7088"/>
-        </w:tabs>
-        <w:spacing w:after="0" w:line="300" w:lineRule="exact"/>
-        <w:ind w:left="1440"/>
-        <w:rPr>
-          <w:rFonts w:ascii="Calibri" w:eastAsia="Times New Roman" w:hAnsi="Calibri" w:cs="Arial"/>
-          <w:lang w:eastAsia="es-ES"/>
-        </w:rPr>
-      </w:pPr>
-      <w:r>
-        <w:rPr>
-          <w:rFonts w:ascii="Calibri" w:eastAsia="Times New Roman" w:hAnsi="Calibri" w:cs="Arial"/>
-          <w:lang w:eastAsia="es-ES"/>
-        </w:rPr>
-        <w:t>3.2.2. Subsección 2</w:t>
-      </w:r>
-      <w:r>
-        <w:rPr>
-          <w:rFonts w:ascii="Calibri" w:eastAsia="Times New Roman" w:hAnsi="Calibri" w:cs="Arial"/>
-          <w:lang w:eastAsia="es-ES"/>
-        </w:rPr>
-        <w:tab/>
-        <w:t>nº</w:t>
-      </w:r>
-    </w:p>
-    <w:p>
-      <w:pPr>
-        <w:tabs>
-          <w:tab w:val="left" w:leader="dot" w:pos="7088"/>
-        </w:tabs>
-        <w:spacing w:after="0" w:line="300" w:lineRule="exact"/>
-        <w:rPr>
-          <w:rFonts w:ascii="Calibri" w:eastAsia="Times New Roman" w:hAnsi="Calibri" w:cs="Arial"/>
-          <w:lang w:eastAsia="es-ES"/>
-        </w:rPr>
-      </w:pPr>
-      <w:r>
-        <w:rPr>
-          <w:rFonts w:ascii="Calibri" w:eastAsia="Times New Roman" w:hAnsi="Calibri" w:cs="Arial"/>
-          <w:lang w:eastAsia="es-ES"/>
-        </w:rPr>
-        <w:t>4. Capítulo 4</w:t>
+        <w:t xml:space="preserve">3.2. </w:t>
+      </w:r>
+      <w:r>
+        <w:rPr>
+          <w:rFonts w:ascii="Calibri" w:eastAsia="Times New Roman" w:hAnsi="Calibri" w:cs="Arial"/>
+          <w:lang w:eastAsia="es-ES"/>
+        </w:rPr>
+        <w:t>Comunicación entre MATLAB y CoppeliaSim</w:t>
       </w:r>
       <w:r>
         <w:rPr>
@@ -1819,7 +2188,21 @@
           <w:rFonts w:ascii="Calibri" w:eastAsia="Times New Roman" w:hAnsi="Calibri" w:cs="Arial"/>
           <w:lang w:eastAsia="es-ES"/>
         </w:rPr>
-        <w:t>4.1. Sección 1</w:t>
+        <w:t>3.3</w:t>
+      </w:r>
+      <w:r>
+        <w:rPr>
+          <w:rFonts w:ascii="Calibri" w:eastAsia="Times New Roman" w:hAnsi="Calibri" w:cs="Arial"/>
+          <w:lang w:eastAsia="es-ES"/>
+        </w:rPr>
+        <w:t xml:space="preserve">. </w:t>
+      </w:r>
+      <w:r>
+        <w:rPr>
+          <w:rFonts w:ascii="Calibri" w:eastAsia="Times New Roman" w:hAnsi="Calibri" w:cs="Arial"/>
+          <w:lang w:eastAsia="es-ES"/>
+        </w:rPr>
+        <w:t>Construcción de la escena</w:t>
       </w:r>
       <w:r>
         <w:rPr>
@@ -1847,7 +2230,21 @@
           <w:rFonts w:ascii="Calibri" w:eastAsia="Times New Roman" w:hAnsi="Calibri" w:cs="Arial"/>
           <w:lang w:eastAsia="es-ES"/>
         </w:rPr>
-        <w:t>4.2. Sección 2</w:t>
+        <w:t>3.4</w:t>
+      </w:r>
+      <w:r>
+        <w:rPr>
+          <w:rFonts w:ascii="Calibri" w:eastAsia="Times New Roman" w:hAnsi="Calibri" w:cs="Arial"/>
+          <w:lang w:eastAsia="es-ES"/>
+        </w:rPr>
+        <w:t xml:space="preserve">. </w:t>
+      </w:r>
+      <w:r>
+        <w:rPr>
+          <w:rFonts w:ascii="Calibri" w:eastAsia="Times New Roman" w:hAnsi="Calibri" w:cs="Arial"/>
+          <w:lang w:eastAsia="es-ES"/>
+        </w:rPr>
+        <w:t>Ciclo de ejecución</w:t>
       </w:r>
       <w:r>
         <w:rPr>
@@ -1864,18 +2261,32 @@
           <w:tab w:val="left" w:leader="dot" w:pos="7088"/>
         </w:tabs>
         <w:spacing w:after="0" w:line="300" w:lineRule="exact"/>
-        <w:ind w:left="1440"/>
-        <w:rPr>
-          <w:rFonts w:ascii="Calibri" w:eastAsia="Times New Roman" w:hAnsi="Calibri" w:cs="Arial"/>
-          <w:lang w:eastAsia="es-ES"/>
-        </w:rPr>
-      </w:pPr>
-      <w:r>
-        <w:rPr>
-          <w:rFonts w:ascii="Calibri" w:eastAsia="Times New Roman" w:hAnsi="Calibri" w:cs="Arial"/>
-          <w:lang w:eastAsia="es-ES"/>
-        </w:rPr>
-        <w:t>4.2.1. Subsección 1</w:t>
+        <w:ind w:left="720"/>
+        <w:rPr>
+          <w:rFonts w:ascii="Calibri" w:eastAsia="Times New Roman" w:hAnsi="Calibri" w:cs="Arial"/>
+          <w:lang w:eastAsia="es-ES"/>
+        </w:rPr>
+      </w:pPr>
+      <w:r>
+        <w:rPr>
+          <w:rFonts w:ascii="Calibri" w:eastAsia="Times New Roman" w:hAnsi="Calibri" w:cs="Arial"/>
+          <w:lang w:eastAsia="es-ES"/>
+        </w:rPr>
+        <w:t>3.5</w:t>
+      </w:r>
+      <w:r>
+        <w:rPr>
+          <w:rFonts w:ascii="Calibri" w:eastAsia="Times New Roman" w:hAnsi="Calibri" w:cs="Arial"/>
+          <w:lang w:eastAsia="es-ES"/>
+        </w:rPr>
+        <w:t xml:space="preserve">. </w:t>
+      </w:r>
+      <w:r>
+        <w:rPr>
+          <w:rFonts w:ascii="Calibri" w:eastAsia="Times New Roman" w:hAnsi="Calibri" w:cs="Arial"/>
+          <w:lang w:eastAsia="es-ES"/>
+        </w:rPr>
+        <w:t>Validación del comportamiento cinemático</w:t>
       </w:r>
       <w:r>
         <w:rPr>
@@ -1892,27 +2303,11 @@
           <w:tab w:val="left" w:leader="dot" w:pos="7088"/>
         </w:tabs>
         <w:spacing w:after="0" w:line="300" w:lineRule="exact"/>
-        <w:ind w:left="1440"/>
-        <w:rPr>
-          <w:rFonts w:ascii="Calibri" w:eastAsia="Times New Roman" w:hAnsi="Calibri" w:cs="Arial"/>
-          <w:lang w:eastAsia="es-ES"/>
-        </w:rPr>
-      </w:pPr>
-      <w:r>
-        <w:rPr>
-          <w:rFonts w:ascii="Calibri" w:eastAsia="Times New Roman" w:hAnsi="Calibri" w:cs="Arial"/>
-          <w:lang w:eastAsia="es-ES"/>
-        </w:rPr>
-        <w:t>4.2.2. Subsección 2</w:t>
-      </w:r>
-      <w:r>
-        <w:rPr>
-          <w:rFonts w:ascii="Calibri" w:eastAsia="Times New Roman" w:hAnsi="Calibri" w:cs="Arial"/>
-          <w:lang w:eastAsia="es-ES"/>
-        </w:rPr>
-        <w:tab/>
-        <w:t>nº</w:t>
-      </w:r>
+        <w:rPr>
+          <w:rFonts w:ascii="Calibri" w:eastAsia="Times New Roman" w:hAnsi="Calibri" w:cs="Arial"/>
+          <w:lang w:eastAsia="es-ES"/>
+        </w:rPr>
+      </w:pPr>
     </w:p>
     <w:p>
       <w:pPr>
@@ -1925,6 +2320,28 @@
           <w:lang w:eastAsia="es-ES"/>
         </w:rPr>
       </w:pPr>
+      <w:r>
+        <w:rPr>
+          <w:rFonts w:ascii="Calibri" w:eastAsia="Times New Roman" w:hAnsi="Calibri" w:cs="Arial"/>
+          <w:lang w:eastAsia="es-ES"/>
+        </w:rPr>
+        <w:t xml:space="preserve">4. </w:t>
+      </w:r>
+      <w:r>
+        <w:rPr>
+          <w:rFonts w:ascii="Calibri" w:eastAsia="Times New Roman" w:hAnsi="Calibri" w:cs="Arial"/>
+          <w:lang w:eastAsia="es-ES"/>
+        </w:rPr>
+        <w:t>EVALUACIÓN DE DESEMPEÑO Y ANÁLISIS DE RESULTADOS</w:t>
+      </w:r>
+      <w:r>
+        <w:rPr>
+          <w:rFonts w:ascii="Calibri" w:eastAsia="Times New Roman" w:hAnsi="Calibri" w:cs="Arial"/>
+          <w:lang w:eastAsia="es-ES"/>
+        </w:rPr>
+        <w:tab/>
+        <w:t>nº</w:t>
+      </w:r>
     </w:p>
     <w:p>
       <w:pPr>
@@ -1932,17 +2349,25 @@
           <w:tab w:val="left" w:leader="dot" w:pos="7088"/>
         </w:tabs>
         <w:spacing w:after="0" w:line="300" w:lineRule="exact"/>
-        <w:rPr>
-          <w:rFonts w:ascii="Calibri" w:eastAsia="Times New Roman" w:hAnsi="Calibri" w:cs="Arial"/>
-          <w:lang w:eastAsia="es-ES"/>
-        </w:rPr>
-      </w:pPr>
-      <w:r>
-        <w:rPr>
-          <w:rFonts w:ascii="Calibri" w:eastAsia="Times New Roman" w:hAnsi="Calibri" w:cs="Arial"/>
-          <w:lang w:eastAsia="es-ES"/>
-        </w:rPr>
-        <w:t>Conclusiones</w:t>
+        <w:ind w:left="720"/>
+        <w:rPr>
+          <w:rFonts w:ascii="Calibri" w:eastAsia="Times New Roman" w:hAnsi="Calibri" w:cs="Arial"/>
+          <w:lang w:eastAsia="es-ES"/>
+        </w:rPr>
+      </w:pPr>
+      <w:r>
+        <w:rPr>
+          <w:rFonts w:ascii="Calibri" w:eastAsia="Times New Roman" w:hAnsi="Calibri" w:cs="Arial"/>
+          <w:lang w:eastAsia="es-ES"/>
+        </w:rPr>
+        <w:t xml:space="preserve">4.1. </w:t>
+      </w:r>
+      <w:r>
+        <w:rPr>
+          <w:rFonts w:ascii="Calibri" w:eastAsia="Times New Roman" w:hAnsi="Calibri" w:cs="Arial"/>
+          <w:lang w:eastAsia="es-ES"/>
+        </w:rPr>
+        <w:t>Indicadores de desempeño</w:t>
       </w:r>
       <w:r>
         <w:rPr>
@@ -1959,17 +2384,25 @@
           <w:tab w:val="left" w:leader="dot" w:pos="7088"/>
         </w:tabs>
         <w:spacing w:after="0" w:line="300" w:lineRule="exact"/>
-        <w:rPr>
-          <w:rFonts w:ascii="Calibri" w:eastAsia="Times New Roman" w:hAnsi="Calibri" w:cs="Arial"/>
-          <w:lang w:eastAsia="es-ES"/>
-        </w:rPr>
-      </w:pPr>
-      <w:r>
-        <w:rPr>
-          <w:rFonts w:ascii="Calibri" w:eastAsia="Times New Roman" w:hAnsi="Calibri" w:cs="Arial"/>
-          <w:lang w:eastAsia="es-ES"/>
-        </w:rPr>
-        <w:t>Posibles mejoras futuras del proyecto</w:t>
+        <w:ind w:left="720"/>
+        <w:rPr>
+          <w:rFonts w:ascii="Calibri" w:eastAsia="Times New Roman" w:hAnsi="Calibri" w:cs="Arial"/>
+          <w:lang w:eastAsia="es-ES"/>
+        </w:rPr>
+      </w:pPr>
+      <w:r>
+        <w:rPr>
+          <w:rFonts w:ascii="Calibri" w:eastAsia="Times New Roman" w:hAnsi="Calibri" w:cs="Arial"/>
+          <w:lang w:eastAsia="es-ES"/>
+        </w:rPr>
+        <w:t xml:space="preserve">4.2. </w:t>
+      </w:r>
+      <w:r>
+        <w:rPr>
+          <w:rFonts w:ascii="Calibri" w:eastAsia="Times New Roman" w:hAnsi="Calibri" w:cs="Arial"/>
+          <w:lang w:eastAsia="es-ES"/>
+        </w:rPr>
+        <w:t>Procedimiento de evaluación</w:t>
       </w:r>
       <w:r>
         <w:rPr>
@@ -1986,17 +2419,32 @@
           <w:tab w:val="left" w:leader="dot" w:pos="7088"/>
         </w:tabs>
         <w:spacing w:after="0" w:line="300" w:lineRule="exact"/>
-        <w:rPr>
-          <w:rFonts w:ascii="Calibri" w:eastAsia="Times New Roman" w:hAnsi="Calibri" w:cs="Arial"/>
-          <w:lang w:eastAsia="es-ES"/>
-        </w:rPr>
-      </w:pPr>
-      <w:r>
-        <w:rPr>
-          <w:rFonts w:ascii="Calibri" w:eastAsia="Times New Roman" w:hAnsi="Calibri" w:cs="Arial"/>
-          <w:lang w:eastAsia="es-ES"/>
-        </w:rPr>
-        <w:t>Bibliografía</w:t>
+        <w:ind w:left="720"/>
+        <w:rPr>
+          <w:rFonts w:ascii="Calibri" w:eastAsia="Times New Roman" w:hAnsi="Calibri" w:cs="Arial"/>
+          <w:lang w:eastAsia="es-ES"/>
+        </w:rPr>
+      </w:pPr>
+      <w:r>
+        <w:rPr>
+          <w:rFonts w:ascii="Calibri" w:eastAsia="Times New Roman" w:hAnsi="Calibri" w:cs="Arial"/>
+          <w:lang w:eastAsia="es-ES"/>
+        </w:rPr>
+        <w:t>4.3</w:t>
+      </w:r>
+      <w:r>
+        <w:rPr>
+          <w:rFonts w:ascii="Calibri" w:eastAsia="Times New Roman" w:hAnsi="Calibri" w:cs="Arial"/>
+          <w:lang w:eastAsia="es-ES"/>
+        </w:rPr>
+        <w:t xml:space="preserve">. </w:t>
+      </w:r>
+      <w:r>
+        <w:rPr>
+          <w:rFonts w:ascii="Calibri" w:eastAsia="Times New Roman" w:hAnsi="Calibri" w:cs="Arial"/>
+          <w:lang w:eastAsia="es-ES"/>
+        </w:rPr>
+        <w:t>Resultados</w:t>
       </w:r>
       <w:r>
         <w:rPr>
@@ -2013,17 +2461,46 @@
           <w:tab w:val="left" w:leader="dot" w:pos="7088"/>
         </w:tabs>
         <w:spacing w:after="0" w:line="300" w:lineRule="exact"/>
-        <w:rPr>
-          <w:rFonts w:ascii="Calibri" w:eastAsia="Times New Roman" w:hAnsi="Calibri" w:cs="Arial"/>
-          <w:lang w:eastAsia="es-ES"/>
-        </w:rPr>
-      </w:pPr>
-      <w:r>
-        <w:rPr>
-          <w:rFonts w:ascii="Calibri" w:eastAsia="Times New Roman" w:hAnsi="Calibri" w:cs="Arial"/>
-          <w:lang w:eastAsia="es-ES"/>
-        </w:rPr>
-        <w:t>Índice de figuras (opcional)</w:t>
+        <w:ind w:left="1416"/>
+        <w:rPr>
+          <w:rFonts w:ascii="Calibri" w:eastAsia="Times New Roman" w:hAnsi="Calibri" w:cs="Arial"/>
+          <w:lang w:eastAsia="es-ES"/>
+        </w:rPr>
+      </w:pPr>
+      <w:r>
+        <w:rPr>
+          <w:rFonts w:ascii="Calibri" w:eastAsia="Times New Roman" w:hAnsi="Calibri" w:cs="Arial"/>
+          <w:lang w:eastAsia="es-ES"/>
+        </w:rPr>
+        <w:t>4.3</w:t>
+      </w:r>
+      <w:r>
+        <w:rPr>
+          <w:rFonts w:ascii="Calibri" w:eastAsia="Times New Roman" w:hAnsi="Calibri" w:cs="Arial"/>
+          <w:lang w:eastAsia="es-ES"/>
+        </w:rPr>
+        <w:t>.</w:t>
+      </w:r>
+      <w:r>
+        <w:rPr>
+          <w:rFonts w:ascii="Calibri" w:eastAsia="Times New Roman" w:hAnsi="Calibri" w:cs="Arial"/>
+          <w:lang w:eastAsia="es-ES"/>
+        </w:rPr>
+        <w:t>1.</w:t>
+      </w:r>
+      <w:r>
+        <w:rPr>
+          <w:rFonts w:ascii="Calibri" w:eastAsia="Times New Roman" w:hAnsi="Calibri" w:cs="Arial"/>
+          <w:lang w:eastAsia="es-ES"/>
+        </w:rPr>
+        <w:t xml:space="preserve"> </w:t>
+      </w:r>
+      <w:r>
+        <w:rPr>
+          <w:rFonts w:ascii="Calibri" w:eastAsia="Times New Roman" w:hAnsi="Calibri" w:cs="Arial"/>
+          <w:lang w:eastAsia="es-ES"/>
+        </w:rPr>
+        <w:t>Efectividad de la defensa</w:t>
       </w:r>
       <w:r>
         <w:rPr>
@@ -2040,17 +2517,46 @@
           <w:tab w:val="left" w:leader="dot" w:pos="7088"/>
         </w:tabs>
         <w:spacing w:after="0" w:line="300" w:lineRule="exact"/>
-        <w:rPr>
-          <w:rFonts w:ascii="Calibri" w:eastAsia="Times New Roman" w:hAnsi="Calibri" w:cs="Arial"/>
-          <w:lang w:eastAsia="es-ES"/>
-        </w:rPr>
-      </w:pPr>
-      <w:r>
-        <w:rPr>
-          <w:rFonts w:ascii="Calibri" w:eastAsia="Times New Roman" w:hAnsi="Calibri" w:cs="Arial"/>
-          <w:lang w:eastAsia="es-ES"/>
-        </w:rPr>
-        <w:t>Índice de tablas (opcional)</w:t>
+        <w:ind w:left="1416"/>
+        <w:rPr>
+          <w:rFonts w:ascii="Calibri" w:eastAsia="Times New Roman" w:hAnsi="Calibri" w:cs="Arial"/>
+          <w:lang w:eastAsia="es-ES"/>
+        </w:rPr>
+      </w:pPr>
+      <w:r>
+        <w:rPr>
+          <w:rFonts w:ascii="Calibri" w:eastAsia="Times New Roman" w:hAnsi="Calibri" w:cs="Arial"/>
+          <w:lang w:eastAsia="es-ES"/>
+        </w:rPr>
+        <w:t>4.3</w:t>
+      </w:r>
+      <w:r>
+        <w:rPr>
+          <w:rFonts w:ascii="Calibri" w:eastAsia="Times New Roman" w:hAnsi="Calibri" w:cs="Arial"/>
+          <w:lang w:eastAsia="es-ES"/>
+        </w:rPr>
+        <w:t>.</w:t>
+      </w:r>
+      <w:r>
+        <w:rPr>
+          <w:rFonts w:ascii="Calibri" w:eastAsia="Times New Roman" w:hAnsi="Calibri" w:cs="Arial"/>
+          <w:lang w:eastAsia="es-ES"/>
+        </w:rPr>
+        <w:t>2.</w:t>
+      </w:r>
+      <w:r>
+        <w:rPr>
+          <w:rFonts w:ascii="Calibri" w:eastAsia="Times New Roman" w:hAnsi="Calibri" w:cs="Arial"/>
+          <w:lang w:eastAsia="es-ES"/>
+        </w:rPr>
+        <w:t xml:space="preserve"> </w:t>
+      </w:r>
+      <w:r>
+        <w:rPr>
+          <w:rFonts w:ascii="Calibri" w:eastAsia="Times New Roman" w:hAnsi="Calibri" w:cs="Arial"/>
+          <w:lang w:eastAsia="es-ES"/>
+        </w:rPr>
+        <w:t>Tiempo de respuesta</w:t>
       </w:r>
       <w:r>
         <w:rPr>
@@ -2067,17 +2573,46 @@
           <w:tab w:val="left" w:leader="dot" w:pos="7088"/>
         </w:tabs>
         <w:spacing w:after="0" w:line="300" w:lineRule="exact"/>
-        <w:rPr>
-          <w:rFonts w:ascii="Calibri" w:eastAsia="Times New Roman" w:hAnsi="Calibri" w:cs="Arial"/>
-          <w:lang w:eastAsia="es-ES"/>
-        </w:rPr>
-      </w:pPr>
-      <w:r>
-        <w:rPr>
-          <w:rFonts w:ascii="Calibri" w:eastAsia="Times New Roman" w:hAnsi="Calibri" w:cs="Arial"/>
-          <w:lang w:eastAsia="es-ES"/>
-        </w:rPr>
-        <w:t>Anexo (opcional)</w:t>
+        <w:ind w:left="1416"/>
+        <w:rPr>
+          <w:rFonts w:ascii="Calibri" w:eastAsia="Times New Roman" w:hAnsi="Calibri" w:cs="Arial"/>
+          <w:lang w:eastAsia="es-ES"/>
+        </w:rPr>
+      </w:pPr>
+      <w:r>
+        <w:rPr>
+          <w:rFonts w:ascii="Calibri" w:eastAsia="Times New Roman" w:hAnsi="Calibri" w:cs="Arial"/>
+          <w:lang w:eastAsia="es-ES"/>
+        </w:rPr>
+        <w:t>4.3</w:t>
+      </w:r>
+      <w:r>
+        <w:rPr>
+          <w:rFonts w:ascii="Calibri" w:eastAsia="Times New Roman" w:hAnsi="Calibri" w:cs="Arial"/>
+          <w:lang w:eastAsia="es-ES"/>
+        </w:rPr>
+        <w:t>.</w:t>
+      </w:r>
+      <w:r>
+        <w:rPr>
+          <w:rFonts w:ascii="Calibri" w:eastAsia="Times New Roman" w:hAnsi="Calibri" w:cs="Arial"/>
+          <w:lang w:eastAsia="es-ES"/>
+        </w:rPr>
+        <w:t>3.</w:t>
+      </w:r>
+      <w:r>
+        <w:rPr>
+          <w:rFonts w:ascii="Calibri" w:eastAsia="Times New Roman" w:hAnsi="Calibri" w:cs="Arial"/>
+          <w:lang w:eastAsia="es-ES"/>
+        </w:rPr>
+        <w:t xml:space="preserve"> </w:t>
+      </w:r>
+      <w:r>
+        <w:rPr>
+          <w:rFonts w:ascii="Calibri" w:eastAsia="Times New Roman" w:hAnsi="Calibri" w:cs="Arial"/>
+          <w:lang w:eastAsia="es-ES"/>
+        </w:rPr>
+        <w:t>Seguridad entre agentes propios</w:t>
       </w:r>
       <w:r>
         <w:rPr>
@@ -2090,660 +2625,416 @@
     </w:p>
     <w:p>
       <w:pPr>
+        <w:tabs>
+          <w:tab w:val="left" w:leader="dot" w:pos="7088"/>
+        </w:tabs>
         <w:spacing w:after="0" w:line="300" w:lineRule="exact"/>
-        <w:rPr>
-          <w:rFonts w:ascii="Calibri" w:eastAsia="Times New Roman" w:hAnsi="Calibri" w:cs="Arial"/>
-          <w:lang w:eastAsia="es-ES"/>
-        </w:rPr>
-      </w:pPr>
-    </w:p>
-    <w:p>
-      <w:pPr>
+        <w:ind w:left="1416"/>
+        <w:rPr>
+          <w:rFonts w:ascii="Calibri" w:eastAsia="Times New Roman" w:hAnsi="Calibri" w:cs="Arial"/>
+          <w:lang w:eastAsia="es-ES"/>
+        </w:rPr>
+      </w:pPr>
+      <w:r>
+        <w:rPr>
+          <w:rFonts w:ascii="Calibri" w:eastAsia="Times New Roman" w:hAnsi="Calibri" w:cs="Arial"/>
+          <w:lang w:eastAsia="es-ES"/>
+        </w:rPr>
+        <w:t>4.3.</w:t>
+      </w:r>
+      <w:r>
+        <w:rPr>
+          <w:rFonts w:ascii="Calibri" w:eastAsia="Times New Roman" w:hAnsi="Calibri" w:cs="Arial"/>
+          <w:lang w:eastAsia="es-ES"/>
+        </w:rPr>
+        <w:t>4</w:t>
+      </w:r>
+      <w:r>
+        <w:rPr>
+          <w:rFonts w:ascii="Calibri" w:eastAsia="Times New Roman" w:hAnsi="Calibri" w:cs="Arial"/>
+          <w:lang w:eastAsia="es-ES"/>
+        </w:rPr>
+        <w:t xml:space="preserve">. </w:t>
+      </w:r>
+      <w:r>
+        <w:rPr>
+          <w:rFonts w:ascii="Calibri" w:eastAsia="Times New Roman" w:hAnsi="Calibri" w:cs="Arial"/>
+          <w:lang w:eastAsia="es-ES"/>
+        </w:rPr>
+        <w:t>Análisis de sensibilidad al radio de contacto</w:t>
+      </w:r>
+      <w:r>
+        <w:rPr>
+          <w:rFonts w:ascii="Calibri" w:eastAsia="Times New Roman" w:hAnsi="Calibri" w:cs="Arial"/>
+          <w:lang w:eastAsia="es-ES"/>
+        </w:rPr>
+        <w:tab/>
+        <w:t>nº</w:t>
+      </w:r>
+    </w:p>
+    <w:p>
+      <w:pPr>
+        <w:tabs>
+          <w:tab w:val="left" w:leader="dot" w:pos="7088"/>
+        </w:tabs>
         <w:spacing w:after="0" w:line="300" w:lineRule="exact"/>
-        <w:rPr>
-          <w:rFonts w:ascii="Calibri" w:eastAsia="Times New Roman" w:hAnsi="Calibri" w:cs="Arial"/>
-          <w:lang w:eastAsia="es-ES"/>
-        </w:rPr>
-      </w:pPr>
+        <w:ind w:left="720"/>
+        <w:rPr>
+          <w:rFonts w:ascii="Calibri" w:eastAsia="Times New Roman" w:hAnsi="Calibri" w:cs="Arial"/>
+          <w:lang w:eastAsia="es-ES"/>
+        </w:rPr>
+      </w:pPr>
+      <w:r>
+        <w:rPr>
+          <w:rFonts w:ascii="Calibri" w:eastAsia="Times New Roman" w:hAnsi="Calibri" w:cs="Arial"/>
+          <w:lang w:eastAsia="es-ES"/>
+        </w:rPr>
+        <w:t xml:space="preserve">4.2. </w:t>
+      </w:r>
+      <w:r>
+        <w:rPr>
+          <w:rFonts w:ascii="Calibri" w:eastAsia="Times New Roman" w:hAnsi="Calibri" w:cs="Arial"/>
+          <w:lang w:eastAsia="es-ES"/>
+        </w:rPr>
+        <w:t>Discusión</w:t>
+      </w:r>
       <w:r>
         <w:rPr>
           <w:rFonts w:ascii="Calibri" w:eastAsia="Times New Roman" w:hAnsi="Calibri" w:cs="Arial"/>
           <w:lang w:eastAsia="es-ES"/>
         </w:rPr>
         <w:tab/>
-      </w:r>
-    </w:p>
-    <w:p>
-      <w:pPr>
+        <w:t>nº</w:t>
+      </w:r>
+    </w:p>
+    <w:p>
+      <w:pPr>
+        <w:tabs>
+          <w:tab w:val="left" w:leader="dot" w:pos="7088"/>
+        </w:tabs>
         <w:spacing w:after="0" w:line="300" w:lineRule="exact"/>
-        <w:rPr>
-          <w:rFonts w:ascii="Calibri" w:eastAsia="Times New Roman" w:hAnsi="Calibri" w:cs="Arial"/>
-          <w:lang w:eastAsia="es-ES"/>
-        </w:rPr>
-      </w:pPr>
-    </w:p>
-    <w:p>
-      <w:pPr>
+        <w:ind w:left="720"/>
+        <w:rPr>
+          <w:rFonts w:ascii="Calibri" w:eastAsia="Times New Roman" w:hAnsi="Calibri" w:cs="Arial"/>
+          <w:lang w:eastAsia="es-ES"/>
+        </w:rPr>
+      </w:pPr>
+      <w:r>
+        <w:rPr>
+          <w:rFonts w:ascii="Calibri" w:eastAsia="Times New Roman" w:hAnsi="Calibri" w:cs="Arial"/>
+          <w:lang w:eastAsia="es-ES"/>
+        </w:rPr>
+        <w:t xml:space="preserve">4.2. </w:t>
+      </w:r>
+      <w:r>
+        <w:rPr>
+          <w:rFonts w:ascii="Calibri" w:eastAsia="Times New Roman" w:hAnsi="Calibri" w:cs="Arial"/>
+          <w:lang w:eastAsia="es-ES"/>
+        </w:rPr>
+        <w:t>Limitaciones</w:t>
+      </w:r>
+      <w:r>
+        <w:rPr>
+          <w:rFonts w:ascii="Calibri" w:eastAsia="Times New Roman" w:hAnsi="Calibri" w:cs="Arial"/>
+          <w:lang w:eastAsia="es-ES"/>
+        </w:rPr>
+        <w:tab/>
+        <w:t>nº</w:t>
+      </w:r>
+    </w:p>
+    <w:p>
+      <w:pPr>
+        <w:tabs>
+          <w:tab w:val="left" w:leader="dot" w:pos="7088"/>
+        </w:tabs>
         <w:spacing w:after="0" w:line="300" w:lineRule="exact"/>
-        <w:rPr>
-          <w:rFonts w:ascii="Calibri" w:eastAsia="Times New Roman" w:hAnsi="Calibri" w:cs="Arial"/>
-          <w:lang w:eastAsia="es-ES"/>
-        </w:rPr>
-      </w:pPr>
-    </w:p>
-    <w:p>
-      <w:pPr>
+        <w:ind w:left="1416"/>
+        <w:rPr>
+          <w:rFonts w:ascii="Calibri" w:eastAsia="Times New Roman" w:hAnsi="Calibri" w:cs="Arial"/>
+          <w:lang w:eastAsia="es-ES"/>
+        </w:rPr>
+      </w:pPr>
+    </w:p>
+    <w:p>
+      <w:pPr>
+        <w:tabs>
+          <w:tab w:val="left" w:leader="dot" w:pos="7088"/>
+        </w:tabs>
         <w:spacing w:after="0" w:line="300" w:lineRule="exact"/>
-        <w:rPr>
-          <w:rFonts w:ascii="Calibri" w:eastAsia="Times New Roman" w:hAnsi="Calibri" w:cs="Arial"/>
-          <w:lang w:eastAsia="es-ES"/>
-        </w:rPr>
-      </w:pPr>
-    </w:p>
-    <w:p>
-      <w:pPr>
+        <w:ind w:left="720"/>
+        <w:rPr>
+          <w:rFonts w:ascii="Calibri" w:eastAsia="Times New Roman" w:hAnsi="Calibri" w:cs="Arial"/>
+          <w:lang w:eastAsia="es-ES"/>
+        </w:rPr>
+      </w:pPr>
+    </w:p>
+    <w:p>
+      <w:pPr>
+        <w:tabs>
+          <w:tab w:val="left" w:leader="dot" w:pos="7088"/>
+        </w:tabs>
         <w:spacing w:after="0" w:line="300" w:lineRule="exact"/>
         <w:rPr>
           <w:rFonts w:ascii="Calibri" w:eastAsia="Times New Roman" w:hAnsi="Calibri" w:cs="Arial"/>
           <w:lang w:eastAsia="es-ES"/>
         </w:rPr>
       </w:pPr>
-    </w:p>
-    <w:p>
-      <w:pPr>
+      <w:r>
+        <w:rPr>
+          <w:rFonts w:ascii="Calibri" w:eastAsia="Times New Roman" w:hAnsi="Calibri" w:cs="Arial"/>
+          <w:lang w:eastAsia="es-ES"/>
+        </w:rPr>
+        <w:t>Conclusiones</w:t>
+      </w:r>
+      <w:r>
+        <w:rPr>
+          <w:rFonts w:ascii="Calibri" w:eastAsia="Times New Roman" w:hAnsi="Calibri" w:cs="Arial"/>
+          <w:lang w:eastAsia="es-ES"/>
+        </w:rPr>
+        <w:tab/>
+        <w:t>nº</w:t>
+      </w:r>
+    </w:p>
+    <w:p>
+      <w:pPr>
+        <w:tabs>
+          <w:tab w:val="left" w:leader="dot" w:pos="7088"/>
+        </w:tabs>
         <w:spacing w:after="0" w:line="300" w:lineRule="exact"/>
         <w:rPr>
           <w:rFonts w:ascii="Calibri" w:eastAsia="Times New Roman" w:hAnsi="Calibri" w:cs="Arial"/>
           <w:lang w:eastAsia="es-ES"/>
         </w:rPr>
       </w:pPr>
-    </w:p>
-    <w:p>
-      <w:pPr>
+      <w:r>
+        <w:rPr>
+          <w:rFonts w:ascii="Calibri" w:eastAsia="Times New Roman" w:hAnsi="Calibri" w:cs="Arial"/>
+          <w:lang w:eastAsia="es-ES"/>
+        </w:rPr>
+        <w:t>Posibles mejoras futuras del proyecto</w:t>
+      </w:r>
+      <w:r>
+        <w:rPr>
+          <w:rFonts w:ascii="Calibri" w:eastAsia="Times New Roman" w:hAnsi="Calibri" w:cs="Arial"/>
+          <w:lang w:eastAsia="es-ES"/>
+        </w:rPr>
+        <w:tab/>
+        <w:t>nº</w:t>
+      </w:r>
+    </w:p>
+    <w:p>
+      <w:pPr>
+        <w:tabs>
+          <w:tab w:val="left" w:leader="dot" w:pos="7088"/>
+        </w:tabs>
         <w:spacing w:after="0" w:line="300" w:lineRule="exact"/>
         <w:rPr>
           <w:rFonts w:ascii="Calibri" w:eastAsia="Times New Roman" w:hAnsi="Calibri" w:cs="Arial"/>
           <w:lang w:eastAsia="es-ES"/>
         </w:rPr>
       </w:pPr>
-    </w:p>
-    <w:p>
-      <w:pPr>
+      <w:r>
+        <w:rPr>
+          <w:rFonts w:ascii="Calibri" w:eastAsia="Times New Roman" w:hAnsi="Calibri" w:cs="Arial"/>
+          <w:lang w:eastAsia="es-ES"/>
+        </w:rPr>
+        <w:t>Bibliografía</w:t>
+      </w:r>
+      <w:r>
+        <w:rPr>
+          <w:rFonts w:ascii="Calibri" w:eastAsia="Times New Roman" w:hAnsi="Calibri" w:cs="Arial"/>
+          <w:lang w:eastAsia="es-ES"/>
+        </w:rPr>
+        <w:tab/>
+        <w:t>nº</w:t>
+      </w:r>
+    </w:p>
+    <w:p>
+      <w:pPr>
+        <w:tabs>
+          <w:tab w:val="left" w:leader="dot" w:pos="7088"/>
+        </w:tabs>
         <w:spacing w:after="0" w:line="300" w:lineRule="exact"/>
         <w:rPr>
           <w:rFonts w:ascii="Calibri" w:eastAsia="Times New Roman" w:hAnsi="Calibri" w:cs="Arial"/>
           <w:lang w:eastAsia="es-ES"/>
         </w:rPr>
       </w:pPr>
-    </w:p>
-    <w:p>
-      <w:pPr>
+      <w:r>
+        <w:rPr>
+          <w:rFonts w:ascii="Calibri" w:eastAsia="Times New Roman" w:hAnsi="Calibri" w:cs="Arial"/>
+          <w:lang w:eastAsia="es-ES"/>
+        </w:rPr>
+        <w:t>Índice de figuras (opcional)</w:t>
+      </w:r>
+      <w:r>
+        <w:rPr>
+          <w:rFonts w:ascii="Calibri" w:eastAsia="Times New Roman" w:hAnsi="Calibri" w:cs="Arial"/>
+          <w:lang w:eastAsia="es-ES"/>
+        </w:rPr>
+        <w:tab/>
+        <w:t>nº</w:t>
+      </w:r>
+    </w:p>
+    <w:p>
+      <w:pPr>
+        <w:tabs>
+          <w:tab w:val="left" w:leader="dot" w:pos="7088"/>
+        </w:tabs>
         <w:spacing w:after="0" w:line="300" w:lineRule="exact"/>
         <w:rPr>
           <w:rFonts w:ascii="Calibri" w:eastAsia="Times New Roman" w:hAnsi="Calibri" w:cs="Arial"/>
           <w:lang w:eastAsia="es-ES"/>
         </w:rPr>
       </w:pPr>
-    </w:p>
-    <w:p>
-      <w:pPr>
+      <w:r>
+        <w:rPr>
+          <w:rFonts w:ascii="Calibri" w:eastAsia="Times New Roman" w:hAnsi="Calibri" w:cs="Arial"/>
+          <w:lang w:eastAsia="es-ES"/>
+        </w:rPr>
+        <w:t>Índice de tablas (opcional)</w:t>
+      </w:r>
+      <w:r>
+        <w:rPr>
+          <w:rFonts w:ascii="Calibri" w:eastAsia="Times New Roman" w:hAnsi="Calibri" w:cs="Arial"/>
+          <w:lang w:eastAsia="es-ES"/>
+        </w:rPr>
+        <w:tab/>
+        <w:t>nº</w:t>
+      </w:r>
+    </w:p>
+    <w:p>
+      <w:pPr>
+        <w:tabs>
+          <w:tab w:val="left" w:leader="dot" w:pos="7088"/>
+        </w:tabs>
         <w:spacing w:after="0" w:line="300" w:lineRule="exact"/>
         <w:rPr>
           <w:rFonts w:ascii="Calibri" w:eastAsia="Times New Roman" w:hAnsi="Calibri" w:cs="Arial"/>
           <w:lang w:eastAsia="es-ES"/>
         </w:rPr>
       </w:pPr>
-    </w:p>
-    <w:p>
-      <w:pPr>
-        <w:spacing w:before="100" w:beforeAutospacing="1" w:after="100" w:afterAutospacing="1" w:line="240" w:lineRule="auto"/>
-        <w:rPr>
-          <w:rFonts w:ascii="Times New Roman" w:eastAsia="Times New Roman" w:hAnsi="Times New Roman" w:cs="Times New Roman"/>
-          <w:sz w:val="24"/>
-          <w:szCs w:val="24"/>
-          <w:lang w:val="es-CO" w:eastAsia="es-CO"/>
-        </w:rPr>
-      </w:pPr>
-      <w:r>
-        <w:rPr>
-          <w:rFonts w:ascii="Times New Roman" w:eastAsia="Times New Roman" w:hAnsi="Times New Roman" w:cs="Times New Roman"/>
-          <w:b/>
-          <w:bCs/>
-          <w:sz w:val="24"/>
-          <w:szCs w:val="24"/>
-          <w:lang w:val="es-CO" w:eastAsia="es-CO"/>
-        </w:rPr>
-        <w:t>ÍNDICE</w:t>
-      </w:r>
-    </w:p>
-    <w:p>
-      <w:pPr>
-        <w:spacing w:before="100" w:beforeAutospacing="1" w:after="100" w:afterAutospacing="1" w:line="240" w:lineRule="auto"/>
-        <w:rPr>
-          <w:rFonts w:ascii="Times New Roman" w:eastAsia="Times New Roman" w:hAnsi="Times New Roman" w:cs="Times New Roman"/>
-          <w:sz w:val="24"/>
-          <w:szCs w:val="24"/>
-          <w:lang w:val="es-CO" w:eastAsia="es-CO"/>
-        </w:rPr>
-      </w:pPr>
-      <w:r>
-        <w:rPr>
-          <w:rFonts w:ascii="Times New Roman" w:eastAsia="Times New Roman" w:hAnsi="Times New Roman" w:cs="Times New Roman"/>
-          <w:sz w:val="24"/>
-          <w:szCs w:val="24"/>
-          <w:lang w:val="es-CO" w:eastAsia="es-CO"/>
-        </w:rPr>
-        <w:t>Resumen y palabras clave</w:t>
-      </w:r>
-      <w:r>
-        <w:rPr>
-          <w:rFonts w:ascii="Times New Roman" w:eastAsia="Times New Roman" w:hAnsi="Times New Roman" w:cs="Times New Roman"/>
-          <w:sz w:val="24"/>
-          <w:szCs w:val="24"/>
-          <w:lang w:val="es-CO" w:eastAsia="es-CO"/>
-        </w:rPr>
-        <w:br/>
-        <w:t>Introducción</w:t>
-      </w:r>
-      <w:r>
-        <w:rPr>
-          <w:rFonts w:ascii="Times New Roman" w:eastAsia="Times New Roman" w:hAnsi="Times New Roman" w:cs="Times New Roman"/>
-          <w:sz w:val="24"/>
-          <w:szCs w:val="24"/>
-          <w:lang w:val="es-CO" w:eastAsia="es-CO"/>
-        </w:rPr>
-        <w:br/>
-        <w:t>Objetivos</w:t>
-      </w:r>
-      <w:r>
-        <w:rPr>
-          <w:rFonts w:ascii="Times New Roman" w:eastAsia="Times New Roman" w:hAnsi="Times New Roman" w:cs="Times New Roman"/>
-          <w:sz w:val="24"/>
-          <w:szCs w:val="24"/>
-          <w:lang w:val="es-CO" w:eastAsia="es-CO"/>
-        </w:rPr>
-        <w:br/>
-        <w:t>Metodología</w:t>
-      </w:r>
-    </w:p>
-    <w:p>
-      <w:pPr>
-        <w:spacing w:before="100" w:beforeAutospacing="1" w:after="100" w:afterAutospacing="1" w:line="240" w:lineRule="auto"/>
-        <w:rPr>
-          <w:rFonts w:ascii="Times New Roman" w:eastAsia="Times New Roman" w:hAnsi="Times New Roman" w:cs="Times New Roman"/>
-          <w:sz w:val="24"/>
-          <w:szCs w:val="24"/>
-          <w:lang w:val="es-CO" w:eastAsia="es-CO"/>
-        </w:rPr>
-      </w:pPr>
-      <w:r>
-        <w:rPr>
-          <w:rFonts w:ascii="Times New Roman" w:eastAsia="Times New Roman" w:hAnsi="Times New Roman" w:cs="Times New Roman"/>
-          <w:b/>
-          <w:bCs/>
-          <w:sz w:val="24"/>
-          <w:szCs w:val="24"/>
-          <w:lang w:val="es-CO" w:eastAsia="es-CO"/>
-        </w:rPr>
-        <w:t>1. MARCO TEÓRICO Y ESTADO DEL ARTE</w:t>
-      </w:r>
-      <w:r>
-        <w:rPr>
-          <w:rFonts w:ascii="Times New Roman" w:eastAsia="Times New Roman" w:hAnsi="Times New Roman" w:cs="Times New Roman"/>
-          <w:sz w:val="24"/>
-          <w:szCs w:val="24"/>
-          <w:lang w:val="es-CO" w:eastAsia="es-CO"/>
-        </w:rPr>
-        <w:br/>
-        <w:t>1.1. La amenaza UAS de baja altitud</w:t>
-      </w:r>
-      <w:r>
-        <w:rPr>
-          <w:rFonts w:ascii="Times New Roman" w:eastAsia="Times New Roman" w:hAnsi="Times New Roman" w:cs="Times New Roman"/>
-          <w:sz w:val="24"/>
-          <w:szCs w:val="24"/>
-          <w:lang w:val="es-CO" w:eastAsia="es-CO"/>
-        </w:rPr>
-        <w:br/>
-        <w:t>1.1.1. Clasificación de los sistemas aéreos no tripulados</w:t>
-      </w:r>
-      <w:r>
-        <w:rPr>
-          <w:rFonts w:ascii="Times New Roman" w:eastAsia="Times New Roman" w:hAnsi="Times New Roman" w:cs="Times New Roman"/>
-          <w:sz w:val="24"/>
-          <w:szCs w:val="24"/>
-          <w:lang w:val="es-CO" w:eastAsia="es-CO"/>
-        </w:rPr>
-        <w:br/>
-        <w:t>1.1.2. Tipología de la amenaza</w:t>
-      </w:r>
-      <w:r>
-        <w:rPr>
-          <w:rFonts w:ascii="Times New Roman" w:eastAsia="Times New Roman" w:hAnsi="Times New Roman" w:cs="Times New Roman"/>
-          <w:sz w:val="24"/>
-          <w:szCs w:val="24"/>
-          <w:lang w:val="es-CO" w:eastAsia="es-CO"/>
-        </w:rPr>
-        <w:br/>
-        <w:t>1.1.3. El caso colombiano</w:t>
-      </w:r>
-      <w:r>
-        <w:rPr>
-          <w:rFonts w:ascii="Times New Roman" w:eastAsia="Times New Roman" w:hAnsi="Times New Roman" w:cs="Times New Roman"/>
-          <w:sz w:val="24"/>
-          <w:szCs w:val="24"/>
-          <w:lang w:val="es-CO" w:eastAsia="es-CO"/>
-        </w:rPr>
-        <w:br/>
-        <w:t>1.2. Sistemas C-UAS: taxonomía y defensa por capas</w:t>
-      </w:r>
-      <w:r>
-        <w:rPr>
-          <w:rFonts w:ascii="Times New Roman" w:eastAsia="Times New Roman" w:hAnsi="Times New Roman" w:cs="Times New Roman"/>
-          <w:sz w:val="24"/>
-          <w:szCs w:val="24"/>
-          <w:lang w:val="es-CO" w:eastAsia="es-CO"/>
-        </w:rPr>
-        <w:br/>
-        <w:t>1.2.1. Sistemas de detección en C-UAS</w:t>
-      </w:r>
-      <w:r>
-        <w:rPr>
-          <w:rFonts w:ascii="Times New Roman" w:eastAsia="Times New Roman" w:hAnsi="Times New Roman" w:cs="Times New Roman"/>
-          <w:sz w:val="24"/>
-          <w:szCs w:val="24"/>
-          <w:lang w:val="es-CO" w:eastAsia="es-CO"/>
-        </w:rPr>
-        <w:br/>
-        <w:t>1.2.2. Sistemas de inhibición y neutralización</w:t>
-      </w:r>
-      <w:r>
-        <w:rPr>
-          <w:rFonts w:ascii="Times New Roman" w:eastAsia="Times New Roman" w:hAnsi="Times New Roman" w:cs="Times New Roman"/>
-          <w:sz w:val="24"/>
-          <w:szCs w:val="24"/>
-          <w:lang w:val="es-CO" w:eastAsia="es-CO"/>
-        </w:rPr>
-        <w:br/>
-        <w:t>1.3. Ingeniería y comportamientos de enjambres</w:t>
-      </w:r>
-      <w:r>
-        <w:rPr>
-          <w:rFonts w:ascii="Times New Roman" w:eastAsia="Times New Roman" w:hAnsi="Times New Roman" w:cs="Times New Roman"/>
-          <w:sz w:val="24"/>
-          <w:szCs w:val="24"/>
-          <w:lang w:val="es-CO" w:eastAsia="es-CO"/>
-        </w:rPr>
-        <w:br/>
-        <w:t>1.3.1. Leyes de Reynolds y algoritmo Boids</w:t>
-      </w:r>
-      <w:r>
-        <w:rPr>
-          <w:rFonts w:ascii="Times New Roman" w:eastAsia="Times New Roman" w:hAnsi="Times New Roman" w:cs="Times New Roman"/>
-          <w:sz w:val="24"/>
-          <w:szCs w:val="24"/>
-          <w:lang w:val="es-CO" w:eastAsia="es-CO"/>
-        </w:rPr>
-        <w:br/>
-        <w:t>1.4. Control cooperativo de sistemas multiagente</w:t>
-      </w:r>
-      <w:r>
-        <w:rPr>
-          <w:rFonts w:ascii="Times New Roman" w:eastAsia="Times New Roman" w:hAnsi="Times New Roman" w:cs="Times New Roman"/>
-          <w:sz w:val="24"/>
-          <w:szCs w:val="24"/>
-          <w:lang w:val="es-CO" w:eastAsia="es-CO"/>
-        </w:rPr>
-        <w:br/>
-        <w:t>1.4.1. Control cooperativo líder-seguidor y consenso</w:t>
-      </w:r>
-      <w:r>
-        <w:rPr>
-          <w:rFonts w:ascii="Times New Roman" w:eastAsia="Times New Roman" w:hAnsi="Times New Roman" w:cs="Times New Roman"/>
-          <w:sz w:val="24"/>
-          <w:szCs w:val="24"/>
-          <w:lang w:val="es-CO" w:eastAsia="es-CO"/>
-        </w:rPr>
-        <w:br/>
-        <w:t>1.5. Síntesis: el enjambre cooperativo como capa cinética</w:t>
-      </w:r>
-    </w:p>
-    <w:p>
-      <w:pPr>
-        <w:spacing w:before="100" w:beforeAutospacing="1" w:after="100" w:afterAutospacing="1" w:line="240" w:lineRule="auto"/>
-        <w:rPr>
-          <w:rFonts w:ascii="Times New Roman" w:eastAsia="Times New Roman" w:hAnsi="Times New Roman" w:cs="Times New Roman"/>
-          <w:sz w:val="24"/>
-          <w:szCs w:val="24"/>
-          <w:lang w:val="es-CO" w:eastAsia="es-CO"/>
-        </w:rPr>
-      </w:pPr>
-      <w:r>
-        <w:rPr>
-          <w:rFonts w:ascii="Times New Roman" w:eastAsia="Times New Roman" w:hAnsi="Times New Roman" w:cs="Times New Roman"/>
-          <w:b/>
-          <w:bCs/>
-          <w:sz w:val="24"/>
-          <w:szCs w:val="24"/>
-          <w:lang w:val="es-CO" w:eastAsia="es-CO"/>
-        </w:rPr>
-        <w:t>2. MODELADO Y CONTROL COOPERATIVO LÍDER-SEGUIDOR</w:t>
-      </w:r>
-      <w:r>
-        <w:rPr>
-          <w:rFonts w:ascii="Times New Roman" w:eastAsia="Times New Roman" w:hAnsi="Times New Roman" w:cs="Times New Roman"/>
-          <w:sz w:val="24"/>
-          <w:szCs w:val="24"/>
-          <w:lang w:val="es-CO" w:eastAsia="es-CO"/>
-        </w:rPr>
-        <w:br/>
-        <w:t>2.1. Planteamiento del problema de control</w:t>
-      </w:r>
-      <w:r>
-        <w:rPr>
-          <w:rFonts w:ascii="Times New Roman" w:eastAsia="Times New Roman" w:hAnsi="Times New Roman" w:cs="Times New Roman"/>
-          <w:sz w:val="24"/>
-          <w:szCs w:val="24"/>
-          <w:lang w:val="es-CO" w:eastAsia="es-CO"/>
-        </w:rPr>
-        <w:br/>
-        <w:t>2.2. Escenario y supuestos de modelado</w:t>
-      </w:r>
-      <w:r>
-        <w:rPr>
-          <w:rFonts w:ascii="Times New Roman" w:eastAsia="Times New Roman" w:hAnsi="Times New Roman" w:cs="Times New Roman"/>
-          <w:sz w:val="24"/>
-          <w:szCs w:val="24"/>
-          <w:lang w:val="es-CO" w:eastAsia="es-CO"/>
-        </w:rPr>
-        <w:br/>
-        <w:t>2.3. Modelo del dron hostil</w:t>
-      </w:r>
-      <w:r>
-        <w:rPr>
-          <w:rFonts w:ascii="Times New Roman" w:eastAsia="Times New Roman" w:hAnsi="Times New Roman" w:cs="Times New Roman"/>
-          <w:sz w:val="24"/>
-          <w:szCs w:val="24"/>
-          <w:lang w:val="es-CO" w:eastAsia="es-CO"/>
-        </w:rPr>
-        <w:br/>
-        <w:t>2.4. Modelo del enjambre defensor</w:t>
-      </w:r>
-      <w:r>
-        <w:rPr>
-          <w:rFonts w:ascii="Times New Roman" w:eastAsia="Times New Roman" w:hAnsi="Times New Roman" w:cs="Times New Roman"/>
-          <w:sz w:val="24"/>
-          <w:szCs w:val="24"/>
-          <w:lang w:val="es-CO" w:eastAsia="es-CO"/>
-        </w:rPr>
-        <w:br/>
-        <w:t>2.5. [Título de tu sección 2.5]</w:t>
-      </w:r>
-      <w:r>
-        <w:rPr>
-          <w:rFonts w:ascii="Times New Roman" w:eastAsia="Times New Roman" w:hAnsi="Times New Roman" w:cs="Times New Roman"/>
-          <w:sz w:val="24"/>
-          <w:szCs w:val="24"/>
-          <w:lang w:val="es-CO" w:eastAsia="es-CO"/>
-        </w:rPr>
-        <w:br/>
-        <w:t>2.6. [Título de tu sección 2.6, si la tienes]</w:t>
-      </w:r>
-    </w:p>
-    <w:p>
-      <w:pPr>
-        <w:spacing w:before="100" w:beforeAutospacing="1" w:after="100" w:afterAutospacing="1" w:line="240" w:lineRule="auto"/>
-        <w:rPr>
-          <w:rFonts w:ascii="Times New Roman" w:eastAsia="Times New Roman" w:hAnsi="Times New Roman" w:cs="Times New Roman"/>
-          <w:sz w:val="24"/>
-          <w:szCs w:val="24"/>
-          <w:lang w:val="es-CO" w:eastAsia="es-CO"/>
-        </w:rPr>
-      </w:pPr>
-      <w:r>
-        <w:rPr>
-          <w:rFonts w:ascii="Times New Roman" w:eastAsia="Times New Roman" w:hAnsi="Times New Roman" w:cs="Times New Roman"/>
-          <w:b/>
-          <w:bCs/>
-          <w:sz w:val="24"/>
-          <w:szCs w:val="24"/>
-          <w:lang w:val="es-CO" w:eastAsia="es-CO"/>
-        </w:rPr>
-        <w:t>3. ARQUITECTURA DE INTEGRACIÓN Y VALIDACIÓN EN SIMULACIÓN</w:t>
-      </w:r>
-      <w:r>
-        <w:rPr>
-          <w:rFonts w:ascii="Times New Roman" w:eastAsia="Times New Roman" w:hAnsi="Times New Roman" w:cs="Times New Roman"/>
-          <w:sz w:val="24"/>
-          <w:szCs w:val="24"/>
-          <w:lang w:val="es-CO" w:eastAsia="es-CO"/>
-        </w:rPr>
-        <w:br/>
-        <w:t>3.1. Arquitectura general de la co-simulación</w:t>
-      </w:r>
-      <w:r>
-        <w:rPr>
-          <w:rFonts w:ascii="Times New Roman" w:eastAsia="Times New Roman" w:hAnsi="Times New Roman" w:cs="Times New Roman"/>
-          <w:sz w:val="24"/>
-          <w:szCs w:val="24"/>
-          <w:lang w:val="es-CO" w:eastAsia="es-CO"/>
-        </w:rPr>
-        <w:br/>
-        <w:t>3.2. Comunicación entre MATLAB y CoppeliaSim</w:t>
-      </w:r>
-      <w:r>
-        <w:rPr>
-          <w:rFonts w:ascii="Times New Roman" w:eastAsia="Times New Roman" w:hAnsi="Times New Roman" w:cs="Times New Roman"/>
-          <w:sz w:val="24"/>
-          <w:szCs w:val="24"/>
-          <w:lang w:val="es-CO" w:eastAsia="es-CO"/>
-        </w:rPr>
-        <w:br/>
-        <w:t>3.3. Construcción de la escena</w:t>
-      </w:r>
-      <w:r>
-        <w:rPr>
-          <w:rFonts w:ascii="Times New Roman" w:eastAsia="Times New Roman" w:hAnsi="Times New Roman" w:cs="Times New Roman"/>
-          <w:sz w:val="24"/>
-          <w:szCs w:val="24"/>
-          <w:lang w:val="es-CO" w:eastAsia="es-CO"/>
-        </w:rPr>
-        <w:br/>
-        <w:t>3.4. Ciclo de ejecución</w:t>
-      </w:r>
-      <w:r>
-        <w:rPr>
-          <w:rFonts w:ascii="Times New Roman" w:eastAsia="Times New Roman" w:hAnsi="Times New Roman" w:cs="Times New Roman"/>
-          <w:sz w:val="24"/>
-          <w:szCs w:val="24"/>
-          <w:lang w:val="es-CO" w:eastAsia="es-CO"/>
-        </w:rPr>
-        <w:br/>
-        <w:t>3.5. Validación del comportamiento cinemático</w:t>
-      </w:r>
-    </w:p>
-    <w:p>
-      <w:pPr>
-        <w:spacing w:before="100" w:beforeAutospacing="1" w:after="100" w:afterAutospacing="1" w:line="240" w:lineRule="auto"/>
-        <w:rPr>
-          <w:rFonts w:ascii="Times New Roman" w:eastAsia="Times New Roman" w:hAnsi="Times New Roman" w:cs="Times New Roman"/>
-          <w:sz w:val="24"/>
-          <w:szCs w:val="24"/>
-          <w:lang w:val="es-CO" w:eastAsia="es-CO"/>
-        </w:rPr>
-      </w:pPr>
-      <w:r>
-        <w:rPr>
-          <w:rFonts w:ascii="Times New Roman" w:eastAsia="Times New Roman" w:hAnsi="Times New Roman" w:cs="Times New Roman"/>
-          <w:b/>
-          <w:bCs/>
-          <w:sz w:val="24"/>
-          <w:szCs w:val="24"/>
-          <w:lang w:val="es-CO" w:eastAsia="es-CO"/>
-        </w:rPr>
-        <w:t>4. EVALUACIÓN DE DESEMPEÑO Y ANÁLISIS DE RESULTADOS</w:t>
-      </w:r>
-      <w:r>
-        <w:rPr>
-          <w:rFonts w:ascii="Times New Roman" w:eastAsia="Times New Roman" w:hAnsi="Times New Roman" w:cs="Times New Roman"/>
-          <w:sz w:val="24"/>
-          <w:szCs w:val="24"/>
-          <w:lang w:val="es-CO" w:eastAsia="es-CO"/>
-        </w:rPr>
-        <w:br/>
-        <w:t>4.1. Indicadores de desempeño</w:t>
-      </w:r>
-      <w:r>
-        <w:rPr>
-          <w:rFonts w:ascii="Times New Roman" w:eastAsia="Times New Roman" w:hAnsi="Times New Roman" w:cs="Times New Roman"/>
-          <w:sz w:val="24"/>
-          <w:szCs w:val="24"/>
-          <w:lang w:val="es-CO" w:eastAsia="es-CO"/>
-        </w:rPr>
-        <w:br/>
-        <w:t>4.2. Procedimiento de evaluación</w:t>
-      </w:r>
-      <w:r>
-        <w:rPr>
-          <w:rFonts w:ascii="Times New Roman" w:eastAsia="Times New Roman" w:hAnsi="Times New Roman" w:cs="Times New Roman"/>
-          <w:sz w:val="24"/>
-          <w:szCs w:val="24"/>
-          <w:lang w:val="es-CO" w:eastAsia="es-CO"/>
-        </w:rPr>
-        <w:br/>
-        <w:t>4.3. Resultados</w:t>
-      </w:r>
-      <w:r>
-        <w:rPr>
-          <w:rFonts w:ascii="Times New Roman" w:eastAsia="Times New Roman" w:hAnsi="Times New Roman" w:cs="Times New Roman"/>
-          <w:sz w:val="24"/>
-          <w:szCs w:val="24"/>
-          <w:lang w:val="es-CO" w:eastAsia="es-CO"/>
-        </w:rPr>
-        <w:br/>
-        <w:t>4.3.1. Efectividad de la defensa</w:t>
-      </w:r>
-      <w:r>
-        <w:rPr>
-          <w:rFonts w:ascii="Times New Roman" w:eastAsia="Times New Roman" w:hAnsi="Times New Roman" w:cs="Times New Roman"/>
-          <w:sz w:val="24"/>
-          <w:szCs w:val="24"/>
-          <w:lang w:val="es-CO" w:eastAsia="es-CO"/>
-        </w:rPr>
-        <w:br/>
-        <w:t>4.3.2. Tiempo de respuesta</w:t>
-      </w:r>
-      <w:r>
-        <w:rPr>
-          <w:rFonts w:ascii="Times New Roman" w:eastAsia="Times New Roman" w:hAnsi="Times New Roman" w:cs="Times New Roman"/>
-          <w:sz w:val="24"/>
-          <w:szCs w:val="24"/>
-          <w:lang w:val="es-CO" w:eastAsia="es-CO"/>
-        </w:rPr>
-        <w:br/>
-        <w:t>4.3.3. Seguridad entre agentes propios</w:t>
-      </w:r>
-      <w:r>
-        <w:rPr>
-          <w:rFonts w:ascii="Times New Roman" w:eastAsia="Times New Roman" w:hAnsi="Times New Roman" w:cs="Times New Roman"/>
-          <w:sz w:val="24"/>
-          <w:szCs w:val="24"/>
-          <w:lang w:val="es-CO" w:eastAsia="es-CO"/>
-        </w:rPr>
-        <w:br/>
-        <w:t>4.3.4. Análisis de sensibilidad al radio de contacto</w:t>
-      </w:r>
-      <w:r>
-        <w:rPr>
-          <w:rFonts w:ascii="Times New Roman" w:eastAsia="Times New Roman" w:hAnsi="Times New Roman" w:cs="Times New Roman"/>
-          <w:sz w:val="24"/>
-          <w:szCs w:val="24"/>
-          <w:lang w:val="es-CO" w:eastAsia="es-CO"/>
-        </w:rPr>
-        <w:br/>
-        <w:t>4.4. Discusión</w:t>
-      </w:r>
-      <w:r>
-        <w:rPr>
-          <w:rFonts w:ascii="Times New Roman" w:eastAsia="Times New Roman" w:hAnsi="Times New Roman" w:cs="Times New Roman"/>
-          <w:sz w:val="24"/>
-          <w:szCs w:val="24"/>
-          <w:lang w:val="es-CO" w:eastAsia="es-CO"/>
-        </w:rPr>
-        <w:br/>
-        <w:t>4.5. Limitaciones</w:t>
-      </w:r>
-    </w:p>
-    <w:p>
-      <w:pPr>
-        <w:spacing w:before="100" w:beforeAutospacing="1" w:after="100" w:afterAutospacing="1" w:line="240" w:lineRule="auto"/>
-        <w:rPr>
-          <w:rFonts w:ascii="Times New Roman" w:eastAsia="Times New Roman" w:hAnsi="Times New Roman" w:cs="Times New Roman"/>
-          <w:sz w:val="24"/>
-          <w:szCs w:val="24"/>
-          <w:lang w:val="es-CO" w:eastAsia="es-CO"/>
-        </w:rPr>
-      </w:pPr>
-      <w:r>
-        <w:rPr>
-          <w:rFonts w:ascii="Times New Roman" w:eastAsia="Times New Roman" w:hAnsi="Times New Roman" w:cs="Times New Roman"/>
-          <w:sz w:val="24"/>
-          <w:szCs w:val="24"/>
-          <w:lang w:val="es-CO" w:eastAsia="es-CO"/>
-        </w:rPr>
-        <w:lastRenderedPageBreak/>
-        <w:t>Conclusiones</w:t>
-      </w:r>
-      <w:r>
-        <w:rPr>
-          <w:rFonts w:ascii="Times New Roman" w:eastAsia="Times New Roman" w:hAnsi="Times New Roman" w:cs="Times New Roman"/>
-          <w:sz w:val="24"/>
-          <w:szCs w:val="24"/>
-          <w:lang w:val="es-CO" w:eastAsia="es-CO"/>
-        </w:rPr>
-        <w:br/>
-        <w:t>Posibles mejoras futuras del proyecto</w:t>
-      </w:r>
-      <w:r>
-        <w:rPr>
-          <w:rFonts w:ascii="Times New Roman" w:eastAsia="Times New Roman" w:hAnsi="Times New Roman" w:cs="Times New Roman"/>
-          <w:sz w:val="24"/>
-          <w:szCs w:val="24"/>
-          <w:lang w:val="es-CO" w:eastAsia="es-CO"/>
-        </w:rPr>
-        <w:br/>
-        <w:t>Bibliografía</w:t>
-      </w:r>
-      <w:r>
-        <w:rPr>
-          <w:rFonts w:ascii="Times New Roman" w:eastAsia="Times New Roman" w:hAnsi="Times New Roman" w:cs="Times New Roman"/>
-          <w:sz w:val="24"/>
-          <w:szCs w:val="24"/>
-          <w:lang w:val="es-CO" w:eastAsia="es-CO"/>
-        </w:rPr>
-        <w:br/>
-        <w:t>Índice de figuras</w:t>
-      </w:r>
-      <w:r>
-        <w:rPr>
-          <w:rFonts w:ascii="Times New Roman" w:eastAsia="Times New Roman" w:hAnsi="Times New Roman" w:cs="Times New Roman"/>
-          <w:sz w:val="24"/>
-          <w:szCs w:val="24"/>
-          <w:lang w:val="es-CO" w:eastAsia="es-CO"/>
-        </w:rPr>
-        <w:br/>
-        <w:t>Índice de tablas</w:t>
-      </w:r>
-      <w:r>
-        <w:rPr>
-          <w:rFonts w:ascii="Times New Roman" w:eastAsia="Times New Roman" w:hAnsi="Times New Roman" w:cs="Times New Roman"/>
-          <w:sz w:val="24"/>
-          <w:szCs w:val="24"/>
-          <w:lang w:val="es-CO" w:eastAsia="es-CO"/>
-        </w:rPr>
-        <w:br/>
-        <w:t>Anexos</w:t>
-      </w:r>
+      <w:r>
+        <w:rPr>
+          <w:rFonts w:ascii="Calibri" w:eastAsia="Times New Roman" w:hAnsi="Calibri" w:cs="Arial"/>
+          <w:lang w:eastAsia="es-ES"/>
+        </w:rPr>
+        <w:t>Anexo (opcional)</w:t>
+      </w:r>
+      <w:r>
+        <w:rPr>
+          <w:rFonts w:ascii="Calibri" w:eastAsia="Times New Roman" w:hAnsi="Calibri" w:cs="Arial"/>
+          <w:lang w:eastAsia="es-ES"/>
+        </w:rPr>
+        <w:tab/>
+        <w:t>nº</w:t>
+      </w:r>
+    </w:p>
+    <w:p>
+      <w:pPr>
+        <w:spacing w:after="0" w:line="300" w:lineRule="exact"/>
+        <w:rPr>
+          <w:rFonts w:ascii="Calibri" w:eastAsia="Times New Roman" w:hAnsi="Calibri" w:cs="Arial"/>
+          <w:lang w:eastAsia="es-ES"/>
+        </w:rPr>
+      </w:pPr>
+    </w:p>
+    <w:p>
+      <w:pPr>
+        <w:spacing w:after="0" w:line="300" w:lineRule="exact"/>
+        <w:rPr>
+          <w:rFonts w:ascii="Calibri" w:eastAsia="Times New Roman" w:hAnsi="Calibri" w:cs="Arial"/>
+          <w:lang w:eastAsia="es-ES"/>
+        </w:rPr>
+      </w:pPr>
+      <w:r>
+        <w:rPr>
+          <w:rFonts w:ascii="Calibri" w:eastAsia="Times New Roman" w:hAnsi="Calibri" w:cs="Arial"/>
+          <w:lang w:eastAsia="es-ES"/>
+        </w:rPr>
+        <w:tab/>
+      </w:r>
+    </w:p>
+    <w:p>
+      <w:pPr>
+        <w:spacing w:after="0" w:line="300" w:lineRule="exact"/>
+        <w:rPr>
+          <w:rFonts w:ascii="Calibri" w:eastAsia="Times New Roman" w:hAnsi="Calibri" w:cs="Arial"/>
+          <w:lang w:eastAsia="es-ES"/>
+        </w:rPr>
+      </w:pPr>
+    </w:p>
+    <w:p>
+      <w:pPr>
+        <w:spacing w:after="0" w:line="300" w:lineRule="exact"/>
+        <w:rPr>
+          <w:rFonts w:ascii="Calibri" w:eastAsia="Times New Roman" w:hAnsi="Calibri" w:cs="Arial"/>
+          <w:lang w:eastAsia="es-ES"/>
+        </w:rPr>
+      </w:pPr>
+    </w:p>
+    <w:p>
+      <w:pPr>
+        <w:spacing w:after="0" w:line="300" w:lineRule="exact"/>
+        <w:rPr>
+          <w:rFonts w:ascii="Calibri" w:eastAsia="Times New Roman" w:hAnsi="Calibri" w:cs="Arial"/>
+          <w:lang w:eastAsia="es-ES"/>
+        </w:rPr>
+      </w:pPr>
+    </w:p>
+    <w:p>
+      <w:pPr>
+        <w:spacing w:after="0" w:line="300" w:lineRule="exact"/>
+        <w:rPr>
+          <w:rFonts w:ascii="Calibri" w:eastAsia="Times New Roman" w:hAnsi="Calibri" w:cs="Arial"/>
+          <w:lang w:eastAsia="es-ES"/>
+        </w:rPr>
+      </w:pPr>
+    </w:p>
+    <w:p>
+      <w:pPr>
+        <w:spacing w:after="0" w:line="300" w:lineRule="exact"/>
+        <w:rPr>
+          <w:rFonts w:ascii="Calibri" w:eastAsia="Times New Roman" w:hAnsi="Calibri" w:cs="Arial"/>
+          <w:lang w:eastAsia="es-ES"/>
+        </w:rPr>
+      </w:pPr>
+    </w:p>
+    <w:p>
+      <w:pPr>
+        <w:spacing w:after="0" w:line="300" w:lineRule="exact"/>
+        <w:rPr>
+          <w:rFonts w:ascii="Calibri" w:eastAsia="Times New Roman" w:hAnsi="Calibri" w:cs="Arial"/>
+          <w:lang w:eastAsia="es-ES"/>
+        </w:rPr>
+      </w:pPr>
+    </w:p>
+    <w:p>
+      <w:pPr>
+        <w:spacing w:after="0" w:line="300" w:lineRule="exact"/>
+        <w:rPr>
+          <w:rFonts w:ascii="Calibri" w:eastAsia="Times New Roman" w:hAnsi="Calibri" w:cs="Arial"/>
+          <w:lang w:eastAsia="es-ES"/>
+        </w:rPr>
+      </w:pPr>
+    </w:p>
+    <w:p>
+      <w:pPr>
+        <w:spacing w:after="0" w:line="300" w:lineRule="exact"/>
+        <w:rPr>
+          <w:rFonts w:ascii="Calibri" w:eastAsia="Times New Roman" w:hAnsi="Calibri" w:cs="Arial"/>
+          <w:lang w:eastAsia="es-ES"/>
+        </w:rPr>
+      </w:pPr>
+    </w:p>
+    <w:p>
+      <w:pPr>
+        <w:spacing w:after="0" w:line="300" w:lineRule="exact"/>
+        <w:rPr>
+          <w:rFonts w:ascii="Calibri" w:eastAsia="Times New Roman" w:hAnsi="Calibri" w:cs="Arial"/>
+          <w:lang w:eastAsia="es-ES"/>
+        </w:rPr>
+      </w:pPr>
     </w:p>
     <w:p>
       <w:pPr>
@@ -3153,7 +3444,7 @@
       <w:pPr>
         <w:pStyle w:val="Ttulo2"/>
       </w:pPr>
-      <w:bookmarkStart w:id="0" w:name="objetivo-general"/>
+      <w:bookmarkStart w:id="2" w:name="objetivo-general"/>
       <w:r>
         <w:t>Objetivo general</w:t>
       </w:r>
@@ -3240,7 +3531,7 @@
         <w:t>Evaluar el desempeño del sistema mediante simulaciones de interceptación y neutralización de drones hostiles, determinando las rutas de intercepción y la probabilidad de derribo.</w:t>
       </w:r>
     </w:p>
-    <w:bookmarkEnd w:id="0"/>
+    <w:bookmarkEnd w:id="2"/>
     <w:p>
       <w:pPr>
         <w:spacing w:line="240" w:lineRule="auto"/>
@@ -4688,23 +4979,7 @@
           <w:rFonts w:ascii="Calibri" w:eastAsia="Times New Roman" w:hAnsi="Calibri" w:cs="Arial"/>
           <w:lang w:eastAsia="es-ES"/>
         </w:rPr>
-        <w:t>La amenaza que motiva este trabajo se concentra en la Clase I, y en particular en sus subcategorías más ligeras. Por su tamaño, estos sistemas suelen ser portátiles, se lanzan a mano y los opera una sola persona, lo que permite emplearlos con gran rapidez (GlobalSecurity, [</w:t>
-      </w:r>
-      <w:bookmarkStart w:id="1" w:name="_GoBack"/>
-      <w:r>
-        <w:rPr>
-          <w:rFonts w:ascii="Calibri" w:eastAsia="Times New Roman" w:hAnsi="Calibri" w:cs="Arial"/>
-          <w:lang w:eastAsia="es-ES"/>
-        </w:rPr>
-        <w:t>año</w:t>
-      </w:r>
-      <w:bookmarkEnd w:id="1"/>
-      <w:r>
-        <w:rPr>
-          <w:rFonts w:ascii="Calibri" w:eastAsia="Times New Roman" w:hAnsi="Calibri" w:cs="Arial"/>
-          <w:lang w:eastAsia="es-ES"/>
-        </w:rPr>
-        <w:t>]). Se trata, en su mayoría, de drones comerciales de ala rotatoria, fáciles de adquirir y de operar, que vuelan a baja altitud y presentan una firma reducida frente a los sensores convencionales de defensa aérea.</w:t>
+        <w:t>La amenaza que motiva este trabajo se concentra en la Clase I, y en particular en sus subcategorías más ligeras. Por su tamaño, estos sistemas suelen ser portátiles, se lanzan a mano y los opera una sola persona, lo que permite emplearlos con gran rapidez (GlobalSecurity, [año]). Se trata, en su mayoría, de drones comerciales de ala rotatoria, fáciles de adquirir y de operar, que vuelan a baja altitud y presentan una firma reducida frente a los sensores convencionales de defensa aérea.</w:t>
       </w:r>
     </w:p>
     <w:p>
@@ -19973,7 +20248,7 @@
   <w:style w:type="paragraph" w:default="1" w:styleId="Normal">
     <w:name w:val="Normal"/>
     <w:qFormat/>
-    <w:rsid w:val="00E7310C"/>
+    <w:rsid w:val="007F6871"/>
   </w:style>
   <w:style w:type="paragraph" w:styleId="Ttulo2">
     <w:name w:val="heading 2"/>
